--- a/Documento tecnico.docx
+++ b/Documento tecnico.docx
@@ -616,7 +616,7 @@
           <w:noProof/>
           <w:sz w:val="22"/>
           <w:szCs w:val="22"/>
-          <w:lang w:eastAsia="es-MX"/>
+          <w:lang w:val="en-US"/>
         </w:rPr>
       </w:pPr>
       <w:r>
@@ -628,7 +628,7 @@
       <w:r>
         <w:fldChar w:fldCharType="separate"/>
       </w:r>
-      <w:hyperlink w:anchor="_Toc231342267" w:history="1">
+      <w:hyperlink w:anchor="_Toc231892412" w:history="1">
         <w:r>
           <w:rPr>
             <w:rStyle w:val="Hipervnculo"/>
@@ -655,7 +655,7 @@
             <w:noProof/>
             <w:webHidden/>
           </w:rPr>
-          <w:instrText xml:space="preserve"> PAGEREF _Toc231342267 \h </w:instrText>
+          <w:instrText xml:space="preserve"> PAGEREF _Toc231892412 \h </w:instrText>
         </w:r>
         <w:r>
           <w:rPr>
@@ -697,10 +697,10 @@
           <w:noProof/>
           <w:sz w:val="22"/>
           <w:szCs w:val="22"/>
-          <w:lang w:eastAsia="es-MX"/>
-        </w:rPr>
-      </w:pPr>
-      <w:hyperlink w:anchor="_Toc231342268" w:history="1">
+          <w:lang w:val="en-US"/>
+        </w:rPr>
+      </w:pPr>
+      <w:hyperlink w:anchor="_Toc231892413" w:history="1">
         <w:r>
           <w:rPr>
             <w:rStyle w:val="Hipervnculo"/>
@@ -727,7 +727,7 @@
             <w:noProof/>
             <w:webHidden/>
           </w:rPr>
-          <w:instrText xml:space="preserve"> PAGEREF _Toc231342268 \h </w:instrText>
+          <w:instrText xml:space="preserve"> PAGEREF _Toc231892413 \h </w:instrText>
         </w:r>
         <w:r>
           <w:rPr>
@@ -769,10 +769,10 @@
           <w:noProof/>
           <w:sz w:val="22"/>
           <w:szCs w:val="22"/>
-          <w:lang w:eastAsia="es-MX"/>
-        </w:rPr>
-      </w:pPr>
-      <w:hyperlink w:anchor="_Toc231342269" w:history="1">
+          <w:lang w:val="en-US"/>
+        </w:rPr>
+      </w:pPr>
+      <w:hyperlink w:anchor="_Toc231892414" w:history="1">
         <w:r>
           <w:rPr>
             <w:rStyle w:val="Hipervnculo"/>
@@ -799,7 +799,7 @@
             <w:noProof/>
             <w:webHidden/>
           </w:rPr>
-          <w:instrText xml:space="preserve"> PAGEREF _Toc231342269 \h </w:instrText>
+          <w:instrText xml:space="preserve"> PAGEREF _Toc231892414 \h </w:instrText>
         </w:r>
         <w:r>
           <w:rPr>
@@ -841,10 +841,10 @@
           <w:noProof/>
           <w:sz w:val="22"/>
           <w:szCs w:val="22"/>
-          <w:lang w:eastAsia="es-MX"/>
-        </w:rPr>
-      </w:pPr>
-      <w:hyperlink w:anchor="_Toc231342270" w:history="1">
+          <w:lang w:val="en-US"/>
+        </w:rPr>
+      </w:pPr>
+      <w:hyperlink w:anchor="_Toc231892415" w:history="1">
         <w:r>
           <w:rPr>
             <w:rStyle w:val="Hipervnculo"/>
@@ -871,7 +871,7 @@
             <w:noProof/>
             <w:webHidden/>
           </w:rPr>
-          <w:instrText xml:space="preserve"> PAGEREF _Toc231342270 \h </w:instrText>
+          <w:instrText xml:space="preserve"> PAGEREF _Toc231892415 \h </w:instrText>
         </w:r>
         <w:r>
           <w:rPr>
@@ -891,7 +891,7 @@
             <w:noProof/>
             <w:webHidden/>
           </w:rPr>
-          <w:t>1</w:t>
+          <w:t>2</w:t>
         </w:r>
         <w:r>
           <w:rPr>
@@ -913,10 +913,10 @@
           <w:noProof/>
           <w:sz w:val="22"/>
           <w:szCs w:val="22"/>
-          <w:lang w:eastAsia="es-MX"/>
-        </w:rPr>
-      </w:pPr>
-      <w:hyperlink w:anchor="_Toc231342271" w:history="1">
+          <w:lang w:val="en-US"/>
+        </w:rPr>
+      </w:pPr>
+      <w:hyperlink w:anchor="_Toc231892416" w:history="1">
         <w:r>
           <w:rPr>
             <w:rStyle w:val="Hipervnculo"/>
@@ -943,7 +943,7 @@
             <w:noProof/>
             <w:webHidden/>
           </w:rPr>
-          <w:instrText xml:space="preserve"> PAGEREF _Toc231342271 \h </w:instrText>
+          <w:instrText xml:space="preserve"> PAGEREF _Toc231892416 \h </w:instrText>
         </w:r>
         <w:r>
           <w:rPr>
@@ -982,10 +982,10 @@
           <w:noProof/>
           <w:sz w:val="22"/>
           <w:szCs w:val="22"/>
-          <w:lang w:eastAsia="es-MX"/>
-        </w:rPr>
-      </w:pPr>
-      <w:hyperlink w:anchor="_Toc231342272" w:history="1">
+          <w:lang w:val="en-US"/>
+        </w:rPr>
+      </w:pPr>
+      <w:hyperlink w:anchor="_Toc231892417" w:history="1">
         <w:r>
           <w:rPr>
             <w:rStyle w:val="Hipervnculo"/>
@@ -1012,7 +1012,7 @@
             <w:noProof/>
             <w:webHidden/>
           </w:rPr>
-          <w:instrText xml:space="preserve"> PAGEREF _Toc231342272 \h </w:instrText>
+          <w:instrText xml:space="preserve"> PAGEREF _Toc231892417 \h </w:instrText>
         </w:r>
         <w:r>
           <w:rPr>
@@ -1051,10 +1051,10 @@
           <w:noProof/>
           <w:sz w:val="22"/>
           <w:szCs w:val="22"/>
-          <w:lang w:eastAsia="es-MX"/>
-        </w:rPr>
-      </w:pPr>
-      <w:hyperlink w:anchor="_Toc231342273" w:history="1">
+          <w:lang w:val="en-US"/>
+        </w:rPr>
+      </w:pPr>
+      <w:hyperlink w:anchor="_Toc231892418" w:history="1">
         <w:r>
           <w:rPr>
             <w:rStyle w:val="Hipervnculo"/>
@@ -1081,7 +1081,7 @@
             <w:noProof/>
             <w:webHidden/>
           </w:rPr>
-          <w:instrText xml:space="preserve"> PAGEREF _Toc231342273 \h </w:instrText>
+          <w:instrText xml:space="preserve"> PAGEREF _Toc231892418 \h </w:instrText>
         </w:r>
         <w:r>
           <w:rPr>
@@ -1123,10 +1123,10 @@
           <w:noProof/>
           <w:sz w:val="22"/>
           <w:szCs w:val="22"/>
-          <w:lang w:eastAsia="es-MX"/>
-        </w:rPr>
-      </w:pPr>
-      <w:hyperlink w:anchor="_Toc231342274" w:history="1">
+          <w:lang w:val="en-US"/>
+        </w:rPr>
+      </w:pPr>
+      <w:hyperlink w:anchor="_Toc231892419" w:history="1">
         <w:r>
           <w:rPr>
             <w:rStyle w:val="Hipervnculo"/>
@@ -1153,7 +1153,7 @@
             <w:noProof/>
             <w:webHidden/>
           </w:rPr>
-          <w:instrText xml:space="preserve"> PAGEREF _Toc231342274 \h </w:instrText>
+          <w:instrText xml:space="preserve"> PAGEREF _Toc231892419 \h </w:instrText>
         </w:r>
         <w:r>
           <w:rPr>
@@ -1195,10 +1195,10 @@
           <w:noProof/>
           <w:sz w:val="22"/>
           <w:szCs w:val="22"/>
-          <w:lang w:eastAsia="es-MX"/>
-        </w:rPr>
-      </w:pPr>
-      <w:hyperlink w:anchor="_Toc231342275" w:history="1">
+          <w:lang w:val="en-US"/>
+        </w:rPr>
+      </w:pPr>
+      <w:hyperlink w:anchor="_Toc231892420" w:history="1">
         <w:r>
           <w:rPr>
             <w:rStyle w:val="Hipervnculo"/>
@@ -1225,7 +1225,7 @@
             <w:noProof/>
             <w:webHidden/>
           </w:rPr>
-          <w:instrText xml:space="preserve"> PAGEREF _Toc231342275 \h </w:instrText>
+          <w:instrText xml:space="preserve"> PAGEREF _Toc231892420 \h </w:instrText>
         </w:r>
         <w:r>
           <w:rPr>
@@ -1267,10 +1267,10 @@
           <w:noProof/>
           <w:sz w:val="22"/>
           <w:szCs w:val="22"/>
-          <w:lang w:eastAsia="es-MX"/>
-        </w:rPr>
-      </w:pPr>
-      <w:hyperlink w:anchor="_Toc231342276" w:history="1">
+          <w:lang w:val="en-US"/>
+        </w:rPr>
+      </w:pPr>
+      <w:hyperlink w:anchor="_Toc231892421" w:history="1">
         <w:r>
           <w:rPr>
             <w:rStyle w:val="Hipervnculo"/>
@@ -1297,7 +1297,7 @@
             <w:noProof/>
             <w:webHidden/>
           </w:rPr>
-          <w:instrText xml:space="preserve"> PAGEREF _Toc231342276 \h </w:instrText>
+          <w:instrText xml:space="preserve"> PAGEREF _Toc231892421 \h </w:instrText>
         </w:r>
         <w:r>
           <w:rPr>
@@ -1339,10 +1339,10 @@
           <w:noProof/>
           <w:sz w:val="22"/>
           <w:szCs w:val="22"/>
-          <w:lang w:eastAsia="es-MX"/>
-        </w:rPr>
-      </w:pPr>
-      <w:hyperlink w:anchor="_Toc231342277" w:history="1">
+          <w:lang w:val="en-US"/>
+        </w:rPr>
+      </w:pPr>
+      <w:hyperlink w:anchor="_Toc231892422" w:history="1">
         <w:r>
           <w:rPr>
             <w:rStyle w:val="Hipervnculo"/>
@@ -1369,7 +1369,7 @@
             <w:noProof/>
             <w:webHidden/>
           </w:rPr>
-          <w:instrText xml:space="preserve"> PAGEREF _Toc231342277 \h </w:instrText>
+          <w:instrText xml:space="preserve"> PAGEREF _Toc231892422 \h </w:instrText>
         </w:r>
         <w:r>
           <w:rPr>
@@ -1411,10 +1411,10 @@
           <w:noProof/>
           <w:sz w:val="22"/>
           <w:szCs w:val="22"/>
-          <w:lang w:eastAsia="es-MX"/>
-        </w:rPr>
-      </w:pPr>
-      <w:hyperlink w:anchor="_Toc231342278" w:history="1">
+          <w:lang w:val="en-US"/>
+        </w:rPr>
+      </w:pPr>
+      <w:hyperlink w:anchor="_Toc231892423" w:history="1">
         <w:r>
           <w:rPr>
             <w:rStyle w:val="Hipervnculo"/>
@@ -1441,7 +1441,7 @@
             <w:noProof/>
             <w:webHidden/>
           </w:rPr>
-          <w:instrText xml:space="preserve"> PAGEREF _Toc231342278 \h </w:instrText>
+          <w:instrText xml:space="preserve"> PAGEREF _Toc231892423 \h </w:instrText>
         </w:r>
         <w:r>
           <w:rPr>
@@ -1483,10 +1483,10 @@
           <w:noProof/>
           <w:sz w:val="22"/>
           <w:szCs w:val="22"/>
-          <w:lang w:eastAsia="es-MX"/>
-        </w:rPr>
-      </w:pPr>
-      <w:hyperlink w:anchor="_Toc231342279" w:history="1">
+          <w:lang w:val="en-US"/>
+        </w:rPr>
+      </w:pPr>
+      <w:hyperlink w:anchor="_Toc231892424" w:history="1">
         <w:r>
           <w:rPr>
             <w:rStyle w:val="Hipervnculo"/>
@@ -1513,7 +1513,7 @@
             <w:noProof/>
             <w:webHidden/>
           </w:rPr>
-          <w:instrText xml:space="preserve"> PAGEREF _Toc231342279 \h </w:instrText>
+          <w:instrText xml:space="preserve"> PAGEREF _Toc231892424 \h </w:instrText>
         </w:r>
         <w:r>
           <w:rPr>
@@ -1555,10 +1555,10 @@
           <w:noProof/>
           <w:sz w:val="22"/>
           <w:szCs w:val="22"/>
-          <w:lang w:eastAsia="es-MX"/>
-        </w:rPr>
-      </w:pPr>
-      <w:hyperlink w:anchor="_Toc231342280" w:history="1">
+          <w:lang w:val="en-US"/>
+        </w:rPr>
+      </w:pPr>
+      <w:hyperlink w:anchor="_Toc231892425" w:history="1">
         <w:r>
           <w:rPr>
             <w:rStyle w:val="Hipervnculo"/>
@@ -1585,7 +1585,7 @@
             <w:noProof/>
             <w:webHidden/>
           </w:rPr>
-          <w:instrText xml:space="preserve"> PAGEREF _Toc231342280 \h </w:instrText>
+          <w:instrText xml:space="preserve"> PAGEREF _Toc231892425 \h </w:instrText>
         </w:r>
         <w:r>
           <w:rPr>
@@ -1627,10 +1627,10 @@
           <w:noProof/>
           <w:sz w:val="22"/>
           <w:szCs w:val="22"/>
-          <w:lang w:eastAsia="es-MX"/>
-        </w:rPr>
-      </w:pPr>
-      <w:hyperlink w:anchor="_Toc231342281" w:history="1">
+          <w:lang w:val="en-US"/>
+        </w:rPr>
+      </w:pPr>
+      <w:hyperlink w:anchor="_Toc231892426" w:history="1">
         <w:r>
           <w:rPr>
             <w:rStyle w:val="Hipervnculo"/>
@@ -1657,7 +1657,7 @@
             <w:noProof/>
             <w:webHidden/>
           </w:rPr>
-          <w:instrText xml:space="preserve"> PAGEREF _Toc231342281 \h </w:instrText>
+          <w:instrText xml:space="preserve"> PAGEREF _Toc231892426 \h </w:instrText>
         </w:r>
         <w:r>
           <w:rPr>
@@ -1699,10 +1699,10 @@
           <w:noProof/>
           <w:sz w:val="22"/>
           <w:szCs w:val="22"/>
-          <w:lang w:eastAsia="es-MX"/>
-        </w:rPr>
-      </w:pPr>
-      <w:hyperlink w:anchor="_Toc231342282" w:history="1">
+          <w:lang w:val="en-US"/>
+        </w:rPr>
+      </w:pPr>
+      <w:hyperlink w:anchor="_Toc231892427" w:history="1">
         <w:r>
           <w:rPr>
             <w:rStyle w:val="Hipervnculo"/>
@@ -1729,7 +1729,7 @@
             <w:noProof/>
             <w:webHidden/>
           </w:rPr>
-          <w:instrText xml:space="preserve"> PAGEREF _Toc231342282 \h </w:instrText>
+          <w:instrText xml:space="preserve"> PAGEREF _Toc231892427 \h </w:instrText>
         </w:r>
         <w:r>
           <w:rPr>
@@ -1771,10 +1771,10 @@
           <w:noProof/>
           <w:sz w:val="22"/>
           <w:szCs w:val="22"/>
-          <w:lang w:eastAsia="es-MX"/>
-        </w:rPr>
-      </w:pPr>
-      <w:hyperlink w:anchor="_Toc231342283" w:history="1">
+          <w:lang w:val="en-US"/>
+        </w:rPr>
+      </w:pPr>
+      <w:hyperlink w:anchor="_Toc231892428" w:history="1">
         <w:r>
           <w:rPr>
             <w:rStyle w:val="Hipervnculo"/>
@@ -1801,7 +1801,7 @@
             <w:noProof/>
             <w:webHidden/>
           </w:rPr>
-          <w:instrText xml:space="preserve"> PAGEREF _Toc231342283 \h </w:instrText>
+          <w:instrText xml:space="preserve"> PAGEREF _Toc231892428 \h </w:instrText>
         </w:r>
         <w:r>
           <w:rPr>
@@ -1843,10 +1843,10 @@
           <w:noProof/>
           <w:sz w:val="22"/>
           <w:szCs w:val="22"/>
-          <w:lang w:eastAsia="es-MX"/>
-        </w:rPr>
-      </w:pPr>
-      <w:hyperlink w:anchor="_Toc231342284" w:history="1">
+          <w:lang w:val="en-US"/>
+        </w:rPr>
+      </w:pPr>
+      <w:hyperlink w:anchor="_Toc231892429" w:history="1">
         <w:r>
           <w:rPr>
             <w:rStyle w:val="Hipervnculo"/>
@@ -1873,7 +1873,7 @@
             <w:noProof/>
             <w:webHidden/>
           </w:rPr>
-          <w:instrText xml:space="preserve"> PAGEREF _Toc231342284 \h </w:instrText>
+          <w:instrText xml:space="preserve"> PAGEREF _Toc231892429 \h </w:instrText>
         </w:r>
         <w:r>
           <w:rPr>
@@ -1912,10 +1912,10 @@
           <w:noProof/>
           <w:sz w:val="22"/>
           <w:szCs w:val="22"/>
-          <w:lang w:eastAsia="es-MX"/>
-        </w:rPr>
-      </w:pPr>
-      <w:hyperlink w:anchor="_Toc231342285" w:history="1">
+          <w:lang w:val="en-US"/>
+        </w:rPr>
+      </w:pPr>
+      <w:hyperlink w:anchor="_Toc231892430" w:history="1">
         <w:r>
           <w:rPr>
             <w:rStyle w:val="Hipervnculo"/>
@@ -1942,7 +1942,7 @@
             <w:noProof/>
             <w:webHidden/>
           </w:rPr>
-          <w:instrText xml:space="preserve"> PAGEREF _Toc231342285 \h </w:instrText>
+          <w:instrText xml:space="preserve"> PAGEREF _Toc231892430 \h </w:instrText>
         </w:r>
         <w:r>
           <w:rPr>
@@ -1984,10 +1984,10 @@
           <w:noProof/>
           <w:sz w:val="22"/>
           <w:szCs w:val="22"/>
-          <w:lang w:eastAsia="es-MX"/>
-        </w:rPr>
-      </w:pPr>
-      <w:hyperlink w:anchor="_Toc231342286" w:history="1">
+          <w:lang w:val="en-US"/>
+        </w:rPr>
+      </w:pPr>
+      <w:hyperlink w:anchor="_Toc231892431" w:history="1">
         <w:r>
           <w:rPr>
             <w:rStyle w:val="Hipervnculo"/>
@@ -2014,7 +2014,7 @@
             <w:noProof/>
             <w:webHidden/>
           </w:rPr>
-          <w:instrText xml:space="preserve"> PAGEREF _Toc231342286 \h </w:instrText>
+          <w:instrText xml:space="preserve"> PAGEREF _Toc231892431 \h </w:instrText>
         </w:r>
         <w:r>
           <w:rPr>
@@ -2056,10 +2056,10 @@
           <w:noProof/>
           <w:sz w:val="22"/>
           <w:szCs w:val="22"/>
-          <w:lang w:eastAsia="es-MX"/>
-        </w:rPr>
-      </w:pPr>
-      <w:hyperlink w:anchor="_Toc231342287" w:history="1">
+          <w:lang w:val="en-US"/>
+        </w:rPr>
+      </w:pPr>
+      <w:hyperlink w:anchor="_Toc231892432" w:history="1">
         <w:r>
           <w:rPr>
             <w:rStyle w:val="Hipervnculo"/>
@@ -2086,7 +2086,7 @@
             <w:noProof/>
             <w:webHidden/>
           </w:rPr>
-          <w:instrText xml:space="preserve"> PAGEREF _Toc231342287 \h </w:instrText>
+          <w:instrText xml:space="preserve"> PAGEREF _Toc231892432 \h </w:instrText>
         </w:r>
         <w:r>
           <w:rPr>
@@ -2128,10 +2128,10 @@
           <w:noProof/>
           <w:sz w:val="22"/>
           <w:szCs w:val="22"/>
-          <w:lang w:eastAsia="es-MX"/>
-        </w:rPr>
-      </w:pPr>
-      <w:hyperlink w:anchor="_Toc231342288" w:history="1">
+          <w:lang w:val="en-US"/>
+        </w:rPr>
+      </w:pPr>
+      <w:hyperlink w:anchor="_Toc231892433" w:history="1">
         <w:r>
           <w:rPr>
             <w:rStyle w:val="Hipervnculo"/>
@@ -2158,7 +2158,7 @@
             <w:noProof/>
             <w:webHidden/>
           </w:rPr>
-          <w:instrText xml:space="preserve"> PAGEREF _Toc231342288 \h </w:instrText>
+          <w:instrText xml:space="preserve"> PAGEREF _Toc231892433 \h </w:instrText>
         </w:r>
         <w:r>
           <w:rPr>
@@ -2200,10 +2200,10 @@
           <w:noProof/>
           <w:sz w:val="22"/>
           <w:szCs w:val="22"/>
-          <w:lang w:eastAsia="es-MX"/>
-        </w:rPr>
-      </w:pPr>
-      <w:hyperlink w:anchor="_Toc231342289" w:history="1">
+          <w:lang w:val="en-US"/>
+        </w:rPr>
+      </w:pPr>
+      <w:hyperlink w:anchor="_Toc231892434" w:history="1">
         <w:r>
           <w:rPr>
             <w:rStyle w:val="Hipervnculo"/>
@@ -2230,7 +2230,7 @@
             <w:noProof/>
             <w:webHidden/>
           </w:rPr>
-          <w:instrText xml:space="preserve"> PAGEREF _Toc231342289 \h </w:instrText>
+          <w:instrText xml:space="preserve"> PAGEREF _Toc231892434 \h </w:instrText>
         </w:r>
         <w:r>
           <w:rPr>
@@ -2272,10 +2272,10 @@
           <w:noProof/>
           <w:sz w:val="22"/>
           <w:szCs w:val="22"/>
-          <w:lang w:eastAsia="es-MX"/>
-        </w:rPr>
-      </w:pPr>
-      <w:hyperlink w:anchor="_Toc231342290" w:history="1">
+          <w:lang w:val="en-US"/>
+        </w:rPr>
+      </w:pPr>
+      <w:hyperlink w:anchor="_Toc231892435" w:history="1">
         <w:r>
           <w:rPr>
             <w:rStyle w:val="Hipervnculo"/>
@@ -2302,7 +2302,7 @@
             <w:noProof/>
             <w:webHidden/>
           </w:rPr>
-          <w:instrText xml:space="preserve"> PAGEREF _Toc231342290 \h </w:instrText>
+          <w:instrText xml:space="preserve"> PAGEREF _Toc231892435 \h </w:instrText>
         </w:r>
         <w:r>
           <w:rPr>
@@ -2344,10 +2344,10 @@
           <w:noProof/>
           <w:sz w:val="22"/>
           <w:szCs w:val="22"/>
-          <w:lang w:eastAsia="es-MX"/>
-        </w:rPr>
-      </w:pPr>
-      <w:hyperlink w:anchor="_Toc231342291" w:history="1">
+          <w:lang w:val="en-US"/>
+        </w:rPr>
+      </w:pPr>
+      <w:hyperlink w:anchor="_Toc231892436" w:history="1">
         <w:r>
           <w:rPr>
             <w:rStyle w:val="Hipervnculo"/>
@@ -2374,7 +2374,7 @@
             <w:noProof/>
             <w:webHidden/>
           </w:rPr>
-          <w:instrText xml:space="preserve"> PAGEREF _Toc231342291 \h </w:instrText>
+          <w:instrText xml:space="preserve"> PAGEREF _Toc231892436 \h </w:instrText>
         </w:r>
         <w:r>
           <w:rPr>
@@ -2416,10 +2416,10 @@
           <w:noProof/>
           <w:sz w:val="22"/>
           <w:szCs w:val="22"/>
-          <w:lang w:eastAsia="es-MX"/>
-        </w:rPr>
-      </w:pPr>
-      <w:hyperlink w:anchor="_Toc231342292" w:history="1">
+          <w:lang w:val="en-US"/>
+        </w:rPr>
+      </w:pPr>
+      <w:hyperlink w:anchor="_Toc231892437" w:history="1">
         <w:r>
           <w:rPr>
             <w:rStyle w:val="Hipervnculo"/>
@@ -2446,7 +2446,7 @@
             <w:noProof/>
             <w:webHidden/>
           </w:rPr>
-          <w:instrText xml:space="preserve"> PAGEREF _Toc231342292 \h </w:instrText>
+          <w:instrText xml:space="preserve"> PAGEREF _Toc231892437 \h </w:instrText>
         </w:r>
         <w:r>
           <w:rPr>
@@ -2488,10 +2488,10 @@
           <w:noProof/>
           <w:sz w:val="22"/>
           <w:szCs w:val="22"/>
-          <w:lang w:eastAsia="es-MX"/>
-        </w:rPr>
-      </w:pPr>
-      <w:hyperlink w:anchor="_Toc231342293" w:history="1">
+          <w:lang w:val="en-US"/>
+        </w:rPr>
+      </w:pPr>
+      <w:hyperlink w:anchor="_Toc231892438" w:history="1">
         <w:r>
           <w:rPr>
             <w:rStyle w:val="Hipervnculo"/>
@@ -2519,7 +2519,7 @@
             <w:noProof/>
             <w:webHidden/>
           </w:rPr>
-          <w:instrText xml:space="preserve"> PAGEREF _Toc231342293 \h </w:instrText>
+          <w:instrText xml:space="preserve"> PAGEREF _Toc231892438 \h </w:instrText>
         </w:r>
         <w:r>
           <w:rPr>
@@ -2561,17 +2561,17 @@
           <w:noProof/>
           <w:sz w:val="22"/>
           <w:szCs w:val="22"/>
-          <w:lang w:eastAsia="es-MX"/>
-        </w:rPr>
-      </w:pPr>
-      <w:hyperlink w:anchor="_Toc231342294" w:history="1">
+          <w:lang w:val="en-US"/>
+        </w:rPr>
+      </w:pPr>
+      <w:hyperlink w:anchor="_Toc231892439" w:history="1">
         <w:r>
           <w:rPr>
             <w:rStyle w:val="Hipervnculo"/>
             <w:noProof/>
             <w:lang w:val="en-US"/>
           </w:rPr>
-          <w:t>4.2.1.3. YAGNI - You Aren't Gonna Need It</w:t>
+          <w:t>4.2.1.3. YAGNI – (You Aren't Gonna Need It)</w:t>
         </w:r>
         <w:r>
           <w:rPr>
@@ -2592,7 +2592,7 @@
             <w:noProof/>
             <w:webHidden/>
           </w:rPr>
-          <w:instrText xml:space="preserve"> PAGEREF _Toc231342294 \h </w:instrText>
+          <w:instrText xml:space="preserve"> PAGEREF _Toc231892439 \h </w:instrText>
         </w:r>
         <w:r>
           <w:rPr>
@@ -2631,10 +2631,10 @@
           <w:noProof/>
           <w:sz w:val="22"/>
           <w:szCs w:val="22"/>
-          <w:lang w:eastAsia="es-MX"/>
-        </w:rPr>
-      </w:pPr>
-      <w:hyperlink w:anchor="_Toc231342295" w:history="1">
+          <w:lang w:val="en-US"/>
+        </w:rPr>
+      </w:pPr>
+      <w:hyperlink w:anchor="_Toc231892440" w:history="1">
         <w:r>
           <w:rPr>
             <w:rStyle w:val="Hipervnculo"/>
@@ -2661,7 +2661,7 @@
             <w:noProof/>
             <w:webHidden/>
           </w:rPr>
-          <w:instrText xml:space="preserve"> PAGEREF _Toc231342295 \h </w:instrText>
+          <w:instrText xml:space="preserve"> PAGEREF _Toc231892440 \h </w:instrText>
         </w:r>
         <w:r>
           <w:rPr>
@@ -2700,10 +2700,10 @@
           <w:noProof/>
           <w:sz w:val="22"/>
           <w:szCs w:val="22"/>
-          <w:lang w:eastAsia="es-MX"/>
-        </w:rPr>
-      </w:pPr>
-      <w:hyperlink w:anchor="_Toc231342296" w:history="1">
+          <w:lang w:val="en-US"/>
+        </w:rPr>
+      </w:pPr>
+      <w:hyperlink w:anchor="_Toc231892441" w:history="1">
         <w:r>
           <w:rPr>
             <w:rStyle w:val="Hipervnculo"/>
@@ -2730,7 +2730,7 @@
             <w:noProof/>
             <w:webHidden/>
           </w:rPr>
-          <w:instrText xml:space="preserve"> PAGEREF _Toc231342296 \h </w:instrText>
+          <w:instrText xml:space="preserve"> PAGEREF _Toc231892441 \h </w:instrText>
         </w:r>
         <w:r>
           <w:rPr>
@@ -2772,16 +2772,30 @@
           <w:noProof/>
           <w:sz w:val="22"/>
           <w:szCs w:val="22"/>
-          <w:lang w:eastAsia="es-MX"/>
-        </w:rPr>
-      </w:pPr>
-      <w:hyperlink w:anchor="_Toc231342297" w:history="1">
+          <w:lang w:val="en-US"/>
+        </w:rPr>
+      </w:pPr>
+      <w:hyperlink w:anchor="_Toc231892442" w:history="1">
         <w:r>
           <w:rPr>
             <w:rStyle w:val="Hipervnculo"/>
             <w:noProof/>
           </w:rPr>
-          <w:t>6.1. Visualizar panel de analiticas generales del sistema</w:t>
+          <w:t>6.1. Acceder al sistema con cuenta</w:t>
+        </w:r>
+        <w:r>
+          <w:rPr>
+            <w:rStyle w:val="Hipervnculo"/>
+            <w:noProof/>
+          </w:rPr>
+          <w:t xml:space="preserve"> </w:t>
+        </w:r>
+        <w:r>
+          <w:rPr>
+            <w:rStyle w:val="Hipervnculo"/>
+            <w:noProof/>
+          </w:rPr>
+          <w:t>GitHub</w:t>
         </w:r>
         <w:r>
           <w:rPr>
@@ -2802,7 +2816,7 @@
             <w:noProof/>
             <w:webHidden/>
           </w:rPr>
-          <w:instrText xml:space="preserve"> PAGEREF _Toc231342297 \h </w:instrText>
+          <w:instrText xml:space="preserve"> PAGEREF _Toc231892442 \h </w:instrText>
         </w:r>
         <w:r>
           <w:rPr>
@@ -2844,16 +2858,16 @@
           <w:noProof/>
           <w:sz w:val="22"/>
           <w:szCs w:val="22"/>
-          <w:lang w:eastAsia="es-MX"/>
-        </w:rPr>
-      </w:pPr>
-      <w:hyperlink w:anchor="_Toc231342298" w:history="1">
+          <w:lang w:val="en-US"/>
+        </w:rPr>
+      </w:pPr>
+      <w:hyperlink w:anchor="_Toc231892443" w:history="1">
         <w:r>
           <w:rPr>
             <w:rStyle w:val="Hipervnculo"/>
             <w:noProof/>
           </w:rPr>
-          <w:t>6.2. Visualizar listado de usuario registrados en el sistema</w:t>
+          <w:t>6.2. Completar Perfil de usuario</w:t>
         </w:r>
         <w:r>
           <w:rPr>
@@ -2874,7 +2888,7 @@
             <w:noProof/>
             <w:webHidden/>
           </w:rPr>
-          <w:instrText xml:space="preserve"> PAGEREF _Toc231342298 \h </w:instrText>
+          <w:instrText xml:space="preserve"> PAGEREF _Toc231892443 \h </w:instrText>
         </w:r>
         <w:r>
           <w:rPr>
@@ -2894,7 +2908,7 @@
             <w:noProof/>
             <w:webHidden/>
           </w:rPr>
-          <w:t>37</w:t>
+          <w:t>36</w:t>
         </w:r>
         <w:r>
           <w:rPr>
@@ -2916,16 +2930,16 @@
           <w:noProof/>
           <w:sz w:val="22"/>
           <w:szCs w:val="22"/>
-          <w:lang w:eastAsia="es-MX"/>
-        </w:rPr>
-      </w:pPr>
-      <w:hyperlink w:anchor="_Toc231342299" w:history="1">
+          <w:lang w:val="en-US"/>
+        </w:rPr>
+      </w:pPr>
+      <w:hyperlink w:anchor="_Toc231892444" w:history="1">
         <w:r>
           <w:rPr>
             <w:rStyle w:val="Hipervnculo"/>
             <w:noProof/>
           </w:rPr>
-          <w:t>6.3. Denunciar Portafolio Público</w:t>
+          <w:t>6.3. Acceder al sistema con cuenta de Linkedin</w:t>
         </w:r>
         <w:r>
           <w:rPr>
@@ -2946,7 +2960,7 @@
             <w:noProof/>
             <w:webHidden/>
           </w:rPr>
-          <w:instrText xml:space="preserve"> PAGEREF _Toc231342299 \h </w:instrText>
+          <w:instrText xml:space="preserve"> PAGEREF _Toc231892444 \h </w:instrText>
         </w:r>
         <w:r>
           <w:rPr>
@@ -2966,7 +2980,7 @@
             <w:noProof/>
             <w:webHidden/>
           </w:rPr>
-          <w:t>38</w:t>
+          <w:t>36</w:t>
         </w:r>
         <w:r>
           <w:rPr>
@@ -2988,16 +3002,16 @@
           <w:noProof/>
           <w:sz w:val="22"/>
           <w:szCs w:val="22"/>
-          <w:lang w:eastAsia="es-MX"/>
-        </w:rPr>
-      </w:pPr>
-      <w:hyperlink w:anchor="_Toc231342300" w:history="1">
+          <w:lang w:val="en-US"/>
+        </w:rPr>
+      </w:pPr>
+      <w:hyperlink w:anchor="_Toc231892445" w:history="1">
         <w:r>
           <w:rPr>
             <w:rStyle w:val="Hipervnculo"/>
             <w:noProof/>
           </w:rPr>
-          <w:t>6.4. Generar reporte de usuarios en PDF</w:t>
+          <w:t>6.4. Acceder al sistema con cuenta Google</w:t>
         </w:r>
         <w:r>
           <w:rPr>
@@ -3018,7 +3032,7 @@
             <w:noProof/>
             <w:webHidden/>
           </w:rPr>
-          <w:instrText xml:space="preserve"> PAGEREF _Toc231342300 \h </w:instrText>
+          <w:instrText xml:space="preserve"> PAGEREF _Toc231892445 \h </w:instrText>
         </w:r>
         <w:r>
           <w:rPr>
@@ -3038,7 +3052,7 @@
             <w:noProof/>
             <w:webHidden/>
           </w:rPr>
-          <w:t>39</w:t>
+          <w:t>36</w:t>
         </w:r>
         <w:r>
           <w:rPr>
@@ -3060,16 +3074,16 @@
           <w:noProof/>
           <w:sz w:val="22"/>
           <w:szCs w:val="22"/>
-          <w:lang w:eastAsia="es-MX"/>
-        </w:rPr>
-      </w:pPr>
-      <w:hyperlink w:anchor="_Toc231342301" w:history="1">
+          <w:lang w:val="en-US"/>
+        </w:rPr>
+      </w:pPr>
+      <w:hyperlink w:anchor="_Toc231892446" w:history="1">
         <w:r>
           <w:rPr>
             <w:rStyle w:val="Hipervnculo"/>
             <w:noProof/>
           </w:rPr>
-          <w:t>6.5. Generar reporte de habilidades en PDF</w:t>
+          <w:t>6.5. Cerrar la sesión de usuario autenticado</w:t>
         </w:r>
         <w:r>
           <w:rPr>
@@ -3090,7 +3104,7 @@
             <w:noProof/>
             <w:webHidden/>
           </w:rPr>
-          <w:instrText xml:space="preserve"> PAGEREF _Toc231342301 \h </w:instrText>
+          <w:instrText xml:space="preserve"> PAGEREF _Toc231892446 \h </w:instrText>
         </w:r>
         <w:r>
           <w:rPr>
@@ -3110,7 +3124,7 @@
             <w:noProof/>
             <w:webHidden/>
           </w:rPr>
-          <w:t>40</w:t>
+          <w:t>36</w:t>
         </w:r>
         <w:r>
           <w:rPr>
@@ -3132,16 +3146,16 @@
           <w:noProof/>
           <w:sz w:val="22"/>
           <w:szCs w:val="22"/>
-          <w:lang w:eastAsia="es-MX"/>
-        </w:rPr>
-      </w:pPr>
-      <w:hyperlink w:anchor="_Toc231342302" w:history="1">
+          <w:lang w:val="en-US"/>
+        </w:rPr>
+      </w:pPr>
+      <w:hyperlink w:anchor="_Toc231892447" w:history="1">
         <w:r>
           <w:rPr>
             <w:rStyle w:val="Hipervnculo"/>
             <w:noProof/>
           </w:rPr>
-          <w:t>6.6. Generar reporte de uso de plantillas de portafolios en PDF</w:t>
+          <w:t>6.6. Recuperar acceso de la cuenta mediante correo electrónico</w:t>
         </w:r>
         <w:r>
           <w:rPr>
@@ -3162,7 +3176,7 @@
             <w:noProof/>
             <w:webHidden/>
           </w:rPr>
-          <w:instrText xml:space="preserve"> PAGEREF _Toc231342302 \h </w:instrText>
+          <w:instrText xml:space="preserve"> PAGEREF _Toc231892447 \h </w:instrText>
         </w:r>
         <w:r>
           <w:rPr>
@@ -3182,7 +3196,7 @@
             <w:noProof/>
             <w:webHidden/>
           </w:rPr>
-          <w:t>41</w:t>
+          <w:t>36</w:t>
         </w:r>
         <w:r>
           <w:rPr>
@@ -3204,16 +3218,16 @@
           <w:noProof/>
           <w:sz w:val="22"/>
           <w:szCs w:val="22"/>
-          <w:lang w:eastAsia="es-MX"/>
-        </w:rPr>
-      </w:pPr>
-      <w:hyperlink w:anchor="_Toc231342303" w:history="1">
+          <w:lang w:val="en-US"/>
+        </w:rPr>
+      </w:pPr>
+      <w:hyperlink w:anchor="_Toc231892448" w:history="1">
         <w:r>
           <w:rPr>
             <w:rStyle w:val="Hipervnculo"/>
             <w:noProof/>
           </w:rPr>
-          <w:t>6.7. Visualizar listado de denuncias</w:t>
+          <w:t>6.7. Configurar visibilidad de los elementos de un portafolio</w:t>
         </w:r>
         <w:r>
           <w:rPr>
@@ -3234,7 +3248,7 @@
             <w:noProof/>
             <w:webHidden/>
           </w:rPr>
-          <w:instrText xml:space="preserve"> PAGEREF _Toc231342303 \h </w:instrText>
+          <w:instrText xml:space="preserve"> PAGEREF _Toc231892448 \h </w:instrText>
         </w:r>
         <w:r>
           <w:rPr>
@@ -3254,7 +3268,7 @@
             <w:noProof/>
             <w:webHidden/>
           </w:rPr>
-          <w:t>42</w:t>
+          <w:t>36</w:t>
         </w:r>
         <w:r>
           <w:rPr>
@@ -3276,16 +3290,16 @@
           <w:noProof/>
           <w:sz w:val="22"/>
           <w:szCs w:val="22"/>
-          <w:lang w:eastAsia="es-MX"/>
-        </w:rPr>
-      </w:pPr>
-      <w:hyperlink w:anchor="_Toc231342304" w:history="1">
+          <w:lang w:val="en-US"/>
+        </w:rPr>
+      </w:pPr>
+      <w:hyperlink w:anchor="_Toc231892449" w:history="1">
         <w:r>
           <w:rPr>
             <w:rStyle w:val="Hipervnculo"/>
             <w:noProof/>
           </w:rPr>
-          <w:t>6.8. Atender listado de denuncias de un portafolio</w:t>
+          <w:t>6.8. Registrar habilidad técnica con un selector de nivel de dominio</w:t>
         </w:r>
         <w:r>
           <w:rPr>
@@ -3306,7 +3320,7 @@
             <w:noProof/>
             <w:webHidden/>
           </w:rPr>
-          <w:instrText xml:space="preserve"> PAGEREF _Toc231342304 \h </w:instrText>
+          <w:instrText xml:space="preserve"> PAGEREF _Toc231892449 \h </w:instrText>
         </w:r>
         <w:r>
           <w:rPr>
@@ -3326,7 +3340,7 @@
             <w:noProof/>
             <w:webHidden/>
           </w:rPr>
-          <w:t>43</w:t>
+          <w:t>36</w:t>
         </w:r>
         <w:r>
           <w:rPr>
@@ -3348,16 +3362,16 @@
           <w:noProof/>
           <w:sz w:val="22"/>
           <w:szCs w:val="22"/>
-          <w:lang w:eastAsia="es-MX"/>
-        </w:rPr>
-      </w:pPr>
-      <w:hyperlink w:anchor="_Toc231342305" w:history="1">
+          <w:lang w:val="en-US"/>
+        </w:rPr>
+      </w:pPr>
+      <w:hyperlink w:anchor="_Toc231892450" w:history="1">
         <w:r>
           <w:rPr>
             <w:rStyle w:val="Hipervnculo"/>
             <w:noProof/>
           </w:rPr>
-          <w:t>6.9. Reactivar cuenta de un usuario</w:t>
+          <w:t>6.9. Registrar habilidad blanda para complementar el perfil profesional</w:t>
         </w:r>
         <w:r>
           <w:rPr>
@@ -3378,7 +3392,7 @@
             <w:noProof/>
             <w:webHidden/>
           </w:rPr>
-          <w:instrText xml:space="preserve"> PAGEREF _Toc231342305 \h </w:instrText>
+          <w:instrText xml:space="preserve"> PAGEREF _Toc231892450 \h </w:instrText>
         </w:r>
         <w:r>
           <w:rPr>
@@ -3398,7 +3412,7 @@
             <w:noProof/>
             <w:webHidden/>
           </w:rPr>
-          <w:t>44</w:t>
+          <w:t>36</w:t>
         </w:r>
         <w:r>
           <w:rPr>
@@ -3420,16 +3434,16 @@
           <w:noProof/>
           <w:sz w:val="22"/>
           <w:szCs w:val="22"/>
-          <w:lang w:eastAsia="es-MX"/>
-        </w:rPr>
-      </w:pPr>
-      <w:hyperlink w:anchor="_Toc231342306" w:history="1">
+          <w:lang w:val="en-US"/>
+        </w:rPr>
+      </w:pPr>
+      <w:hyperlink w:anchor="_Toc231892451" w:history="1">
         <w:r>
           <w:rPr>
             <w:rStyle w:val="Hipervnculo"/>
             <w:noProof/>
           </w:rPr>
-          <w:t>6.10. Reactivar cuenta de un usuario</w:t>
+          <w:t>6.10. Crear portafolio</w:t>
         </w:r>
         <w:r>
           <w:rPr>
@@ -3450,7 +3464,7 @@
             <w:noProof/>
             <w:webHidden/>
           </w:rPr>
-          <w:instrText xml:space="preserve"> PAGEREF _Toc231342306 \h </w:instrText>
+          <w:instrText xml:space="preserve"> PAGEREF _Toc231892451 \h </w:instrText>
         </w:r>
         <w:r>
           <w:rPr>
@@ -3470,7 +3484,7 @@
             <w:noProof/>
             <w:webHidden/>
           </w:rPr>
-          <w:t>45</w:t>
+          <w:t>36</w:t>
         </w:r>
         <w:r>
           <w:rPr>
@@ -3492,16 +3506,16 @@
           <w:noProof/>
           <w:sz w:val="22"/>
           <w:szCs w:val="22"/>
-          <w:lang w:eastAsia="es-MX"/>
-        </w:rPr>
-      </w:pPr>
-      <w:hyperlink w:anchor="_Toc231342307" w:history="1">
+          <w:lang w:val="en-US"/>
+        </w:rPr>
+      </w:pPr>
+      <w:hyperlink w:anchor="_Toc231892452" w:history="1">
         <w:r>
           <w:rPr>
             <w:rStyle w:val="Hipervnculo"/>
             <w:noProof/>
           </w:rPr>
-          <w:t>6.11. Solicitar reactivación de cuenta</w:t>
+          <w:t>6.11. Eliminar un portafolio</w:t>
         </w:r>
         <w:r>
           <w:rPr>
@@ -3522,7 +3536,7 @@
             <w:noProof/>
             <w:webHidden/>
           </w:rPr>
-          <w:instrText xml:space="preserve"> PAGEREF _Toc231342307 \h </w:instrText>
+          <w:instrText xml:space="preserve"> PAGEREF _Toc231892452 \h </w:instrText>
         </w:r>
         <w:r>
           <w:rPr>
@@ -3542,7 +3556,7 @@
             <w:noProof/>
             <w:webHidden/>
           </w:rPr>
-          <w:t>45</w:t>
+          <w:t>36</w:t>
         </w:r>
         <w:r>
           <w:rPr>
@@ -3555,22 +3569,25 @@
     </w:p>
     <w:p>
       <w:pPr>
-        <w:pStyle w:val="TDC1"/>
+        <w:pStyle w:val="TDC2"/>
+        <w:tabs>
+          <w:tab w:val="right" w:leader="dot" w:pos="9016"/>
+        </w:tabs>
         <w:rPr>
           <w:rFonts w:asciiTheme="minorHAnsi" w:eastAsiaTheme="minorEastAsia" w:hAnsiTheme="minorHAnsi" w:cstheme="minorBidi"/>
           <w:noProof/>
           <w:sz w:val="22"/>
           <w:szCs w:val="22"/>
-          <w:lang w:eastAsia="es-MX"/>
-        </w:rPr>
-      </w:pPr>
-      <w:hyperlink w:anchor="_Toc231342308" w:history="1">
+          <w:lang w:val="en-US"/>
+        </w:rPr>
+      </w:pPr>
+      <w:hyperlink w:anchor="_Toc231892453" w:history="1">
         <w:r>
           <w:rPr>
             <w:rStyle w:val="Hipervnculo"/>
             <w:noProof/>
           </w:rPr>
-          <w:t>7. Referencias bibliográficas y estándares</w:t>
+          <w:t>6.12. Eliminar experiencia laboral</w:t>
         </w:r>
         <w:r>
           <w:rPr>
@@ -3591,7 +3608,7 @@
             <w:noProof/>
             <w:webHidden/>
           </w:rPr>
-          <w:instrText xml:space="preserve"> PAGEREF _Toc231342308 \h </w:instrText>
+          <w:instrText xml:space="preserve"> PAGEREF _Toc231892453 \h </w:instrText>
         </w:r>
         <w:r>
           <w:rPr>
@@ -3611,7 +3628,7 @@
             <w:noProof/>
             <w:webHidden/>
           </w:rPr>
-          <w:t>45</w:t>
+          <w:t>36</w:t>
         </w:r>
         <w:r>
           <w:rPr>
@@ -3624,21 +3641,2754 @@
     </w:p>
     <w:p>
       <w:pPr>
-        <w:pStyle w:val="TDC1"/>
+        <w:pStyle w:val="TDC2"/>
+        <w:tabs>
+          <w:tab w:val="right" w:leader="dot" w:pos="9016"/>
+        </w:tabs>
         <w:rPr>
           <w:rFonts w:asciiTheme="minorHAnsi" w:eastAsiaTheme="minorEastAsia" w:hAnsiTheme="minorHAnsi" w:cstheme="minorBidi"/>
           <w:noProof/>
           <w:sz w:val="22"/>
           <w:szCs w:val="22"/>
-          <w:lang w:eastAsia="es-MX"/>
-        </w:rPr>
-      </w:pPr>
-      <w:hyperlink w:anchor="_Toc231342309" w:history="1">
+          <w:lang w:val="en-US"/>
+        </w:rPr>
+      </w:pPr>
+      <w:hyperlink w:anchor="_Toc231892454" w:history="1">
         <w:r>
           <w:rPr>
             <w:rStyle w:val="Hipervnculo"/>
             <w:noProof/>
           </w:rPr>
+          <w:t>6.13. Eliminar formación académica</w:t>
+        </w:r>
+        <w:r>
+          <w:rPr>
+            <w:noProof/>
+            <w:webHidden/>
+          </w:rPr>
+          <w:tab/>
+        </w:r>
+        <w:r>
+          <w:rPr>
+            <w:noProof/>
+            <w:webHidden/>
+          </w:rPr>
+          <w:fldChar w:fldCharType="begin"/>
+        </w:r>
+        <w:r>
+          <w:rPr>
+            <w:noProof/>
+            <w:webHidden/>
+          </w:rPr>
+          <w:instrText xml:space="preserve"> PAGEREF _Toc231892454 \h </w:instrText>
+        </w:r>
+        <w:r>
+          <w:rPr>
+            <w:noProof/>
+            <w:webHidden/>
+          </w:rPr>
+        </w:r>
+        <w:r>
+          <w:rPr>
+            <w:noProof/>
+            <w:webHidden/>
+          </w:rPr>
+          <w:fldChar w:fldCharType="separate"/>
+        </w:r>
+        <w:r>
+          <w:rPr>
+            <w:noProof/>
+            <w:webHidden/>
+          </w:rPr>
+          <w:t>36</w:t>
+        </w:r>
+        <w:r>
+          <w:rPr>
+            <w:noProof/>
+            <w:webHidden/>
+          </w:rPr>
+          <w:fldChar w:fldCharType="end"/>
+        </w:r>
+      </w:hyperlink>
+    </w:p>
+    <w:p>
+      <w:pPr>
+        <w:pStyle w:val="TDC2"/>
+        <w:tabs>
+          <w:tab w:val="right" w:leader="dot" w:pos="9016"/>
+        </w:tabs>
+        <w:rPr>
+          <w:rFonts w:asciiTheme="minorHAnsi" w:eastAsiaTheme="minorEastAsia" w:hAnsiTheme="minorHAnsi" w:cstheme="minorBidi"/>
+          <w:noProof/>
+          <w:sz w:val="22"/>
+          <w:szCs w:val="22"/>
+          <w:lang w:val="en-US"/>
+        </w:rPr>
+      </w:pPr>
+      <w:hyperlink w:anchor="_Toc231892455" w:history="1">
+        <w:r>
+          <w:rPr>
+            <w:rStyle w:val="Hipervnculo"/>
+            <w:noProof/>
+          </w:rPr>
+          <w:t>6.14. Editar registro de habilidad técnica</w:t>
+        </w:r>
+        <w:r>
+          <w:rPr>
+            <w:noProof/>
+            <w:webHidden/>
+          </w:rPr>
+          <w:tab/>
+        </w:r>
+        <w:r>
+          <w:rPr>
+            <w:noProof/>
+            <w:webHidden/>
+          </w:rPr>
+          <w:fldChar w:fldCharType="begin"/>
+        </w:r>
+        <w:r>
+          <w:rPr>
+            <w:noProof/>
+            <w:webHidden/>
+          </w:rPr>
+          <w:instrText xml:space="preserve"> PAGEREF _Toc231892455 \h </w:instrText>
+        </w:r>
+        <w:r>
+          <w:rPr>
+            <w:noProof/>
+            <w:webHidden/>
+          </w:rPr>
+        </w:r>
+        <w:r>
+          <w:rPr>
+            <w:noProof/>
+            <w:webHidden/>
+          </w:rPr>
+          <w:fldChar w:fldCharType="separate"/>
+        </w:r>
+        <w:r>
+          <w:rPr>
+            <w:noProof/>
+            <w:webHidden/>
+          </w:rPr>
+          <w:t>36</w:t>
+        </w:r>
+        <w:r>
+          <w:rPr>
+            <w:noProof/>
+            <w:webHidden/>
+          </w:rPr>
+          <w:fldChar w:fldCharType="end"/>
+        </w:r>
+      </w:hyperlink>
+    </w:p>
+    <w:p>
+      <w:pPr>
+        <w:pStyle w:val="TDC2"/>
+        <w:tabs>
+          <w:tab w:val="right" w:leader="dot" w:pos="9016"/>
+        </w:tabs>
+        <w:rPr>
+          <w:rFonts w:asciiTheme="minorHAnsi" w:eastAsiaTheme="minorEastAsia" w:hAnsiTheme="minorHAnsi" w:cstheme="minorBidi"/>
+          <w:noProof/>
+          <w:sz w:val="22"/>
+          <w:szCs w:val="22"/>
+          <w:lang w:val="en-US"/>
+        </w:rPr>
+      </w:pPr>
+      <w:hyperlink w:anchor="_Toc231892456" w:history="1">
+        <w:r>
+          <w:rPr>
+            <w:rStyle w:val="Hipervnculo"/>
+            <w:noProof/>
+          </w:rPr>
+          <w:t>6.15. Eliminar habilidad técnica</w:t>
+        </w:r>
+        <w:r>
+          <w:rPr>
+            <w:noProof/>
+            <w:webHidden/>
+          </w:rPr>
+          <w:tab/>
+        </w:r>
+        <w:r>
+          <w:rPr>
+            <w:noProof/>
+            <w:webHidden/>
+          </w:rPr>
+          <w:fldChar w:fldCharType="begin"/>
+        </w:r>
+        <w:r>
+          <w:rPr>
+            <w:noProof/>
+            <w:webHidden/>
+          </w:rPr>
+          <w:instrText xml:space="preserve"> PAGEREF _Toc231892456 \h </w:instrText>
+        </w:r>
+        <w:r>
+          <w:rPr>
+            <w:noProof/>
+            <w:webHidden/>
+          </w:rPr>
+        </w:r>
+        <w:r>
+          <w:rPr>
+            <w:noProof/>
+            <w:webHidden/>
+          </w:rPr>
+          <w:fldChar w:fldCharType="separate"/>
+        </w:r>
+        <w:r>
+          <w:rPr>
+            <w:noProof/>
+            <w:webHidden/>
+          </w:rPr>
+          <w:t>36</w:t>
+        </w:r>
+        <w:r>
+          <w:rPr>
+            <w:noProof/>
+            <w:webHidden/>
+          </w:rPr>
+          <w:fldChar w:fldCharType="end"/>
+        </w:r>
+      </w:hyperlink>
+    </w:p>
+    <w:p>
+      <w:pPr>
+        <w:pStyle w:val="TDC2"/>
+        <w:tabs>
+          <w:tab w:val="right" w:leader="dot" w:pos="9016"/>
+        </w:tabs>
+        <w:rPr>
+          <w:rFonts w:asciiTheme="minorHAnsi" w:eastAsiaTheme="minorEastAsia" w:hAnsiTheme="minorHAnsi" w:cstheme="minorBidi"/>
+          <w:noProof/>
+          <w:sz w:val="22"/>
+          <w:szCs w:val="22"/>
+          <w:lang w:val="en-US"/>
+        </w:rPr>
+      </w:pPr>
+      <w:hyperlink w:anchor="_Toc231892457" w:history="1">
+        <w:r>
+          <w:rPr>
+            <w:rStyle w:val="Hipervnculo"/>
+            <w:noProof/>
+          </w:rPr>
+          <w:t>6.16. Eliminar habilidad blanda</w:t>
+        </w:r>
+        <w:r>
+          <w:rPr>
+            <w:noProof/>
+            <w:webHidden/>
+          </w:rPr>
+          <w:tab/>
+        </w:r>
+        <w:r>
+          <w:rPr>
+            <w:noProof/>
+            <w:webHidden/>
+          </w:rPr>
+          <w:fldChar w:fldCharType="begin"/>
+        </w:r>
+        <w:r>
+          <w:rPr>
+            <w:noProof/>
+            <w:webHidden/>
+          </w:rPr>
+          <w:instrText xml:space="preserve"> PAGEREF _Toc231892457 \h </w:instrText>
+        </w:r>
+        <w:r>
+          <w:rPr>
+            <w:noProof/>
+            <w:webHidden/>
+          </w:rPr>
+        </w:r>
+        <w:r>
+          <w:rPr>
+            <w:noProof/>
+            <w:webHidden/>
+          </w:rPr>
+          <w:fldChar w:fldCharType="separate"/>
+        </w:r>
+        <w:r>
+          <w:rPr>
+            <w:noProof/>
+            <w:webHidden/>
+          </w:rPr>
+          <w:t>37</w:t>
+        </w:r>
+        <w:r>
+          <w:rPr>
+            <w:noProof/>
+            <w:webHidden/>
+          </w:rPr>
+          <w:fldChar w:fldCharType="end"/>
+        </w:r>
+      </w:hyperlink>
+    </w:p>
+    <w:p>
+      <w:pPr>
+        <w:pStyle w:val="TDC2"/>
+        <w:tabs>
+          <w:tab w:val="right" w:leader="dot" w:pos="9016"/>
+        </w:tabs>
+        <w:rPr>
+          <w:rFonts w:asciiTheme="minorHAnsi" w:eastAsiaTheme="minorEastAsia" w:hAnsiTheme="minorHAnsi" w:cstheme="minorBidi"/>
+          <w:noProof/>
+          <w:sz w:val="22"/>
+          <w:szCs w:val="22"/>
+          <w:lang w:val="en-US"/>
+        </w:rPr>
+      </w:pPr>
+      <w:hyperlink w:anchor="_Toc231892458" w:history="1">
+        <w:r>
+          <w:rPr>
+            <w:rStyle w:val="Hipervnculo"/>
+            <w:noProof/>
+          </w:rPr>
+          <w:t>6.17. Registrar proyecto</w:t>
+        </w:r>
+        <w:r>
+          <w:rPr>
+            <w:noProof/>
+            <w:webHidden/>
+          </w:rPr>
+          <w:tab/>
+        </w:r>
+        <w:r>
+          <w:rPr>
+            <w:noProof/>
+            <w:webHidden/>
+          </w:rPr>
+          <w:fldChar w:fldCharType="begin"/>
+        </w:r>
+        <w:r>
+          <w:rPr>
+            <w:noProof/>
+            <w:webHidden/>
+          </w:rPr>
+          <w:instrText xml:space="preserve"> PAGEREF _Toc231892458 \h </w:instrText>
+        </w:r>
+        <w:r>
+          <w:rPr>
+            <w:noProof/>
+            <w:webHidden/>
+          </w:rPr>
+        </w:r>
+        <w:r>
+          <w:rPr>
+            <w:noProof/>
+            <w:webHidden/>
+          </w:rPr>
+          <w:fldChar w:fldCharType="separate"/>
+        </w:r>
+        <w:r>
+          <w:rPr>
+            <w:noProof/>
+            <w:webHidden/>
+          </w:rPr>
+          <w:t>37</w:t>
+        </w:r>
+        <w:r>
+          <w:rPr>
+            <w:noProof/>
+            <w:webHidden/>
+          </w:rPr>
+          <w:fldChar w:fldCharType="end"/>
+        </w:r>
+      </w:hyperlink>
+    </w:p>
+    <w:p>
+      <w:pPr>
+        <w:pStyle w:val="TDC2"/>
+        <w:tabs>
+          <w:tab w:val="right" w:leader="dot" w:pos="9016"/>
+        </w:tabs>
+        <w:rPr>
+          <w:rFonts w:asciiTheme="minorHAnsi" w:eastAsiaTheme="minorEastAsia" w:hAnsiTheme="minorHAnsi" w:cstheme="minorBidi"/>
+          <w:noProof/>
+          <w:sz w:val="22"/>
+          <w:szCs w:val="22"/>
+          <w:lang w:val="en-US"/>
+        </w:rPr>
+      </w:pPr>
+      <w:hyperlink w:anchor="_Toc231892459" w:history="1">
+        <w:r>
+          <w:rPr>
+            <w:rStyle w:val="Hipervnculo"/>
+            <w:noProof/>
+          </w:rPr>
+          <w:t>6.18. Eliminar proyecto</w:t>
+        </w:r>
+        <w:r>
+          <w:rPr>
+            <w:noProof/>
+            <w:webHidden/>
+          </w:rPr>
+          <w:tab/>
+        </w:r>
+        <w:r>
+          <w:rPr>
+            <w:noProof/>
+            <w:webHidden/>
+          </w:rPr>
+          <w:fldChar w:fldCharType="begin"/>
+        </w:r>
+        <w:r>
+          <w:rPr>
+            <w:noProof/>
+            <w:webHidden/>
+          </w:rPr>
+          <w:instrText xml:space="preserve"> PAGEREF _Toc231892459 \h </w:instrText>
+        </w:r>
+        <w:r>
+          <w:rPr>
+            <w:noProof/>
+            <w:webHidden/>
+          </w:rPr>
+        </w:r>
+        <w:r>
+          <w:rPr>
+            <w:noProof/>
+            <w:webHidden/>
+          </w:rPr>
+          <w:fldChar w:fldCharType="separate"/>
+        </w:r>
+        <w:r>
+          <w:rPr>
+            <w:noProof/>
+            <w:webHidden/>
+          </w:rPr>
+          <w:t>37</w:t>
+        </w:r>
+        <w:r>
+          <w:rPr>
+            <w:noProof/>
+            <w:webHidden/>
+          </w:rPr>
+          <w:fldChar w:fldCharType="end"/>
+        </w:r>
+      </w:hyperlink>
+    </w:p>
+    <w:p>
+      <w:pPr>
+        <w:pStyle w:val="TDC2"/>
+        <w:tabs>
+          <w:tab w:val="right" w:leader="dot" w:pos="9016"/>
+        </w:tabs>
+        <w:rPr>
+          <w:rFonts w:asciiTheme="minorHAnsi" w:eastAsiaTheme="minorEastAsia" w:hAnsiTheme="minorHAnsi" w:cstheme="minorBidi"/>
+          <w:noProof/>
+          <w:sz w:val="22"/>
+          <w:szCs w:val="22"/>
+          <w:lang w:val="en-US"/>
+        </w:rPr>
+      </w:pPr>
+      <w:hyperlink w:anchor="_Toc231892460" w:history="1">
+        <w:r>
+          <w:rPr>
+            <w:rStyle w:val="Hipervnculo"/>
+            <w:noProof/>
+          </w:rPr>
+          <w:t>6.19. Editar proyecto</w:t>
+        </w:r>
+        <w:r>
+          <w:rPr>
+            <w:noProof/>
+            <w:webHidden/>
+          </w:rPr>
+          <w:tab/>
+        </w:r>
+        <w:r>
+          <w:rPr>
+            <w:noProof/>
+            <w:webHidden/>
+          </w:rPr>
+          <w:fldChar w:fldCharType="begin"/>
+        </w:r>
+        <w:r>
+          <w:rPr>
+            <w:noProof/>
+            <w:webHidden/>
+          </w:rPr>
+          <w:instrText xml:space="preserve"> PAGEREF _Toc231892460 \h </w:instrText>
+        </w:r>
+        <w:r>
+          <w:rPr>
+            <w:noProof/>
+            <w:webHidden/>
+          </w:rPr>
+        </w:r>
+        <w:r>
+          <w:rPr>
+            <w:noProof/>
+            <w:webHidden/>
+          </w:rPr>
+          <w:fldChar w:fldCharType="separate"/>
+        </w:r>
+        <w:r>
+          <w:rPr>
+            <w:noProof/>
+            <w:webHidden/>
+          </w:rPr>
+          <w:t>37</w:t>
+        </w:r>
+        <w:r>
+          <w:rPr>
+            <w:noProof/>
+            <w:webHidden/>
+          </w:rPr>
+          <w:fldChar w:fldCharType="end"/>
+        </w:r>
+      </w:hyperlink>
+    </w:p>
+    <w:p>
+      <w:pPr>
+        <w:pStyle w:val="TDC2"/>
+        <w:tabs>
+          <w:tab w:val="right" w:leader="dot" w:pos="9016"/>
+        </w:tabs>
+        <w:rPr>
+          <w:rFonts w:asciiTheme="minorHAnsi" w:eastAsiaTheme="minorEastAsia" w:hAnsiTheme="minorHAnsi" w:cstheme="minorBidi"/>
+          <w:noProof/>
+          <w:sz w:val="22"/>
+          <w:szCs w:val="22"/>
+          <w:lang w:val="en-US"/>
+        </w:rPr>
+      </w:pPr>
+      <w:hyperlink w:anchor="_Toc231892461" w:history="1">
+        <w:r>
+          <w:rPr>
+            <w:rStyle w:val="Hipervnculo"/>
+            <w:noProof/>
+          </w:rPr>
+          <w:t>6.20. Previsualizar portafolio</w:t>
+        </w:r>
+        <w:r>
+          <w:rPr>
+            <w:noProof/>
+            <w:webHidden/>
+          </w:rPr>
+          <w:tab/>
+        </w:r>
+        <w:r>
+          <w:rPr>
+            <w:noProof/>
+            <w:webHidden/>
+          </w:rPr>
+          <w:fldChar w:fldCharType="begin"/>
+        </w:r>
+        <w:r>
+          <w:rPr>
+            <w:noProof/>
+            <w:webHidden/>
+          </w:rPr>
+          <w:instrText xml:space="preserve"> PAGEREF _Toc231892461 \h </w:instrText>
+        </w:r>
+        <w:r>
+          <w:rPr>
+            <w:noProof/>
+            <w:webHidden/>
+          </w:rPr>
+        </w:r>
+        <w:r>
+          <w:rPr>
+            <w:noProof/>
+            <w:webHidden/>
+          </w:rPr>
+          <w:fldChar w:fldCharType="separate"/>
+        </w:r>
+        <w:r>
+          <w:rPr>
+            <w:noProof/>
+            <w:webHidden/>
+          </w:rPr>
+          <w:t>37</w:t>
+        </w:r>
+        <w:r>
+          <w:rPr>
+            <w:noProof/>
+            <w:webHidden/>
+          </w:rPr>
+          <w:fldChar w:fldCharType="end"/>
+        </w:r>
+      </w:hyperlink>
+    </w:p>
+    <w:p>
+      <w:pPr>
+        <w:pStyle w:val="TDC2"/>
+        <w:tabs>
+          <w:tab w:val="right" w:leader="dot" w:pos="9016"/>
+        </w:tabs>
+        <w:rPr>
+          <w:rFonts w:asciiTheme="minorHAnsi" w:eastAsiaTheme="minorEastAsia" w:hAnsiTheme="minorHAnsi" w:cstheme="minorBidi"/>
+          <w:noProof/>
+          <w:sz w:val="22"/>
+          <w:szCs w:val="22"/>
+          <w:lang w:val="en-US"/>
+        </w:rPr>
+      </w:pPr>
+      <w:hyperlink w:anchor="_Toc231892462" w:history="1">
+        <w:r>
+          <w:rPr>
+            <w:rStyle w:val="Hipervnculo"/>
+            <w:noProof/>
+          </w:rPr>
+          <w:t>6.21. Registrar formación académica</w:t>
+        </w:r>
+        <w:r>
+          <w:rPr>
+            <w:noProof/>
+            <w:webHidden/>
+          </w:rPr>
+          <w:tab/>
+        </w:r>
+        <w:r>
+          <w:rPr>
+            <w:noProof/>
+            <w:webHidden/>
+          </w:rPr>
+          <w:fldChar w:fldCharType="begin"/>
+        </w:r>
+        <w:r>
+          <w:rPr>
+            <w:noProof/>
+            <w:webHidden/>
+          </w:rPr>
+          <w:instrText xml:space="preserve"> PAGEREF _Toc231892462 \h </w:instrText>
+        </w:r>
+        <w:r>
+          <w:rPr>
+            <w:noProof/>
+            <w:webHidden/>
+          </w:rPr>
+        </w:r>
+        <w:r>
+          <w:rPr>
+            <w:noProof/>
+            <w:webHidden/>
+          </w:rPr>
+          <w:fldChar w:fldCharType="separate"/>
+        </w:r>
+        <w:r>
+          <w:rPr>
+            <w:noProof/>
+            <w:webHidden/>
+          </w:rPr>
+          <w:t>37</w:t>
+        </w:r>
+        <w:r>
+          <w:rPr>
+            <w:noProof/>
+            <w:webHidden/>
+          </w:rPr>
+          <w:fldChar w:fldCharType="end"/>
+        </w:r>
+      </w:hyperlink>
+    </w:p>
+    <w:p>
+      <w:pPr>
+        <w:pStyle w:val="TDC2"/>
+        <w:tabs>
+          <w:tab w:val="right" w:leader="dot" w:pos="9016"/>
+        </w:tabs>
+        <w:rPr>
+          <w:rFonts w:asciiTheme="minorHAnsi" w:eastAsiaTheme="minorEastAsia" w:hAnsiTheme="minorHAnsi" w:cstheme="minorBidi"/>
+          <w:noProof/>
+          <w:sz w:val="22"/>
+          <w:szCs w:val="22"/>
+          <w:lang w:val="en-US"/>
+        </w:rPr>
+      </w:pPr>
+      <w:hyperlink w:anchor="_Toc231892463" w:history="1">
+        <w:r>
+          <w:rPr>
+            <w:rStyle w:val="Hipervnculo"/>
+            <w:noProof/>
+          </w:rPr>
+          <w:t>6.22. Visualizar listado de portafolios</w:t>
+        </w:r>
+        <w:r>
+          <w:rPr>
+            <w:noProof/>
+            <w:webHidden/>
+          </w:rPr>
+          <w:tab/>
+        </w:r>
+        <w:r>
+          <w:rPr>
+            <w:noProof/>
+            <w:webHidden/>
+          </w:rPr>
+          <w:fldChar w:fldCharType="begin"/>
+        </w:r>
+        <w:r>
+          <w:rPr>
+            <w:noProof/>
+            <w:webHidden/>
+          </w:rPr>
+          <w:instrText xml:space="preserve"> PAGEREF _Toc231892463 \h </w:instrText>
+        </w:r>
+        <w:r>
+          <w:rPr>
+            <w:noProof/>
+            <w:webHidden/>
+          </w:rPr>
+        </w:r>
+        <w:r>
+          <w:rPr>
+            <w:noProof/>
+            <w:webHidden/>
+          </w:rPr>
+          <w:fldChar w:fldCharType="separate"/>
+        </w:r>
+        <w:r>
+          <w:rPr>
+            <w:noProof/>
+            <w:webHidden/>
+          </w:rPr>
+          <w:t>37</w:t>
+        </w:r>
+        <w:r>
+          <w:rPr>
+            <w:noProof/>
+            <w:webHidden/>
+          </w:rPr>
+          <w:fldChar w:fldCharType="end"/>
+        </w:r>
+      </w:hyperlink>
+    </w:p>
+    <w:p>
+      <w:pPr>
+        <w:pStyle w:val="TDC2"/>
+        <w:tabs>
+          <w:tab w:val="right" w:leader="dot" w:pos="9016"/>
+        </w:tabs>
+        <w:rPr>
+          <w:rFonts w:asciiTheme="minorHAnsi" w:eastAsiaTheme="minorEastAsia" w:hAnsiTheme="minorHAnsi" w:cstheme="minorBidi"/>
+          <w:noProof/>
+          <w:sz w:val="22"/>
+          <w:szCs w:val="22"/>
+          <w:lang w:val="en-US"/>
+        </w:rPr>
+      </w:pPr>
+      <w:hyperlink w:anchor="_Toc231892464" w:history="1">
+        <w:r>
+          <w:rPr>
+            <w:rStyle w:val="Hipervnculo"/>
+            <w:noProof/>
+          </w:rPr>
+          <w:t>6.23. Visualizar listado de experiencias laborales</w:t>
+        </w:r>
+        <w:r>
+          <w:rPr>
+            <w:noProof/>
+            <w:webHidden/>
+          </w:rPr>
+          <w:tab/>
+        </w:r>
+        <w:r>
+          <w:rPr>
+            <w:noProof/>
+            <w:webHidden/>
+          </w:rPr>
+          <w:fldChar w:fldCharType="begin"/>
+        </w:r>
+        <w:r>
+          <w:rPr>
+            <w:noProof/>
+            <w:webHidden/>
+          </w:rPr>
+          <w:instrText xml:space="preserve"> PAGEREF _Toc231892464 \h </w:instrText>
+        </w:r>
+        <w:r>
+          <w:rPr>
+            <w:noProof/>
+            <w:webHidden/>
+          </w:rPr>
+        </w:r>
+        <w:r>
+          <w:rPr>
+            <w:noProof/>
+            <w:webHidden/>
+          </w:rPr>
+          <w:fldChar w:fldCharType="separate"/>
+        </w:r>
+        <w:r>
+          <w:rPr>
+            <w:noProof/>
+            <w:webHidden/>
+          </w:rPr>
+          <w:t>37</w:t>
+        </w:r>
+        <w:r>
+          <w:rPr>
+            <w:noProof/>
+            <w:webHidden/>
+          </w:rPr>
+          <w:fldChar w:fldCharType="end"/>
+        </w:r>
+      </w:hyperlink>
+    </w:p>
+    <w:p>
+      <w:pPr>
+        <w:pStyle w:val="TDC2"/>
+        <w:tabs>
+          <w:tab w:val="right" w:leader="dot" w:pos="9016"/>
+        </w:tabs>
+        <w:rPr>
+          <w:rFonts w:asciiTheme="minorHAnsi" w:eastAsiaTheme="minorEastAsia" w:hAnsiTheme="minorHAnsi" w:cstheme="minorBidi"/>
+          <w:noProof/>
+          <w:sz w:val="22"/>
+          <w:szCs w:val="22"/>
+          <w:lang w:val="en-US"/>
+        </w:rPr>
+      </w:pPr>
+      <w:hyperlink w:anchor="_Toc231892465" w:history="1">
+        <w:r>
+          <w:rPr>
+            <w:rStyle w:val="Hipervnculo"/>
+            <w:noProof/>
+          </w:rPr>
+          <w:t>6.24. Editar registro de experiencias laborales</w:t>
+        </w:r>
+        <w:r>
+          <w:rPr>
+            <w:noProof/>
+            <w:webHidden/>
+          </w:rPr>
+          <w:tab/>
+        </w:r>
+        <w:r>
+          <w:rPr>
+            <w:noProof/>
+            <w:webHidden/>
+          </w:rPr>
+          <w:fldChar w:fldCharType="begin"/>
+        </w:r>
+        <w:r>
+          <w:rPr>
+            <w:noProof/>
+            <w:webHidden/>
+          </w:rPr>
+          <w:instrText xml:space="preserve"> PAGEREF _Toc231892465 \h </w:instrText>
+        </w:r>
+        <w:r>
+          <w:rPr>
+            <w:noProof/>
+            <w:webHidden/>
+          </w:rPr>
+        </w:r>
+        <w:r>
+          <w:rPr>
+            <w:noProof/>
+            <w:webHidden/>
+          </w:rPr>
+          <w:fldChar w:fldCharType="separate"/>
+        </w:r>
+        <w:r>
+          <w:rPr>
+            <w:noProof/>
+            <w:webHidden/>
+          </w:rPr>
+          <w:t>37</w:t>
+        </w:r>
+        <w:r>
+          <w:rPr>
+            <w:noProof/>
+            <w:webHidden/>
+          </w:rPr>
+          <w:fldChar w:fldCharType="end"/>
+        </w:r>
+      </w:hyperlink>
+    </w:p>
+    <w:p>
+      <w:pPr>
+        <w:pStyle w:val="TDC2"/>
+        <w:tabs>
+          <w:tab w:val="right" w:leader="dot" w:pos="9016"/>
+        </w:tabs>
+        <w:rPr>
+          <w:rFonts w:asciiTheme="minorHAnsi" w:eastAsiaTheme="minorEastAsia" w:hAnsiTheme="minorHAnsi" w:cstheme="minorBidi"/>
+          <w:noProof/>
+          <w:sz w:val="22"/>
+          <w:szCs w:val="22"/>
+          <w:lang w:val="en-US"/>
+        </w:rPr>
+      </w:pPr>
+      <w:hyperlink w:anchor="_Toc231892466" w:history="1">
+        <w:r>
+          <w:rPr>
+            <w:rStyle w:val="Hipervnculo"/>
+            <w:noProof/>
+          </w:rPr>
+          <w:t>6.25. Visualizar listado de formaciones académicas</w:t>
+        </w:r>
+        <w:r>
+          <w:rPr>
+            <w:noProof/>
+            <w:webHidden/>
+          </w:rPr>
+          <w:tab/>
+        </w:r>
+        <w:r>
+          <w:rPr>
+            <w:noProof/>
+            <w:webHidden/>
+          </w:rPr>
+          <w:fldChar w:fldCharType="begin"/>
+        </w:r>
+        <w:r>
+          <w:rPr>
+            <w:noProof/>
+            <w:webHidden/>
+          </w:rPr>
+          <w:instrText xml:space="preserve"> PAGEREF _Toc231892466 \h </w:instrText>
+        </w:r>
+        <w:r>
+          <w:rPr>
+            <w:noProof/>
+            <w:webHidden/>
+          </w:rPr>
+        </w:r>
+        <w:r>
+          <w:rPr>
+            <w:noProof/>
+            <w:webHidden/>
+          </w:rPr>
+          <w:fldChar w:fldCharType="separate"/>
+        </w:r>
+        <w:r>
+          <w:rPr>
+            <w:noProof/>
+            <w:webHidden/>
+          </w:rPr>
+          <w:t>37</w:t>
+        </w:r>
+        <w:r>
+          <w:rPr>
+            <w:noProof/>
+            <w:webHidden/>
+          </w:rPr>
+          <w:fldChar w:fldCharType="end"/>
+        </w:r>
+      </w:hyperlink>
+    </w:p>
+    <w:p>
+      <w:pPr>
+        <w:pStyle w:val="TDC2"/>
+        <w:tabs>
+          <w:tab w:val="right" w:leader="dot" w:pos="9016"/>
+        </w:tabs>
+        <w:rPr>
+          <w:rFonts w:asciiTheme="minorHAnsi" w:eastAsiaTheme="minorEastAsia" w:hAnsiTheme="minorHAnsi" w:cstheme="minorBidi"/>
+          <w:noProof/>
+          <w:sz w:val="22"/>
+          <w:szCs w:val="22"/>
+          <w:lang w:val="en-US"/>
+        </w:rPr>
+      </w:pPr>
+      <w:hyperlink w:anchor="_Toc231892467" w:history="1">
+        <w:r>
+          <w:rPr>
+            <w:rStyle w:val="Hipervnculo"/>
+            <w:noProof/>
+          </w:rPr>
+          <w:t>6.26. Editar registro de formación académica</w:t>
+        </w:r>
+        <w:r>
+          <w:rPr>
+            <w:noProof/>
+            <w:webHidden/>
+          </w:rPr>
+          <w:tab/>
+        </w:r>
+        <w:r>
+          <w:rPr>
+            <w:noProof/>
+            <w:webHidden/>
+          </w:rPr>
+          <w:fldChar w:fldCharType="begin"/>
+        </w:r>
+        <w:r>
+          <w:rPr>
+            <w:noProof/>
+            <w:webHidden/>
+          </w:rPr>
+          <w:instrText xml:space="preserve"> PAGEREF _Toc231892467 \h </w:instrText>
+        </w:r>
+        <w:r>
+          <w:rPr>
+            <w:noProof/>
+            <w:webHidden/>
+          </w:rPr>
+        </w:r>
+        <w:r>
+          <w:rPr>
+            <w:noProof/>
+            <w:webHidden/>
+          </w:rPr>
+          <w:fldChar w:fldCharType="separate"/>
+        </w:r>
+        <w:r>
+          <w:rPr>
+            <w:noProof/>
+            <w:webHidden/>
+          </w:rPr>
+          <w:t>37</w:t>
+        </w:r>
+        <w:r>
+          <w:rPr>
+            <w:noProof/>
+            <w:webHidden/>
+          </w:rPr>
+          <w:fldChar w:fldCharType="end"/>
+        </w:r>
+      </w:hyperlink>
+    </w:p>
+    <w:p>
+      <w:pPr>
+        <w:pStyle w:val="TDC2"/>
+        <w:tabs>
+          <w:tab w:val="right" w:leader="dot" w:pos="9016"/>
+        </w:tabs>
+        <w:rPr>
+          <w:rFonts w:asciiTheme="minorHAnsi" w:eastAsiaTheme="minorEastAsia" w:hAnsiTheme="minorHAnsi" w:cstheme="minorBidi"/>
+          <w:noProof/>
+          <w:sz w:val="22"/>
+          <w:szCs w:val="22"/>
+          <w:lang w:val="en-US"/>
+        </w:rPr>
+      </w:pPr>
+      <w:hyperlink w:anchor="_Toc231892468" w:history="1">
+        <w:r>
+          <w:rPr>
+            <w:rStyle w:val="Hipervnculo"/>
+            <w:noProof/>
+          </w:rPr>
+          <w:t>6.27. Visualizar listado de habilidades técnicas</w:t>
+        </w:r>
+        <w:r>
+          <w:rPr>
+            <w:noProof/>
+            <w:webHidden/>
+          </w:rPr>
+          <w:tab/>
+        </w:r>
+        <w:r>
+          <w:rPr>
+            <w:noProof/>
+            <w:webHidden/>
+          </w:rPr>
+          <w:fldChar w:fldCharType="begin"/>
+        </w:r>
+        <w:r>
+          <w:rPr>
+            <w:noProof/>
+            <w:webHidden/>
+          </w:rPr>
+          <w:instrText xml:space="preserve"> PAGEREF _Toc231892468 \h </w:instrText>
+        </w:r>
+        <w:r>
+          <w:rPr>
+            <w:noProof/>
+            <w:webHidden/>
+          </w:rPr>
+        </w:r>
+        <w:r>
+          <w:rPr>
+            <w:noProof/>
+            <w:webHidden/>
+          </w:rPr>
+          <w:fldChar w:fldCharType="separate"/>
+        </w:r>
+        <w:r>
+          <w:rPr>
+            <w:noProof/>
+            <w:webHidden/>
+          </w:rPr>
+          <w:t>37</w:t>
+        </w:r>
+        <w:r>
+          <w:rPr>
+            <w:noProof/>
+            <w:webHidden/>
+          </w:rPr>
+          <w:fldChar w:fldCharType="end"/>
+        </w:r>
+      </w:hyperlink>
+    </w:p>
+    <w:p>
+      <w:pPr>
+        <w:pStyle w:val="TDC2"/>
+        <w:tabs>
+          <w:tab w:val="right" w:leader="dot" w:pos="9016"/>
+        </w:tabs>
+        <w:rPr>
+          <w:rFonts w:asciiTheme="minorHAnsi" w:eastAsiaTheme="minorEastAsia" w:hAnsiTheme="minorHAnsi" w:cstheme="minorBidi"/>
+          <w:noProof/>
+          <w:sz w:val="22"/>
+          <w:szCs w:val="22"/>
+          <w:lang w:val="en-US"/>
+        </w:rPr>
+      </w:pPr>
+      <w:hyperlink w:anchor="_Toc231892469" w:history="1">
+        <w:r>
+          <w:rPr>
+            <w:rStyle w:val="Hipervnculo"/>
+            <w:noProof/>
+          </w:rPr>
+          <w:t>6.28. Visualizar listado de habilidades blandas</w:t>
+        </w:r>
+        <w:r>
+          <w:rPr>
+            <w:noProof/>
+            <w:webHidden/>
+          </w:rPr>
+          <w:tab/>
+        </w:r>
+        <w:r>
+          <w:rPr>
+            <w:noProof/>
+            <w:webHidden/>
+          </w:rPr>
+          <w:fldChar w:fldCharType="begin"/>
+        </w:r>
+        <w:r>
+          <w:rPr>
+            <w:noProof/>
+            <w:webHidden/>
+          </w:rPr>
+          <w:instrText xml:space="preserve"> PAGEREF _Toc231892469 \h </w:instrText>
+        </w:r>
+        <w:r>
+          <w:rPr>
+            <w:noProof/>
+            <w:webHidden/>
+          </w:rPr>
+        </w:r>
+        <w:r>
+          <w:rPr>
+            <w:noProof/>
+            <w:webHidden/>
+          </w:rPr>
+          <w:fldChar w:fldCharType="separate"/>
+        </w:r>
+        <w:r>
+          <w:rPr>
+            <w:noProof/>
+            <w:webHidden/>
+          </w:rPr>
+          <w:t>37</w:t>
+        </w:r>
+        <w:r>
+          <w:rPr>
+            <w:noProof/>
+            <w:webHidden/>
+          </w:rPr>
+          <w:fldChar w:fldCharType="end"/>
+        </w:r>
+      </w:hyperlink>
+    </w:p>
+    <w:p>
+      <w:pPr>
+        <w:pStyle w:val="TDC2"/>
+        <w:tabs>
+          <w:tab w:val="right" w:leader="dot" w:pos="9016"/>
+        </w:tabs>
+        <w:rPr>
+          <w:rFonts w:asciiTheme="minorHAnsi" w:eastAsiaTheme="minorEastAsia" w:hAnsiTheme="minorHAnsi" w:cstheme="minorBidi"/>
+          <w:noProof/>
+          <w:sz w:val="22"/>
+          <w:szCs w:val="22"/>
+          <w:lang w:val="en-US"/>
+        </w:rPr>
+      </w:pPr>
+      <w:hyperlink w:anchor="_Toc231892470" w:history="1">
+        <w:r>
+          <w:rPr>
+            <w:rStyle w:val="Hipervnculo"/>
+            <w:noProof/>
+          </w:rPr>
+          <w:t>6.29. Visualizar listado de proyectos</w:t>
+        </w:r>
+        <w:r>
+          <w:rPr>
+            <w:noProof/>
+            <w:webHidden/>
+          </w:rPr>
+          <w:tab/>
+        </w:r>
+        <w:r>
+          <w:rPr>
+            <w:noProof/>
+            <w:webHidden/>
+          </w:rPr>
+          <w:fldChar w:fldCharType="begin"/>
+        </w:r>
+        <w:r>
+          <w:rPr>
+            <w:noProof/>
+            <w:webHidden/>
+          </w:rPr>
+          <w:instrText xml:space="preserve"> PAGEREF _Toc231892470 \h </w:instrText>
+        </w:r>
+        <w:r>
+          <w:rPr>
+            <w:noProof/>
+            <w:webHidden/>
+          </w:rPr>
+        </w:r>
+        <w:r>
+          <w:rPr>
+            <w:noProof/>
+            <w:webHidden/>
+          </w:rPr>
+          <w:fldChar w:fldCharType="separate"/>
+        </w:r>
+        <w:r>
+          <w:rPr>
+            <w:noProof/>
+            <w:webHidden/>
+          </w:rPr>
+          <w:t>37</w:t>
+        </w:r>
+        <w:r>
+          <w:rPr>
+            <w:noProof/>
+            <w:webHidden/>
+          </w:rPr>
+          <w:fldChar w:fldCharType="end"/>
+        </w:r>
+      </w:hyperlink>
+    </w:p>
+    <w:p>
+      <w:pPr>
+        <w:pStyle w:val="TDC2"/>
+        <w:tabs>
+          <w:tab w:val="right" w:leader="dot" w:pos="9016"/>
+        </w:tabs>
+        <w:rPr>
+          <w:rFonts w:asciiTheme="minorHAnsi" w:eastAsiaTheme="minorEastAsia" w:hAnsiTheme="minorHAnsi" w:cstheme="minorBidi"/>
+          <w:noProof/>
+          <w:sz w:val="22"/>
+          <w:szCs w:val="22"/>
+          <w:lang w:val="en-US"/>
+        </w:rPr>
+      </w:pPr>
+      <w:hyperlink w:anchor="_Toc231892471" w:history="1">
+        <w:r>
+          <w:rPr>
+            <w:rStyle w:val="Hipervnculo"/>
+            <w:noProof/>
+          </w:rPr>
+          <w:t>6.30. Publicar portafolio</w:t>
+        </w:r>
+        <w:r>
+          <w:rPr>
+            <w:noProof/>
+            <w:webHidden/>
+          </w:rPr>
+          <w:tab/>
+        </w:r>
+        <w:r>
+          <w:rPr>
+            <w:noProof/>
+            <w:webHidden/>
+          </w:rPr>
+          <w:fldChar w:fldCharType="begin"/>
+        </w:r>
+        <w:r>
+          <w:rPr>
+            <w:noProof/>
+            <w:webHidden/>
+          </w:rPr>
+          <w:instrText xml:space="preserve"> PAGEREF _Toc231892471 \h </w:instrText>
+        </w:r>
+        <w:r>
+          <w:rPr>
+            <w:noProof/>
+            <w:webHidden/>
+          </w:rPr>
+        </w:r>
+        <w:r>
+          <w:rPr>
+            <w:noProof/>
+            <w:webHidden/>
+          </w:rPr>
+          <w:fldChar w:fldCharType="separate"/>
+        </w:r>
+        <w:r>
+          <w:rPr>
+            <w:noProof/>
+            <w:webHidden/>
+          </w:rPr>
+          <w:t>37</w:t>
+        </w:r>
+        <w:r>
+          <w:rPr>
+            <w:noProof/>
+            <w:webHidden/>
+          </w:rPr>
+          <w:fldChar w:fldCharType="end"/>
+        </w:r>
+      </w:hyperlink>
+    </w:p>
+    <w:p>
+      <w:pPr>
+        <w:pStyle w:val="TDC2"/>
+        <w:tabs>
+          <w:tab w:val="right" w:leader="dot" w:pos="9016"/>
+        </w:tabs>
+        <w:rPr>
+          <w:rFonts w:asciiTheme="minorHAnsi" w:eastAsiaTheme="minorEastAsia" w:hAnsiTheme="minorHAnsi" w:cstheme="minorBidi"/>
+          <w:noProof/>
+          <w:sz w:val="22"/>
+          <w:szCs w:val="22"/>
+          <w:lang w:val="en-US"/>
+        </w:rPr>
+      </w:pPr>
+      <w:hyperlink w:anchor="_Toc231892472" w:history="1">
+        <w:r>
+          <w:rPr>
+            <w:rStyle w:val="Hipervnculo"/>
+            <w:noProof/>
+          </w:rPr>
+          <w:t>6.31. Registrar actualizacion academica</w:t>
+        </w:r>
+        <w:r>
+          <w:rPr>
+            <w:noProof/>
+            <w:webHidden/>
+          </w:rPr>
+          <w:tab/>
+        </w:r>
+        <w:r>
+          <w:rPr>
+            <w:noProof/>
+            <w:webHidden/>
+          </w:rPr>
+          <w:fldChar w:fldCharType="begin"/>
+        </w:r>
+        <w:r>
+          <w:rPr>
+            <w:noProof/>
+            <w:webHidden/>
+          </w:rPr>
+          <w:instrText xml:space="preserve"> PAGEREF _Toc231892472 \h </w:instrText>
+        </w:r>
+        <w:r>
+          <w:rPr>
+            <w:noProof/>
+            <w:webHidden/>
+          </w:rPr>
+        </w:r>
+        <w:r>
+          <w:rPr>
+            <w:noProof/>
+            <w:webHidden/>
+          </w:rPr>
+          <w:fldChar w:fldCharType="separate"/>
+        </w:r>
+        <w:r>
+          <w:rPr>
+            <w:noProof/>
+            <w:webHidden/>
+          </w:rPr>
+          <w:t>37</w:t>
+        </w:r>
+        <w:r>
+          <w:rPr>
+            <w:noProof/>
+            <w:webHidden/>
+          </w:rPr>
+          <w:fldChar w:fldCharType="end"/>
+        </w:r>
+      </w:hyperlink>
+    </w:p>
+    <w:p>
+      <w:pPr>
+        <w:pStyle w:val="TDC2"/>
+        <w:tabs>
+          <w:tab w:val="right" w:leader="dot" w:pos="9016"/>
+        </w:tabs>
+        <w:rPr>
+          <w:rFonts w:asciiTheme="minorHAnsi" w:eastAsiaTheme="minorEastAsia" w:hAnsiTheme="minorHAnsi" w:cstheme="minorBidi"/>
+          <w:noProof/>
+          <w:sz w:val="22"/>
+          <w:szCs w:val="22"/>
+          <w:lang w:val="en-US"/>
+        </w:rPr>
+      </w:pPr>
+      <w:hyperlink w:anchor="_Toc231892473" w:history="1">
+        <w:r>
+          <w:rPr>
+            <w:rStyle w:val="Hipervnculo"/>
+            <w:noProof/>
+          </w:rPr>
+          <w:t>6.32. Editar actualizacion academica</w:t>
+        </w:r>
+        <w:r>
+          <w:rPr>
+            <w:noProof/>
+            <w:webHidden/>
+          </w:rPr>
+          <w:tab/>
+        </w:r>
+        <w:r>
+          <w:rPr>
+            <w:noProof/>
+            <w:webHidden/>
+          </w:rPr>
+          <w:fldChar w:fldCharType="begin"/>
+        </w:r>
+        <w:r>
+          <w:rPr>
+            <w:noProof/>
+            <w:webHidden/>
+          </w:rPr>
+          <w:instrText xml:space="preserve"> PAGEREF _Toc231892473 \h </w:instrText>
+        </w:r>
+        <w:r>
+          <w:rPr>
+            <w:noProof/>
+            <w:webHidden/>
+          </w:rPr>
+        </w:r>
+        <w:r>
+          <w:rPr>
+            <w:noProof/>
+            <w:webHidden/>
+          </w:rPr>
+          <w:fldChar w:fldCharType="separate"/>
+        </w:r>
+        <w:r>
+          <w:rPr>
+            <w:noProof/>
+            <w:webHidden/>
+          </w:rPr>
+          <w:t>37</w:t>
+        </w:r>
+        <w:r>
+          <w:rPr>
+            <w:noProof/>
+            <w:webHidden/>
+          </w:rPr>
+          <w:fldChar w:fldCharType="end"/>
+        </w:r>
+      </w:hyperlink>
+    </w:p>
+    <w:p>
+      <w:pPr>
+        <w:pStyle w:val="TDC2"/>
+        <w:tabs>
+          <w:tab w:val="right" w:leader="dot" w:pos="9016"/>
+        </w:tabs>
+        <w:rPr>
+          <w:rFonts w:asciiTheme="minorHAnsi" w:eastAsiaTheme="minorEastAsia" w:hAnsiTheme="minorHAnsi" w:cstheme="minorBidi"/>
+          <w:noProof/>
+          <w:sz w:val="22"/>
+          <w:szCs w:val="22"/>
+          <w:lang w:val="en-US"/>
+        </w:rPr>
+      </w:pPr>
+      <w:hyperlink w:anchor="_Toc231892474" w:history="1">
+        <w:r>
+          <w:rPr>
+            <w:rStyle w:val="Hipervnculo"/>
+            <w:noProof/>
+          </w:rPr>
+          <w:t>6.33. Visualizar listado de actualizaciones academicas</w:t>
+        </w:r>
+        <w:r>
+          <w:rPr>
+            <w:noProof/>
+            <w:webHidden/>
+          </w:rPr>
+          <w:tab/>
+        </w:r>
+        <w:r>
+          <w:rPr>
+            <w:noProof/>
+            <w:webHidden/>
+          </w:rPr>
+          <w:fldChar w:fldCharType="begin"/>
+        </w:r>
+        <w:r>
+          <w:rPr>
+            <w:noProof/>
+            <w:webHidden/>
+          </w:rPr>
+          <w:instrText xml:space="preserve"> PAGEREF _Toc231892474 \h </w:instrText>
+        </w:r>
+        <w:r>
+          <w:rPr>
+            <w:noProof/>
+            <w:webHidden/>
+          </w:rPr>
+        </w:r>
+        <w:r>
+          <w:rPr>
+            <w:noProof/>
+            <w:webHidden/>
+          </w:rPr>
+          <w:fldChar w:fldCharType="separate"/>
+        </w:r>
+        <w:r>
+          <w:rPr>
+            <w:noProof/>
+            <w:webHidden/>
+          </w:rPr>
+          <w:t>37</w:t>
+        </w:r>
+        <w:r>
+          <w:rPr>
+            <w:noProof/>
+            <w:webHidden/>
+          </w:rPr>
+          <w:fldChar w:fldCharType="end"/>
+        </w:r>
+      </w:hyperlink>
+    </w:p>
+    <w:p>
+      <w:pPr>
+        <w:pStyle w:val="TDC2"/>
+        <w:tabs>
+          <w:tab w:val="right" w:leader="dot" w:pos="9016"/>
+        </w:tabs>
+        <w:rPr>
+          <w:rFonts w:asciiTheme="minorHAnsi" w:eastAsiaTheme="minorEastAsia" w:hAnsiTheme="minorHAnsi" w:cstheme="minorBidi"/>
+          <w:noProof/>
+          <w:sz w:val="22"/>
+          <w:szCs w:val="22"/>
+          <w:lang w:val="en-US"/>
+        </w:rPr>
+      </w:pPr>
+      <w:hyperlink w:anchor="_Toc231892475" w:history="1">
+        <w:r>
+          <w:rPr>
+            <w:rStyle w:val="Hipervnculo"/>
+            <w:noProof/>
+          </w:rPr>
+          <w:t>6.34. Eliminar actualizacion academica</w:t>
+        </w:r>
+        <w:r>
+          <w:rPr>
+            <w:noProof/>
+            <w:webHidden/>
+          </w:rPr>
+          <w:tab/>
+        </w:r>
+        <w:r>
+          <w:rPr>
+            <w:noProof/>
+            <w:webHidden/>
+          </w:rPr>
+          <w:fldChar w:fldCharType="begin"/>
+        </w:r>
+        <w:r>
+          <w:rPr>
+            <w:noProof/>
+            <w:webHidden/>
+          </w:rPr>
+          <w:instrText xml:space="preserve"> PAGEREF _Toc231892475 \h </w:instrText>
+        </w:r>
+        <w:r>
+          <w:rPr>
+            <w:noProof/>
+            <w:webHidden/>
+          </w:rPr>
+        </w:r>
+        <w:r>
+          <w:rPr>
+            <w:noProof/>
+            <w:webHidden/>
+          </w:rPr>
+          <w:fldChar w:fldCharType="separate"/>
+        </w:r>
+        <w:r>
+          <w:rPr>
+            <w:noProof/>
+            <w:webHidden/>
+          </w:rPr>
+          <w:t>38</w:t>
+        </w:r>
+        <w:r>
+          <w:rPr>
+            <w:noProof/>
+            <w:webHidden/>
+          </w:rPr>
+          <w:fldChar w:fldCharType="end"/>
+        </w:r>
+      </w:hyperlink>
+    </w:p>
+    <w:p>
+      <w:pPr>
+        <w:pStyle w:val="TDC2"/>
+        <w:tabs>
+          <w:tab w:val="right" w:leader="dot" w:pos="9016"/>
+        </w:tabs>
+        <w:rPr>
+          <w:rFonts w:asciiTheme="minorHAnsi" w:eastAsiaTheme="minorEastAsia" w:hAnsiTheme="minorHAnsi" w:cstheme="minorBidi"/>
+          <w:noProof/>
+          <w:sz w:val="22"/>
+          <w:szCs w:val="22"/>
+          <w:lang w:val="en-US"/>
+        </w:rPr>
+      </w:pPr>
+      <w:hyperlink w:anchor="_Toc231892476" w:history="1">
+        <w:r>
+          <w:rPr>
+            <w:rStyle w:val="Hipervnculo"/>
+            <w:noProof/>
+          </w:rPr>
+          <w:t>6.35. Visualizar listado de portafolios que respondan a un criterio de búsqueda</w:t>
+        </w:r>
+        <w:r>
+          <w:rPr>
+            <w:noProof/>
+            <w:webHidden/>
+          </w:rPr>
+          <w:tab/>
+        </w:r>
+        <w:r>
+          <w:rPr>
+            <w:noProof/>
+            <w:webHidden/>
+          </w:rPr>
+          <w:fldChar w:fldCharType="begin"/>
+        </w:r>
+        <w:r>
+          <w:rPr>
+            <w:noProof/>
+            <w:webHidden/>
+          </w:rPr>
+          <w:instrText xml:space="preserve"> PAGEREF _Toc231892476 \h </w:instrText>
+        </w:r>
+        <w:r>
+          <w:rPr>
+            <w:noProof/>
+            <w:webHidden/>
+          </w:rPr>
+        </w:r>
+        <w:r>
+          <w:rPr>
+            <w:noProof/>
+            <w:webHidden/>
+          </w:rPr>
+          <w:fldChar w:fldCharType="separate"/>
+        </w:r>
+        <w:r>
+          <w:rPr>
+            <w:noProof/>
+            <w:webHidden/>
+          </w:rPr>
+          <w:t>38</w:t>
+        </w:r>
+        <w:r>
+          <w:rPr>
+            <w:noProof/>
+            <w:webHidden/>
+          </w:rPr>
+          <w:fldChar w:fldCharType="end"/>
+        </w:r>
+      </w:hyperlink>
+    </w:p>
+    <w:p>
+      <w:pPr>
+        <w:pStyle w:val="TDC2"/>
+        <w:tabs>
+          <w:tab w:val="right" w:leader="dot" w:pos="9016"/>
+        </w:tabs>
+        <w:rPr>
+          <w:rFonts w:asciiTheme="minorHAnsi" w:eastAsiaTheme="minorEastAsia" w:hAnsiTheme="minorHAnsi" w:cstheme="minorBidi"/>
+          <w:noProof/>
+          <w:sz w:val="22"/>
+          <w:szCs w:val="22"/>
+          <w:lang w:val="en-US"/>
+        </w:rPr>
+      </w:pPr>
+      <w:hyperlink w:anchor="_Toc231892477" w:history="1">
+        <w:r>
+          <w:rPr>
+            <w:rStyle w:val="Hipervnculo"/>
+            <w:noProof/>
+          </w:rPr>
+          <w:t>6.36. Compartir Portafolio</w:t>
+        </w:r>
+        <w:r>
+          <w:rPr>
+            <w:noProof/>
+            <w:webHidden/>
+          </w:rPr>
+          <w:tab/>
+        </w:r>
+        <w:r>
+          <w:rPr>
+            <w:noProof/>
+            <w:webHidden/>
+          </w:rPr>
+          <w:fldChar w:fldCharType="begin"/>
+        </w:r>
+        <w:r>
+          <w:rPr>
+            <w:noProof/>
+            <w:webHidden/>
+          </w:rPr>
+          <w:instrText xml:space="preserve"> PAGEREF _Toc231892477 \h </w:instrText>
+        </w:r>
+        <w:r>
+          <w:rPr>
+            <w:noProof/>
+            <w:webHidden/>
+          </w:rPr>
+        </w:r>
+        <w:r>
+          <w:rPr>
+            <w:noProof/>
+            <w:webHidden/>
+          </w:rPr>
+          <w:fldChar w:fldCharType="separate"/>
+        </w:r>
+        <w:r>
+          <w:rPr>
+            <w:noProof/>
+            <w:webHidden/>
+          </w:rPr>
+          <w:t>38</w:t>
+        </w:r>
+        <w:r>
+          <w:rPr>
+            <w:noProof/>
+            <w:webHidden/>
+          </w:rPr>
+          <w:fldChar w:fldCharType="end"/>
+        </w:r>
+      </w:hyperlink>
+    </w:p>
+    <w:p>
+      <w:pPr>
+        <w:pStyle w:val="TDC2"/>
+        <w:tabs>
+          <w:tab w:val="right" w:leader="dot" w:pos="9016"/>
+        </w:tabs>
+        <w:rPr>
+          <w:rFonts w:asciiTheme="minorHAnsi" w:eastAsiaTheme="minorEastAsia" w:hAnsiTheme="minorHAnsi" w:cstheme="minorBidi"/>
+          <w:noProof/>
+          <w:sz w:val="22"/>
+          <w:szCs w:val="22"/>
+          <w:lang w:val="en-US"/>
+        </w:rPr>
+      </w:pPr>
+      <w:hyperlink w:anchor="_Toc231892478" w:history="1">
+        <w:r>
+          <w:rPr>
+            <w:rStyle w:val="Hipervnculo"/>
+            <w:noProof/>
+          </w:rPr>
+          <w:t>6.37. Cambiar portafolio a privado</w:t>
+        </w:r>
+        <w:r>
+          <w:rPr>
+            <w:noProof/>
+            <w:webHidden/>
+          </w:rPr>
+          <w:tab/>
+        </w:r>
+        <w:r>
+          <w:rPr>
+            <w:noProof/>
+            <w:webHidden/>
+          </w:rPr>
+          <w:fldChar w:fldCharType="begin"/>
+        </w:r>
+        <w:r>
+          <w:rPr>
+            <w:noProof/>
+            <w:webHidden/>
+          </w:rPr>
+          <w:instrText xml:space="preserve"> PAGEREF _Toc231892478 \h </w:instrText>
+        </w:r>
+        <w:r>
+          <w:rPr>
+            <w:noProof/>
+            <w:webHidden/>
+          </w:rPr>
+        </w:r>
+        <w:r>
+          <w:rPr>
+            <w:noProof/>
+            <w:webHidden/>
+          </w:rPr>
+          <w:fldChar w:fldCharType="separate"/>
+        </w:r>
+        <w:r>
+          <w:rPr>
+            <w:noProof/>
+            <w:webHidden/>
+          </w:rPr>
+          <w:t>38</w:t>
+        </w:r>
+        <w:r>
+          <w:rPr>
+            <w:noProof/>
+            <w:webHidden/>
+          </w:rPr>
+          <w:fldChar w:fldCharType="end"/>
+        </w:r>
+      </w:hyperlink>
+    </w:p>
+    <w:p>
+      <w:pPr>
+        <w:pStyle w:val="TDC2"/>
+        <w:tabs>
+          <w:tab w:val="right" w:leader="dot" w:pos="9016"/>
+        </w:tabs>
+        <w:rPr>
+          <w:rFonts w:asciiTheme="minorHAnsi" w:eastAsiaTheme="minorEastAsia" w:hAnsiTheme="minorHAnsi" w:cstheme="minorBidi"/>
+          <w:noProof/>
+          <w:sz w:val="22"/>
+          <w:szCs w:val="22"/>
+          <w:lang w:val="en-US"/>
+        </w:rPr>
+      </w:pPr>
+      <w:hyperlink w:anchor="_Toc231892479" w:history="1">
+        <w:r>
+          <w:rPr>
+            <w:rStyle w:val="Hipervnculo"/>
+            <w:noProof/>
+          </w:rPr>
+          <w:t>6.38. Visualizar analíticas individuales de un portafolio</w:t>
+        </w:r>
+        <w:r>
+          <w:rPr>
+            <w:noProof/>
+            <w:webHidden/>
+          </w:rPr>
+          <w:tab/>
+        </w:r>
+        <w:r>
+          <w:rPr>
+            <w:noProof/>
+            <w:webHidden/>
+          </w:rPr>
+          <w:fldChar w:fldCharType="begin"/>
+        </w:r>
+        <w:r>
+          <w:rPr>
+            <w:noProof/>
+            <w:webHidden/>
+          </w:rPr>
+          <w:instrText xml:space="preserve"> PAGEREF _Toc231892479 \h </w:instrText>
+        </w:r>
+        <w:r>
+          <w:rPr>
+            <w:noProof/>
+            <w:webHidden/>
+          </w:rPr>
+        </w:r>
+        <w:r>
+          <w:rPr>
+            <w:noProof/>
+            <w:webHidden/>
+          </w:rPr>
+          <w:fldChar w:fldCharType="separate"/>
+        </w:r>
+        <w:r>
+          <w:rPr>
+            <w:noProof/>
+            <w:webHidden/>
+          </w:rPr>
+          <w:t>38</w:t>
+        </w:r>
+        <w:r>
+          <w:rPr>
+            <w:noProof/>
+            <w:webHidden/>
+          </w:rPr>
+          <w:fldChar w:fldCharType="end"/>
+        </w:r>
+      </w:hyperlink>
+    </w:p>
+    <w:p>
+      <w:pPr>
+        <w:pStyle w:val="TDC2"/>
+        <w:tabs>
+          <w:tab w:val="right" w:leader="dot" w:pos="9016"/>
+        </w:tabs>
+        <w:rPr>
+          <w:rFonts w:asciiTheme="minorHAnsi" w:eastAsiaTheme="minorEastAsia" w:hAnsiTheme="minorHAnsi" w:cstheme="minorBidi"/>
+          <w:noProof/>
+          <w:sz w:val="22"/>
+          <w:szCs w:val="22"/>
+          <w:lang w:val="en-US"/>
+        </w:rPr>
+      </w:pPr>
+      <w:hyperlink w:anchor="_Toc231892480" w:history="1">
+        <w:r>
+          <w:rPr>
+            <w:rStyle w:val="Hipervnculo"/>
+            <w:noProof/>
+          </w:rPr>
+          <w:t>6.39. Visualizar analíticas globales de mis portafolios</w:t>
+        </w:r>
+        <w:r>
+          <w:rPr>
+            <w:noProof/>
+            <w:webHidden/>
+          </w:rPr>
+          <w:tab/>
+        </w:r>
+        <w:r>
+          <w:rPr>
+            <w:noProof/>
+            <w:webHidden/>
+          </w:rPr>
+          <w:fldChar w:fldCharType="begin"/>
+        </w:r>
+        <w:r>
+          <w:rPr>
+            <w:noProof/>
+            <w:webHidden/>
+          </w:rPr>
+          <w:instrText xml:space="preserve"> PAGEREF _Toc231892480 \h </w:instrText>
+        </w:r>
+        <w:r>
+          <w:rPr>
+            <w:noProof/>
+            <w:webHidden/>
+          </w:rPr>
+        </w:r>
+        <w:r>
+          <w:rPr>
+            <w:noProof/>
+            <w:webHidden/>
+          </w:rPr>
+          <w:fldChar w:fldCharType="separate"/>
+        </w:r>
+        <w:r>
+          <w:rPr>
+            <w:noProof/>
+            <w:webHidden/>
+          </w:rPr>
+          <w:t>38</w:t>
+        </w:r>
+        <w:r>
+          <w:rPr>
+            <w:noProof/>
+            <w:webHidden/>
+          </w:rPr>
+          <w:fldChar w:fldCharType="end"/>
+        </w:r>
+      </w:hyperlink>
+    </w:p>
+    <w:p>
+      <w:pPr>
+        <w:pStyle w:val="TDC2"/>
+        <w:tabs>
+          <w:tab w:val="right" w:leader="dot" w:pos="9016"/>
+        </w:tabs>
+        <w:rPr>
+          <w:rFonts w:asciiTheme="minorHAnsi" w:eastAsiaTheme="minorEastAsia" w:hAnsiTheme="minorHAnsi" w:cstheme="minorBidi"/>
+          <w:noProof/>
+          <w:sz w:val="22"/>
+          <w:szCs w:val="22"/>
+          <w:lang w:val="en-US"/>
+        </w:rPr>
+      </w:pPr>
+      <w:hyperlink w:anchor="_Toc231892481" w:history="1">
+        <w:r>
+          <w:rPr>
+            <w:rStyle w:val="Hipervnculo"/>
+            <w:noProof/>
+          </w:rPr>
+          <w:t>6.40. Visualizar panel de analiticas generales del sistema</w:t>
+        </w:r>
+        <w:r>
+          <w:rPr>
+            <w:noProof/>
+            <w:webHidden/>
+          </w:rPr>
+          <w:tab/>
+        </w:r>
+        <w:r>
+          <w:rPr>
+            <w:noProof/>
+            <w:webHidden/>
+          </w:rPr>
+          <w:fldChar w:fldCharType="begin"/>
+        </w:r>
+        <w:r>
+          <w:rPr>
+            <w:noProof/>
+            <w:webHidden/>
+          </w:rPr>
+          <w:instrText xml:space="preserve"> PAGEREF _Toc231892481 \h </w:instrText>
+        </w:r>
+        <w:r>
+          <w:rPr>
+            <w:noProof/>
+            <w:webHidden/>
+          </w:rPr>
+        </w:r>
+        <w:r>
+          <w:rPr>
+            <w:noProof/>
+            <w:webHidden/>
+          </w:rPr>
+          <w:fldChar w:fldCharType="separate"/>
+        </w:r>
+        <w:r>
+          <w:rPr>
+            <w:noProof/>
+            <w:webHidden/>
+          </w:rPr>
+          <w:t>38</w:t>
+        </w:r>
+        <w:r>
+          <w:rPr>
+            <w:noProof/>
+            <w:webHidden/>
+          </w:rPr>
+          <w:fldChar w:fldCharType="end"/>
+        </w:r>
+      </w:hyperlink>
+    </w:p>
+    <w:p>
+      <w:pPr>
+        <w:pStyle w:val="TDC2"/>
+        <w:tabs>
+          <w:tab w:val="right" w:leader="dot" w:pos="9016"/>
+        </w:tabs>
+        <w:rPr>
+          <w:rFonts w:asciiTheme="minorHAnsi" w:eastAsiaTheme="minorEastAsia" w:hAnsiTheme="minorHAnsi" w:cstheme="minorBidi"/>
+          <w:noProof/>
+          <w:sz w:val="22"/>
+          <w:szCs w:val="22"/>
+          <w:lang w:val="en-US"/>
+        </w:rPr>
+      </w:pPr>
+      <w:hyperlink w:anchor="_Toc231892482" w:history="1">
+        <w:r>
+          <w:rPr>
+            <w:rStyle w:val="Hipervnculo"/>
+            <w:noProof/>
+          </w:rPr>
+          <w:t>6.41. Visualizar listado de usuario registrados en el sistema</w:t>
+        </w:r>
+        <w:r>
+          <w:rPr>
+            <w:noProof/>
+            <w:webHidden/>
+          </w:rPr>
+          <w:tab/>
+        </w:r>
+        <w:r>
+          <w:rPr>
+            <w:noProof/>
+            <w:webHidden/>
+          </w:rPr>
+          <w:fldChar w:fldCharType="begin"/>
+        </w:r>
+        <w:r>
+          <w:rPr>
+            <w:noProof/>
+            <w:webHidden/>
+          </w:rPr>
+          <w:instrText xml:space="preserve"> PAGEREF _Toc231892482 \h </w:instrText>
+        </w:r>
+        <w:r>
+          <w:rPr>
+            <w:noProof/>
+            <w:webHidden/>
+          </w:rPr>
+        </w:r>
+        <w:r>
+          <w:rPr>
+            <w:noProof/>
+            <w:webHidden/>
+          </w:rPr>
+          <w:fldChar w:fldCharType="separate"/>
+        </w:r>
+        <w:r>
+          <w:rPr>
+            <w:noProof/>
+            <w:webHidden/>
+          </w:rPr>
+          <w:t>39</w:t>
+        </w:r>
+        <w:r>
+          <w:rPr>
+            <w:noProof/>
+            <w:webHidden/>
+          </w:rPr>
+          <w:fldChar w:fldCharType="end"/>
+        </w:r>
+      </w:hyperlink>
+    </w:p>
+    <w:p>
+      <w:pPr>
+        <w:pStyle w:val="TDC2"/>
+        <w:tabs>
+          <w:tab w:val="right" w:leader="dot" w:pos="9016"/>
+        </w:tabs>
+        <w:rPr>
+          <w:rFonts w:asciiTheme="minorHAnsi" w:eastAsiaTheme="minorEastAsia" w:hAnsiTheme="minorHAnsi" w:cstheme="minorBidi"/>
+          <w:noProof/>
+          <w:sz w:val="22"/>
+          <w:szCs w:val="22"/>
+          <w:lang w:val="en-US"/>
+        </w:rPr>
+      </w:pPr>
+      <w:hyperlink w:anchor="_Toc231892483" w:history="1">
+        <w:r>
+          <w:rPr>
+            <w:rStyle w:val="Hipervnculo"/>
+            <w:noProof/>
+          </w:rPr>
+          <w:t>6.42. Denunciar Portafolio Público</w:t>
+        </w:r>
+        <w:r>
+          <w:rPr>
+            <w:noProof/>
+            <w:webHidden/>
+          </w:rPr>
+          <w:tab/>
+        </w:r>
+        <w:r>
+          <w:rPr>
+            <w:noProof/>
+            <w:webHidden/>
+          </w:rPr>
+          <w:fldChar w:fldCharType="begin"/>
+        </w:r>
+        <w:r>
+          <w:rPr>
+            <w:noProof/>
+            <w:webHidden/>
+          </w:rPr>
+          <w:instrText xml:space="preserve"> PAGEREF _Toc231892483 \h </w:instrText>
+        </w:r>
+        <w:r>
+          <w:rPr>
+            <w:noProof/>
+            <w:webHidden/>
+          </w:rPr>
+        </w:r>
+        <w:r>
+          <w:rPr>
+            <w:noProof/>
+            <w:webHidden/>
+          </w:rPr>
+          <w:fldChar w:fldCharType="separate"/>
+        </w:r>
+        <w:r>
+          <w:rPr>
+            <w:noProof/>
+            <w:webHidden/>
+          </w:rPr>
+          <w:t>40</w:t>
+        </w:r>
+        <w:r>
+          <w:rPr>
+            <w:noProof/>
+            <w:webHidden/>
+          </w:rPr>
+          <w:fldChar w:fldCharType="end"/>
+        </w:r>
+      </w:hyperlink>
+    </w:p>
+    <w:p>
+      <w:pPr>
+        <w:pStyle w:val="TDC2"/>
+        <w:tabs>
+          <w:tab w:val="right" w:leader="dot" w:pos="9016"/>
+        </w:tabs>
+        <w:rPr>
+          <w:rFonts w:asciiTheme="minorHAnsi" w:eastAsiaTheme="minorEastAsia" w:hAnsiTheme="minorHAnsi" w:cstheme="minorBidi"/>
+          <w:noProof/>
+          <w:sz w:val="22"/>
+          <w:szCs w:val="22"/>
+          <w:lang w:val="en-US"/>
+        </w:rPr>
+      </w:pPr>
+      <w:hyperlink w:anchor="_Toc231892484" w:history="1">
+        <w:r>
+          <w:rPr>
+            <w:rStyle w:val="Hipervnculo"/>
+            <w:noProof/>
+          </w:rPr>
+          <w:t>6.43. Generar reporte de usuarios en PDF</w:t>
+        </w:r>
+        <w:r>
+          <w:rPr>
+            <w:noProof/>
+            <w:webHidden/>
+          </w:rPr>
+          <w:tab/>
+        </w:r>
+        <w:r>
+          <w:rPr>
+            <w:noProof/>
+            <w:webHidden/>
+          </w:rPr>
+          <w:fldChar w:fldCharType="begin"/>
+        </w:r>
+        <w:r>
+          <w:rPr>
+            <w:noProof/>
+            <w:webHidden/>
+          </w:rPr>
+          <w:instrText xml:space="preserve"> PAGEREF _Toc231892484 \h </w:instrText>
+        </w:r>
+        <w:r>
+          <w:rPr>
+            <w:noProof/>
+            <w:webHidden/>
+          </w:rPr>
+        </w:r>
+        <w:r>
+          <w:rPr>
+            <w:noProof/>
+            <w:webHidden/>
+          </w:rPr>
+          <w:fldChar w:fldCharType="separate"/>
+        </w:r>
+        <w:r>
+          <w:rPr>
+            <w:noProof/>
+            <w:webHidden/>
+          </w:rPr>
+          <w:t>41</w:t>
+        </w:r>
+        <w:r>
+          <w:rPr>
+            <w:noProof/>
+            <w:webHidden/>
+          </w:rPr>
+          <w:fldChar w:fldCharType="end"/>
+        </w:r>
+      </w:hyperlink>
+    </w:p>
+    <w:p>
+      <w:pPr>
+        <w:pStyle w:val="TDC2"/>
+        <w:tabs>
+          <w:tab w:val="right" w:leader="dot" w:pos="9016"/>
+        </w:tabs>
+        <w:rPr>
+          <w:rFonts w:asciiTheme="minorHAnsi" w:eastAsiaTheme="minorEastAsia" w:hAnsiTheme="minorHAnsi" w:cstheme="minorBidi"/>
+          <w:noProof/>
+          <w:sz w:val="22"/>
+          <w:szCs w:val="22"/>
+          <w:lang w:val="en-US"/>
+        </w:rPr>
+      </w:pPr>
+      <w:hyperlink w:anchor="_Toc231892485" w:history="1">
+        <w:r>
+          <w:rPr>
+            <w:rStyle w:val="Hipervnculo"/>
+            <w:noProof/>
+          </w:rPr>
+          <w:t>6.44. Generar reporte de habilidades en PDF</w:t>
+        </w:r>
+        <w:r>
+          <w:rPr>
+            <w:noProof/>
+            <w:webHidden/>
+          </w:rPr>
+          <w:tab/>
+        </w:r>
+        <w:r>
+          <w:rPr>
+            <w:noProof/>
+            <w:webHidden/>
+          </w:rPr>
+          <w:fldChar w:fldCharType="begin"/>
+        </w:r>
+        <w:r>
+          <w:rPr>
+            <w:noProof/>
+            <w:webHidden/>
+          </w:rPr>
+          <w:instrText xml:space="preserve"> PAGEREF _Toc231892485 \h </w:instrText>
+        </w:r>
+        <w:r>
+          <w:rPr>
+            <w:noProof/>
+            <w:webHidden/>
+          </w:rPr>
+        </w:r>
+        <w:r>
+          <w:rPr>
+            <w:noProof/>
+            <w:webHidden/>
+          </w:rPr>
+          <w:fldChar w:fldCharType="separate"/>
+        </w:r>
+        <w:r>
+          <w:rPr>
+            <w:noProof/>
+            <w:webHidden/>
+          </w:rPr>
+          <w:t>42</w:t>
+        </w:r>
+        <w:r>
+          <w:rPr>
+            <w:noProof/>
+            <w:webHidden/>
+          </w:rPr>
+          <w:fldChar w:fldCharType="end"/>
+        </w:r>
+      </w:hyperlink>
+    </w:p>
+    <w:p>
+      <w:pPr>
+        <w:pStyle w:val="TDC2"/>
+        <w:tabs>
+          <w:tab w:val="right" w:leader="dot" w:pos="9016"/>
+        </w:tabs>
+        <w:rPr>
+          <w:rFonts w:asciiTheme="minorHAnsi" w:eastAsiaTheme="minorEastAsia" w:hAnsiTheme="minorHAnsi" w:cstheme="minorBidi"/>
+          <w:noProof/>
+          <w:sz w:val="22"/>
+          <w:szCs w:val="22"/>
+          <w:lang w:val="en-US"/>
+        </w:rPr>
+      </w:pPr>
+      <w:hyperlink w:anchor="_Toc231892486" w:history="1">
+        <w:r>
+          <w:rPr>
+            <w:rStyle w:val="Hipervnculo"/>
+            <w:noProof/>
+          </w:rPr>
+          <w:t>6.45. Generar reporte de uso de plantillas de portafolios en PDF</w:t>
+        </w:r>
+        <w:r>
+          <w:rPr>
+            <w:noProof/>
+            <w:webHidden/>
+          </w:rPr>
+          <w:tab/>
+        </w:r>
+        <w:r>
+          <w:rPr>
+            <w:noProof/>
+            <w:webHidden/>
+          </w:rPr>
+          <w:fldChar w:fldCharType="begin"/>
+        </w:r>
+        <w:r>
+          <w:rPr>
+            <w:noProof/>
+            <w:webHidden/>
+          </w:rPr>
+          <w:instrText xml:space="preserve"> PAGEREF _Toc231892486 \h </w:instrText>
+        </w:r>
+        <w:r>
+          <w:rPr>
+            <w:noProof/>
+            <w:webHidden/>
+          </w:rPr>
+        </w:r>
+        <w:r>
+          <w:rPr>
+            <w:noProof/>
+            <w:webHidden/>
+          </w:rPr>
+          <w:fldChar w:fldCharType="separate"/>
+        </w:r>
+        <w:r>
+          <w:rPr>
+            <w:noProof/>
+            <w:webHidden/>
+          </w:rPr>
+          <w:t>43</w:t>
+        </w:r>
+        <w:r>
+          <w:rPr>
+            <w:noProof/>
+            <w:webHidden/>
+          </w:rPr>
+          <w:fldChar w:fldCharType="end"/>
+        </w:r>
+      </w:hyperlink>
+    </w:p>
+    <w:p>
+      <w:pPr>
+        <w:pStyle w:val="TDC2"/>
+        <w:tabs>
+          <w:tab w:val="right" w:leader="dot" w:pos="9016"/>
+        </w:tabs>
+        <w:rPr>
+          <w:rFonts w:asciiTheme="minorHAnsi" w:eastAsiaTheme="minorEastAsia" w:hAnsiTheme="minorHAnsi" w:cstheme="minorBidi"/>
+          <w:noProof/>
+          <w:sz w:val="22"/>
+          <w:szCs w:val="22"/>
+          <w:lang w:val="en-US"/>
+        </w:rPr>
+      </w:pPr>
+      <w:hyperlink w:anchor="_Toc231892487" w:history="1">
+        <w:r>
+          <w:rPr>
+            <w:rStyle w:val="Hipervnculo"/>
+            <w:noProof/>
+          </w:rPr>
+          <w:t>6.46. Visualizar listado de denuncias</w:t>
+        </w:r>
+        <w:r>
+          <w:rPr>
+            <w:noProof/>
+            <w:webHidden/>
+          </w:rPr>
+          <w:tab/>
+        </w:r>
+        <w:r>
+          <w:rPr>
+            <w:noProof/>
+            <w:webHidden/>
+          </w:rPr>
+          <w:fldChar w:fldCharType="begin"/>
+        </w:r>
+        <w:r>
+          <w:rPr>
+            <w:noProof/>
+            <w:webHidden/>
+          </w:rPr>
+          <w:instrText xml:space="preserve"> PAGEREF _Toc231892487 \h </w:instrText>
+        </w:r>
+        <w:r>
+          <w:rPr>
+            <w:noProof/>
+            <w:webHidden/>
+          </w:rPr>
+        </w:r>
+        <w:r>
+          <w:rPr>
+            <w:noProof/>
+            <w:webHidden/>
+          </w:rPr>
+          <w:fldChar w:fldCharType="separate"/>
+        </w:r>
+        <w:r>
+          <w:rPr>
+            <w:noProof/>
+            <w:webHidden/>
+          </w:rPr>
+          <w:t>45</w:t>
+        </w:r>
+        <w:r>
+          <w:rPr>
+            <w:noProof/>
+            <w:webHidden/>
+          </w:rPr>
+          <w:fldChar w:fldCharType="end"/>
+        </w:r>
+      </w:hyperlink>
+    </w:p>
+    <w:p>
+      <w:pPr>
+        <w:pStyle w:val="TDC2"/>
+        <w:tabs>
+          <w:tab w:val="right" w:leader="dot" w:pos="9016"/>
+        </w:tabs>
+        <w:rPr>
+          <w:rFonts w:asciiTheme="minorHAnsi" w:eastAsiaTheme="minorEastAsia" w:hAnsiTheme="minorHAnsi" w:cstheme="minorBidi"/>
+          <w:noProof/>
+          <w:sz w:val="22"/>
+          <w:szCs w:val="22"/>
+          <w:lang w:val="en-US"/>
+        </w:rPr>
+      </w:pPr>
+      <w:hyperlink w:anchor="_Toc231892488" w:history="1">
+        <w:r>
+          <w:rPr>
+            <w:rStyle w:val="Hipervnculo"/>
+            <w:noProof/>
+          </w:rPr>
+          <w:t>6.47. Atender listado de denuncias de un portafolio</w:t>
+        </w:r>
+        <w:r>
+          <w:rPr>
+            <w:noProof/>
+            <w:webHidden/>
+          </w:rPr>
+          <w:tab/>
+        </w:r>
+        <w:r>
+          <w:rPr>
+            <w:noProof/>
+            <w:webHidden/>
+          </w:rPr>
+          <w:fldChar w:fldCharType="begin"/>
+        </w:r>
+        <w:r>
+          <w:rPr>
+            <w:noProof/>
+            <w:webHidden/>
+          </w:rPr>
+          <w:instrText xml:space="preserve"> PAGEREF _Toc231892488 \h </w:instrText>
+        </w:r>
+        <w:r>
+          <w:rPr>
+            <w:noProof/>
+            <w:webHidden/>
+          </w:rPr>
+        </w:r>
+        <w:r>
+          <w:rPr>
+            <w:noProof/>
+            <w:webHidden/>
+          </w:rPr>
+          <w:fldChar w:fldCharType="separate"/>
+        </w:r>
+        <w:r>
+          <w:rPr>
+            <w:noProof/>
+            <w:webHidden/>
+          </w:rPr>
+          <w:t>45</w:t>
+        </w:r>
+        <w:r>
+          <w:rPr>
+            <w:noProof/>
+            <w:webHidden/>
+          </w:rPr>
+          <w:fldChar w:fldCharType="end"/>
+        </w:r>
+      </w:hyperlink>
+    </w:p>
+    <w:p>
+      <w:pPr>
+        <w:pStyle w:val="TDC2"/>
+        <w:tabs>
+          <w:tab w:val="right" w:leader="dot" w:pos="9016"/>
+        </w:tabs>
+        <w:rPr>
+          <w:rFonts w:asciiTheme="minorHAnsi" w:eastAsiaTheme="minorEastAsia" w:hAnsiTheme="minorHAnsi" w:cstheme="minorBidi"/>
+          <w:noProof/>
+          <w:sz w:val="22"/>
+          <w:szCs w:val="22"/>
+          <w:lang w:val="en-US"/>
+        </w:rPr>
+      </w:pPr>
+      <w:hyperlink w:anchor="_Toc231892489" w:history="1">
+        <w:r>
+          <w:rPr>
+            <w:rStyle w:val="Hipervnculo"/>
+            <w:noProof/>
+          </w:rPr>
+          <w:t>6.48. Reactivar cuenta de un usuario</w:t>
+        </w:r>
+        <w:r>
+          <w:rPr>
+            <w:noProof/>
+            <w:webHidden/>
+          </w:rPr>
+          <w:tab/>
+        </w:r>
+        <w:r>
+          <w:rPr>
+            <w:noProof/>
+            <w:webHidden/>
+          </w:rPr>
+          <w:fldChar w:fldCharType="begin"/>
+        </w:r>
+        <w:r>
+          <w:rPr>
+            <w:noProof/>
+            <w:webHidden/>
+          </w:rPr>
+          <w:instrText xml:space="preserve"> PAGEREF _Toc231892489 \h </w:instrText>
+        </w:r>
+        <w:r>
+          <w:rPr>
+            <w:noProof/>
+            <w:webHidden/>
+          </w:rPr>
+        </w:r>
+        <w:r>
+          <w:rPr>
+            <w:noProof/>
+            <w:webHidden/>
+          </w:rPr>
+          <w:fldChar w:fldCharType="separate"/>
+        </w:r>
+        <w:r>
+          <w:rPr>
+            <w:noProof/>
+            <w:webHidden/>
+          </w:rPr>
+          <w:t>46</w:t>
+        </w:r>
+        <w:r>
+          <w:rPr>
+            <w:noProof/>
+            <w:webHidden/>
+          </w:rPr>
+          <w:fldChar w:fldCharType="end"/>
+        </w:r>
+      </w:hyperlink>
+    </w:p>
+    <w:p>
+      <w:pPr>
+        <w:pStyle w:val="TDC2"/>
+        <w:tabs>
+          <w:tab w:val="right" w:leader="dot" w:pos="9016"/>
+        </w:tabs>
+        <w:rPr>
+          <w:rFonts w:asciiTheme="minorHAnsi" w:eastAsiaTheme="minorEastAsia" w:hAnsiTheme="minorHAnsi" w:cstheme="minorBidi"/>
+          <w:noProof/>
+          <w:sz w:val="22"/>
+          <w:szCs w:val="22"/>
+          <w:lang w:val="en-US"/>
+        </w:rPr>
+      </w:pPr>
+      <w:hyperlink w:anchor="_Toc231892490" w:history="1">
+        <w:r>
+          <w:rPr>
+            <w:rStyle w:val="Hipervnculo"/>
+            <w:noProof/>
+          </w:rPr>
+          <w:t>6.49. Solicitar reactivación de cuenta</w:t>
+        </w:r>
+        <w:r>
+          <w:rPr>
+            <w:noProof/>
+            <w:webHidden/>
+          </w:rPr>
+          <w:tab/>
+        </w:r>
+        <w:r>
+          <w:rPr>
+            <w:noProof/>
+            <w:webHidden/>
+          </w:rPr>
+          <w:fldChar w:fldCharType="begin"/>
+        </w:r>
+        <w:r>
+          <w:rPr>
+            <w:noProof/>
+            <w:webHidden/>
+          </w:rPr>
+          <w:instrText xml:space="preserve"> PAGEREF _Toc231892490 \h </w:instrText>
+        </w:r>
+        <w:r>
+          <w:rPr>
+            <w:noProof/>
+            <w:webHidden/>
+          </w:rPr>
+        </w:r>
+        <w:r>
+          <w:rPr>
+            <w:noProof/>
+            <w:webHidden/>
+          </w:rPr>
+          <w:fldChar w:fldCharType="separate"/>
+        </w:r>
+        <w:r>
+          <w:rPr>
+            <w:noProof/>
+            <w:webHidden/>
+          </w:rPr>
+          <w:t>47</w:t>
+        </w:r>
+        <w:r>
+          <w:rPr>
+            <w:noProof/>
+            <w:webHidden/>
+          </w:rPr>
+          <w:fldChar w:fldCharType="end"/>
+        </w:r>
+      </w:hyperlink>
+    </w:p>
+    <w:p>
+      <w:pPr>
+        <w:pStyle w:val="TDC1"/>
+        <w:rPr>
+          <w:rFonts w:asciiTheme="minorHAnsi" w:eastAsiaTheme="minorEastAsia" w:hAnsiTheme="minorHAnsi" w:cstheme="minorBidi"/>
+          <w:noProof/>
+          <w:sz w:val="22"/>
+          <w:szCs w:val="22"/>
+          <w:lang w:val="en-US"/>
+        </w:rPr>
+      </w:pPr>
+      <w:hyperlink w:anchor="_Toc231892491" w:history="1">
+        <w:r>
+          <w:rPr>
+            <w:rStyle w:val="Hipervnculo"/>
+            <w:noProof/>
+          </w:rPr>
+          <w:t>7. Referencias bibliográficas y estándares</w:t>
+        </w:r>
+        <w:r>
+          <w:rPr>
+            <w:noProof/>
+            <w:webHidden/>
+          </w:rPr>
+          <w:tab/>
+        </w:r>
+        <w:r>
+          <w:rPr>
+            <w:noProof/>
+            <w:webHidden/>
+          </w:rPr>
+          <w:fldChar w:fldCharType="begin"/>
+        </w:r>
+        <w:r>
+          <w:rPr>
+            <w:noProof/>
+            <w:webHidden/>
+          </w:rPr>
+          <w:instrText xml:space="preserve"> PAGEREF _Toc231892491 \h </w:instrText>
+        </w:r>
+        <w:r>
+          <w:rPr>
+            <w:noProof/>
+            <w:webHidden/>
+          </w:rPr>
+        </w:r>
+        <w:r>
+          <w:rPr>
+            <w:noProof/>
+            <w:webHidden/>
+          </w:rPr>
+          <w:fldChar w:fldCharType="separate"/>
+        </w:r>
+        <w:r>
+          <w:rPr>
+            <w:noProof/>
+            <w:webHidden/>
+          </w:rPr>
+          <w:t>48</w:t>
+        </w:r>
+        <w:r>
+          <w:rPr>
+            <w:noProof/>
+            <w:webHidden/>
+          </w:rPr>
+          <w:fldChar w:fldCharType="end"/>
+        </w:r>
+      </w:hyperlink>
+    </w:p>
+    <w:p>
+      <w:pPr>
+        <w:pStyle w:val="TDC1"/>
+        <w:rPr>
+          <w:rFonts w:asciiTheme="minorHAnsi" w:eastAsiaTheme="minorEastAsia" w:hAnsiTheme="minorHAnsi" w:cstheme="minorBidi"/>
+          <w:noProof/>
+          <w:sz w:val="22"/>
+          <w:szCs w:val="22"/>
+          <w:lang w:val="en-US"/>
+        </w:rPr>
+      </w:pPr>
+      <w:hyperlink w:anchor="_Toc231892492" w:history="1">
+        <w:r>
+          <w:rPr>
+            <w:rStyle w:val="Hipervnculo"/>
+            <w:noProof/>
+          </w:rPr>
           <w:t>8. Anexos</w:t>
         </w:r>
         <w:r>
@@ -3660,7 +6410,7 @@
             <w:noProof/>
             <w:webHidden/>
           </w:rPr>
-          <w:instrText xml:space="preserve"> PAGEREF _Toc231342309 \h </w:instrText>
+          <w:instrText xml:space="preserve"> PAGEREF _Toc231892492 \h </w:instrText>
         </w:r>
         <w:r>
           <w:rPr>
@@ -3680,7 +6430,7 @@
             <w:noProof/>
             <w:webHidden/>
           </w:rPr>
-          <w:t>47</w:t>
+          <w:t>49</w:t>
         </w:r>
         <w:r>
           <w:rPr>
@@ -6919,7 +9669,7 @@
         <w:pStyle w:val="Ttulo1"/>
       </w:pPr>
       <w:bookmarkStart w:id="0" w:name="_heading=h.b2z0hph4n9n" w:colFirst="0" w:colLast="0"/>
-      <w:bookmarkStart w:id="1" w:name="_Toc231342267"/>
+      <w:bookmarkStart w:id="1" w:name="_Toc231892412"/>
       <w:bookmarkEnd w:id="0"/>
       <w:r>
         <w:t>Introducción</w:t>
@@ -6931,7 +9681,7 @@
         <w:pStyle w:val="Ttulo2"/>
       </w:pPr>
       <w:bookmarkStart w:id="2" w:name="_gp0rt8fnqbek" w:colFirst="0" w:colLast="0"/>
-      <w:bookmarkStart w:id="3" w:name="_Toc231342268"/>
+      <w:bookmarkStart w:id="3" w:name="_Toc231892413"/>
       <w:bookmarkEnd w:id="2"/>
       <w:r>
         <w:t>Antecedentes</w:t>
@@ -6940,19 +9690,40 @@
     </w:p>
     <w:p>
       <w:r>
-        <w:t>El proyecto Portly tiene como objetivo principal proporcionar a los profesionales una plataforma para construir y gestionar su portafolio digital de manera ágil y personalizable. En los sprints iniciales se implementaron las funcionalidades fundamentales: registro e inicio de sesión (con correo electrónico y proveedores OAuth como Google, GitHub y LinkedIn), recuperación de cuenta, y gestión del perfil básico del usuario (nombre, profesión, descripción, visibilidad de datos). Posteriormente, se incorporaron las secciones clave del portafolio: habilidades técnicas y blandas, experiencias laborales, proyectos y formación académica, así como la creación de múltiples portafolios a partir de plantillas personalizables.</w:t>
+        <w:t>El proyecto Portly nace con el propósito de ofrecer a los profesionales una plataforma integral para construir, personalizar y gestionar su portafolio digital. Durante el Sprint 1 se implementaron las funcionalidades fundamentales de registro e inicio de sesión —tanto con correo electrónico como mediante proveedores OAuth (Google, GitHub y LinkedIn)—, la recuperación de contraseña y la gestión básica del perfil (nombre, profesión, descripción y preferencias de visibilidad).</w:t>
       </w:r>
     </w:p>
     <w:p/>
     <w:p>
       <w:r>
-        <w:t>El Sprint 3 marcó la consolidación del portafolio profesional completo, permitiendo a los usuarios visualizar, agregar y editar estos contenidos desde una interfaz unificada. Sobre esa base, el Sprint 4 extiende la plataforma con nuevas capacidades de gestión y análisis. Entre las nuevas funcionalidades destacan: la administración de actualizaciones académicas (registro, edición, visualización y eliminación), las analíticas de portafolios (globales e individuales) para monitorear el alcance de los perfiles públicos, la búsqueda avanzada de portafolios según criterios definidos, y herramientas de publicación y control de visibilidad como la posibilidad de compartir portafolios o cambiarlos a estado privado.</w:t>
+        <w:t>El Sprint 2 extendió el perfil profesional con las secciones clave del portafolio: habilidades técnicas, habilidades blandas, experiencias laborales, proyectos y formación académica.</w:t>
       </w:r>
     </w:p>
     <w:p/>
     <w:p>
       <w:r>
-        <w:t>El presente documento técnico describe en detalle cada una de estas nuevas funcionalidades, su implementación, los estándares de calidad aplicados y la arquitectura que las soporta.</w:t>
+        <w:t>Con el Sprint 3 se consolidó el portafolio profesional completo, permitiendo a los usuarios visualizar, agregar y editar todos estos contenidos desde una interfaz unificada.</w:t>
+      </w:r>
+    </w:p>
+    <w:p/>
+    <w:p>
+      <w:r>
+        <w:t>El Sprint 4 incorporó capacidades avanzadas de gestión y análisis: administración de actualizaciones académicas (registro, edición, visualización y eliminación), analíticas de portafolios —tanto globales como individuales— para monitorear el alcance de los perfiles públicos, búsqueda avanzada de portafolios según criterios definidos (nacionalidad, grado académico, habilidades) y herramientas de publicación y control de visibilidad, incluyendo la posibilidad de compartir portafolios mediante enlace público y cambiar su estado a privado.</w:t>
+      </w:r>
+    </w:p>
+    <w:p/>
+    <w:p>
+      <w:r>
+        <w:t>Finalmente, el Sprint 5 completa la plataforma con el módulo de administración, que permite a los administradores visualizar analíticas globales del sistema, gestionar los usuarios registrados, atender denuncias contra portafolios públicos (marcar como revisado, restringir o suspender cuentas), revisar y resolver solicitudes de reactivación de cuentas, y generar reportes en PDF.</w:t>
+      </w:r>
+    </w:p>
+    <w:p/>
+    <w:p>
+      <w:r>
+        <w:t>El presente documento técnico describe en detalle cada una de las funcionalidades implementadas a lo largo de todo el desarrollo, la arquitectura que las soporta, los estándares de calidad aplicados y las decisiones técnicas que garantizan la mantenibilidad y escalabilidad del sistema</w:t>
+      </w:r>
+      <w:r>
+        <w:t>.</w:t>
       </w:r>
     </w:p>
     <w:p>
@@ -6960,7 +9731,7 @@
         <w:pStyle w:val="Ttulo2"/>
       </w:pPr>
       <w:bookmarkStart w:id="4" w:name="_wxwffqnxmzw" w:colFirst="0" w:colLast="0"/>
-      <w:bookmarkStart w:id="5" w:name="_Toc231342269"/>
+      <w:bookmarkStart w:id="5" w:name="_Toc231892414"/>
       <w:bookmarkEnd w:id="4"/>
       <w:r>
         <w:t>Audiencia</w:t>
@@ -7103,16 +9874,20 @@
         <w:pStyle w:val="Ttulo2"/>
       </w:pPr>
       <w:bookmarkStart w:id="6" w:name="_isiq2jtt7azn" w:colFirst="0" w:colLast="0"/>
-      <w:bookmarkStart w:id="7" w:name="_Toc231342270"/>
+      <w:bookmarkStart w:id="7" w:name="_Toc231892415"/>
       <w:bookmarkEnd w:id="6"/>
       <w:r>
+        <w:lastRenderedPageBreak/>
         <w:t>Alcance</w:t>
       </w:r>
       <w:bookmarkEnd w:id="7"/>
     </w:p>
     <w:p>
       <w:r>
-        <w:t>El presente documento abarca exclusivamente las funcionalidades desarrolladas y entregadas durante el Sprint 4 junto con los carry overs del anterior sprint, del proyecto Portly. Su contenido incluye:</w:t>
+        <w:t>El presente documento abarca la totalidad de las funcionalidades desarrolladas desde el inicio del proyecto hasta el cierre del Sprint 5, es decir, la versión completa de la plataform</w:t>
+      </w:r>
+      <w:r>
+        <w:t>a Portly. Su contenido incluye:</w:t>
       </w:r>
     </w:p>
     <w:p>
@@ -7126,7 +9901,7 @@
         <w:spacing w:line="276" w:lineRule="auto"/>
       </w:pPr>
       <w:r>
-        <w:t>Descripción detallada de cada historia de usuario (HU) implementada.</w:t>
+        <w:t>Descripción detallada de cada historia de usuario (HU) implementada en todos los sprints.</w:t>
       </w:r>
     </w:p>
     <w:p>
@@ -7140,7 +9915,7 @@
         <w:spacing w:line="276" w:lineRule="auto"/>
       </w:pPr>
       <w:r>
-        <w:t>Arquitectura del sistema (vista general, diagrama de componentes, patrones utilizados).</w:t>
+        <w:t>Arquitectura del sistema (vista general, diagramas C4, patrones utilizados).</w:t>
       </w:r>
     </w:p>
     <w:p>
@@ -7154,7 +9929,7 @@
         <w:spacing w:line="276" w:lineRule="auto"/>
       </w:pPr>
       <w:r>
-        <w:t>Modelo de datos (diagrama entidad-relación, tablas nuevas o modificadas).</w:t>
+        <w:t>Modelo de datos (diagrama entidad-relación, tablas creadas o modificadas).</w:t>
       </w:r>
     </w:p>
     <w:p>
@@ -7187,7 +9962,6 @@
     </w:p>
     <w:p>
       <w:r>
-        <w:lastRenderedPageBreak/>
         <w:t xml:space="preserve">Quedan fuera del alcance de </w:t>
       </w:r>
       <w:r>
@@ -7212,7 +9986,7 @@
         <w:spacing w:line="276" w:lineRule="auto"/>
       </w:pPr>
       <w:r>
-        <w:t>Funcionalidades planeadas para sprints futuros.</w:t>
+        <w:t>Funcionalidades planeadas para versiones o sprints futuros.</w:t>
       </w:r>
     </w:p>
     <w:p>
@@ -7262,7 +10036,7 @@
         <w:pStyle w:val="Ttulo2"/>
       </w:pPr>
       <w:bookmarkStart w:id="8" w:name="_qhqxmgv8o0z9" w:colFirst="0" w:colLast="0"/>
-      <w:bookmarkStart w:id="9" w:name="_Toc231342271"/>
+      <w:bookmarkStart w:id="9" w:name="_Toc231892416"/>
       <w:bookmarkEnd w:id="8"/>
       <w:r>
         <w:t>Objetivos</w:t>
@@ -7274,7 +10048,6 @@
         <w:t>Los objetivos específicos de este documento técnico son:</w:t>
       </w:r>
     </w:p>
-    <w:p/>
     <w:p>
       <w:pPr>
         <w:pStyle w:val="Prrafodelista"/>
@@ -7286,7 +10059,7 @@
         <w:spacing w:line="276" w:lineRule="auto"/>
       </w:pPr>
       <w:r>
-        <w:t>Documentar de manera clara y verificable las funcionalidades entregadas en el Sprint 4, asociando cada una a sus criterios de aceptación y a los archivos de código correspondientes.</w:t>
+        <w:t>Documentar de manera clara y verificable todas las funcionalidades entregadas desde el Sprint 1 hasta el Sprint 5, asociando cada una a sus criterios de aceptación y a los archivos de código correspondientes.</w:t>
       </w:r>
     </w:p>
     <w:p>
@@ -7300,7 +10073,7 @@
         <w:spacing w:line="276" w:lineRule="auto"/>
       </w:pPr>
       <w:r>
-        <w:t>Justificar las decisiones técnicas (arquitectura, patrones de diseño, estándares de código) mediante referencias a buenas prácticas reconocidas (Clean Code, principios SOLID, ISO 25010) sin saturar de normativas.</w:t>
+        <w:t>Justificar las decisiones técnicas (arquitectura, patrones de diseño, estándares de código) mediante referencias a buenas prácticas reconocidas (Clean Code, principios SOLID, ISO 25010), sin saturar de normativas.</w:t>
       </w:r>
     </w:p>
     <w:p>
@@ -7328,7 +10101,7 @@
         <w:spacing w:line="276" w:lineRule="auto"/>
       </w:pPr>
       <w:r>
-        <w:t>Establecer una base trazable para futuros sprints, permitiendo identificar qué se hizo, por qué se hizo y cómo se hizo.</w:t>
+        <w:t>Establecer una base trazable que sirva como referencia completa para el mantenimiento y futura evolución de la plataforma.</w:t>
       </w:r>
     </w:p>
     <w:p>
@@ -7336,7 +10109,7 @@
         <w:pStyle w:val="Ttulo1"/>
       </w:pPr>
       <w:bookmarkStart w:id="10" w:name="_dmlxlok4k1zf" w:colFirst="0" w:colLast="0"/>
-      <w:bookmarkStart w:id="11" w:name="_Toc231342272"/>
+      <w:bookmarkStart w:id="11" w:name="_Toc231892417"/>
       <w:bookmarkEnd w:id="10"/>
       <w:r>
         <w:t>Glosario de términos y abreviaturas</w:t>
@@ -7735,6 +10508,7 @@
               <w:jc w:val="left"/>
             </w:pPr>
             <w:r>
+              <w:lastRenderedPageBreak/>
               <w:t>CRUD</w:t>
             </w:r>
           </w:p>
@@ -7937,11 +10711,7 @@
               <w:jc w:val="left"/>
             </w:pPr>
             <w:r>
-              <w:t xml:space="preserve">Parte del sistema que se ejecuta en el navegador del usuario, responsable </w:t>
-            </w:r>
-            <w:r>
-              <w:lastRenderedPageBreak/>
-              <w:t>de la interfaz y la interacción.</w:t>
+              <w:t>Parte del sistema que se ejecuta en el navegador del usuario, responsable de la interfaz y la interacción.</w:t>
             </w:r>
           </w:p>
         </w:tc>
@@ -7971,7 +10741,6 @@
               <w:jc w:val="left"/>
             </w:pPr>
             <w:r>
-              <w:lastRenderedPageBreak/>
               <w:t>GitHub</w:t>
             </w:r>
           </w:p>
@@ -8842,6 +11611,7 @@
               <w:jc w:val="left"/>
             </w:pPr>
             <w:r>
+              <w:lastRenderedPageBreak/>
               <w:t>Sprint</w:t>
             </w:r>
           </w:p>
@@ -9074,7 +11844,6 @@
               <w:jc w:val="left"/>
             </w:pPr>
             <w:r>
-              <w:lastRenderedPageBreak/>
               <w:t>UUID</w:t>
             </w:r>
           </w:p>
@@ -9205,7 +11974,7 @@
       <w:pPr>
         <w:pStyle w:val="Ttulo1"/>
       </w:pPr>
-      <w:bookmarkStart w:id="14" w:name="_Toc231342273"/>
+      <w:bookmarkStart w:id="14" w:name="_Toc231892418"/>
       <w:r>
         <w:t>Arquitectura del Sistema</w:t>
       </w:r>
@@ -9216,7 +11985,7 @@
         <w:pStyle w:val="Ttulo2"/>
       </w:pPr>
       <w:bookmarkStart w:id="15" w:name="_3amfd1z07l2g" w:colFirst="0" w:colLast="0"/>
-      <w:bookmarkStart w:id="16" w:name="_Toc231342274"/>
+      <w:bookmarkStart w:id="16" w:name="_Toc231892419"/>
       <w:bookmarkEnd w:id="15"/>
       <w:r>
         <w:t>Visión general de la Arquitectura</w:t>
@@ -9294,7 +12063,7 @@
         <w:pStyle w:val="Ttulo2"/>
       </w:pPr>
       <w:bookmarkStart w:id="17" w:name="_dkvxtix3ezc7" w:colFirst="0" w:colLast="0"/>
-      <w:bookmarkStart w:id="18" w:name="_Toc231342275"/>
+      <w:bookmarkStart w:id="18" w:name="_Toc231892420"/>
       <w:bookmarkEnd w:id="17"/>
       <w:r>
         <w:t>Diagrama de la arquitectura</w:t>
@@ -9312,7 +12081,7 @@
         <w:pStyle w:val="Ttulo3"/>
       </w:pPr>
       <w:bookmarkStart w:id="19" w:name="_ir2y4bo2lc3n" w:colFirst="0" w:colLast="0"/>
-      <w:bookmarkStart w:id="20" w:name="_Toc231342276"/>
+      <w:bookmarkStart w:id="20" w:name="_Toc231892421"/>
       <w:bookmarkEnd w:id="19"/>
       <w:r>
         <w:t>Diagrama de contexto (C4 Nivel 1)</w:t>
@@ -9406,6 +12175,7 @@
         <w:spacing w:line="276" w:lineRule="auto"/>
       </w:pPr>
       <w:r>
+        <w:lastRenderedPageBreak/>
         <w:t>Cloudinary para almacenamiento de imágenes (avatares y evidencias de proyectos).</w:t>
       </w:r>
     </w:p>
@@ -9459,11 +12229,10 @@
       <w:r>
         <w:rPr>
           <w:noProof/>
-          <w:lang w:eastAsia="es-MX"/>
-        </w:rPr>
-        <w:lastRenderedPageBreak/>
+          <w:lang w:val="en-US"/>
+        </w:rPr>
         <w:drawing>
-          <wp:inline distT="114300" distB="114300" distL="114300" distR="114300" wp14:anchorId="35CE04F9" wp14:editId="3BA184D2">
+          <wp:inline distT="114300" distB="114300" distL="114300" distR="114300" wp14:anchorId="46DA9FAA" wp14:editId="4C2C1579">
             <wp:extent cx="4802297" cy="6410325"/>
             <wp:effectExtent l="0" t="0" r="0" b="0"/>
             <wp:docPr id="5" name="image2.jpg"/>
@@ -9537,7 +12306,7 @@
         <w:pStyle w:val="Ttulo3"/>
       </w:pPr>
       <w:bookmarkStart w:id="23" w:name="_fzoqz9dea37w" w:colFirst="0" w:colLast="0"/>
-      <w:bookmarkStart w:id="24" w:name="_Toc231342277"/>
+      <w:bookmarkStart w:id="24" w:name="_Toc231892422"/>
       <w:bookmarkEnd w:id="23"/>
       <w:r>
         <w:t>Diagrama de contenedores (C4 Nivel 2)</w:t>
@@ -9618,6 +12387,7 @@
               <w:jc w:val="left"/>
             </w:pPr>
             <w:r>
+              <w:lastRenderedPageBreak/>
               <w:t>Contenedor</w:t>
             </w:r>
           </w:p>
@@ -9763,11 +12533,7 @@
               </w:rPr>
             </w:pPr>
             <w:r>
-              <w:t xml:space="preserve">Interfaz de usuario, lógica de presentación y </w:t>
-            </w:r>
-            <w:r>
-              <w:lastRenderedPageBreak/>
-              <w:t xml:space="preserve">aplicación. </w:t>
+              <w:t xml:space="preserve">Interfaz de usuario, lógica de presentación y aplicación. </w:t>
             </w:r>
             <w:r>
               <w:rPr>
@@ -9803,7 +12569,6 @@
               <w:jc w:val="left"/>
             </w:pPr>
             <w:r>
-              <w:lastRenderedPageBreak/>
               <w:t>Backend</w:t>
             </w:r>
           </w:p>
@@ -9997,10 +12762,10 @@
       <w:r>
         <w:rPr>
           <w:noProof/>
-          <w:lang w:eastAsia="es-MX"/>
+          <w:lang w:val="en-US"/>
         </w:rPr>
         <w:drawing>
-          <wp:inline distT="114300" distB="114300" distL="114300" distR="114300" wp14:anchorId="3E714741" wp14:editId="1AC74FB9">
+          <wp:inline distT="114300" distB="114300" distL="114300" distR="114300" wp14:anchorId="52409F31" wp14:editId="14280BA5">
             <wp:extent cx="5372100" cy="4596632"/>
             <wp:effectExtent l="0" t="0" r="0" b="0"/>
             <wp:docPr id="3" name="image1.jpg"/>
@@ -10077,6 +12842,7 @@
         <w:jc w:val="left"/>
       </w:pPr>
       <w:r>
+        <w:lastRenderedPageBreak/>
         <w:t>Las flechas entre contenedores indican el flujo de comunicación:</w:t>
       </w:r>
     </w:p>
@@ -10107,7 +12873,6 @@
         <w:jc w:val="left"/>
       </w:pPr>
       <w:r>
-        <w:lastRenderedPageBreak/>
         <w:t>El backend interactúa con la base de datos mediante JDBC y con los servicios externos (GitHub, Cloudinary, etc.) a través de sus respectivos clientes.</w:t>
       </w:r>
     </w:p>
@@ -10124,7 +12889,7 @@
         <w:pStyle w:val="Ttulo3"/>
       </w:pPr>
       <w:bookmarkStart w:id="29" w:name="_q3dfu63mpijv" w:colFirst="0" w:colLast="0"/>
-      <w:bookmarkStart w:id="30" w:name="_Toc231342278"/>
+      <w:bookmarkStart w:id="30" w:name="_Toc231892423"/>
       <w:bookmarkEnd w:id="29"/>
       <w:r>
         <w:t>Diagrama de arquitectura interna – Frontend</w:t>
@@ -10370,11 +13135,11 @@
       <w:r>
         <w:rPr>
           <w:noProof/>
-          <w:lang w:eastAsia="es-MX"/>
+          <w:lang w:val="en-US"/>
         </w:rPr>
         <w:lastRenderedPageBreak/>
         <w:drawing>
-          <wp:inline distT="114300" distB="114300" distL="114300" distR="114300" wp14:anchorId="6B4A2E24" wp14:editId="17D9154A">
+          <wp:inline distT="114300" distB="114300" distL="114300" distR="114300" wp14:anchorId="5F53818C" wp14:editId="219DB213">
             <wp:extent cx="5399730" cy="5003800"/>
             <wp:effectExtent l="0" t="0" r="0" b="0"/>
             <wp:docPr id="7" name="image3.jpg"/>
@@ -10451,7 +13216,7 @@
         <w:pStyle w:val="Ttulo3"/>
       </w:pPr>
       <w:bookmarkStart w:id="33" w:name="_ilugpbn1m7iv" w:colFirst="0" w:colLast="0"/>
-      <w:bookmarkStart w:id="34" w:name="_Toc231342279"/>
+      <w:bookmarkStart w:id="34" w:name="_Toc231892424"/>
       <w:bookmarkEnd w:id="33"/>
       <w:r>
         <w:t>Diagrama de arquitectura interna – Backend</w:t>
@@ -10592,10 +13357,10 @@
       <w:r>
         <w:rPr>
           <w:noProof/>
-          <w:lang w:eastAsia="es-MX"/>
+          <w:lang w:val="en-US"/>
         </w:rPr>
         <w:drawing>
-          <wp:inline distT="114300" distB="114300" distL="114300" distR="114300" wp14:anchorId="7E12753F" wp14:editId="2528E906">
+          <wp:inline distT="114300" distB="114300" distL="114300" distR="114300" wp14:anchorId="39C5510E" wp14:editId="61C34ADE">
             <wp:extent cx="5399730" cy="5918200"/>
             <wp:effectExtent l="0" t="0" r="0" b="0"/>
             <wp:docPr id="6" name="image4.jpg"/>
@@ -10719,7 +13484,7 @@
         <w:pStyle w:val="Ttulo3"/>
       </w:pPr>
       <w:bookmarkStart w:id="37" w:name="_c12tv5hmp603" w:colFirst="0" w:colLast="0"/>
-      <w:bookmarkStart w:id="38" w:name="_Toc231342280"/>
+      <w:bookmarkStart w:id="38" w:name="_Toc231892425"/>
       <w:bookmarkEnd w:id="37"/>
       <w:r>
         <w:lastRenderedPageBreak/>
@@ -10732,6 +13497,9 @@
         <w:t>El diagrama de código del backend, presentado en la</w:t>
       </w:r>
       <w:r>
+        <w:t xml:space="preserve"> </w:t>
+      </w:r>
+      <w:r>
         <w:fldChar w:fldCharType="begin"/>
       </w:r>
       <w:r>
@@ -10764,11 +13532,11 @@
       <w:r>
         <w:rPr>
           <w:noProof/>
-          <w:lang w:eastAsia="es-MX"/>
+          <w:lang w:val="en-US"/>
         </w:rPr>
         <w:lastRenderedPageBreak/>
         <w:drawing>
-          <wp:inline distT="114300" distB="114300" distL="114300" distR="114300" wp14:anchorId="2D805DD4" wp14:editId="309C4EE8">
+          <wp:inline distT="114300" distB="114300" distL="114300" distR="114300" wp14:anchorId="1C1C1D1D" wp14:editId="7D959BAD">
             <wp:extent cx="5399730" cy="8115300"/>
             <wp:effectExtent l="0" t="0" r="0" b="0"/>
             <wp:docPr id="9" name="image8.png"/>
@@ -11014,7 +13782,7 @@
         <w:pStyle w:val="Ttulo3"/>
       </w:pPr>
       <w:bookmarkStart w:id="41" w:name="_bwxt4w7y42" w:colFirst="0" w:colLast="0"/>
-      <w:bookmarkStart w:id="42" w:name="_Toc231342281"/>
+      <w:bookmarkStart w:id="42" w:name="_Toc231892426"/>
       <w:bookmarkEnd w:id="41"/>
       <w:r>
         <w:t>Diagrama de código (Nivel 4) – Frontend</w:t>
@@ -11058,11 +13826,11 @@
       <w:r>
         <w:rPr>
           <w:noProof/>
-          <w:lang w:eastAsia="es-MX"/>
+          <w:lang w:val="en-US"/>
         </w:rPr>
         <w:lastRenderedPageBreak/>
         <w:drawing>
-          <wp:inline distT="114300" distB="114300" distL="114300" distR="114300" wp14:anchorId="778BD94B" wp14:editId="4B1C093B">
+          <wp:inline distT="114300" distB="114300" distL="114300" distR="114300" wp14:anchorId="6F823A40" wp14:editId="72019392">
             <wp:extent cx="5399730" cy="5067300"/>
             <wp:effectExtent l="0" t="0" r="0" b="0"/>
             <wp:docPr id="8" name="image7.png"/>
@@ -11372,7 +14140,7 @@
         <w:pStyle w:val="Ttulo2"/>
       </w:pPr>
       <w:bookmarkStart w:id="45" w:name="_2g7jsbsmud79" w:colFirst="0" w:colLast="0"/>
-      <w:bookmarkStart w:id="46" w:name="_Toc231342282"/>
+      <w:bookmarkStart w:id="46" w:name="_Toc231892427"/>
       <w:bookmarkEnd w:id="45"/>
       <w:r>
         <w:t>Archivos principales</w:t>
@@ -11390,7 +14158,7 @@
         <w:pStyle w:val="Ttulo3"/>
       </w:pPr>
       <w:bookmarkStart w:id="47" w:name="_l5lpn8b1lyvw" w:colFirst="0" w:colLast="0"/>
-      <w:bookmarkStart w:id="48" w:name="_Toc231342283"/>
+      <w:bookmarkStart w:id="48" w:name="_Toc231892428"/>
       <w:bookmarkEnd w:id="47"/>
       <w:r>
         <w:t>Backend</w:t>
@@ -18434,7 +21202,7 @@
         <w:pStyle w:val="Ttulo3"/>
       </w:pPr>
       <w:bookmarkStart w:id="57" w:name="_3eaqdk5t0xw1" w:colFirst="0" w:colLast="0"/>
-      <w:bookmarkStart w:id="58" w:name="_Toc231342284"/>
+      <w:bookmarkStart w:id="58" w:name="_Toc231892429"/>
       <w:bookmarkEnd w:id="57"/>
       <w:r>
         <w:t>Frontend</w:t>
@@ -19228,7 +21996,7 @@
         <w:pStyle w:val="Ttulo1"/>
       </w:pPr>
       <w:bookmarkStart w:id="61" w:name="_bjvr97ptbyrf" w:colFirst="0" w:colLast="0"/>
-      <w:bookmarkStart w:id="62" w:name="_Toc231342285"/>
+      <w:bookmarkStart w:id="62" w:name="_Toc231892430"/>
       <w:bookmarkEnd w:id="61"/>
       <w:r>
         <w:t>Estándares de desarrollo</w:t>
@@ -19245,7 +22013,7 @@
         <w:pStyle w:val="Ttulo2"/>
       </w:pPr>
       <w:bookmarkStart w:id="63" w:name="_evz6dqqwchfz" w:colFirst="0" w:colLast="0"/>
-      <w:bookmarkStart w:id="64" w:name="_Toc231342286"/>
+      <w:bookmarkStart w:id="64" w:name="_Toc231892431"/>
       <w:bookmarkEnd w:id="63"/>
       <w:r>
         <w:t>Nomenclatura</w:t>
@@ -19285,7 +22053,7 @@
         <w:pStyle w:val="Ttulo3"/>
       </w:pPr>
       <w:bookmarkStart w:id="65" w:name="_g8p619bcsjel" w:colFirst="0" w:colLast="0"/>
-      <w:bookmarkStart w:id="66" w:name="_Toc231342287"/>
+      <w:bookmarkStart w:id="66" w:name="_Toc231892432"/>
       <w:bookmarkEnd w:id="65"/>
       <w:r>
         <w:t>Convenciones adoptadas por tipo de artefacto</w:t>
@@ -20346,7 +23114,7 @@
       </w:pPr>
       <w:bookmarkStart w:id="69" w:name="_z4f2eb543tyk" w:colFirst="0" w:colLast="0"/>
       <w:bookmarkStart w:id="70" w:name="_dptj5dm7n5xn" w:colFirst="0" w:colLast="0"/>
-      <w:bookmarkStart w:id="71" w:name="_Toc231342288"/>
+      <w:bookmarkStart w:id="71" w:name="_Toc231892433"/>
       <w:bookmarkEnd w:id="69"/>
       <w:bookmarkEnd w:id="70"/>
       <w:r>
@@ -20364,7 +23132,7 @@
         <w:pStyle w:val="Ttulo3"/>
       </w:pPr>
       <w:bookmarkStart w:id="72" w:name="_kiaajjadoe8t" w:colFirst="0" w:colLast="0"/>
-      <w:bookmarkStart w:id="73" w:name="_Toc231342289"/>
+      <w:bookmarkStart w:id="73" w:name="_Toc231892434"/>
       <w:bookmarkEnd w:id="72"/>
       <w:r>
         <w:t>Enforcement automático</w:t>
@@ -20388,7 +23156,7 @@
         <w:pStyle w:val="Ttulo2"/>
       </w:pPr>
       <w:bookmarkStart w:id="74" w:name="_t1f177jnqn65" w:colFirst="0" w:colLast="0"/>
-      <w:bookmarkStart w:id="75" w:name="_Toc231342290"/>
+      <w:bookmarkStart w:id="75" w:name="_Toc231892435"/>
       <w:bookmarkEnd w:id="74"/>
       <w:r>
         <w:t>Buenas prácticas y Principios aplicados</w:t>
@@ -20400,7 +23168,7 @@
         <w:pStyle w:val="Ttulo3"/>
       </w:pPr>
       <w:bookmarkStart w:id="76" w:name="_oln6qz5k8o1h" w:colFirst="0" w:colLast="0"/>
-      <w:bookmarkStart w:id="77" w:name="_Toc231342291"/>
+      <w:bookmarkStart w:id="77" w:name="_Toc231892436"/>
       <w:bookmarkEnd w:id="76"/>
       <w:r>
         <w:t>Principios aplicados (DRY, KISS, YAGNI)</w:t>
@@ -20425,7 +23193,7 @@
         <w:ind w:left="1635"/>
       </w:pPr>
       <w:bookmarkStart w:id="78" w:name="_clzy82rfmcey" w:colFirst="0" w:colLast="0"/>
-      <w:bookmarkStart w:id="79" w:name="_Toc231342292"/>
+      <w:bookmarkStart w:id="79" w:name="_Toc231892437"/>
       <w:bookmarkEnd w:id="78"/>
       <w:r>
         <w:t>DRY (Don't Repeat Yourself)</w:t>
@@ -20469,7 +23237,7 @@
         </w:rPr>
       </w:pPr>
       <w:bookmarkStart w:id="80" w:name="_yh5ka4821l9w" w:colFirst="0" w:colLast="0"/>
-      <w:bookmarkStart w:id="81" w:name="_Toc231342293"/>
+      <w:bookmarkStart w:id="81" w:name="_Toc231892438"/>
       <w:bookmarkEnd w:id="80"/>
       <w:r>
         <w:rPr>
@@ -20521,7 +23289,7 @@
         </w:rPr>
       </w:pPr>
       <w:bookmarkStart w:id="82" w:name="_qm1gl85y424i" w:colFirst="0" w:colLast="0"/>
-      <w:bookmarkStart w:id="83" w:name="_Toc231342294"/>
+      <w:bookmarkStart w:id="83" w:name="_Toc231892439"/>
       <w:bookmarkEnd w:id="82"/>
       <w:r>
         <w:rPr>
@@ -20553,13 +23321,13 @@
         </w:rPr>
         <w:t>You Aren't Gonna Need It</w:t>
       </w:r>
+      <w:r>
+        <w:rPr>
+          <w:lang w:val="en-US"/>
+        </w:rPr>
+        <w:t>)</w:t>
+      </w:r>
       <w:bookmarkEnd w:id="83"/>
-      <w:r>
-        <w:rPr>
-          <w:lang w:val="en-US"/>
-        </w:rPr>
-        <w:t>)</w:t>
-      </w:r>
     </w:p>
     <w:p>
       <w:r>
@@ -20577,7 +23345,7 @@
         <w:pStyle w:val="Ttulo1"/>
       </w:pPr>
       <w:bookmarkStart w:id="84" w:name="_jum75ux2zlbi" w:colFirst="0" w:colLast="0"/>
-      <w:bookmarkStart w:id="85" w:name="_Toc231342295"/>
+      <w:bookmarkStart w:id="85" w:name="_Toc231892440"/>
       <w:bookmarkEnd w:id="84"/>
       <w:r>
         <w:t>Diccionario de datos</w:t>
@@ -37913,23 +40681,3756 @@
         <w:pStyle w:val="Ttulo1"/>
       </w:pPr>
       <w:bookmarkStart w:id="142" w:name="_mfla008mw1u4" w:colFirst="0" w:colLast="0"/>
-      <w:bookmarkStart w:id="143" w:name="_Toc231342296"/>
+      <w:bookmarkStart w:id="143" w:name="_Toc231892441"/>
       <w:bookmarkEnd w:id="142"/>
       <w:r>
         <w:t>Historias de usuario</w:t>
       </w:r>
       <w:bookmarkEnd w:id="143"/>
     </w:p>
+    <w:p/>
     <w:p>
       <w:pPr>
         <w:pStyle w:val="Ttulo2"/>
-        <w:ind w:hanging="359"/>
-      </w:pPr>
-      <w:bookmarkStart w:id="144" w:name="_Toc231342297"/>
+      </w:pPr>
+      <w:bookmarkStart w:id="144" w:name="_Toc231892442"/>
+      <w:r>
+        <w:t>Acceder al sistema con cuenta GitHub</w:t>
+      </w:r>
+      <w:bookmarkEnd w:id="144"/>
+    </w:p>
+    <w:p>
+      <w:pPr>
+        <w:rPr>
+          <w:b/>
+          <w:lang w:val="es-BO"/>
+        </w:rPr>
+      </w:pPr>
+      <w:r>
+        <w:rPr>
+          <w:b/>
+          <w:lang w:val="es-BO"/>
+        </w:rPr>
+        <w:t>Frontend:</w:t>
+      </w:r>
+    </w:p>
+    <w:p>
+      <w:r>
+        <w:rPr>
+          <w:b/>
+          <w:lang w:val="es-BO"/>
+        </w:rPr>
+        <w:t xml:space="preserve">src/modules/auth/presentation/components/LoginForm.tsx: </w:t>
+      </w:r>
+      <w:r>
+        <w:t>Contiene el botón de GitHub. Redirige a OAUTH_URLS.github de la misma forma que los otros proveedores.</w:t>
+      </w:r>
+    </w:p>
+    <w:p>
+      <w:pPr>
+        <w:rPr>
+          <w:b/>
+          <w:lang w:val="es-BO"/>
+        </w:rPr>
+      </w:pPr>
+    </w:p>
+    <w:p>
+      <w:pPr>
+        <w:jc w:val="left"/>
+        <w:rPr>
+          <w:b/>
+          <w:lang w:val="en-US"/>
+        </w:rPr>
+      </w:pPr>
+      <w:r>
+        <w:rPr>
+          <w:b/>
+          <w:lang w:val="en-US"/>
+        </w:rPr>
+        <w:t>src/modules/auth/presentatio</w:t>
+      </w:r>
+      <w:r>
+        <w:rPr>
+          <w:b/>
+          <w:lang w:val="en-US"/>
+        </w:rPr>
+        <w:t xml:space="preserve">n/constants/oauth.constants.ts: </w:t>
+      </w:r>
+      <w:r>
+        <w:rPr>
+          <w:lang w:val="en-US"/>
+        </w:rPr>
+        <w:t>Define OAUTH_URLS.github = ${API_URL}/auth/github.</w:t>
+      </w:r>
+    </w:p>
+    <w:p>
+      <w:r>
+        <w:rPr>
+          <w:b/>
+          <w:lang w:val="es-BO"/>
+        </w:rPr>
+        <w:t xml:space="preserve">src/modules/auth/presentation/pages/AuthCallbackPage.tsx: </w:t>
+      </w:r>
+      <w:r>
+        <w:t>Misma página de callback compartida. Procesa el JWT y redirige según el claim perfilCompleto.</w:t>
+      </w:r>
+    </w:p>
+    <w:p>
+      <w:pPr>
+        <w:rPr>
+          <w:b/>
+        </w:rPr>
+      </w:pPr>
+      <w:r>
+        <w:rPr>
+          <w:b/>
+        </w:rPr>
+        <w:t>Backend:</w:t>
+      </w:r>
+    </w:p>
+    <w:p>
+      <w:r>
+        <w:rPr>
+          <w:b/>
+          <w:lang w:val="es-BO"/>
+        </w:rPr>
+        <w:t>src/main/java/com/portly/controller/AuthController.java:</w:t>
+      </w:r>
+      <w:r>
+        <w:rPr>
+          <w:b/>
+          <w:lang w:val="es-BO"/>
+        </w:rPr>
+        <w:t xml:space="preserve"> </w:t>
+      </w:r>
+      <w:r>
+        <w:t>Punto de entrada del flujo OAuth de GitHub.</w:t>
+      </w:r>
+    </w:p>
+    <w:p>
+      <w:r>
+        <w:t>GET /auth/github: redirige a GitHub con scope read:user user:email public_repo.</w:t>
+      </w:r>
+    </w:p>
+    <w:p>
+      <w:r>
+        <w:t>GET /auth/github/callback: recibe el code, procesa el login y redirige con JWT.</w:t>
+      </w:r>
+    </w:p>
+    <w:p>
+      <w:r>
+        <w:rPr>
+          <w:b/>
+          <w:lang w:val="en-US"/>
+        </w:rPr>
+        <w:t xml:space="preserve">src/main/java/com/portly/service/GitHubOAuthService.java: </w:t>
+      </w:r>
+      <w:r>
+        <w:rPr>
+          <w:lang w:val="en-US"/>
+        </w:rPr>
+        <w:t xml:space="preserve">Implementa OAuthProvider para GitHub. </w:t>
+      </w:r>
+      <w:r>
+        <w:t>Contiene el fallback de email: si /user no devuelve email, consulta /user/emails y selecciona el marcado como primary y verified. También obtiene los top 6 repositorios por estrellas y los serializa como JSON en OAuthUserInfo.metadatos.</w:t>
+      </w:r>
+    </w:p>
+    <w:p>
+      <w:r>
+        <w:rPr>
+          <w:b/>
+          <w:lang w:val="es-BO"/>
+        </w:rPr>
+        <w:t xml:space="preserve">src/main/java/com/portly/domain/entity/ProveedorOauth.java: </w:t>
+      </w:r>
+      <w:r>
+        <w:t>Almacena el access token de GitHub en claveAccesoProveedor. Este token persiste entre sesiones y es consumido por GitHubRepoService para importar repositorios sin reautenticación.</w:t>
+      </w:r>
+    </w:p>
+    <w:p>
+      <w:r>
+        <w:rPr>
+          <w:b/>
+          <w:lang w:val="es-BO"/>
+        </w:rPr>
+        <w:t xml:space="preserve">src/main/java/com/portly/service/UsuarioService.java: </w:t>
+      </w:r>
+      <w:r>
+        <w:t>En actualizarProveedor persiste el nuevo access token y los metadatos de repositorios en cada login, manteniendo el token siempre actual</w:t>
+      </w:r>
+      <w:r>
+        <w:t xml:space="preserve">izado. </w:t>
+      </w:r>
+      <w:r>
+        <w:t>tabla perfil_usuario. Todos tienen valor por defecto true, por lo que un perfil recién creado es completamente público hasta que el usuario configure su privacidad.</w:t>
+      </w:r>
+    </w:p>
+    <w:p>
+      <w:r>
+        <w:rPr>
+          <w:b/>
+          <w:lang w:val="es-BO"/>
+        </w:rPr>
+        <w:t xml:space="preserve">src/main/java/com/portly/dto/ActualizarPerfilRequest.java: </w:t>
+      </w:r>
+      <w:r>
+        <w:t>DTO de entrada que incluye los 10 campos de visibilidad como Boolean (nullable). Al ser nullable, el backend puede distinguir si el frontend envió un valor o simplemente omitió el campo.</w:t>
+      </w:r>
+    </w:p>
+    <w:p>
+      <w:pPr>
+        <w:pStyle w:val="Ttulo2"/>
+      </w:pPr>
+      <w:bookmarkStart w:id="145" w:name="_Toc231892443"/>
+      <w:r>
+        <w:t>Completar Perfil de usuario</w:t>
+      </w:r>
+      <w:bookmarkEnd w:id="145"/>
+    </w:p>
+    <w:p>
+      <w:pPr>
+        <w:rPr>
+          <w:b/>
+        </w:rPr>
+      </w:pPr>
+      <w:r>
+        <w:rPr>
+          <w:b/>
+        </w:rPr>
+        <w:t>Frontend:</w:t>
+      </w:r>
+    </w:p>
+    <w:p>
+      <w:r>
+        <w:rPr>
+          <w:b/>
+          <w:lang w:val="es-BO"/>
+        </w:rPr>
+        <w:t xml:space="preserve">src/modules/auth/presentation/pages/CompleteProfilePage.tsx: </w:t>
+      </w:r>
+      <w:r>
+        <w:t>Contiene el formulario con dos campos: combobox de profesión y textarea de descripción. Gestiona validaciones locales (campo vacío, profesión no seleccionada, límite de 500 caracteres), el contador de caracteres en tiempo real y el cambio de color a rojo al superar el límite. El contenido persiste aunque la validación falle.</w:t>
+      </w:r>
+    </w:p>
+    <w:p>
+      <w:r>
+        <w:rPr>
+          <w:b/>
+          <w:lang w:val="es-BO"/>
+        </w:rPr>
+        <w:t xml:space="preserve">src/modules/auth/presentation/constants/register.constants.ts: </w:t>
+      </w:r>
+      <w:r>
+        <w:t>Define el array PROFESIONES que alimenta el combobox. Centralizado aquí para ser reutilizado también en el paso 3 del registro por correo electrónico.</w:t>
+      </w:r>
+    </w:p>
+    <w:p>
+      <w:r>
+        <w:rPr>
+          <w:b/>
+        </w:rPr>
+        <w:lastRenderedPageBreak/>
+        <w:t>src/modules/auth/infrastructure/authService.ts:</w:t>
+      </w:r>
+      <w:r>
+        <w:rPr>
+          <w:b/>
+        </w:rPr>
+        <w:t xml:space="preserve"> </w:t>
+      </w:r>
+      <w:r>
+        <w:t>Expone completeOAuthProfile que llama a POST /api/complete-profile con el JWT del usuario en el header Authorization.</w:t>
+      </w:r>
+    </w:p>
+    <w:p>
+      <w:r>
+        <w:rPr>
+          <w:b/>
+        </w:rPr>
+        <w:t>src/router/AppRouter.tsx:</w:t>
+      </w:r>
+      <w:r>
+        <w:rPr>
+          <w:b/>
+        </w:rPr>
+        <w:t xml:space="preserve"> </w:t>
+      </w:r>
+      <w:r>
+        <w:t>Define ProfileCompleteRoute, guardia de ruta que decodifica el JWT local y redirige a /complete-profile si perfilCompleto es false, sin necesitar consultar el backend.</w:t>
+      </w:r>
+    </w:p>
+    <w:p>
+      <w:pPr>
+        <w:rPr>
+          <w:b/>
+          <w:lang w:val="es-BO"/>
+        </w:rPr>
+      </w:pPr>
+      <w:r>
+        <w:rPr>
+          <w:b/>
+          <w:lang w:val="es-BO"/>
+        </w:rPr>
+        <w:t>Backend:</w:t>
+      </w:r>
+    </w:p>
+    <w:p>
+      <w:r>
+        <w:rPr>
+          <w:b/>
+          <w:lang w:val="es-BO"/>
+        </w:rPr>
+        <w:t xml:space="preserve">src/main/java/com/portly/controller/ProfileController.java: </w:t>
+      </w:r>
+      <w:r>
+        <w:t>Punto de entrada del flujo de completado de perfil.</w:t>
+      </w:r>
+    </w:p>
+    <w:p>
+      <w:pPr>
+        <w:pStyle w:val="Prrafodelista"/>
+        <w:numPr>
+          <w:ilvl w:val="0"/>
+          <w:numId w:val="24"/>
+        </w:numPr>
+      </w:pPr>
+      <w:r>
+        <w:t>POST /api/complete-profile: recibe profesión y reseña, requiere JWT válido. Devuelve un nuevo JWT con perfilCompleto: true.</w:t>
+      </w:r>
+    </w:p>
+    <w:p>
+      <w:r>
+        <w:rPr>
+          <w:b/>
+          <w:lang w:val="es-BO"/>
+        </w:rPr>
+        <w:t>src/main/java/com/portly/service/AuthService.java:</w:t>
+      </w:r>
+      <w:r>
+        <w:rPr>
+          <w:b/>
+          <w:lang w:val="es-BO"/>
+        </w:rPr>
+        <w:t xml:space="preserve"> </w:t>
+      </w:r>
+      <w:r>
+        <w:t>En completarPerfilOAuth actualiza titularProfesional y acercaDeMi en PerfilUsuario, establece perfilCompleto: true en Usuario y genera un nuevo token. Todo en una sola transacción (@Transactional).</w:t>
+      </w:r>
+    </w:p>
+    <w:p>
+      <w:r>
+        <w:rPr>
+          <w:b/>
+          <w:lang w:val="es-BO"/>
+        </w:rPr>
+        <w:t xml:space="preserve">src/main/java/com/portly/dto/CompleteOAuthProfileRequest.java: </w:t>
+      </w:r>
+      <w:r>
+        <w:t>DTO de entrada con dos campos: profesion (NotBlank) y resena (NotBlank, Size max=500). La validación de tamaño se aplica en dos capas: frontend mediante contador visual y backend mediante anotación de validación.</w:t>
+      </w:r>
+    </w:p>
+    <w:p/>
+    <w:p>
+      <w:pPr>
+        <w:pStyle w:val="Ttulo2"/>
+      </w:pPr>
+      <w:bookmarkStart w:id="146" w:name="_Toc231892444"/>
+      <w:r>
+        <w:t>Acceder al sistema con cuenta de Linkedin</w:t>
+      </w:r>
+      <w:bookmarkEnd w:id="146"/>
+    </w:p>
+    <w:p>
+      <w:pPr>
+        <w:rPr>
+          <w:b/>
+          <w:lang w:val="es-BO"/>
+        </w:rPr>
+      </w:pPr>
+      <w:r>
+        <w:rPr>
+          <w:b/>
+          <w:lang w:val="es-BO"/>
+        </w:rPr>
+        <w:t>Frontend:</w:t>
+      </w:r>
+    </w:p>
+    <w:p>
+      <w:r>
+        <w:rPr>
+          <w:b/>
+          <w:lang w:val="es-BO"/>
+        </w:rPr>
+        <w:t xml:space="preserve">src/modules/auth/presentation/components/LoginForm.tsx: </w:t>
+      </w:r>
+      <w:r>
+        <w:t>Contiene el botón de LinkedIn. Redirige a OAUTH_URLS.linkedin de la misma forma que Google, sin lógica adicional en el frontend.</w:t>
+      </w:r>
+    </w:p>
+    <w:p>
+      <w:pPr>
+        <w:jc w:val="left"/>
+        <w:rPr>
+          <w:lang w:val="en-US"/>
+        </w:rPr>
+      </w:pPr>
+      <w:r>
+        <w:rPr>
+          <w:b/>
+          <w:lang w:val="en-US"/>
+        </w:rPr>
+        <w:t xml:space="preserve">src/modules/auth/presentation/constants/oauth.constants.ts: </w:t>
+      </w:r>
+      <w:r>
+        <w:rPr>
+          <w:lang w:val="en-US"/>
+        </w:rPr>
+        <w:t>Define OAUTH_URLS.linkedin = ${API_URL}/auth/linkedin.</w:t>
+      </w:r>
+    </w:p>
+    <w:p>
+      <w:r>
+        <w:rPr>
+          <w:b/>
+          <w:lang w:val="es-BO"/>
+        </w:rPr>
+        <w:t xml:space="preserve">src/modules/auth/presentation/pages/AuthCallbackPage.tsx: </w:t>
+      </w:r>
+      <w:r>
+        <w:t>Misma página de callback compartida con Google y GitHub. Procesa el JWT y decide el destino según el claim perfilCompleto.</w:t>
+      </w:r>
+    </w:p>
+    <w:p>
+      <w:pPr>
+        <w:rPr>
+          <w:b/>
+          <w:lang w:val="en-US"/>
+        </w:rPr>
+      </w:pPr>
+      <w:r>
+        <w:rPr>
+          <w:b/>
+          <w:lang w:val="en-US"/>
+        </w:rPr>
+        <w:t>Backend:</w:t>
+      </w:r>
+    </w:p>
+    <w:p>
+      <w:pPr>
+        <w:rPr>
+          <w:b/>
+          <w:lang w:val="en-US"/>
+        </w:rPr>
+      </w:pPr>
+      <w:r>
+        <w:rPr>
+          <w:b/>
+          <w:lang w:val="en-US"/>
+        </w:rPr>
+        <w:t>src/main/java/com/portly/controller/AuthController.java:</w:t>
+      </w:r>
+    </w:p>
+    <w:p>
+      <w:r>
+        <w:t>Punto de entrada del flujo OAuth de LinkedIn.</w:t>
+      </w:r>
+    </w:p>
+    <w:p>
+      <w:pPr>
+        <w:pStyle w:val="Prrafodelista"/>
+        <w:numPr>
+          <w:ilvl w:val="0"/>
+          <w:numId w:val="23"/>
+        </w:numPr>
+      </w:pPr>
+      <w:r>
+        <w:t>GET /auth/linkedin: redirige a la pantalla de autorización de LinkedIn con scope openid profile email.</w:t>
+      </w:r>
+    </w:p>
+    <w:p>
+      <w:pPr>
+        <w:pStyle w:val="Prrafodelista"/>
+        <w:numPr>
+          <w:ilvl w:val="0"/>
+          <w:numId w:val="23"/>
+        </w:numPr>
+      </w:pPr>
+      <w:r>
+        <w:t>GET /auth/linkedin/callback: recibe el code y redirige al frontend con JWT.</w:t>
+      </w:r>
+    </w:p>
+    <w:p>
+      <w:r>
+        <w:rPr>
+          <w:b/>
+          <w:lang w:val="en-US"/>
+        </w:rPr>
+        <w:t>src/main/java/com/portly/ser</w:t>
+      </w:r>
+      <w:r>
+        <w:rPr>
+          <w:b/>
+          <w:lang w:val="en-US"/>
+        </w:rPr>
+        <w:t xml:space="preserve">vice/LinkedInOAuthService.java: </w:t>
+      </w:r>
+      <w:r>
+        <w:rPr>
+          <w:lang w:val="en-US"/>
+        </w:rPr>
+        <w:t xml:space="preserve">Implementa OAuthProvider para LinkedIn. </w:t>
+      </w:r>
+      <w:r>
+        <w:t>Obtiene datos del usuario desde /v2/userinfo. El campo urlPerfil es siempre null por limitación del plan gratuito de la API de LinkedIn.</w:t>
+      </w:r>
+    </w:p>
+    <w:p>
+      <w:r>
+        <w:rPr>
+          <w:b/>
+          <w:lang w:val="es-BO"/>
+        </w:rPr>
+        <w:t>src/main/java/com/portly/ser</w:t>
+      </w:r>
+      <w:r>
+        <w:rPr>
+          <w:b/>
+          <w:lang w:val="es-BO"/>
+        </w:rPr>
+        <w:t xml:space="preserve">vice/AbstractOAuthService.java: </w:t>
+      </w:r>
+      <w:r>
+        <w:t>Clase base compartida por los 3 proveedores OAuth. Contiene doExchangeCodeForToken que encapsula la petición POST al endpoint de token, evitando duplicación de código entre Google, LinkedIn y GitHub.</w:t>
+      </w:r>
+    </w:p>
+    <w:p>
+      <w:r>
+        <w:rPr>
+          <w:b/>
+          <w:lang w:val="es-BO"/>
+        </w:rPr>
+        <w:t xml:space="preserve">src/main/java/com/portly/service/UsuarioService.java: </w:t>
+      </w:r>
+      <w:r>
+        <w:t>Mismo servicio compartido con Google. findOrCreate maneja los 3 casos: proveedor existente, email existente sin proveedor, y</w:t>
+      </w:r>
+      <w:r>
+        <w:t xml:space="preserve"> usuario completamente nuevo.</w:t>
+      </w:r>
+    </w:p>
+    <w:p/>
+    <w:p>
+      <w:pPr>
+        <w:pStyle w:val="Ttulo2"/>
+      </w:pPr>
+      <w:bookmarkStart w:id="147" w:name="_Toc231892445"/>
+      <w:r>
+        <w:t>Acceder al sistema con cuenta Google</w:t>
+      </w:r>
+      <w:bookmarkEnd w:id="147"/>
+    </w:p>
+    <w:p>
+      <w:pPr>
+        <w:rPr>
+          <w:b/>
+          <w:lang w:val="es-BO"/>
+        </w:rPr>
+      </w:pPr>
+      <w:r>
+        <w:rPr>
+          <w:b/>
+          <w:lang w:val="es-BO"/>
+        </w:rPr>
+        <w:t>Frontend:</w:t>
+      </w:r>
+    </w:p>
+    <w:p>
+      <w:r>
+        <w:rPr>
+          <w:b/>
+          <w:lang w:val="es-BO"/>
+        </w:rPr>
+        <w:lastRenderedPageBreak/>
+        <w:t xml:space="preserve">src/modules/auth/presentation/components/LoginForm.tsx: </w:t>
+      </w:r>
+      <w:r>
+        <w:t>Contiene el botón de Google. Al hacer clic redirige directamente a OAUTH_URLS.google sin pasar por lógica adicional del frontend.</w:t>
+      </w:r>
+    </w:p>
+    <w:p>
+      <w:r>
+        <w:rPr>
+          <w:b/>
+        </w:rPr>
+        <w:t>src/modules/auth/presentation/constants/oauth.constants.ts:</w:t>
+      </w:r>
+      <w:r>
+        <w:t xml:space="preserve"> </w:t>
+      </w:r>
+      <w:r>
+        <w:t xml:space="preserve">Define las URLs de los 3 proveedores OAuth apuntando al backend. </w:t>
+      </w:r>
+      <w:r>
+        <w:t>OAUTH_URLS.google = ${API_URL}/auth/google.</w:t>
+      </w:r>
+    </w:p>
+    <w:p>
+      <w:r>
+        <w:rPr>
+          <w:b/>
+          <w:lang w:val="es-BO"/>
+        </w:rPr>
+        <w:t>src/modules/auth/presentation/pages/AuthCallbackPage.tsx:</w:t>
+      </w:r>
+      <w:r>
+        <w:rPr>
+          <w:lang w:val="es-BO"/>
+        </w:rPr>
+        <w:t xml:space="preserve"> </w:t>
+      </w:r>
+      <w:r>
+        <w:t>Recibe el JWT por query param tras el callback del backend. Decodifica el payload, persiste el token y decide el destino según el claim perfilCompleto: false redirige a /complete-profile, true redirige al inicio.</w:t>
+      </w:r>
+    </w:p>
+    <w:p>
+      <w:pPr>
+        <w:rPr>
+          <w:b/>
+          <w:lang w:val="en-US"/>
+        </w:rPr>
+      </w:pPr>
+      <w:r>
+        <w:rPr>
+          <w:b/>
+          <w:lang w:val="en-US"/>
+        </w:rPr>
+        <w:t>Backend:</w:t>
+      </w:r>
+    </w:p>
+    <w:p>
+      <w:r>
+        <w:rPr>
+          <w:b/>
+          <w:lang w:val="es-BO"/>
+        </w:rPr>
+        <w:t xml:space="preserve">src/main/java/com/portly/controller/AuthController.java: </w:t>
+      </w:r>
+      <w:r>
+        <w:t>Punto de entrada del flujo OAuth de Google.</w:t>
+      </w:r>
+    </w:p>
+    <w:p>
+      <w:pPr>
+        <w:pStyle w:val="Prrafodelista"/>
+        <w:numPr>
+          <w:ilvl w:val="0"/>
+          <w:numId w:val="25"/>
+        </w:numPr>
+      </w:pPr>
+      <w:r>
+        <w:t>GET /auth/google: redirige al selector de cuentas de Google.</w:t>
+      </w:r>
+    </w:p>
+    <w:p>
+      <w:pPr>
+        <w:pStyle w:val="Prrafodelista"/>
+        <w:numPr>
+          <w:ilvl w:val="0"/>
+          <w:numId w:val="25"/>
+        </w:numPr>
+      </w:pPr>
+      <w:r>
+        <w:t>GET /auth/google/callback: recibe el code, procesa el login y redirige al frontend con JWT en query param.</w:t>
+      </w:r>
+    </w:p>
+    <w:p>
+      <w:r>
+        <w:rPr>
+          <w:b/>
+          <w:lang w:val="en-US"/>
+        </w:rPr>
+        <w:t xml:space="preserve">src/main/java/com/portly/service/GoogleOAuthService.java: </w:t>
+      </w:r>
+      <w:r>
+        <w:rPr>
+          <w:lang w:val="en-US"/>
+        </w:rPr>
+        <w:t xml:space="preserve">Implementa OAuthProvider para Google. </w:t>
+      </w:r>
+      <w:r>
+        <w:t>Construye la URL de autorización con scope openid profile email, intercambia el code por access token y obtiene datos del usuario desde /oauth2/v3/userinfo.</w:t>
+      </w:r>
+    </w:p>
+    <w:p>
+      <w:r>
+        <w:rPr>
+          <w:b/>
+          <w:lang w:val="es-BO"/>
+        </w:rPr>
+        <w:t xml:space="preserve">src/main/java/com/portly/service/UsuarioService.java: </w:t>
+      </w:r>
+      <w:r>
+        <w:t>Centraliza la lógica findOrCreate compartida por los 3 proveedores. Si el proveedor ya existe recupera el usuario. Si el email ya existe vincula el nuevo proveedor sin crear un usuario duplicado. Si es completamente nuevo crea Usuario más PerfilUsuario más EnlaceProfesional.</w:t>
+      </w:r>
+    </w:p>
+    <w:p>
+      <w:r>
+        <w:rPr>
+          <w:b/>
+          <w:lang w:val="es-BO"/>
+        </w:rPr>
+        <w:t>src/main/java/com/</w:t>
+      </w:r>
+      <w:r>
+        <w:rPr>
+          <w:b/>
+          <w:lang w:val="es-BO"/>
+        </w:rPr>
+        <w:t>portly/service/JwtService.java:</w:t>
+      </w:r>
+      <w:r>
+        <w:t>Genera el JWT incluyendo el claim perfilCompleto, que determina si el usuario debe completar su perfil antes de acceder al sistema. generateToken(idUsuario, email, rol, perfilCompleto).</w:t>
+      </w:r>
+    </w:p>
+    <w:p/>
+    <w:p>
+      <w:pPr>
+        <w:pStyle w:val="Ttulo2"/>
+      </w:pPr>
+      <w:bookmarkStart w:id="148" w:name="_Toc231892446"/>
+      <w:r>
+        <w:t>Cerrar la sesión de usuario autenticado</w:t>
+      </w:r>
+      <w:bookmarkEnd w:id="148"/>
+    </w:p>
+    <w:p>
+      <w:pPr>
+        <w:rPr>
+          <w:b/>
+          <w:lang w:val="es-BO"/>
+        </w:rPr>
+      </w:pPr>
+      <w:r>
+        <w:rPr>
+          <w:b/>
+          <w:lang w:val="es-BO"/>
+        </w:rPr>
+        <w:t>Fronted:</w:t>
+      </w:r>
+    </w:p>
+    <w:p>
+      <w:r>
+        <w:rPr>
+          <w:b/>
+          <w:lang w:val="es-BO"/>
+        </w:rPr>
+        <w:t>src/infrastructure/storage/storage.ts:</w:t>
+      </w:r>
+      <w:r>
+        <w:rPr>
+          <w:b/>
+          <w:lang w:val="es-BO"/>
+        </w:rPr>
+        <w:t xml:space="preserve"> </w:t>
+      </w:r>
+      <w:r>
+        <w:t>Contiene la función removeToken() y removeEmail(). Este archivo es el responsable directo de interactuar con el localStorage para eliminar las credenciales guardadas. Al llamar a estas funciones, el usuario queda técnicamente "deslogueado" del navegador.</w:t>
+      </w:r>
+    </w:p>
+    <w:p>
+      <w:r>
+        <w:rPr>
+          <w:b/>
+        </w:rPr>
+        <w:t>src/router/AppRouter.tsx:</w:t>
+      </w:r>
+      <w:r>
+        <w:rPr>
+          <w:b/>
+        </w:rPr>
+        <w:t xml:space="preserve"> </w:t>
+      </w:r>
+      <w:r>
+        <w:t>Gestiona la protección de rutas. Utiliza la lógica de comprobación del token (vía localStorage) para decidir si permite el acceso a rutas privadas o si redirige al usuario automáticamente a la página de /login.</w:t>
+      </w:r>
+    </w:p>
+    <w:p>
+      <w:r>
+        <w:rPr>
+          <w:b/>
+        </w:rPr>
+        <w:t>src/infrastructure/http/httpClient.ts:</w:t>
+      </w:r>
+      <w:r>
+        <w:rPr>
+          <w:b/>
+        </w:rPr>
+        <w:t xml:space="preserve"> </w:t>
+      </w:r>
+      <w:r>
+        <w:t>Este archivo actúa como un interceptor. Recupera el token del almacenamiento para cada petición autenticada. Si el token ha sido eliminado (tras un logout), las peticiones a rutas protegidas (getAuth, postAuth, etc.) dejarán de incluir la cabecera Authorization: Bearer &lt;token&gt;, provocando que el backend las rechace.</w:t>
+      </w:r>
+    </w:p>
+    <w:p>
+      <w:r>
+        <w:rPr>
+          <w:b/>
+          <w:lang w:val="es-BO"/>
+        </w:rPr>
+        <w:t>src/shared/components/Sidebar.tsx:</w:t>
+      </w:r>
+      <w:r>
+        <w:rPr>
+          <w:b/>
+          <w:lang w:val="es-BO"/>
+        </w:rPr>
+        <w:t xml:space="preserve"> </w:t>
+      </w:r>
+      <w:r>
+        <w:t>Es el lugar estándar (aunque puede variar según tu diseño) donde se colocaría el botón físico de "Cerrar Sesión". Este botón ejecutaría la lógica de limpiar el almacenamiento y redirigir al usuario al inicio.</w:t>
+      </w:r>
+    </w:p>
+    <w:p>
+      <w:pPr>
+        <w:rPr>
+          <w:b/>
+        </w:rPr>
+      </w:pPr>
+    </w:p>
+    <w:p>
+      <w:pPr>
+        <w:rPr>
+          <w:b/>
+          <w:lang w:val="es-BO"/>
+        </w:rPr>
+      </w:pPr>
+      <w:r>
+        <w:rPr>
+          <w:b/>
+          <w:lang w:val="es-BO"/>
+        </w:rPr>
+        <w:t>Backend:</w:t>
+      </w:r>
+    </w:p>
+    <w:p>
+      <w:r>
+        <w:rPr>
+          <w:b/>
+          <w:lang w:val="es-BO"/>
+        </w:rPr>
+        <w:t>src/main/java/com/portly/config/SecurityConfig.java:</w:t>
+      </w:r>
+      <w:r>
+        <w:rPr>
+          <w:b/>
+          <w:lang w:val="es-BO"/>
+        </w:rPr>
+        <w:t xml:space="preserve"> </w:t>
+      </w:r>
+      <w:r>
+        <w:t xml:space="preserve">Configura la aplicación como SessionCreationPolicy.STATELESS. Esto es crucial para el logout, ya que indica que el servidor no mantiene una sesión activa del usuario; por lo tanto, no existe una función de </w:t>
+      </w:r>
+      <w:r>
+        <w:lastRenderedPageBreak/>
+        <w:t>"cerrar sesión" en el servidor en sí, sino que el servidor simplemente deja de reconocer al usuario si no presenta un token válido.</w:t>
+      </w:r>
+    </w:p>
+    <w:p>
+      <w:r>
+        <w:rPr>
+          <w:b/>
+          <w:lang w:val="es-BO"/>
+        </w:rPr>
+        <w:t>src/main/java/com/portly/security/JwtAuthFilter.java:</w:t>
+      </w:r>
+      <w:r>
+        <w:rPr>
+          <w:b/>
+          <w:lang w:val="es-BO"/>
+        </w:rPr>
+        <w:t xml:space="preserve"> </w:t>
+      </w:r>
+      <w:r>
+        <w:t>Es el filtro que intercepta cada petición. Si el cliente ha cerrado sesión (y por tanto no envía el token), este filtro detecta que la cabecera Authorization está vacía o es inválida y bloquea el acceso a cualquier recurso protegido, devolviendo un error 401 (Unauthorized).</w:t>
+      </w:r>
+    </w:p>
+    <w:p>
+      <w:r>
+        <w:rPr>
+          <w:b/>
+          <w:lang w:val="es-BO"/>
+        </w:rPr>
+        <w:t>src/main/java/com/portly/service/JwtService.java:</w:t>
+      </w:r>
+      <w:r>
+        <w:rPr>
+          <w:b/>
+          <w:lang w:val="es-BO"/>
+        </w:rPr>
+        <w:t xml:space="preserve"> </w:t>
+      </w:r>
+      <w:r>
+        <w:t>Proporciona los métodos para validar los tokens. Si el usuario intenta usar un token que ha expirado o que es estructuralmente inválido después de haber cerrado sesión, este servicio es el que se encarga de invalidar la autenticación.</w:t>
+      </w:r>
+    </w:p>
+    <w:p/>
+    <w:p>
+      <w:pPr>
+        <w:pStyle w:val="Ttulo2"/>
+      </w:pPr>
+      <w:bookmarkStart w:id="149" w:name="_Toc231892447"/>
+      <w:r>
+        <w:t>Recuperar acceso de la cuenta mediante correo electrónico</w:t>
+      </w:r>
+      <w:bookmarkEnd w:id="149"/>
+    </w:p>
+    <w:p>
+      <w:pPr>
+        <w:rPr>
+          <w:b/>
+          <w:lang w:val="es-BO"/>
+        </w:rPr>
+      </w:pPr>
+      <w:r>
+        <w:rPr>
+          <w:b/>
+          <w:lang w:val="es-BO"/>
+        </w:rPr>
+        <w:t>Fronted:</w:t>
+      </w:r>
+    </w:p>
+    <w:p>
+      <w:r>
+        <w:rPr>
+          <w:b/>
+          <w:lang w:val="es-BO"/>
+        </w:rPr>
+        <w:t>src/modules/auth/presentation/pages/ForgotPasswordPage.tsx:</w:t>
+      </w:r>
+      <w:r>
+        <w:rPr>
+          <w:b/>
+          <w:lang w:val="es-BO"/>
+        </w:rPr>
+        <w:t xml:space="preserve"> </w:t>
+      </w:r>
+      <w:r>
+        <w:t>Componente que renderiza el formulario para que el usuario ingrese su correo electrónico y solicite el código de recuperación.</w:t>
+      </w:r>
+    </w:p>
+    <w:p>
+      <w:pPr>
+        <w:jc w:val="left"/>
+      </w:pPr>
+      <w:r>
+        <w:rPr>
+          <w:b/>
+          <w:lang w:val="es-BO"/>
+        </w:rPr>
+        <w:t>src/modules/auth/presentation/pages/VerifyCodePage.tsx:</w:t>
+      </w:r>
+      <w:r>
+        <w:rPr>
+          <w:b/>
+          <w:lang w:val="es-BO"/>
+        </w:rPr>
+        <w:t xml:space="preserve"> </w:t>
+      </w:r>
+      <w:r>
+        <w:t>Página donde el usuario ingresa el código de 6 dígitos enviado a su correo. Maneja la lógica de transición hacia la creación de la nueva contraseña.</w:t>
+      </w:r>
+    </w:p>
+    <w:p>
+      <w:r>
+        <w:rPr>
+          <w:b/>
+          <w:lang w:val="es-BO"/>
+        </w:rPr>
+        <w:t>src/modules/auth/presentation/pages/NewPasswordPage.tsx:</w:t>
+      </w:r>
+      <w:r>
+        <w:rPr>
+          <w:b/>
+          <w:lang w:val="es-BO"/>
+        </w:rPr>
+        <w:t xml:space="preserve"> </w:t>
+      </w:r>
+      <w:r>
+        <w:t>Página final del flujo donde el usuario establece su nueva contraseña tras haber validado el código correctamente.</w:t>
+      </w:r>
+    </w:p>
+    <w:p>
+      <w:r>
+        <w:rPr>
+          <w:b/>
+          <w:lang w:val="es-BO"/>
+        </w:rPr>
+        <w:t>src/modules/auth/infrastructure/authService.ts:</w:t>
+      </w:r>
+      <w:r>
+        <w:rPr>
+          <w:b/>
+          <w:lang w:val="es-BO"/>
+        </w:rPr>
+        <w:t xml:space="preserve"> </w:t>
+      </w:r>
+      <w:r>
+        <w:t>Contiene las llamadas a la API: forgotPassword (solicitar código), verifyCode (validar código) y resetPassword (cambiar contraseña).</w:t>
+      </w:r>
+    </w:p>
+    <w:p>
+      <w:pPr>
+        <w:jc w:val="left"/>
+      </w:pPr>
+      <w:r>
+        <w:rPr>
+          <w:b/>
+          <w:lang w:val="es-BO"/>
+        </w:rPr>
+        <w:t>src/modules/auth/presentation/components/VerifyCodeForm.tsx:</w:t>
+      </w:r>
+      <w:r>
+        <w:rPr>
+          <w:b/>
+          <w:lang w:val="es-BO"/>
+        </w:rPr>
+        <w:t xml:space="preserve"> </w:t>
+      </w:r>
+      <w:r>
+        <w:t>Componente reutilizable que contiene los cuadros de entrada para el código y gestiona el envío automático una vez se completan los dígitos.</w:t>
+      </w:r>
+    </w:p>
+    <w:p/>
+    <w:p>
+      <w:pPr>
+        <w:rPr>
+          <w:b/>
+          <w:lang w:val="en-US"/>
+        </w:rPr>
+      </w:pPr>
+      <w:r>
+        <w:rPr>
+          <w:b/>
+          <w:lang w:val="en-US"/>
+        </w:rPr>
+        <w:t>Backend:</w:t>
+      </w:r>
+    </w:p>
+    <w:p>
+      <w:pPr>
+        <w:jc w:val="left"/>
+        <w:rPr>
+          <w:lang w:val="en-US"/>
+        </w:rPr>
+      </w:pPr>
+      <w:r>
+        <w:rPr>
+          <w:b/>
+          <w:lang w:val="en-US"/>
+        </w:rPr>
+        <w:t>src/main/java/com/portly/controller/AuthController.java:</w:t>
+      </w:r>
+      <w:r>
+        <w:rPr>
+          <w:b/>
+          <w:lang w:val="en-US"/>
+        </w:rPr>
+        <w:t xml:space="preserve"> </w:t>
+      </w:r>
+      <w:r>
+        <w:rPr>
+          <w:lang w:val="en-US"/>
+        </w:rPr>
+        <w:t>Define los endpoints /auth/forgot-password, /auth/verify-code y /auth/reset-password que reciben las solicitudes del frontend.</w:t>
+      </w:r>
+    </w:p>
+    <w:p>
+      <w:r>
+        <w:rPr>
+          <w:b/>
+          <w:lang w:val="es-BO"/>
+        </w:rPr>
+        <w:t>src/main/java/com/portly/service/AuthService.java:</w:t>
+      </w:r>
+      <w:r>
+        <w:rPr>
+          <w:b/>
+          <w:lang w:val="es-BO"/>
+        </w:rPr>
+        <w:t xml:space="preserve"> </w:t>
+      </w:r>
+      <w:r>
+        <w:t>Contiene la lógica central: genera el código aleatorio de 6 dígitos, gestiona su expiración (normalmente 10 minutos) y verifica que el código ingresado coincida con el almacenado.</w:t>
+      </w:r>
+    </w:p>
+    <w:p>
+      <w:r>
+        <w:rPr>
+          <w:b/>
+          <w:lang w:val="es-BO"/>
+        </w:rPr>
+        <w:t>src/main/java/com/portly/service/EmailService.java:</w:t>
+      </w:r>
+      <w:r>
+        <w:rPr>
+          <w:b/>
+          <w:lang w:val="es-BO"/>
+        </w:rPr>
+        <w:t xml:space="preserve"> </w:t>
+      </w:r>
+      <w:r>
+        <w:t>Se encarga de construir el mensaje de correo electrónico y enviarlo a través del protocolo SMTP (usando JavaMailSender) con el código de recuperación.</w:t>
+      </w:r>
+    </w:p>
+    <w:p>
+      <w:r>
+        <w:rPr>
+          <w:b/>
+        </w:rPr>
+        <w:t>src/main/java/com/portly/domain/entity/CodigoRecuperacion.java:</w:t>
+      </w:r>
+      <w:r>
+        <w:rPr>
+          <w:b/>
+        </w:rPr>
+        <w:t xml:space="preserve"> </w:t>
+      </w:r>
+      <w:r>
+        <w:t>Entidad de base de datos que almacena el código temporal, el ID del usuario y la fecha de expiración.</w:t>
+      </w:r>
+    </w:p>
+    <w:p>
+      <w:r>
+        <w:rPr>
+          <w:b/>
+        </w:rPr>
+        <w:t>src/main/java/com/portly/domain/repository/CodigoRecuperacionRepository.java:</w:t>
+      </w:r>
+      <w:r>
+        <w:rPr>
+          <w:b/>
+        </w:rPr>
+        <w:t xml:space="preserve"> </w:t>
+      </w:r>
+      <w:r>
+        <w:t>Interfaz para realizar operaciones de base de datos sobre los códigos (buscar por código, eliminar códigos antiguos del usuario, etc.).</w:t>
+      </w:r>
+    </w:p>
+    <w:p/>
+    <w:p>
+      <w:pPr>
+        <w:pStyle w:val="Ttulo2"/>
+      </w:pPr>
+      <w:bookmarkStart w:id="150" w:name="_Toc231892448"/>
+      <w:r>
+        <w:t>Configurar visibilidad de los elementos de un portafolio</w:t>
+      </w:r>
+      <w:bookmarkEnd w:id="150"/>
+    </w:p>
+    <w:p>
+      <w:pPr>
+        <w:rPr>
+          <w:b/>
+          <w:lang w:val="es-BO"/>
+        </w:rPr>
+      </w:pPr>
+      <w:r>
+        <w:rPr>
+          <w:b/>
+          <w:lang w:val="es-BO"/>
+        </w:rPr>
+        <w:t>Frontend:</w:t>
+      </w:r>
+    </w:p>
+    <w:p>
+      <w:r>
+        <w:rPr>
+          <w:b/>
+          <w:lang w:val="es-BO"/>
+        </w:rPr>
+        <w:t>src/modules/profile/presentation/pages/VisibilityPage.tsx:</w:t>
+      </w:r>
+      <w:r>
+        <w:rPr>
+          <w:b/>
+          <w:lang w:val="es-BO"/>
+        </w:rPr>
+        <w:t xml:space="preserve"> </w:t>
+      </w:r>
+      <w:r>
+        <w:t xml:space="preserve">Página principal que renderiza el combobox de selección de portafolio (deshabilitado mientras hay selección activa), los </w:t>
+      </w:r>
+      <w:r>
+        <w:lastRenderedPageBreak/>
+        <w:t>toggles generales de información de perfil, las secciones expandibles con items individuales y los botones Cancelar y Guardar cambios.</w:t>
+      </w:r>
+    </w:p>
+    <w:p>
+      <w:r>
+        <w:rPr>
+          <w:b/>
+          <w:lang w:val="es-BO"/>
+        </w:rPr>
+        <w:t xml:space="preserve">src/modules/profile/presentation/hooks/useVisibilityPage.ts: </w:t>
+      </w:r>
+      <w:r>
+        <w:t>Hook que construye el estado inicial de visibilidad combinando los flags del perfil y la configuración de items del portafolio, expone los callbacks toggle, toggleItem, toggleSection, save y cancel, y garantiza que activar un item active su sección.</w:t>
+      </w:r>
+    </w:p>
+    <w:p>
+      <w:r>
+        <w:rPr>
+          <w:b/>
+          <w:lang w:val="es-BO"/>
+        </w:rPr>
+        <w:t xml:space="preserve">src/modules/portfolios/application/usePortfolios.ts: </w:t>
+      </w:r>
+      <w:r>
+        <w:t>Hook que expone updateVisibilidad para persistir la visibilidad a nivel de item (por portafolio) mediante PUT /api/portfolios/{id}/visibilidad.</w:t>
+      </w:r>
+    </w:p>
+    <w:p>
+      <w:r>
+        <w:rPr>
+          <w:b/>
+          <w:lang w:val="es-BO"/>
+        </w:rPr>
+        <w:t xml:space="preserve">src/modules/profile/application/useUserProfile.ts: </w:t>
+      </w:r>
+      <w:r>
+        <w:t>Hook que expone saveProfile para persistir los flags de visibilidad de sección (mostrarCorreo, mostrarTelefono, etc.) mediante PUT /api/profile.</w:t>
+      </w:r>
+    </w:p>
+    <w:p>
+      <w:r>
+        <w:rPr>
+          <w:b/>
+          <w:lang w:val="es-BO"/>
+        </w:rPr>
+        <w:t xml:space="preserve">src/modules/profile/domain/userProfile.entity.ts: </w:t>
+      </w:r>
+      <w:r>
+        <w:t>Entidad de dominio con el objeto visibility que contiene los flags booleanos de visibilidad de sección.</w:t>
+      </w:r>
+    </w:p>
+    <w:p>
+      <w:r>
+        <w:rPr>
+          <w:b/>
+          <w:lang w:val="es-BO"/>
+        </w:rPr>
+        <w:t xml:space="preserve">src/modules/profile/domain/userProfile.mapping.ts: </w:t>
+      </w:r>
+      <w:r>
+        <w:t>Mapea los campos del backend (mostrarCorreo, mostrarTelefono, mostrarLinkedin, etc.) a los campos del dominio frontend (showEmail, showPhone, showLinkedin, etc.) y viceversa, con fallback a true para valores nulos o ausentes.</w:t>
+      </w:r>
+    </w:p>
+    <w:p/>
+    <w:p>
+      <w:pPr>
+        <w:rPr>
+          <w:b/>
+          <w:lang w:val="es-BO"/>
+        </w:rPr>
+      </w:pPr>
+      <w:r>
+        <w:rPr>
+          <w:b/>
+          <w:lang w:val="es-BO"/>
+        </w:rPr>
+        <w:t>Backend:</w:t>
+      </w:r>
+    </w:p>
+    <w:p>
+      <w:pPr>
+        <w:jc w:val="left"/>
+      </w:pPr>
+      <w:r>
+        <w:rPr>
+          <w:b/>
+          <w:lang w:val="es-BO"/>
+        </w:rPr>
+        <w:t xml:space="preserve">src/main/java/com/portly/controller/PortafolioController.java: </w:t>
+      </w:r>
+      <w:r>
+        <w:t>Endpoint PUT /api/portfolios/{id}/visibilidad que recibe la configuración de visibilidad de items y delega al servicio.</w:t>
+      </w:r>
+    </w:p>
+    <w:p>
+      <w:r>
+        <w:rPr>
+          <w:b/>
+          <w:lang w:val="es-BO"/>
+        </w:rPr>
+        <w:t xml:space="preserve">src/main/java/com/portly/controller/ProfileController.java: </w:t>
+      </w:r>
+      <w:r>
+        <w:t>Endpoint PUT /api/profile que recibe los flags de visibilidad general del perfil y delega al servicio.</w:t>
+      </w:r>
+    </w:p>
+    <w:p>
+      <w:pPr>
+        <w:jc w:val="left"/>
+      </w:pPr>
+      <w:r>
+        <w:rPr>
+          <w:b/>
+          <w:lang w:val="es-BO"/>
+        </w:rPr>
+        <w:t xml:space="preserve">src/main/java/com/portly/service/PortafolioService.java: </w:t>
+      </w:r>
+      <w:r>
+        <w:t>Persiste configuracionVisibilidad (JSON) en la entidad Portafolio y aplica todos los filtros de visibilidad (sección e item) al construir la respuesta pública en getPublico.</w:t>
+      </w:r>
+    </w:p>
+    <w:p>
+      <w:r>
+        <w:rPr>
+          <w:b/>
+          <w:lang w:val="es-BO"/>
+        </w:rPr>
+        <w:t xml:space="preserve">src/main/java/com/portly/service/ProfileService.java: </w:t>
+      </w:r>
+      <w:r>
+        <w:t>Persiste los flags booleanos de visibilidad (mostrarTelefono, mostrarPais, mostrarLinkedin, mostrarGithub, etc.) en PerfilUsuario dentro de actualizarPerfil, y los incluye en la respuesta de buildResponse con fallback a true para valores nulos.</w:t>
+      </w:r>
+    </w:p>
+    <w:p>
+      <w:r>
+        <w:rPr>
+          <w:b/>
+          <w:lang w:val="es-BO"/>
+        </w:rPr>
+        <w:t xml:space="preserve">src/main/java/com/portly/domain/entity/PerfilUsuario.java: </w:t>
+      </w:r>
+      <w:r>
+        <w:t>Entidad JPA con los campos booleanos de visibilidad de sección (mostrarCorreo, mostrarTelefono, mostrarPais, mostrarLinkedin, mostrarGithub, mostrarInstagram, mostrarFacebook, mostrarYoutube, mostrarHabilidadesTecnicas, mostrarHabilidadesBlandas, mostrarTrayectoria, mostrarFormacion).</w:t>
+      </w:r>
+    </w:p>
+    <w:p>
+      <w:r>
+        <w:rPr>
+          <w:b/>
+          <w:lang w:val="es-BO"/>
+        </w:rPr>
+        <w:t xml:space="preserve">src/main/java/com/portly/domain/entity/Portafolio.java: </w:t>
+      </w:r>
+      <w:r>
+        <w:t>Entidad JPA con la columna configuracionVisibilidad TEXT que almacena la visibilidad por item en formato JSON.</w:t>
+      </w:r>
+    </w:p>
+    <w:p>
+      <w:pPr>
+        <w:rPr>
+          <w:lang w:val="en-US"/>
+        </w:rPr>
+      </w:pPr>
+      <w:r>
+        <w:rPr>
+          <w:b/>
+          <w:lang w:val="en-US"/>
+        </w:rPr>
+        <w:t xml:space="preserve">src/main/java/com/portly/dto/VisibilidadItemsRequest.java: </w:t>
+      </w:r>
+      <w:r>
+        <w:rPr>
+          <w:lang w:val="en-US"/>
+        </w:rPr>
+        <w:t>DTO con los campos showProjects y los mapas de items (techSkillItems, softSkillItems, experienceItems, educationItems, projectItems).</w:t>
+      </w:r>
+    </w:p>
+    <w:p>
+      <w:r>
+        <w:rPr>
+          <w:b/>
+          <w:lang w:val="es-BO"/>
+        </w:rPr>
+        <w:t xml:space="preserve">src/main/java/com/portly/dto/ActualizarPerfilRequest.java: </w:t>
+      </w:r>
+      <w:r>
+        <w:t>DTO de entrada para PUT /api/profile que incluye los campos de visibilidad general del perfil.</w:t>
+      </w:r>
+    </w:p>
+    <w:p/>
+    <w:p>
+      <w:pPr>
+        <w:pStyle w:val="Ttulo2"/>
+      </w:pPr>
+      <w:bookmarkStart w:id="151" w:name="_Toc231892449"/>
+      <w:r>
+        <w:t>Registrar habilidad técnica con un selector de nivel de dominio</w:t>
+      </w:r>
+      <w:bookmarkEnd w:id="151"/>
+    </w:p>
+    <w:p>
+      <w:pPr>
+        <w:rPr>
+          <w:b/>
+        </w:rPr>
+      </w:pPr>
+      <w:r>
+        <w:rPr>
+          <w:b/>
+        </w:rPr>
+        <w:t>Frontend:</w:t>
+      </w:r>
+    </w:p>
+    <w:p>
+      <w:r>
+        <w:rPr>
+          <w:b/>
+        </w:rPr>
+        <w:t>src/modules/professional/presentation/components/Skills/TechnicalSkills.tsx:</w:t>
+      </w:r>
+      <w:r>
+        <w:t xml:space="preserve"> </w:t>
+      </w:r>
+      <w:r>
+        <w:t>Componente que renderiza la lista de habilidades técnicas y el botón "Agregar habilidad".</w:t>
+      </w:r>
+    </w:p>
+    <w:p>
+      <w:r>
+        <w:rPr>
+          <w:b/>
+        </w:rPr>
+        <w:lastRenderedPageBreak/>
+        <w:t>src/modules/professional/presentation/components/Skills/SkillFormModal.tsx:</w:t>
+      </w:r>
+      <w:r>
+        <w:rPr>
+          <w:b/>
+        </w:rPr>
+        <w:t xml:space="preserve"> </w:t>
+      </w:r>
+      <w:r>
+        <w:t>Modal que contiene el formulario con selector de habilidad, selector de nivel (con resaltado visual y tarjeta informativa) y lógica de validación (campo vacío, duplicado local).</w:t>
+      </w:r>
+    </w:p>
+    <w:p>
+      <w:r>
+        <w:rPr>
+          <w:b/>
+        </w:rPr>
+        <w:t>src/modules/professional/application/useSkills.ts:</w:t>
+      </w:r>
+      <w:r>
+        <w:t xml:space="preserve"> Hook que expone la función addSkill, maneja el estado de carga y errores, y refresca la lista tras agregar.</w:t>
+      </w:r>
+    </w:p>
+    <w:p>
+      <w:r>
+        <w:rPr>
+          <w:b/>
+        </w:rPr>
+        <w:t>src/modules/professional/infrastructure/repositories/HttpSkillRepository.ts:</w:t>
+      </w:r>
+      <w:r>
+        <w:t xml:space="preserve"> Implementación del repositorio que ejecuta la petición POST /api/skills con el cuerpo { nombre, nivel }.</w:t>
+      </w:r>
+    </w:p>
+    <w:p/>
+    <w:p>
+      <w:pPr>
+        <w:rPr>
+          <w:b/>
+        </w:rPr>
+      </w:pPr>
+      <w:r>
+        <w:rPr>
+          <w:b/>
+        </w:rPr>
+        <w:t>Backend:</w:t>
+      </w:r>
+    </w:p>
+    <w:p>
+      <w:r>
+        <w:rPr>
+          <w:b/>
+        </w:rPr>
+        <w:t>src/main/java/com/portly/controller/SkillController.java:</w:t>
+      </w:r>
+      <w:r>
+        <w:t xml:space="preserve"> Endpoint POST /api/skills que recibe la solicitud y delega al servicio.</w:t>
+      </w:r>
+    </w:p>
+    <w:p>
+      <w:r>
+        <w:rPr>
+          <w:b/>
+        </w:rPr>
+        <w:t>src/main/java/com/portly/service/SkillService.java:</w:t>
+      </w:r>
+      <w:r>
+        <w:t xml:space="preserve"> Valida que el usuario no tenga ya una habilidad con el mismo nombre, lanza DuplicateSkillException en caso de duplicado y persiste la entidad HabilidadTecnica.</w:t>
+      </w:r>
+    </w:p>
+    <w:p>
+      <w:r>
+        <w:rPr>
+          <w:b/>
+        </w:rPr>
+        <w:t>src/main/java/com/portly/domain/entity/HabilidadTecnica.java:</w:t>
+      </w:r>
+      <w:r>
+        <w:t xml:space="preserve"> Entidad JPA que almacena nombre, nivel y la relación con Usuario.</w:t>
+      </w:r>
+    </w:p>
+    <w:p>
+      <w:r>
+        <w:rPr>
+          <w:b/>
+        </w:rPr>
+        <w:t>src/main/java/com/portly/dto/SkillRequest.java:</w:t>
+      </w:r>
+      <w:r>
+        <w:t xml:space="preserve"> DTO de entrada con campos nombre y nivel.</w:t>
+      </w:r>
+    </w:p>
+    <w:p>
+      <w:r>
+        <w:rPr>
+          <w:b/>
+        </w:rPr>
+        <w:t>src/main/java/com/portly/dto/SkillResponse.java:</w:t>
+      </w:r>
+      <w:r>
+        <w:t xml:space="preserve"> DTO de salida con id, nombre y nivel.</w:t>
+      </w:r>
+    </w:p>
+    <w:p/>
+    <w:p>
+      <w:pPr>
+        <w:pStyle w:val="Ttulo2"/>
+      </w:pPr>
+      <w:bookmarkStart w:id="152" w:name="_Toc231892450"/>
+      <w:r>
+        <w:t>Registrar habilidad blanda para complementar el perfil profesional</w:t>
+      </w:r>
+      <w:bookmarkEnd w:id="152"/>
+    </w:p>
+    <w:p>
+      <w:pPr>
+        <w:rPr>
+          <w:b/>
+        </w:rPr>
+      </w:pPr>
+      <w:r>
+        <w:rPr>
+          <w:b/>
+        </w:rPr>
+        <w:t>Frontend:</w:t>
+      </w:r>
+    </w:p>
+    <w:p>
+      <w:r>
+        <w:rPr>
+          <w:b/>
+        </w:rPr>
+        <w:t>src/modules/professional/presentation/components/Skills/SoftSkills.tsx:</w:t>
+      </w:r>
+      <w:r>
+        <w:t xml:space="preserve"> Componente principal que contiene el botón "Agregar" (representado por el ícono +). Al hacer clic, invoca la apertura de la ventana emergente modal y se encarga de pasar la lista de habilidades actualmente registradas (existingSkills) para su validación visual.</w:t>
+      </w:r>
+    </w:p>
+    <w:p>
+      <w:r>
+        <w:rPr>
+          <w:b/>
+        </w:rPr>
+        <w:t>src/modules/professional/presentation/components/Skills/SoftSkillsModal.tsx:</w:t>
+      </w:r>
+      <w:r>
+        <w:t xml:space="preserve"> Componente que implementa el formulario modal y la lógica principal del registro.</w:t>
+      </w:r>
+    </w:p>
+    <w:p>
+      <w:r>
+        <w:t>Renderiza un buscador de texto (search) que filtra en tiempo real la lista visual de coincidencias.</w:t>
+      </w:r>
+    </w:p>
+    <w:p>
+      <w:r>
+        <w:t>Recibe por propiedades las habilidades ya registradas e implementa la lógica para marcarlas en la lista predefinida dejándolas en estado inhabilitado (disabled={isAlreadyAdded}) y bloqueando su selección.</w:t>
+      </w:r>
+    </w:p>
+    <w:p>
+      <w:r>
+        <w:t>Maneja un estado local de la habilidad seleccionada (selected). Al hacer clic en una opción habilitada, la resalta visualmente.</w:t>
+      </w:r>
+    </w:p>
+    <w:p>
+      <w:r>
+        <w:t>Implementa el comportamiento condicional del botón "AÑADIR HABILIDAD", manteniéndolo deshabilitado si no hay ninguna selección, y habilitándolo con estilos vibrantes en cuanto se elige una opción.</w:t>
+      </w:r>
+    </w:p>
+    <w:p>
+      <w:r>
+        <w:t>Al hacer clic en "CANCELAR", la ventana se cierra y el estado de selección se resetea automáticamente en el siguiente ciclo de renderizado para descartar la opción elegida.</w:t>
+      </w:r>
+    </w:p>
+    <w:p>
+      <w:r>
+        <w:rPr>
+          <w:b/>
+        </w:rPr>
+        <w:t>src/modules/professional/infrastructure/repositories/HttpSoftSkillRepository.ts:</w:t>
+      </w:r>
+      <w:r>
+        <w:t xml:space="preserve"> Repositorio que orquesta la llamada asíncrona a la API externa ejecutando una petición POST con la carga útil correspondiente al nombre de la habilidad.</w:t>
+      </w:r>
+    </w:p>
+    <w:p/>
+    <w:p>
+      <w:pPr>
+        <w:rPr>
+          <w:b/>
+        </w:rPr>
+      </w:pPr>
+      <w:r>
+        <w:rPr>
+          <w:b/>
+        </w:rPr>
+        <w:t>Backend:</w:t>
+      </w:r>
+    </w:p>
+    <w:p>
+      <w:r>
+        <w:rPr>
+          <w:b/>
+        </w:rPr>
+        <w:t>src/main/java/com/portly/controller/HabilidadBlandaController.java:</w:t>
+      </w:r>
+      <w:r>
+        <w:t xml:space="preserve"> Controlador que expone de forma segura el endpoint encargado de capturar la información que envía el frontend para crear un nuevo registro. </w:t>
+      </w:r>
+    </w:p>
+    <w:p>
+      <w:r>
+        <w:lastRenderedPageBreak/>
+        <w:t xml:space="preserve">Endpoint: </w:t>
+      </w:r>
+    </w:p>
+    <w:p>
+      <w:r>
+        <w:t>POST /api/soft-skills</w:t>
+      </w:r>
+    </w:p>
+    <w:p>
+      <w:r>
+        <w:rPr>
+          <w:b/>
+        </w:rPr>
+        <w:t>src/main/java/com/portly/service/HabilidadBlandaService.java:</w:t>
+      </w:r>
+      <w:r>
+        <w:t xml:space="preserve"> Capa de negocio que recupera al usuario autenticado, procesa la solicitud y añade una validación de seguridad extra validando que el usuario no tenga ya una habilidad registrada con el mismo nombre (existsByUsuario_IdUsuarioAndNombreHabilidadIgnoreCase). Una vez verificada la regla, inicializa la entidad, guarda la nueva habilidad blanda en la base de datos y la retorna al frontend.</w:t>
+      </w:r>
+    </w:p>
+    <w:p/>
+    <w:p>
+      <w:pPr>
+        <w:pStyle w:val="Ttulo2"/>
+      </w:pPr>
+      <w:bookmarkStart w:id="153" w:name="_Toc231892451"/>
+      <w:r>
+        <w:t>Crear portafolio</w:t>
+      </w:r>
+      <w:bookmarkEnd w:id="153"/>
+    </w:p>
+    <w:p>
+      <w:pPr>
+        <w:rPr>
+          <w:b/>
+        </w:rPr>
+      </w:pPr>
+      <w:r>
+        <w:rPr>
+          <w:b/>
+        </w:rPr>
+        <w:t>Fronted:</w:t>
+      </w:r>
+    </w:p>
+    <w:p>
+      <w:r>
+        <w:rPr>
+          <w:b/>
+        </w:rPr>
+        <w:t>src/modules/portfolios/presentation/pages/PortfoliosPage.tsx:</w:t>
+      </w:r>
+      <w:r>
+        <w:rPr>
+          <w:b/>
+        </w:rPr>
+        <w:t xml:space="preserve"> </w:t>
+      </w:r>
+      <w:r>
+        <w:t>Es la página principal de gestión de portafolios. Contiene el botón "Agregar" y permite la apertura del modal de creación.</w:t>
+      </w:r>
+    </w:p>
+    <w:p>
+      <w:r>
+        <w:rPr>
+          <w:b/>
+        </w:rPr>
+        <w:t>src/modules/portfolios/presentation/components/PortfolioFormModal.tsx:</w:t>
+      </w:r>
+      <w:r>
+        <w:rPr>
+          <w:b/>
+        </w:rPr>
+        <w:t xml:space="preserve"> </w:t>
+      </w:r>
+      <w:r>
+        <w:t>Es el formulario modal donde el usuario introduce el nombre de su portafolio y selecciona una plantilla de la "Galería de Plantillas".</w:t>
+      </w:r>
+    </w:p>
+    <w:p>
+      <w:r>
+        <w:rPr>
+          <w:b/>
+          <w:lang w:val="es-BO"/>
+        </w:rPr>
+        <w:t>src/modules/portfolios/application/usePortfolios.ts:</w:t>
+      </w:r>
+      <w:r>
+        <w:rPr>
+          <w:b/>
+          <w:lang w:val="es-BO"/>
+        </w:rPr>
+        <w:t xml:space="preserve"> </w:t>
+      </w:r>
+      <w:r>
+        <w:t>Hook que maneja la lógica de negocio del lado del cliente. Expone la función createPortfolio y gestiona el estado de creación (loading, success, error).</w:t>
+      </w:r>
+    </w:p>
+    <w:p>
+      <w:r>
+        <w:rPr>
+          <w:b/>
+          <w:lang w:val="es-BO"/>
+        </w:rPr>
+        <w:t>src/modules/portfolios/application/useTemplates.ts:</w:t>
+      </w:r>
+      <w:r>
+        <w:rPr>
+          <w:b/>
+          <w:lang w:val="es-BO"/>
+        </w:rPr>
+        <w:t xml:space="preserve"> </w:t>
+      </w:r>
+      <w:r>
+        <w:t>Se encarga de obtener la lista de plantillas disponibles desde el backend para que el usuario pueda elegir una durante la creación.</w:t>
+      </w:r>
+    </w:p>
+    <w:p>
+      <w:r>
+        <w:rPr>
+          <w:b/>
+        </w:rPr>
+        <w:t>src/modules/portfolios/infrastructure/repositories/HttpPortfolioRepository.ts:</w:t>
+      </w:r>
+      <w:r>
+        <w:rPr>
+          <w:b/>
+        </w:rPr>
+        <w:t xml:space="preserve"> </w:t>
+      </w:r>
+      <w:r>
+        <w:t>Es el encargado de realizar la comunicación real con la API (petición POST /api/portafolios) enviando el nombre y el ID de la plantilla seleccionada.</w:t>
+      </w:r>
+    </w:p>
+    <w:p>
+      <w:pPr>
+        <w:rPr>
+          <w:b/>
+        </w:rPr>
+      </w:pPr>
+    </w:p>
+    <w:p>
+      <w:pPr>
+        <w:rPr>
+          <w:b/>
+          <w:lang w:val="es-BO"/>
+        </w:rPr>
+      </w:pPr>
+      <w:r>
+        <w:rPr>
+          <w:b/>
+          <w:lang w:val="es-BO"/>
+        </w:rPr>
+        <w:t>Backend:</w:t>
+      </w:r>
+    </w:p>
+    <w:p>
+      <w:r>
+        <w:rPr>
+          <w:b/>
+          <w:lang w:val="es-BO"/>
+        </w:rPr>
+        <w:t>src/main/java/com/portly/controller/PortafolioController.java:</w:t>
+      </w:r>
+      <w:r>
+        <w:rPr>
+          <w:b/>
+          <w:lang w:val="es-BO"/>
+        </w:rPr>
+        <w:t xml:space="preserve"> </w:t>
+      </w:r>
+      <w:r>
+        <w:t>Controlador que expone el endpoint “/api/portafolios” con método POST para recibir los datos del nuevo portafolio desde el frontend.</w:t>
+      </w:r>
+    </w:p>
+    <w:p>
+      <w:r>
+        <w:rPr>
+          <w:b/>
+          <w:lang w:val="es-BO"/>
+        </w:rPr>
+        <w:t>src/main/java/com/portly/service/PortafolioService.java:</w:t>
+      </w:r>
+      <w:r>
+        <w:rPr>
+          <w:b/>
+          <w:lang w:val="es-BO"/>
+        </w:rPr>
+        <w:t xml:space="preserve"> </w:t>
+      </w:r>
+      <w:r>
+        <w:t>Contiene la lógica de creación: asocia el portafolio al usuario que tiene la sesión iniciada, asigna valores por defecto (como visibilidad "PRIVADO") y valida que los datos sean correctos.</w:t>
+      </w:r>
+    </w:p>
+    <w:p>
+      <w:r>
+        <w:rPr>
+          <w:b/>
+          <w:lang w:val="es-BO"/>
+        </w:rPr>
+        <w:t>src/main/java/com/portly/domain/entity/Portafolio.java:</w:t>
+      </w:r>
+      <w:r>
+        <w:rPr>
+          <w:b/>
+          <w:lang w:val="es-BO"/>
+        </w:rPr>
+        <w:t xml:space="preserve"> </w:t>
+      </w:r>
+      <w:r>
+        <w:t>La entidad que representa el portafolio en la base de datos. Define los campos como nombre, slug, visibilidad y la relación con el usuario.</w:t>
+      </w:r>
+    </w:p>
+    <w:p>
+      <w:r>
+        <w:rPr>
+          <w:b/>
+          <w:lang w:val="es-BO"/>
+        </w:rPr>
+        <w:t>src/main/java/com/portly/domain/repository/PortafolioRepository.java:</w:t>
+      </w:r>
+      <w:r>
+        <w:rPr>
+          <w:b/>
+          <w:lang w:val="es-BO"/>
+        </w:rPr>
+        <w:t xml:space="preserve"> </w:t>
+      </w:r>
+      <w:r>
+        <w:t>Interfaz que utiliza Spring Data JPA para guardar el nuevo registro del portafolio en la base de datos.</w:t>
+      </w:r>
+    </w:p>
+    <w:p>
+      <w:r>
+        <w:rPr>
+          <w:b/>
+          <w:lang w:val="es-BO"/>
+        </w:rPr>
+        <w:t>src/main/java/com/portly/service/CloudinaryService.java:</w:t>
+      </w:r>
+      <w:r>
+        <w:rPr>
+          <w:b/>
+          <w:lang w:val="es-BO"/>
+        </w:rPr>
+        <w:t xml:space="preserve"> </w:t>
+      </w:r>
+      <w:r>
+        <w:t>(Opcional/Futuro) Se utiliza si el sistema genera automáticamente una captura de pantalla (thumbnail) del portafolio recién creado para guardarla en la nube.</w:t>
+      </w:r>
+    </w:p>
+    <w:p/>
+    <w:p>
+      <w:pPr>
+        <w:pStyle w:val="Ttulo2"/>
+      </w:pPr>
+      <w:bookmarkStart w:id="154" w:name="_Toc231892452"/>
+      <w:r>
+        <w:t>Eliminar un portafolio</w:t>
+      </w:r>
+      <w:bookmarkEnd w:id="154"/>
+    </w:p>
+    <w:p>
+      <w:pPr>
+        <w:rPr>
+          <w:b/>
+        </w:rPr>
+      </w:pPr>
+      <w:r>
+        <w:rPr>
+          <w:b/>
+        </w:rPr>
+        <w:t>Frontend:</w:t>
+      </w:r>
+    </w:p>
+    <w:p>
+      <w:r>
+        <w:rPr>
+          <w:b/>
+        </w:rPr>
+        <w:t>src/modules/portfolios/presentation/pages/PortfoliosPage.tsx:</w:t>
+      </w:r>
+      <w:r>
+        <w:t xml:space="preserve"> Contiene la lógica central de la página "Mis Portafolios". Implementa el modo de eliminación que, al activarse, despliega el banner superior indicando “Da click a un portafolio para eliminarlo” junto con la </w:t>
+      </w:r>
+      <w:r>
+        <w:lastRenderedPageBreak/>
+        <w:t>opción de “Cancelar”. Administra el estado para abrir el modal de confirmación al seleccionar un portafolio para borrar.</w:t>
+      </w:r>
+    </w:p>
+    <w:p>
+      <w:r>
+        <w:rPr>
+          <w:b/>
+        </w:rPr>
+        <w:t>src/modules/portfolios/presentation/components/PortfolioList.tsx:</w:t>
+      </w:r>
+      <w:r>
+        <w:t xml:space="preserve"> Renderiza el listado de portafolios. Si se activa el modo eliminación, muestra el ícono de basurero en cada tarjeta de portafolio y gestiona el evento de clic que envía la señal a la vista principal para preguntar por la confirmación.</w:t>
+      </w:r>
+    </w:p>
+    <w:p>
+      <w:r>
+        <w:rPr>
+          <w:b/>
+        </w:rPr>
+        <w:t>src/modules/portfolios/presentation/components/DeletePortfolioModal.tsx:</w:t>
+      </w:r>
+      <w:r>
+        <w:rPr>
+          <w:b/>
+        </w:rPr>
+        <w:t xml:space="preserve"> </w:t>
+      </w:r>
+      <w:r>
+        <w:t>Ventana emergente (modal) de “¿Confirmar eliminación?”. Muestra el texto indicando que la acción es permanente e incluye los botones "ELIMINAR PERMANENTEMENTE" para ejecutar la acción y "CANCELAR" para cerrar el modal sin hacer cambios.</w:t>
+      </w:r>
+    </w:p>
+    <w:p>
+      <w:r>
+        <w:rPr>
+          <w:b/>
+        </w:rPr>
+        <w:t>src/modules/portfolios/application/usePortfolios.ts:</w:t>
+      </w:r>
+      <w:r>
+        <w:t xml:space="preserve"> Hook de aplicación que expone la función `deletePortfolio`. Este se encarga de enviar la petición de eliminación y actualizar dinámicamente el estado para remover visualmente el portafolio de la sección “Mis portafolios” sin necesidad de recargar la página.</w:t>
+      </w:r>
+    </w:p>
+    <w:p>
+      <w:r>
+        <w:rPr>
+          <w:b/>
+        </w:rPr>
+        <w:t>src/modules/portfolios/infrastructure/repositories/HttpPortfolioRepository.ts:</w:t>
+      </w:r>
+      <w:r>
+        <w:t xml:space="preserve"> Repositorio HTTP que implementa la comunicación con el backend para la eliminación, ejecutando la petición `DELETE` a la ruta `/api/portafolios/{id}`.</w:t>
+      </w:r>
+    </w:p>
+    <w:p>
+      <w:pPr>
+        <w:rPr>
+          <w:b/>
+        </w:rPr>
+      </w:pPr>
+    </w:p>
+    <w:p>
+      <w:pPr>
+        <w:rPr>
+          <w:b/>
+        </w:rPr>
+      </w:pPr>
+      <w:r>
+        <w:rPr>
+          <w:b/>
+        </w:rPr>
+        <w:t>Backend:</w:t>
+      </w:r>
+    </w:p>
+    <w:p>
+      <w:r>
+        <w:rPr>
+          <w:b/>
+        </w:rPr>
+        <w:t>src/main/java/com/portly/controller/PortafolioController.java:</w:t>
+      </w:r>
+      <w:r>
+        <w:t xml:space="preserve"> Controlador que expone el endpoint necesario para eliminar el portafolio especificado según su identificador único (UUID).</w:t>
+      </w:r>
+    </w:p>
+    <w:p>
+      <w:r>
+        <w:t>Endpoints:</w:t>
+      </w:r>
+    </w:p>
+    <w:p>
+      <w:r>
+        <w:t>DELETE /api/portafolios/{id}</w:t>
+      </w:r>
+    </w:p>
+    <w:p>
+      <w:r>
+        <w:rPr>
+          <w:b/>
+        </w:rPr>
+        <w:t>src/main/java/com/portly/service/PortafolioService.java:</w:t>
+      </w:r>
+      <w:r>
+        <w:t xml:space="preserve"> Servicio que contiene la lógica de negocio para borrar el portafolio. Valida primero que el portafolio exista y que el usuario autenticado que realiza la solicitud tenga efectivamente permisos (sea el dueño) antes de remover el registro permanentemente de la base de datos.</w:t>
+      </w:r>
+    </w:p>
+    <w:p/>
+    <w:p>
+      <w:pPr>
+        <w:pStyle w:val="Ttulo2"/>
+      </w:pPr>
+      <w:bookmarkStart w:id="155" w:name="_Toc231892453"/>
+      <w:r>
+        <w:t>Eliminar experiencia laboral</w:t>
+      </w:r>
+      <w:bookmarkEnd w:id="155"/>
+    </w:p>
+    <w:p>
+      <w:pPr>
+        <w:rPr>
+          <w:b/>
+        </w:rPr>
+      </w:pPr>
+      <w:r>
+        <w:rPr>
+          <w:b/>
+        </w:rPr>
+        <w:t>Frontend:</w:t>
+      </w:r>
+    </w:p>
+    <w:p>
+      <w:r>
+        <w:rPr>
+          <w:b/>
+        </w:rPr>
+        <w:t>src/modules/professional/presentation/components/trajectory/ProfessionalExperienceSection.tsx:</w:t>
+      </w:r>
+      <w:r>
+        <w:t xml:space="preserve"> Al hacer clic en eliminar, abre el modal de confirmación pasando el ID de la experiencia.</w:t>
+      </w:r>
+    </w:p>
+    <w:p>
+      <w:r>
+        <w:rPr>
+          <w:b/>
+        </w:rPr>
+        <w:t>src/modules/professional/presentation/components/trajectory/DeleteConfirmModal.tsx:</w:t>
+      </w:r>
+      <w:r>
+        <w:t xml:space="preserve"> Modal genérico de confirmación con mensaje personalizable.</w:t>
+      </w:r>
+    </w:p>
+    <w:p>
+      <w:r>
+        <w:rPr>
+          <w:b/>
+        </w:rPr>
+        <w:t>src/modules/professional/application/useExperiences.ts:</w:t>
+      </w:r>
+      <w:r>
+        <w:t xml:space="preserve"> Hook que expone la función deleteExperience(id).</w:t>
+      </w:r>
+    </w:p>
+    <w:p>
+      <w:r>
+        <w:rPr>
+          <w:b/>
+        </w:rPr>
+        <w:t>src/modules/professional/infrastructure/repositories/HttpExperienceRepository.ts:</w:t>
+      </w:r>
+      <w:r>
+        <w:t xml:space="preserve"> Implementa la petición HTTP DELETE /api/profile/experiencia/{id}.</w:t>
+      </w:r>
+    </w:p>
+    <w:p/>
+    <w:p>
+      <w:pPr>
+        <w:rPr>
+          <w:b/>
+        </w:rPr>
+      </w:pPr>
+      <w:r>
+        <w:rPr>
+          <w:b/>
+        </w:rPr>
+        <w:t>Backend:</w:t>
+      </w:r>
+    </w:p>
+    <w:p>
+      <w:r>
+        <w:rPr>
+          <w:b/>
+        </w:rPr>
+        <w:t>src/main/java/com/portly/controller/ProfileExperienciaController.java:</w:t>
+      </w:r>
+      <w:r>
+        <w:t xml:space="preserve"> Endpoint DELETE /api/profile/experiencia/{id} que verifica propiedad y delega.</w:t>
+      </w:r>
+    </w:p>
+    <w:p>
+      <w:r>
+        <w:rPr>
+          <w:b/>
+        </w:rPr>
+        <w:t>src/main/java/com/portly/service/ExperienciaLaboralService.java:</w:t>
+      </w:r>
+      <w:r>
+        <w:t xml:space="preserve"> Elimina la entidad ExperienciaLaboral del repositorio.</w:t>
+      </w:r>
+    </w:p>
+    <w:p>
+      <w:r>
+        <w:rPr>
+          <w:b/>
+        </w:rPr>
+        <w:t>src/main/java/com/portly/domain/repository/ExperienciaLaboralRepository.java:</w:t>
+      </w:r>
+      <w:r>
+        <w:t xml:space="preserve"> Interfaz JPA que proporciona deleteById y cascada a las tablas hijas.</w:t>
+      </w:r>
+    </w:p>
+    <w:p/>
+    <w:p>
+      <w:pPr>
+        <w:pStyle w:val="Ttulo2"/>
+      </w:pPr>
+      <w:bookmarkStart w:id="156" w:name="_Toc231892454"/>
+      <w:r>
+        <w:lastRenderedPageBreak/>
+        <w:t>Eliminar formación académica</w:t>
+      </w:r>
+      <w:bookmarkEnd w:id="156"/>
+    </w:p>
+    <w:p>
+      <w:pPr>
+        <w:rPr>
+          <w:b/>
+        </w:rPr>
+      </w:pPr>
+      <w:r>
+        <w:rPr>
+          <w:b/>
+        </w:rPr>
+        <w:t>Frontend:</w:t>
+      </w:r>
+    </w:p>
+    <w:p>
+      <w:r>
+        <w:rPr>
+          <w:b/>
+        </w:rPr>
+        <w:t>src/modules/professional/presentation/components/trajectory/FormacionAcademicaSection.tsx:</w:t>
+      </w:r>
+      <w:r>
+        <w:rPr>
+          <w:b/>
+        </w:rPr>
+        <w:t xml:space="preserve"> </w:t>
+      </w:r>
+      <w:r>
+        <w:t>Gestiona el modo eliminación; al hacer clic en una tarjeta en modo eliminación, abre el modal de confirmación pasando el ID del registro.</w:t>
+      </w:r>
+    </w:p>
+    <w:p>
+      <w:r>
+        <w:rPr>
+          <w:b/>
+          <w:lang w:val="es-BO"/>
+        </w:rPr>
+        <w:t>src/modules/professional/presentation/components/trajectory/DeleteConfirmModal.tsx:</w:t>
+      </w:r>
+      <w:r>
+        <w:t>Modal genérico de confirmación con botones "ELIMINAR PERMANENTEMENTE" y "CANCELAR".</w:t>
+      </w:r>
+    </w:p>
+    <w:p>
+      <w:r>
+        <w:rPr>
+          <w:b/>
+        </w:rPr>
+        <w:t>src/modules/professional/domain/repositories/FormacionAcademicaRepository.ts:</w:t>
+      </w:r>
+      <w:r>
+        <w:rPr>
+          <w:b/>
+        </w:rPr>
+        <w:t xml:space="preserve"> </w:t>
+      </w:r>
+      <w:r>
+        <w:t>Contrato del repositorio (método delete).</w:t>
+      </w:r>
+    </w:p>
+    <w:p>
+      <w:r>
+        <w:rPr>
+          <w:b/>
+        </w:rPr>
+        <w:t>src/modules/professional/infrastructure/repositories/HttpFormacionAcademicaRepository.ts:</w:t>
+      </w:r>
+      <w:r>
+        <w:rPr>
+          <w:b/>
+        </w:rPr>
+        <w:t xml:space="preserve"> </w:t>
+      </w:r>
+      <w:r>
+        <w:t>Implementa la petición HTTP DELETE /api/profile/formacion/{id}.</w:t>
+      </w:r>
+    </w:p>
+    <w:p>
+      <w:pPr>
+        <w:rPr>
+          <w:b/>
+        </w:rPr>
+      </w:pPr>
+    </w:p>
+    <w:p>
+      <w:pPr>
+        <w:rPr>
+          <w:b/>
+        </w:rPr>
+      </w:pPr>
+      <w:r>
+        <w:rPr>
+          <w:b/>
+        </w:rPr>
+        <w:t>Backend:</w:t>
+      </w:r>
+    </w:p>
+    <w:p>
+      <w:r>
+        <w:rPr>
+          <w:b/>
+        </w:rPr>
+        <w:t>src/main/java/com/portly/controller/FormacionAcademicaController.java:</w:t>
+      </w:r>
+      <w:r>
+        <w:rPr>
+          <w:b/>
+        </w:rPr>
+        <w:t xml:space="preserve"> </w:t>
+      </w:r>
+      <w:r>
+        <w:t>Endpoint DELETE /api/profile/formacion/{id} que verifica propiedad y delega al servicio.</w:t>
+      </w:r>
+    </w:p>
+    <w:p>
+      <w:r>
+        <w:rPr>
+          <w:b/>
+        </w:rPr>
+        <w:t>src/main/java/com/portly/service/</w:t>
+      </w:r>
+      <w:r>
+        <w:rPr>
+          <w:b/>
+        </w:rPr>
+        <w:t>FormacionAcademicaService.java:</w:t>
+      </w:r>
+      <w:r>
+        <w:t>Método eliminarFormacion que valida el propietario y elimina el registro.</w:t>
+      </w:r>
+    </w:p>
+    <w:p>
+      <w:r>
+        <w:rPr>
+          <w:b/>
+        </w:rPr>
+        <w:t>src/main/java/com/portly/domain/repository/FormacionAcademicaRepository.java:</w:t>
+      </w:r>
+      <w:r>
+        <w:t xml:space="preserve"> Interfaz JPA que provee findById y delete.</w:t>
+      </w:r>
+    </w:p>
+    <w:p/>
+    <w:p>
+      <w:pPr>
+        <w:pStyle w:val="Ttulo2"/>
+      </w:pPr>
+      <w:bookmarkStart w:id="157" w:name="_Toc231892455"/>
+      <w:r>
+        <w:t>Editar registro de habilidad técnica</w:t>
+      </w:r>
+      <w:bookmarkEnd w:id="157"/>
+    </w:p>
+    <w:p>
+      <w:pPr>
+        <w:rPr>
+          <w:b/>
+        </w:rPr>
+      </w:pPr>
+      <w:r>
+        <w:rPr>
+          <w:b/>
+        </w:rPr>
+        <w:t>Frontend:</w:t>
+      </w:r>
+    </w:p>
+    <w:p>
+      <w:r>
+        <w:rPr>
+          <w:b/>
+        </w:rPr>
+        <w:t>src/modules/professional/presentation/components/Skills/SkillCard.tsx:</w:t>
+      </w:r>
+      <w:r>
+        <w:t xml:space="preserve"> Tarjeta que muestra el nombre y nivel actual de la habilidad, con menú contextual de tres puntos que incluye la opción "Editar".</w:t>
+      </w:r>
+    </w:p>
+    <w:p>
+      <w:r>
+        <w:rPr>
+          <w:b/>
+        </w:rPr>
+        <w:t>src/modules/professional/presentation/components/Skills/SkillFormModal.tsx:</w:t>
+      </w:r>
+      <w:r>
+        <w:t xml:space="preserve"> Reutiliza el mismo modal; al recibir una habilidad existente (skill prop) entra en modo edición, mostrando el nivel actual y cambiando el título a "Editar habilidad".</w:t>
+      </w:r>
+    </w:p>
+    <w:p>
+      <w:pPr>
+        <w:rPr>
+          <w:lang w:val="en-US"/>
+        </w:rPr>
+      </w:pPr>
+      <w:r>
+        <w:rPr>
+          <w:b/>
+          <w:lang w:val="en-US"/>
+        </w:rPr>
+        <w:t>src/modules/professional/application/useSkills.ts:</w:t>
+      </w:r>
+      <w:r>
+        <w:rPr>
+          <w:lang w:val="en-US"/>
+        </w:rPr>
+        <w:t xml:space="preserve"> Hook que expone la función updateSkill(skillId, newLevel).</w:t>
+      </w:r>
+    </w:p>
+    <w:p>
+      <w:r>
+        <w:rPr>
+          <w:b/>
+        </w:rPr>
+        <w:t>src/modules/professional/infrastructure/repositories/HttpSkillRepository.ts:</w:t>
+      </w:r>
+      <w:r>
+        <w:t xml:space="preserve"> Implementa la petición HTTP PUT /api/skills/{id} con el cuerpo { nivel }.</w:t>
+      </w:r>
+    </w:p>
+    <w:p>
+      <w:pPr>
+        <w:rPr>
+          <w:b/>
+        </w:rPr>
+      </w:pPr>
+    </w:p>
+    <w:p>
+      <w:pPr>
+        <w:rPr>
+          <w:b/>
+        </w:rPr>
+      </w:pPr>
+      <w:r>
+        <w:rPr>
+          <w:b/>
+        </w:rPr>
+        <w:t>Backend:</w:t>
+      </w:r>
+    </w:p>
+    <w:p>
+      <w:r>
+        <w:rPr>
+          <w:b/>
+        </w:rPr>
+        <w:t>src/main/java/com/portly/controller/SkillController.java:</w:t>
+      </w:r>
+      <w:r>
+        <w:t xml:space="preserve"> Endpoint PUT /api/skills/{id} que recibe la solicitud y verifica que la habilidad pertenezca al usuario autenticado.</w:t>
+      </w:r>
+    </w:p>
+    <w:p>
+      <w:r>
+        <w:rPr>
+          <w:b/>
+        </w:rPr>
+        <w:t>src/main/java/com/portly/service/SkillService.java:</w:t>
+      </w:r>
+      <w:r>
+        <w:t xml:space="preserve"> Actualiza únicamente el campo nivel de la entidad HabilidadTecnica y persiste el cambio.</w:t>
+      </w:r>
+    </w:p>
+    <w:p>
+      <w:r>
+        <w:rPr>
+          <w:b/>
+        </w:rPr>
+        <w:t>src/main/java/com/portly/domain/entity/HabilidadTecnica.java:</w:t>
+      </w:r>
+      <w:r>
+        <w:t xml:space="preserve"> Entidad modificada.</w:t>
+      </w:r>
+    </w:p>
+    <w:p>
+      <w:r>
+        <w:rPr>
+          <w:b/>
+        </w:rPr>
+        <w:t>src/main/java/com/portly/dto/SkillRequest.java:</w:t>
+      </w:r>
+      <w:r>
+        <w:t xml:space="preserve"> Mismo DTO, solo se utiliza el campo nivel.</w:t>
+      </w:r>
+    </w:p>
+    <w:p>
+      <w:pPr>
+        <w:pStyle w:val="Ttulo2"/>
+      </w:pPr>
+      <w:bookmarkStart w:id="158" w:name="_Toc231892456"/>
+      <w:r>
+        <w:t>Eliminar habilidad técnica</w:t>
+      </w:r>
+      <w:bookmarkEnd w:id="158"/>
+    </w:p>
+    <w:p>
+      <w:pPr>
+        <w:rPr>
+          <w:b/>
+        </w:rPr>
+      </w:pPr>
+      <w:r>
+        <w:rPr>
+          <w:b/>
+        </w:rPr>
+        <w:t>Frontend:</w:t>
+      </w:r>
+    </w:p>
+    <w:p>
+      <w:r>
+        <w:rPr>
+          <w:b/>
+        </w:rPr>
+        <w:t>src/modules/professional/presentation/components/Skills/SkillCard.tsx:</w:t>
+      </w:r>
+      <w:r>
+        <w:t xml:space="preserve"> Incluye la opción "Eliminar" en el menú contextual que abre el modal de confirmación.</w:t>
+      </w:r>
+    </w:p>
+    <w:p>
+      <w:r>
+        <w:rPr>
+          <w:b/>
+        </w:rPr>
+        <w:lastRenderedPageBreak/>
+        <w:t>src/modules/professional/presentation/components/Skills/DeleteSkillConfirmModal.tsx:</w:t>
+      </w:r>
+      <w:r>
+        <w:t xml:space="preserve"> Modal simple con mensaje de confirmación y botones "Cancelar" / "Eliminar permanentemente".</w:t>
+      </w:r>
+    </w:p>
+    <w:p>
+      <w:r>
+        <w:rPr>
+          <w:b/>
+        </w:rPr>
+        <w:t>src/modules/professional/application/useSkills.ts:</w:t>
+      </w:r>
+      <w:r>
+        <w:t xml:space="preserve"> Hook que expone la función deleteSkill(skillId).</w:t>
+      </w:r>
+    </w:p>
+    <w:p>
+      <w:r>
+        <w:rPr>
+          <w:b/>
+        </w:rPr>
+        <w:t>src/modules/professional/infrastructure/repositories/HttpSkillRepository.ts:</w:t>
+      </w:r>
+      <w:r>
+        <w:t xml:space="preserve"> Implementa la petición HTTP DELETE /api/skills/{id}.</w:t>
+      </w:r>
+    </w:p>
+    <w:p/>
+    <w:p>
+      <w:pPr>
+        <w:rPr>
+          <w:b/>
+        </w:rPr>
+      </w:pPr>
+      <w:r>
+        <w:rPr>
+          <w:b/>
+        </w:rPr>
+        <w:t>Backend:</w:t>
+      </w:r>
+    </w:p>
+    <w:p>
+      <w:r>
+        <w:rPr>
+          <w:b/>
+        </w:rPr>
+        <w:t>src/main/java/com/portly/controller/SkillController.java:</w:t>
+      </w:r>
+      <w:r>
+        <w:t xml:space="preserve"> Endpoint DELETE /api/skills/{id} que valida que la habilidad pertenezca al usuario autenticado.</w:t>
+      </w:r>
+    </w:p>
+    <w:p>
+      <w:r>
+        <w:rPr>
+          <w:b/>
+        </w:rPr>
+        <w:t>src/main/java/com/portly/service/SkillService.java:</w:t>
+      </w:r>
+      <w:r>
+        <w:t xml:space="preserve"> Elimina la entidad HabilidadTecnica del repositorio.</w:t>
+      </w:r>
+    </w:p>
+    <w:p>
+      <w:r>
+        <w:rPr>
+          <w:b/>
+        </w:rPr>
+        <w:t>src/main/java/com/portly/domain/repository/HabilidadTecnicaRepository.java:</w:t>
+      </w:r>
+      <w:r>
+        <w:t xml:space="preserve"> Interfaz JPA que proporciona el método deleteById.</w:t>
+      </w:r>
+    </w:p>
+    <w:p/>
+    <w:p>
+      <w:pPr>
+        <w:pStyle w:val="Ttulo2"/>
+      </w:pPr>
+      <w:bookmarkStart w:id="159" w:name="_Toc231892457"/>
+      <w:r>
+        <w:t>Eliminar habilidad blanda</w:t>
+      </w:r>
+      <w:bookmarkEnd w:id="159"/>
+    </w:p>
+    <w:p>
+      <w:pPr>
+        <w:rPr>
+          <w:b/>
+        </w:rPr>
+      </w:pPr>
+      <w:r>
+        <w:rPr>
+          <w:b/>
+        </w:rPr>
+        <w:t>Frontend:</w:t>
+      </w:r>
+    </w:p>
+    <w:p>
+      <w:r>
+        <w:rPr>
+          <w:b/>
+        </w:rPr>
+        <w:t>src/modules/professional/presentation/components/Skills/SoftSkills.tsx:</w:t>
+      </w:r>
+      <w:r>
+        <w:t xml:space="preserve"> Actúa como el contenedor principal de la sección de habilidades blandas. Administra el estado global del "modo de eliminación" (mode === 'delete'). Al hacer clic en el botón superior "Eliminar", activa este modo mostrando la barra indicadora roja con el texto "Da click a un ítem para eliminarlo" y el enlace "Cancelar", además de habilitar y hacer visibles los iconos de papelera roja en cada habilidad listada. Al hacer clic en "Cancelar" en la barra indicadora, desactiva el modo de eliminación devolviendo el panel a la vista normal y ocultando los iconos de papelera. Si se hace clic en la papelera de una habilidad, captura los datos de esa habilidad (deletingSkill) y abre la ventana modal de confirmación. Al confirmarse el borrado, actualiza el listado y desactiva el modo de eliminación de forma automática (ocultando la barra y las papeleras restantes).</w:t>
+      </w:r>
+    </w:p>
+    <w:p>
+      <w:r>
+        <w:rPr>
+          <w:b/>
+        </w:rPr>
+        <w:t>src/modules/professional/presentation/components/Skills/DeleteSkillConfirmModal.tsx:</w:t>
+      </w:r>
+      <w:r>
+        <w:t xml:space="preserve"> Ventana modal emergente de advertencia que solicita la confirmación final. Cumple con el criterio de mostrar explícitamente el nombre de la habilidad específica a eliminar e incluye los botones interactivos "ELIMINAR PERMANENTEMENTE" para proceder con la acción y cerrar el modal, y "CANCELAR" para abortarla cerrando el modal y manteniendo la habilidad intacta en la lista.</w:t>
+      </w:r>
+    </w:p>
+    <w:p>
+      <w:r>
+        <w:rPr>
+          <w:b/>
+        </w:rPr>
+        <w:t>src/modules/professional/infrastructure/repositories/HttpSoftSkillRepository.ts:</w:t>
+      </w:r>
+      <w:r>
+        <w:t xml:space="preserve"> Clase repositorio que implementa la comunicación directa con la API y ejecuta la petición HTTP DELETE hacia el servidor.</w:t>
+      </w:r>
+    </w:p>
+    <w:p>
+      <w:pPr>
+        <w:rPr>
+          <w:b/>
+        </w:rPr>
+      </w:pPr>
+    </w:p>
+    <w:p>
+      <w:pPr>
+        <w:rPr>
+          <w:b/>
+        </w:rPr>
+      </w:pPr>
+      <w:r>
+        <w:rPr>
+          <w:b/>
+        </w:rPr>
+        <w:t>Backend:</w:t>
+      </w:r>
+    </w:p>
+    <w:p>
+      <w:r>
+        <w:rPr>
+          <w:b/>
+        </w:rPr>
+        <w:t>src/main/java/com/portly/controller/HabilidadBlandaController.java:</w:t>
+      </w:r>
+      <w:r>
+        <w:t xml:space="preserve"> Controlador que expone el endpoint encargado de recibir la orden de borrado mediante el ident</w:t>
+      </w:r>
+      <w:r>
+        <w:t xml:space="preserve">ificador único de la habilidad. </w:t>
+      </w:r>
+      <w:r>
+        <w:rPr>
+          <w:lang w:val="en-US"/>
+        </w:rPr>
+        <w:t>Endpoint: DELETE /api/soft-skills/{id}</w:t>
+      </w:r>
+    </w:p>
+    <w:p>
+      <w:r>
+        <w:rPr>
+          <w:b/>
+        </w:rPr>
+        <w:t>src/main/java/com/portly/service/HabilidadBlandaService.java:</w:t>
+      </w:r>
+      <w:r>
+        <w:t xml:space="preserve"> Servicio de lógica de negocio que busca la habilidad blanda solicitada y valida estrictamente que el usuario autenticado tenga los permisos de autoría necesarios (es decir, que sea el dueño legítimo de la habilidad) antes de eliminar permanentemente el registro de la base de datos de manera irreversible.</w:t>
+      </w:r>
+    </w:p>
+    <w:p/>
+    <w:p>
+      <w:pPr>
+        <w:pStyle w:val="Ttulo2"/>
+      </w:pPr>
+      <w:bookmarkStart w:id="160" w:name="_Toc231892458"/>
+      <w:r>
+        <w:lastRenderedPageBreak/>
+        <w:t>Registrar proyecto</w:t>
+      </w:r>
+      <w:bookmarkEnd w:id="160"/>
+    </w:p>
+    <w:p>
+      <w:pPr>
+        <w:rPr>
+          <w:b/>
+        </w:rPr>
+      </w:pPr>
+      <w:r>
+        <w:rPr>
+          <w:b/>
+        </w:rPr>
+        <w:t>Frontend:</w:t>
+      </w:r>
+    </w:p>
+    <w:p>
+      <w:r>
+        <w:rPr>
+          <w:b/>
+        </w:rPr>
+        <w:t>src/modules/professional/presentation/components/ProjectsSection.tsx:</w:t>
+      </w:r>
+      <w:r>
+        <w:t xml:space="preserve"> Actúa como el contenedor principal de la sección. Gestiona el evento del botón "+ Agregar" que invoca el despliegue del formulario modal para crear un nuevo proyecto.</w:t>
+      </w:r>
+    </w:p>
+    <w:p>
+      <w:r>
+        <w:rPr>
+          <w:b/>
+        </w:rPr>
+        <w:t>src/modules/professional/presentation/components/projects/ProjectFormModal.tsx:</w:t>
+      </w:r>
+      <w:r>
+        <w:t xml:space="preserve"> Componente del formulario modal "Agregar Proyecto" que maneja toda la lógica de validación e ingreso de datos. Cumple con los siguientes requisitos de la historia de usuario: Muestra con un asterisco (*) los campos obligatorios "Nombre del proyecto" y "Descripción". Mantiene deshabilitado el botón "Guardar y Cerrar" si los campos obligatorios están vacíos y lo habilita una vez completados. Abre un selector de archivos al hacer clic en el recuadro "Ícono". Integra el selector de calendario para las fechas y la casilla "Actual" para indicar si el proyecto sigue en curso. Valida dinámicamente los campos de "Enlaces": si se llena el título la URL es obligatoria y viceversa. Muestra mensajes de error ("Título obligatorio" o "URL obligatoria") y aplica bordes rojos si no se cumplen estas reglas, además de validar que el formato web de la URL sea correcto. Incluye el botón "+ Añadir otro enlace" para generar nuevas filas de forma dinámica. Detecta si el "Nombre del proyecto" ya existe en el portafolio y despliega la advertencia de duplicidad para confirmar la creación. Además, coordina internamente las llamadas para subir los archivos multimedia antes de enviar el JSON final al servidor.</w:t>
+      </w:r>
+    </w:p>
+    <w:p>
+      <w:r>
+        <w:rPr>
+          <w:b/>
+        </w:rPr>
+        <w:t>src/modules/professional/presentation/components/projects/TechTags.tsx:</w:t>
+      </w:r>
+      <w:r>
+        <w:t xml:space="preserve"> Componente importado dentro del formulario que permite escribir tecnologías en el campo "+ Hecho con:" y añadirlas visualmente a la lista de herramientas al presionar la tecla "Enter".</w:t>
+      </w:r>
+    </w:p>
+    <w:p>
+      <w:r>
+        <w:rPr>
+          <w:b/>
+        </w:rPr>
+        <w:t>src/modules/professional/presentation/components/projects/EvidenceUploader.tsx:</w:t>
+      </w:r>
+      <w:r>
+        <w:t xml:space="preserve"> Maneja el área de arrastrar y soltar (o hacer clic) para imágenes de evidencia. Valida los formatos (PNG, JPG, JPEG) y bloquea la carga si el archivo supera los 10MB, mostrando el mensaje de error correspondiente.</w:t>
+      </w:r>
+    </w:p>
+    <w:p>
+      <w:r>
+        <w:rPr>
+          <w:b/>
+        </w:rPr>
+        <w:t>src/modules/professional/presentation/components/projects/DocumentUploader.tsx:</w:t>
+      </w:r>
+      <w:r>
+        <w:t xml:space="preserve"> Maneja el área de arrastrar y soltar (o hacer clic) para documentos. Valida los formatos (PDF, DOC, DOCX) y bloquea la carga si el archivo supera los 10MB, mostrando el mensaje de error respectivo.</w:t>
+      </w:r>
+    </w:p>
+    <w:p>
+      <w:pPr>
+        <w:rPr>
+          <w:b/>
+        </w:rPr>
+      </w:pPr>
+    </w:p>
+    <w:p>
+      <w:pPr>
+        <w:rPr>
+          <w:b/>
+        </w:rPr>
+      </w:pPr>
+      <w:r>
+        <w:rPr>
+          <w:b/>
+        </w:rPr>
+        <w:t>Backend:</w:t>
+      </w:r>
+    </w:p>
+    <w:p>
+      <w:r>
+        <w:rPr>
+          <w:b/>
+        </w:rPr>
+        <w:t>src/main/java/com/portly/controller/ProfileProyectoController.java:</w:t>
+      </w:r>
+      <w:r>
+        <w:t xml:space="preserve"> Controlador principal de proyectos para el perfil que expone los endpoints necesarios para registrar un nuevo proyecto y subir sus archivos adjuntos. </w:t>
+      </w:r>
+    </w:p>
+    <w:p>
+      <w:r>
+        <w:t>Endpoints:</w:t>
+      </w:r>
+    </w:p>
+    <w:p>
+      <w:pPr>
+        <w:pStyle w:val="Prrafodelista"/>
+        <w:numPr>
+          <w:ilvl w:val="0"/>
+          <w:numId w:val="26"/>
+        </w:numPr>
+      </w:pPr>
+      <w:r>
+        <w:t>POST /api/profile/proyectos: Endpoint principal que recibe el JSON final para guardar el proyecto en la base de datos.</w:t>
+      </w:r>
+    </w:p>
+    <w:p>
+      <w:pPr>
+        <w:pStyle w:val="Prrafodelista"/>
+        <w:numPr>
+          <w:ilvl w:val="0"/>
+          <w:numId w:val="26"/>
+        </w:numPr>
+      </w:pPr>
+      <w:r>
+        <w:t>POST /api/profile/proyectos/icono: Endpoint específico para procesar y cargar la imagen principal del proyecto (Multipart).</w:t>
+      </w:r>
+    </w:p>
+    <w:p>
+      <w:pPr>
+        <w:pStyle w:val="Prrafodelista"/>
+        <w:numPr>
+          <w:ilvl w:val="0"/>
+          <w:numId w:val="26"/>
+        </w:numPr>
+      </w:pPr>
+      <w:r>
+        <w:t>POST /api/profile/proyectos/evidencias: Endpoint para procesar y guardar las capturas/imágenes para la galería (Multipart).</w:t>
+      </w:r>
+    </w:p>
+    <w:p>
+      <w:pPr>
+        <w:pStyle w:val="Prrafodelista"/>
+        <w:numPr>
+          <w:ilvl w:val="0"/>
+          <w:numId w:val="26"/>
+        </w:numPr>
+      </w:pPr>
+      <w:r>
+        <w:t>POST /api/profile/proyectos/documentos: Endpoint para cargar archivos adjuntos (PDF, DOC, etc.) vinculados al proyecto (Multipart).</w:t>
+      </w:r>
+    </w:p>
+    <w:p>
+      <w:r>
+        <w:rPr>
+          <w:b/>
+        </w:rPr>
+        <w:t>src/main/java/com/portly/service/ProyectoPersonalService.java:</w:t>
+      </w:r>
+      <w:r>
+        <w:t xml:space="preserve"> (Servicio de lógica de negocio) Se encarga de procesar las validaciones del backend, mapear los DTOs hacia las entidades y guardar todo formalmente en la base de datos utilizando repositorios.</w:t>
+      </w:r>
+    </w:p>
+    <w:p/>
+    <w:p>
+      <w:pPr>
+        <w:pStyle w:val="Ttulo2"/>
+      </w:pPr>
+      <w:bookmarkStart w:id="161" w:name="_Toc231892459"/>
+      <w:r>
+        <w:t>Eliminar proyecto</w:t>
+      </w:r>
+      <w:bookmarkEnd w:id="161"/>
+    </w:p>
+    <w:p>
+      <w:pPr>
+        <w:rPr>
+          <w:b/>
+        </w:rPr>
+      </w:pPr>
+      <w:r>
+        <w:rPr>
+          <w:b/>
+        </w:rPr>
+        <w:t>Frontend:</w:t>
+      </w:r>
+    </w:p>
+    <w:p>
+      <w:r>
+        <w:rPr>
+          <w:b/>
+        </w:rPr>
+        <w:t>src/modules/professional/presentation/components/ProjectsSection.tsx:</w:t>
+      </w:r>
+      <w:r>
+        <w:t xml:space="preserve"> Actúa como el contenedor principal de la sección. Administra el estado global del "modo de eliminación", activándolo al hacer clic en "Eliminar" y mostrando el panel con la opción "Cancelar". Al hacer clic en un proyecto en este modo, abre la ventana modal de advertencia pasándole el nombre del proyecto. Además, se encarga de llamar al repositorio para borrar el dato, actualizar el listado instantáneamente tras la confirmación y desactivar automáticamente el modo de eliminación general al cerrar el modal (ya sea por cancelar o eliminar).</w:t>
+      </w:r>
+    </w:p>
+    <w:p>
+      <w:r>
+        <w:rPr>
+          <w:b/>
+        </w:rPr>
+        <w:t>src/modules/professional/presentation/components/projects/ProjectCard.tsx:</w:t>
+      </w:r>
+      <w:r>
+        <w:rPr>
+          <w:b/>
+        </w:rPr>
+        <w:t xml:space="preserve"> </w:t>
+      </w:r>
+      <w:r>
+        <w:t>Componente individual de tarjeta que reacciona visualmente al modo de eliminación. Muestra el ícono de basurero y estilos de peligro al pasar el cursor, detectando el clic del usuario para lanzar la señal de advertencia hacia el componente padre.</w:t>
+      </w:r>
+    </w:p>
+    <w:p>
+      <w:r>
+        <w:rPr>
+          <w:b/>
+        </w:rPr>
+        <w:t>src/modules/professional/presentation/components/projects/DeleteProjectModal.tsx:</w:t>
+      </w:r>
+      <w:r>
+        <w:t xml:space="preserve"> Ventana modal de advertencia que solicita la confirmación final. Cumple con el criterio de mostrar explícitamente el nombre del proyecto específico en su descripción e incluye los botones interactivos "ELIMINAR PERMANENTEMENTE" para proceder con la acción y "CANCELAR" para abortarla cerrando el modal.</w:t>
+      </w:r>
+    </w:p>
+    <w:p>
+      <w:r>
+        <w:rPr>
+          <w:b/>
+        </w:rPr>
+        <w:t>src/modules/professional/infrastructure/repositories/HttpProjectRepository.ts:</w:t>
+      </w:r>
+      <w:r>
+        <w:t xml:space="preserve"> Clase repositorio que implementa la comunicación directa con la API. Su método delete(id) es el encargado de ejecutar formalmente la petición DELETE hacia el servidor.</w:t>
+      </w:r>
+    </w:p>
+    <w:p>
+      <w:pPr>
+        <w:rPr>
+          <w:b/>
+        </w:rPr>
+      </w:pPr>
+    </w:p>
+    <w:p>
+      <w:pPr>
+        <w:rPr>
+          <w:b/>
+        </w:rPr>
+      </w:pPr>
+      <w:r>
+        <w:rPr>
+          <w:b/>
+        </w:rPr>
+        <w:t>Backend:</w:t>
+      </w:r>
+    </w:p>
+    <w:p>
+      <w:r>
+        <w:rPr>
+          <w:b/>
+        </w:rPr>
+        <w:t>src/main/java/com/portly/controller/ProfileProyectoController.java:</w:t>
+      </w:r>
+      <w:r>
+        <w:t xml:space="preserve"> Controlador de proyectos del perfil que expone el endpoint encargado de recibir la orden de borrado mediante el identifica</w:t>
+      </w:r>
+      <w:r>
+        <w:t>dor único del proyecto. Endpoint:</w:t>
+      </w:r>
+      <w:r>
+        <w:t>DELETE /api/profile/proyectos/{id}</w:t>
+      </w:r>
+    </w:p>
+    <w:p>
+      <w:r>
+        <w:rPr>
+          <w:b/>
+        </w:rPr>
+        <w:t>src/main/java/com/portly/service/ProyectoPersonalService.java:</w:t>
+      </w:r>
+      <w:r>
+        <w:t xml:space="preserve"> Servicio de lógica de negocio que procesa la petición del controlador. Verifica la existencia del proyecto y valida que el usuario autenticado tenga los permisos de autoría necesarios antes de eliminar definitivamente el registro y sus dependencias de la base de datos de manera irreversible.</w:t>
+      </w:r>
+    </w:p>
+    <w:p/>
+    <w:p>
+      <w:pPr>
+        <w:pStyle w:val="Ttulo2"/>
+      </w:pPr>
+      <w:bookmarkStart w:id="162" w:name="_Toc231892460"/>
+      <w:r>
+        <w:t>Editar proyecto</w:t>
+      </w:r>
+      <w:bookmarkEnd w:id="162"/>
+    </w:p>
+    <w:p>
+      <w:pPr>
+        <w:rPr>
+          <w:b/>
+        </w:rPr>
+      </w:pPr>
+      <w:r>
+        <w:rPr>
+          <w:b/>
+        </w:rPr>
+        <w:t>Frontend:</w:t>
+      </w:r>
+    </w:p>
+    <w:p>
+      <w:r>
+        <w:rPr>
+          <w:b/>
+        </w:rPr>
+        <w:t>src/modules/professional/presentation/components/ProjectsSection.tsx:</w:t>
+      </w:r>
+      <w:r>
+        <w:t xml:space="preserve"> Actúa como el contenedor principal. Maneja el estado global del "modo de edición", activándolo al pulsar "Editar" y desactivándolo con "Cancelar". Al seleccionar una tarjeta en este modo, invoca el modal de edición pasándole la información actual del proyecto.</w:t>
+      </w:r>
+    </w:p>
+    <w:p>
+      <w:r>
+        <w:rPr>
+          <w:b/>
+        </w:rPr>
+        <w:t>src/modules/professional/presentation/components/projects/ProjectFormModal.tsx:</w:t>
+      </w:r>
+      <w:r>
+        <w:t xml:space="preserve"> Componente del formulario modal "Editar Proyecto" pre-llenado con los datos actuales. Cumple con los requisitos visuales e interactivos de la historia de usuario: Refleja inmediatamente los cambios de texto en Nombre y Descripción, y de selección en las Fechas. Deshabilita el botón "Guardar y Cerrar" si se borran los campos obligatorios. Permite remover visualmente las etiquetas de herramientas agregadas mediante su ícono "X". Permite añadir o remover filas completas de enlaces, aplicando un estilo de error visual si la URL no cumple con el formato web válido. Integra la carga de archivos, permitiendo eliminar evidencias o documentos subidos. Bloquea la subida de imágenes y documentos que excedan el límite de 10MB o no coincidan con los formatos permitidos, mostrando un mensaje de </w:t>
+      </w:r>
+      <w:r>
+        <w:lastRenderedPageBreak/>
+        <w:t>error visual. Al presionar "Cancelar", descarta los cambios y cierra el modal sin alterar el registro original. Al hacer clic en "Guardar y Cerrar", envía los datos actualizados y cierra la ventana, desactivando automáticamente el modo de edición general.</w:t>
+      </w:r>
+    </w:p>
+    <w:p>
+      <w:pPr>
+        <w:rPr>
+          <w:b/>
+        </w:rPr>
+      </w:pPr>
+    </w:p>
+    <w:p>
+      <w:pPr>
+        <w:rPr>
+          <w:b/>
+        </w:rPr>
+      </w:pPr>
+      <w:r>
+        <w:rPr>
+          <w:b/>
+        </w:rPr>
+        <w:t>Backend:</w:t>
+      </w:r>
+    </w:p>
+    <w:p>
+      <w:r>
+        <w:rPr>
+          <w:b/>
+        </w:rPr>
+        <w:t xml:space="preserve">src/main/java/com/portly/controller/ProfileProyectoController.java: </w:t>
+      </w:r>
+      <w:r>
+        <w:t>Controlador de proyectos para el perfil que expone el endpoint necesario para actualizar la información. Recibe el identificador único del proyecto junto con el nuevo cuerpo de datos en formato JSON y procesa la persistencia de las modificaciones en la base de datos.</w:t>
+      </w:r>
+    </w:p>
+    <w:p/>
+    <w:p>
+      <w:pPr>
+        <w:pStyle w:val="Ttulo2"/>
+      </w:pPr>
+      <w:bookmarkStart w:id="163" w:name="_Toc231892461"/>
+      <w:r>
+        <w:t>Previsualizar portafolio</w:t>
+      </w:r>
+      <w:bookmarkEnd w:id="163"/>
+    </w:p>
+    <w:p>
+      <w:pPr>
+        <w:rPr>
+          <w:b/>
+        </w:rPr>
+      </w:pPr>
+      <w:r>
+        <w:rPr>
+          <w:b/>
+        </w:rPr>
+        <w:t>Frontend:</w:t>
+      </w:r>
+    </w:p>
+    <w:p>
+      <w:r>
+        <w:rPr>
+          <w:b/>
+        </w:rPr>
+        <w:t>src/modules/portfolios/presentation/components/PortfolioList.tsx</w:t>
+      </w:r>
+      <w:r>
+        <w:rPr>
+          <w:b/>
+        </w:rPr>
+        <w:t xml:space="preserve">: </w:t>
+      </w:r>
+      <w:r>
+        <w:t>Contiene la lógica del listado de "Mis portafolios". Implementa los criterios de aceptación donde, al pasar el cursor sobre la tarjeta de un portafolio "Privado", muestra la opción "PREVISUALIZAR" y si es "Público", muestra "VER PORTAFOLIO". Además, asegura que el enlace se abra en una nueva pestaña usando el atributo target="_blank".</w:t>
+      </w:r>
+    </w:p>
+    <w:p>
+      <w:r>
+        <w:rPr>
+          <w:b/>
+          <w:lang w:val="es-BO"/>
+        </w:rPr>
+        <w:t>src/modules/portfolios/presentation/components/PreviewBanner.tsx</w:t>
+      </w:r>
+      <w:r>
+        <w:rPr>
+          <w:b/>
+          <w:lang w:val="es-BO"/>
+        </w:rPr>
+        <w:t xml:space="preserve">: </w:t>
+      </w:r>
+      <w:r>
+        <w:t>Renderiza el banner superior fijo en la interfaz con el texto "VISTA PREVIA". Contiene el botón "Volver a Portly" que ejecuta la función window.close() para cerrar la pestaña actual y regresar al usuario al listado.</w:t>
+      </w:r>
+    </w:p>
+    <w:p>
+      <w:r>
+        <w:rPr>
+          <w:b/>
+        </w:rPr>
+        <w:t>src/modules/portfolios/presentation/pages/PortfolioPublicPage.tsx</w:t>
+      </w:r>
+      <w:r>
+        <w:rPr>
+          <w:b/>
+        </w:rPr>
+        <w:t xml:space="preserve">: </w:t>
+      </w:r>
+      <w:r>
+        <w:t>Renderiza el contenido del portafolio como lo vería un visitante final, uniendo la información y la plantilla seleccionada. También evalúa si el portafolio está en estado privado para renderizar el componente PreviewBanner en la parte superior.</w:t>
+      </w:r>
+    </w:p>
+    <w:p>
+      <w:r>
+        <w:rPr>
+          <w:b/>
+          <w:lang w:val="es-BO"/>
+        </w:rPr>
+        <w:t>src/modules/portfolios/application/usePortfolioPublic.ts</w:t>
+      </w:r>
+      <w:r>
+        <w:rPr>
+          <w:b/>
+          <w:lang w:val="es-BO"/>
+        </w:rPr>
+        <w:t xml:space="preserve">: </w:t>
+      </w:r>
+      <w:r>
+        <w:t>Hook encargado de consumir el endpoint del backend para traer la información pública (o vista previa) del portafolio por su ID, gestionando los estados de carga y error.</w:t>
+      </w:r>
+    </w:p>
+    <w:p>
+      <w:pPr>
+        <w:rPr>
+          <w:b/>
+        </w:rPr>
+      </w:pPr>
+    </w:p>
+    <w:p>
+      <w:pPr>
+        <w:rPr>
+          <w:lang w:val="en-US"/>
+        </w:rPr>
+      </w:pPr>
+      <w:r>
+        <w:rPr>
+          <w:b/>
+          <w:lang w:val="en-US"/>
+        </w:rPr>
+        <w:t>Backend:</w:t>
+      </w:r>
+    </w:p>
+    <w:p>
+      <w:r>
+        <w:rPr>
+          <w:b/>
+          <w:lang w:val="es-BO"/>
+        </w:rPr>
+        <w:t>src/main/java/com/portly/controller/PortafolioController.java</w:t>
+      </w:r>
+      <w:r>
+        <w:rPr>
+          <w:b/>
+          <w:lang w:val="es-BO"/>
+        </w:rPr>
+        <w:t xml:space="preserve">: </w:t>
+      </w:r>
+      <w:r>
+        <w:t>Controlador que gestiona las peticiones relacionadas con los portafolios. Implementa el endpoint que devuelve la información pública o de previsualización de un portafolio. Recibe también la autenticación para permitir que el dueño visualice su propio portafolio aunque esté marcado como privado.</w:t>
+      </w:r>
+    </w:p>
+    <w:p/>
+    <w:p>
+      <w:pPr>
+        <w:pStyle w:val="Ttulo2"/>
+      </w:pPr>
+      <w:bookmarkStart w:id="164" w:name="_Toc231892462"/>
+      <w:r>
+        <w:t>Registrar formación académica</w:t>
+      </w:r>
+      <w:bookmarkEnd w:id="164"/>
+    </w:p>
+    <w:p>
+      <w:pPr>
+        <w:rPr>
+          <w:b/>
+        </w:rPr>
+      </w:pPr>
+      <w:r>
+        <w:rPr>
+          <w:b/>
+        </w:rPr>
+        <w:t>Frontend:</w:t>
+      </w:r>
+    </w:p>
+    <w:p>
+      <w:r>
+        <w:rPr>
+          <w:b/>
+        </w:rPr>
+        <w:t xml:space="preserve">src/modules/professional/presentation/components/trajectory/FormacionAcademicaSection.tsx: </w:t>
+      </w:r>
+      <w:r>
+        <w:t>Contiene el botón Agregar y abre el modal de registro.</w:t>
+      </w:r>
+    </w:p>
+    <w:p>
+      <w:pPr>
+        <w:rPr>
+          <w:lang w:val="en-US"/>
+        </w:rPr>
+      </w:pPr>
+      <w:r>
+        <w:rPr>
+          <w:lang w:val="en-US"/>
+        </w:rPr>
+        <w:t xml:space="preserve">src/modules/professional/presentation/components/trajectory/AcademicFormModal.tsx: </w:t>
+      </w:r>
+    </w:p>
+    <w:p>
+      <w:r>
+        <w:t>Formulario con validaciones, detección de duplicados y toast de éxito.</w:t>
+      </w:r>
+    </w:p>
+    <w:p>
+      <w:r>
+        <w:rPr>
+          <w:b/>
+          <w:lang w:val="es-BO"/>
+        </w:rPr>
+        <w:t xml:space="preserve">src/modules/professional/domain/entities/FormacionAcademica.ts: </w:t>
+      </w:r>
+      <w:r>
+        <w:t>Define las interfaces FormacionAcademica y FormacionAcademicaRequest.</w:t>
+      </w:r>
+    </w:p>
+    <w:p>
+      <w:r>
+        <w:rPr>
+          <w:b/>
+        </w:rPr>
+        <w:t>src/modules/professional/domain/repositories/FormacionAcademicaRepository.ts:</w:t>
+      </w:r>
+      <w:r>
+        <w:t xml:space="preserve"> Contrato del repositorio (método create).</w:t>
+      </w:r>
+    </w:p>
+    <w:p>
+      <w:r>
+        <w:rPr>
+          <w:b/>
+        </w:rPr>
+        <w:t>src/modules/professional/infrastructure/repositories/HttpFormacionAcademicaRepository.ts:</w:t>
+      </w:r>
+      <w:r>
+        <w:rPr>
+          <w:b/>
+        </w:rPr>
+        <w:t xml:space="preserve"> </w:t>
+      </w:r>
+      <w:r>
+        <w:t>Implementa la petición HTTP POST /api/profile/formacion.</w:t>
+      </w:r>
+    </w:p>
+    <w:p/>
+    <w:p>
+      <w:pPr>
+        <w:rPr>
+          <w:b/>
+        </w:rPr>
+      </w:pPr>
+      <w:r>
+        <w:rPr>
+          <w:b/>
+        </w:rPr>
+        <w:lastRenderedPageBreak/>
+        <w:t>Backend:</w:t>
+      </w:r>
+    </w:p>
+    <w:p>
+      <w:pPr>
+        <w:jc w:val="left"/>
+      </w:pPr>
+      <w:r>
+        <w:rPr>
+          <w:b/>
+        </w:rPr>
+        <w:t>src/main/java/com/portly/controller/FormacionAcademicaController.java:</w:t>
+      </w:r>
+      <w:r>
+        <w:rPr>
+          <w:b/>
+        </w:rPr>
+        <w:t xml:space="preserve"> </w:t>
+      </w:r>
+      <w:r>
+        <w:t>Endpoint POST /api/profile/formacion que recibe el DTO y delega al servicio.</w:t>
+      </w:r>
+    </w:p>
+    <w:p>
+      <w:pPr>
+        <w:jc w:val="left"/>
+      </w:pPr>
+      <w:r>
+        <w:rPr>
+          <w:b/>
+        </w:rPr>
+        <w:t xml:space="preserve">src/main/java/com/portly/service/FormacionAcademicaService.java: </w:t>
+      </w:r>
+      <w:r>
+        <w:t>Método agregarFormacion que crea la entidad y la persiste.</w:t>
+      </w:r>
+    </w:p>
+    <w:p>
+      <w:pPr>
+        <w:jc w:val="left"/>
+      </w:pPr>
+      <w:r>
+        <w:rPr>
+          <w:b/>
+          <w:lang w:val="es-BO"/>
+        </w:rPr>
+        <w:t>src/main/java/com/portly/domain/repository/FormacionAcademicaRepository.java:</w:t>
+      </w:r>
+      <w:r>
+        <w:rPr>
+          <w:b/>
+          <w:lang w:val="es-BO"/>
+        </w:rPr>
+        <w:t xml:space="preserve"> </w:t>
+      </w:r>
+      <w:r>
+        <w:t>Interfaz JPA que provee el método save.</w:t>
+      </w:r>
+    </w:p>
+    <w:p>
+      <w:pPr>
+        <w:jc w:val="left"/>
+      </w:pPr>
+      <w:r>
+        <w:rPr>
+          <w:b/>
+        </w:rPr>
+        <w:t>src/main/java/com/portly/dto/FormacionAcademicaRequest.java:</w:t>
+      </w:r>
+      <w:r>
+        <w:rPr>
+          <w:b/>
+        </w:rPr>
+        <w:t xml:space="preserve"> </w:t>
+      </w:r>
+      <w:r>
+        <w:t>DTO de entrada con los campos del formulario.</w:t>
+      </w:r>
+    </w:p>
+    <w:p>
+      <w:pPr>
+        <w:jc w:val="left"/>
+      </w:pPr>
+      <w:r>
+        <w:rPr>
+          <w:b/>
+        </w:rPr>
+        <w:t xml:space="preserve">src/main/java/com/portly/dto/FormacionAcademicaResponse.java: </w:t>
+      </w:r>
+      <w:r>
+        <w:t>DTO de salida devuelto al frontend tras la creación.</w:t>
+      </w:r>
+    </w:p>
+    <w:p>
+      <w:pPr>
+        <w:jc w:val="left"/>
+      </w:pPr>
+    </w:p>
+    <w:p>
+      <w:pPr>
+        <w:pStyle w:val="Ttulo2"/>
+      </w:pPr>
+      <w:bookmarkStart w:id="165" w:name="_Toc231892463"/>
+      <w:r>
+        <w:t>Visualizar listado de portafolios</w:t>
+      </w:r>
+      <w:bookmarkEnd w:id="165"/>
+    </w:p>
+    <w:p>
+      <w:pPr>
+        <w:rPr>
+          <w:b/>
+        </w:rPr>
+      </w:pPr>
+      <w:r>
+        <w:rPr>
+          <w:b/>
+        </w:rPr>
+        <w:t>Fronted:</w:t>
+      </w:r>
+    </w:p>
+    <w:p>
+      <w:r>
+        <w:rPr>
+          <w:b/>
+        </w:rPr>
+        <w:t>src/modules/portfolios/presentation/pages/PortfoliosPage.tsx:</w:t>
+      </w:r>
+      <w:r>
+        <w:rPr>
+          <w:b/>
+        </w:rPr>
+        <w:t xml:space="preserve"> </w:t>
+      </w:r>
+      <w:r>
+        <w:t>Es el contenedor principal que llama al hook para obtener los datos y decide qué mostrar (indicadores de carga, errores o la lista de tarjetas).</w:t>
+      </w:r>
+    </w:p>
+    <w:p>
+      <w:r>
+        <w:rPr>
+          <w:b/>
+        </w:rPr>
+        <w:t>src/modules/portfolios/presentation/components/PortfolioList.tsx:</w:t>
+      </w:r>
+      <w:r>
+        <w:rPr>
+          <w:b/>
+        </w:rPr>
+        <w:t xml:space="preserve"> </w:t>
+      </w:r>
+      <w:r>
+        <w:t>Este componente recibe el array de portafolios y utiliza un .map() para renderizar cada tarjeta individual con su nombre, imagen de previsualización y estado de visibilidad.</w:t>
+      </w:r>
+    </w:p>
+    <w:p>
+      <w:r>
+        <w:rPr>
+          <w:b/>
+          <w:lang w:val="es-BO"/>
+        </w:rPr>
+        <w:t>src/modules/portfolios/application/usePortfolios.ts:</w:t>
+      </w:r>
+      <w:r>
+        <w:rPr>
+          <w:b/>
+          <w:lang w:val="es-BO"/>
+        </w:rPr>
+        <w:t xml:space="preserve"> </w:t>
+      </w:r>
+      <w:r>
+        <w:t>Contiene la lógica para disparar la carga inicial de los portafolios cuando el usuario entra a la página y actualiza el estado global de la lista.</w:t>
+      </w:r>
+    </w:p>
+    <w:p>
+      <w:r>
+        <w:rPr>
+          <w:b/>
+        </w:rPr>
+        <w:t>src/modules/portfolios/infrastructure/repositories/HttpPortfolioRepository.ts:</w:t>
+      </w:r>
+      <w:r>
+        <w:rPr>
+          <w:b/>
+        </w:rPr>
+        <w:t xml:space="preserve"> </w:t>
+      </w:r>
+      <w:r>
+        <w:t>Realiza la petición GET /api/portafolios al backend para obtener la información de todos los portafolios del usuario.</w:t>
+      </w:r>
+    </w:p>
+    <w:p>
+      <w:pPr>
+        <w:rPr>
+          <w:b/>
+        </w:rPr>
+      </w:pPr>
+    </w:p>
+    <w:p>
+      <w:pPr>
+        <w:rPr>
+          <w:b/>
+          <w:lang w:val="en-US"/>
+        </w:rPr>
+      </w:pPr>
+      <w:r>
+        <w:rPr>
+          <w:b/>
+          <w:lang w:val="en-US"/>
+        </w:rPr>
+        <w:t>Backend:</w:t>
+      </w:r>
+    </w:p>
+    <w:p>
+      <w:r>
+        <w:rPr>
+          <w:b/>
+          <w:lang w:val="es-BO"/>
+        </w:rPr>
+        <w:t>src/main/java/com/portly/controller/PortafolioController.java:</w:t>
+      </w:r>
+      <w:r>
+        <w:rPr>
+          <w:b/>
+          <w:lang w:val="es-BO"/>
+        </w:rPr>
+        <w:t xml:space="preserve"> </w:t>
+      </w:r>
+      <w:r>
+        <w:t>Expone el método @GetMapping en la ruta base /api/portafolios. Extrae el ID del usuario del token de autenticación para asegurar que solo vea sus propios portafolios.</w:t>
+      </w:r>
+    </w:p>
+    <w:p>
+      <w:r>
+        <w:rPr>
+          <w:b/>
+          <w:lang w:val="es-BO"/>
+        </w:rPr>
+        <w:t>src/main/java/com/portly/service/PortafolioService.java:</w:t>
+      </w:r>
+      <w:r>
+        <w:rPr>
+          <w:b/>
+          <w:lang w:val="es-BO"/>
+        </w:rPr>
+        <w:t xml:space="preserve"> </w:t>
+      </w:r>
+      <w:r>
+        <w:t>Contiene el método getAll(UUID idUsuario), el cual consulta al repositorio y transforma las entidades de la base de datos en objetos DTO (PortafolioResponse) para enviarlos al frontend.</w:t>
+      </w:r>
+    </w:p>
+    <w:p>
+      <w:r>
+        <w:rPr>
+          <w:b/>
+          <w:lang w:val="es-BO"/>
+        </w:rPr>
+        <w:t>src/main/java/com/portly/domain/repository/PortafolioRepository.java:</w:t>
+      </w:r>
+      <w:r>
+        <w:rPr>
+          <w:b/>
+          <w:lang w:val="es-BO"/>
+        </w:rPr>
+        <w:t xml:space="preserve"> </w:t>
+      </w:r>
+      <w:r>
+        <w:t>Define la consulta findByUsuario_IdUsuarioOrderByFechaCreacionDesc, que busca en la base de datos todos los registros asociados a ese usuario, ordenados del más reciente al más antiguo.</w:t>
+      </w:r>
+    </w:p>
+    <w:p>
+      <w:bookmarkStart w:id="166" w:name="_GoBack"/>
+      <w:bookmarkEnd w:id="166"/>
+    </w:p>
+    <w:p>
+      <w:pPr>
+        <w:pStyle w:val="Ttulo2"/>
+      </w:pPr>
+      <w:bookmarkStart w:id="167" w:name="_Toc231892464"/>
+      <w:r>
+        <w:t>Visualizar listado de experiencias laborales</w:t>
+      </w:r>
+      <w:bookmarkEnd w:id="167"/>
+    </w:p>
+    <w:p/>
+    <w:p>
+      <w:pPr>
+        <w:pStyle w:val="Ttulo2"/>
+      </w:pPr>
+      <w:bookmarkStart w:id="168" w:name="_Toc231892465"/>
+      <w:r>
+        <w:t>Editar registro de experiencias laborales</w:t>
+      </w:r>
+      <w:bookmarkEnd w:id="168"/>
+    </w:p>
+    <w:p/>
+    <w:p>
+      <w:pPr>
+        <w:pStyle w:val="Ttulo2"/>
+      </w:pPr>
+      <w:bookmarkStart w:id="169" w:name="_Toc231892466"/>
+      <w:r>
+        <w:t>Visualizar listado de formaciones académicas</w:t>
+      </w:r>
+      <w:bookmarkEnd w:id="169"/>
+    </w:p>
+    <w:p/>
+    <w:p>
+      <w:pPr>
+        <w:pStyle w:val="Ttulo2"/>
+      </w:pPr>
+      <w:bookmarkStart w:id="170" w:name="_Toc231892467"/>
+      <w:r>
+        <w:t>Editar registro de formación académica</w:t>
+      </w:r>
+      <w:bookmarkEnd w:id="170"/>
+    </w:p>
+    <w:p/>
+    <w:p>
+      <w:pPr>
+        <w:pStyle w:val="Ttulo2"/>
+      </w:pPr>
+      <w:bookmarkStart w:id="171" w:name="_Toc231892468"/>
+      <w:r>
+        <w:lastRenderedPageBreak/>
+        <w:t>Visualizar listado de habilidades técnicas</w:t>
+      </w:r>
+      <w:bookmarkEnd w:id="171"/>
+    </w:p>
+    <w:p/>
+    <w:p>
+      <w:pPr>
+        <w:pStyle w:val="Ttulo2"/>
+      </w:pPr>
+      <w:bookmarkStart w:id="172" w:name="_Toc231892469"/>
+      <w:r>
+        <w:t>Visualizar listado de habilidades blandas</w:t>
+      </w:r>
+      <w:bookmarkEnd w:id="172"/>
+    </w:p>
+    <w:p/>
+    <w:p>
+      <w:pPr>
+        <w:pStyle w:val="Ttulo2"/>
+      </w:pPr>
+      <w:bookmarkStart w:id="173" w:name="_Toc231892470"/>
+      <w:r>
+        <w:t>Visualizar listado de proyectos</w:t>
+      </w:r>
+      <w:bookmarkEnd w:id="173"/>
+    </w:p>
+    <w:p/>
+    <w:p>
+      <w:pPr>
+        <w:pStyle w:val="Ttulo2"/>
+      </w:pPr>
+      <w:bookmarkStart w:id="174" w:name="_Toc231892471"/>
+      <w:r>
+        <w:t>Publicar portafolio</w:t>
+      </w:r>
+      <w:bookmarkEnd w:id="174"/>
+    </w:p>
+    <w:p/>
+    <w:p>
+      <w:pPr>
+        <w:pStyle w:val="Ttulo2"/>
+      </w:pPr>
+      <w:bookmarkStart w:id="175" w:name="_Toc231892472"/>
+      <w:r>
+        <w:t>Registrar actualizacion academica</w:t>
+      </w:r>
+      <w:bookmarkEnd w:id="175"/>
+    </w:p>
+    <w:p/>
+    <w:p/>
+    <w:p>
+      <w:pPr>
+        <w:pStyle w:val="Ttulo2"/>
+      </w:pPr>
+      <w:bookmarkStart w:id="176" w:name="_Toc231892473"/>
+      <w:r>
+        <w:t>Editar actualizacion academica</w:t>
+      </w:r>
+      <w:bookmarkEnd w:id="176"/>
+    </w:p>
+    <w:p/>
+    <w:p/>
+    <w:p>
+      <w:pPr>
+        <w:pStyle w:val="Ttulo2"/>
+      </w:pPr>
+      <w:bookmarkStart w:id="177" w:name="_Toc231892474"/>
+      <w:r>
+        <w:t>Visualizar listado de actualizaciones academicas</w:t>
+      </w:r>
+      <w:bookmarkEnd w:id="177"/>
+    </w:p>
+    <w:p/>
+    <w:p/>
+    <w:p>
+      <w:pPr>
+        <w:pStyle w:val="Ttulo2"/>
+      </w:pPr>
+      <w:bookmarkStart w:id="178" w:name="_Toc231892475"/>
+      <w:r>
+        <w:t>Eliminar actualizacion academica</w:t>
+      </w:r>
+      <w:bookmarkEnd w:id="178"/>
+    </w:p>
+    <w:p/>
+    <w:p>
+      <w:pPr>
+        <w:pStyle w:val="Ttulo2"/>
+      </w:pPr>
+      <w:bookmarkStart w:id="179" w:name="_Toc231892476"/>
+      <w:r>
+        <w:t>Visualizar listado de portafolios que respondan a un criterio de búsqueda</w:t>
+      </w:r>
+      <w:bookmarkEnd w:id="179"/>
+    </w:p>
+    <w:p/>
+    <w:p/>
+    <w:p>
+      <w:pPr>
+        <w:pStyle w:val="Ttulo2"/>
+      </w:pPr>
+      <w:bookmarkStart w:id="180" w:name="_Toc231892477"/>
+      <w:r>
+        <w:t>Compartir Portafolio</w:t>
+      </w:r>
+      <w:bookmarkEnd w:id="180"/>
+    </w:p>
+    <w:p/>
+    <w:p/>
+    <w:p>
+      <w:pPr>
+        <w:pStyle w:val="Ttulo2"/>
+      </w:pPr>
+      <w:bookmarkStart w:id="181" w:name="_Toc231892478"/>
+      <w:r>
+        <w:t>Cambiar portafolio a privado</w:t>
+      </w:r>
+      <w:bookmarkEnd w:id="181"/>
+    </w:p>
+    <w:p/>
+    <w:p>
+      <w:pPr>
+        <w:ind w:left="720" w:hanging="720"/>
+      </w:pPr>
+    </w:p>
+    <w:p>
+      <w:pPr>
+        <w:pStyle w:val="Ttulo2"/>
+      </w:pPr>
+      <w:bookmarkStart w:id="182" w:name="_Toc231892479"/>
+      <w:r>
+        <w:t>Visualizar analíticas individuales de un portafolio</w:t>
+      </w:r>
+      <w:bookmarkEnd w:id="182"/>
+    </w:p>
+    <w:p/>
+    <w:p/>
+    <w:p>
+      <w:pPr>
+        <w:pStyle w:val="Ttulo2"/>
+      </w:pPr>
+      <w:bookmarkStart w:id="183" w:name="_Toc231892480"/>
+      <w:r>
+        <w:t>Visualizar analíticas globales de mis portafolios</w:t>
+      </w:r>
+      <w:bookmarkEnd w:id="183"/>
+    </w:p>
+    <w:p/>
+    <w:p>
+      <w:pPr>
+        <w:pStyle w:val="Ttulo2"/>
+      </w:pPr>
+      <w:bookmarkStart w:id="184" w:name="_Toc231892481"/>
       <w:r>
         <w:t>Visualizar panel de analiticas generales del sistema</w:t>
       </w:r>
-      <w:bookmarkEnd w:id="144"/>
+      <w:bookmarkEnd w:id="184"/>
     </w:p>
     <w:p>
       <w:r>
@@ -37954,6 +44455,7 @@
           <w:b/>
           <w:bCs/>
         </w:rPr>
+        <w:lastRenderedPageBreak/>
         <w:t xml:space="preserve">src/modules/admin/infrastructure/repositories/HttpAdminDashboardRepository.ts: </w:t>
       </w:r>
       <w:r>
@@ -38058,11 +44560,7 @@
         <w:t xml:space="preserve">src/main/java/com/portly/domain/repository/PortafolioRepository.java: </w:t>
       </w:r>
       <w:r>
-        <w:t xml:space="preserve">Repositorio JPA al que se añadieron dos queries: countPublicosDesde para contar portafolios con visibilidad = 'PUBLICO' creados desde una fecha, y findTopPlantillas con expresión de constructor JPQL </w:t>
-      </w:r>
-      <w:r>
-        <w:lastRenderedPageBreak/>
-        <w:t>new DashboardStatsResponse$PlantillaStats(...) agrupando por nombre de plantilla y ordenando descendentemente.</w:t>
+        <w:t>Repositorio JPA al que se añadieron dos queries: countPublicosDesde para contar portafolios con visibilidad = 'PUBLICO' creados desde una fecha, y findTopPlantillas con expresión de constructor JPQL new DashboardStatsResponse$PlantillaStats(...) agrupando por nombre de plantilla y ordenando descendentemente.</w:t>
       </w:r>
     </w:p>
     <w:p>
@@ -38107,6 +44605,7 @@
           <w:b/>
           <w:bCs/>
         </w:rPr>
+        <w:lastRenderedPageBreak/>
         <w:t xml:space="preserve">src/main/java/com/portly/domain/entity/PerfilUsuario.java: </w:t>
       </w:r>
       <w:r>
@@ -38129,13 +44628,12 @@
     <w:p>
       <w:pPr>
         <w:pStyle w:val="Ttulo2"/>
-        <w:ind w:hanging="359"/>
-      </w:pPr>
-      <w:bookmarkStart w:id="145" w:name="_Toc231342298"/>
+      </w:pPr>
+      <w:bookmarkStart w:id="185" w:name="_Toc231892482"/>
       <w:r>
         <w:t>Visualizar listado de usuario registrados en el sistema</w:t>
       </w:r>
-      <w:bookmarkEnd w:id="145"/>
+      <w:bookmarkEnd w:id="185"/>
     </w:p>
     <w:p>
       <w:r>
@@ -38240,7 +44738,6 @@
           <w:b/>
           <w:bCs/>
         </w:rPr>
-        <w:lastRenderedPageBreak/>
         <w:t xml:space="preserve">src/main/java/com/portly/domain/entity/Usuario.java: </w:t>
       </w:r>
       <w:r>
@@ -38277,13 +44774,14 @@
       <w:pPr>
         <w:pStyle w:val="Ttulo2"/>
       </w:pPr>
-      <w:bookmarkStart w:id="146" w:name="_ykmrpk3vtdmg" w:colFirst="0" w:colLast="0"/>
-      <w:bookmarkStart w:id="147" w:name="_Toc231342299"/>
-      <w:bookmarkEnd w:id="146"/>
-      <w:r>
+      <w:bookmarkStart w:id="186" w:name="_ykmrpk3vtdmg" w:colFirst="0" w:colLast="0"/>
+      <w:bookmarkStart w:id="187" w:name="_Toc231892483"/>
+      <w:bookmarkEnd w:id="186"/>
+      <w:r>
+        <w:lastRenderedPageBreak/>
         <w:t>Denunciar Portafolio Público</w:t>
       </w:r>
-      <w:bookmarkEnd w:id="147"/>
+      <w:bookmarkEnd w:id="187"/>
     </w:p>
     <w:p>
       <w:r>
@@ -38405,7 +44903,6 @@
           <w:b/>
           <w:bCs/>
         </w:rPr>
-        <w:lastRenderedPageBreak/>
         <w:t>src/main/java/com/portly/domain/repository/DenunciaIndividualRepository.java:</w:t>
       </w:r>
       <w:r>
@@ -38421,13 +44918,13 @@
       <w:pPr>
         <w:pStyle w:val="Ttulo2"/>
       </w:pPr>
-      <w:bookmarkStart w:id="148" w:name="_ubu5rkz76iy6" w:colFirst="0" w:colLast="0"/>
-      <w:bookmarkStart w:id="149" w:name="_Toc231342300"/>
-      <w:bookmarkEnd w:id="148"/>
+      <w:bookmarkStart w:id="188" w:name="_ubu5rkz76iy6" w:colFirst="0" w:colLast="0"/>
+      <w:bookmarkStart w:id="189" w:name="_Toc231892484"/>
+      <w:bookmarkEnd w:id="188"/>
       <w:r>
         <w:t>Generar reporte de usuarios en PDF</w:t>
       </w:r>
-      <w:bookmarkEnd w:id="149"/>
+      <w:bookmarkEnd w:id="189"/>
     </w:p>
     <w:p>
       <w:r>
@@ -38553,11 +45050,7 @@
         <w:t xml:space="preserve">src/main/java/com/portly/domain/repository/UsuarioRepository.java: </w:t>
       </w:r>
       <w:r>
-        <w:t xml:space="preserve">Repositorio Spring Data JPA que define el método de consulta personalizada </w:t>
-      </w:r>
-      <w:r>
-        <w:lastRenderedPageBreak/>
-        <w:t>findByFechaCreacionBetweenAndEstado con sintaxis JPQL (@Query) para filtrar a los usuarios por rango de fechas de creación y que opcionalmente coincidan con el estado provisto (gestionando la omisión del filtro cuando el parámetro es nulo).</w:t>
+        <w:t>Repositorio Spring Data JPA que define el método de consulta personalizada findByFechaCreacionBetweenAndEstado con sintaxis JPQL (@Query) para filtrar a los usuarios por rango de fechas de creación y que opcionalmente coincidan con el estado provisto (gestionando la omisión del filtro cuando el parámetro es nulo).</w:t>
       </w:r>
     </w:p>
     <w:p/>
@@ -38591,13 +45084,13 @@
       <w:pPr>
         <w:pStyle w:val="Ttulo2"/>
       </w:pPr>
-      <w:bookmarkStart w:id="150" w:name="_s8tcfjkl7c2c" w:colFirst="0" w:colLast="0"/>
-      <w:bookmarkStart w:id="151" w:name="_Toc231342301"/>
-      <w:bookmarkEnd w:id="150"/>
+      <w:bookmarkStart w:id="190" w:name="_s8tcfjkl7c2c" w:colFirst="0" w:colLast="0"/>
+      <w:bookmarkStart w:id="191" w:name="_Toc231892485"/>
+      <w:bookmarkEnd w:id="190"/>
       <w:r>
         <w:t>Generar reporte de habilidades en PDF</w:t>
       </w:r>
-      <w:bookmarkEnd w:id="151"/>
+      <w:bookmarkEnd w:id="191"/>
     </w:p>
     <w:p>
       <w:pPr>
@@ -38688,11 +45181,7 @@
         <w:t>src/main/java/com/portly/service/AdminReportService.java:</w:t>
       </w:r>
       <w:r>
-        <w:t xml:space="preserve"> Servicio de negocio que realiza la lógica de conversión temporal de fechas, invoca a los repositorios correspondientes (habilidadBlandaRepository y habilidadTecnicaRepository), une y ordena de mayor a menor las habilidades en función de la cantidad de usuarios que las registraron, y construye la estructura visual del reporte PDF utilizando la biblioteca iText 7. Dicha maquetación incluye </w:t>
-      </w:r>
-      <w:r>
-        <w:lastRenderedPageBreak/>
-        <w:t>título, metadatos, filtros y la tabla detallada con las columnas: Nombre de Habilidad, Tipo, y Cantidad de Usuarios.</w:t>
+        <w:t xml:space="preserve"> Servicio de negocio que realiza la lógica de conversión temporal de fechas, invoca a los repositorios correspondientes (habilidadBlandaRepository y habilidadTecnicaRepository), une y ordena de mayor a menor las habilidades en función de la cantidad de usuarios que las registraron, y construye la estructura visual del reporte PDF utilizando la biblioteca iText 7. Dicha maquetación incluye título, metadatos, filtros y la tabla detallada con las columnas: Nombre de Habilidad, Tipo, y Cantidad de Usuarios.</w:t>
       </w:r>
     </w:p>
     <w:p/>
@@ -38728,6 +45217,7 @@
           <w:b/>
           <w:bCs/>
         </w:rPr>
+        <w:lastRenderedPageBreak/>
         <w:t xml:space="preserve">src/main/java/com/portly/domain/repository/HabilidadBlandaRepository.java: </w:t>
       </w:r>
       <w:r>
@@ -38764,13 +45254,13 @@
       <w:pPr>
         <w:pStyle w:val="Ttulo2"/>
       </w:pPr>
-      <w:bookmarkStart w:id="152" w:name="_9gu9435jfrix" w:colFirst="0" w:colLast="0"/>
-      <w:bookmarkStart w:id="153" w:name="_Toc231342302"/>
-      <w:bookmarkEnd w:id="152"/>
+      <w:bookmarkStart w:id="192" w:name="_9gu9435jfrix" w:colFirst="0" w:colLast="0"/>
+      <w:bookmarkStart w:id="193" w:name="_Toc231892486"/>
+      <w:bookmarkEnd w:id="192"/>
       <w:r>
         <w:t>Generar reporte de uso de plantillas de portafolios en PDF</w:t>
       </w:r>
-      <w:bookmarkEnd w:id="153"/>
+      <w:bookmarkEnd w:id="193"/>
     </w:p>
     <w:p>
       <w:r>
@@ -38817,7 +45307,6 @@
           <w:b/>
           <w:bCs/>
         </w:rPr>
-        <w:lastRenderedPageBreak/>
         <w:t>src/router/AppRouter.tsx:</w:t>
       </w:r>
       <w:r>
@@ -38862,7 +45351,11 @@
         <w:t>src/main/java/com/portly/service/AdminReportService.java:</w:t>
       </w:r>
       <w:r>
-        <w:t xml:space="preserve"> Servicio de negocio que realiza el procesamiento temporal de las fechas (extendiéndolas desde el inicio del día desde hasta el final del día hasta), invoca al repositorio para recuperar las estadísticas de plantillas y construye la estructura visual del reporte PDF utilizando la librería iText 7. Dicha maquetación incluye título, metadatos, filtros y la tabla detallada ordenada de mayor a menor uso con las columnas: Numeración, Nombre de plantilla, Usuarios que la usan y Estado.</w:t>
+        <w:t xml:space="preserve"> Servicio de negocio que realiza el procesamiento temporal de las fechas (extendiéndolas desde el inicio del día desde hasta el final del día hasta), invoca al repositorio para recuperar las estadísticas de plantillas y construye la estructura visual del reporte PDF utilizando la librería iText 7. Dicha </w:t>
+      </w:r>
+      <w:r>
+        <w:lastRenderedPageBreak/>
+        <w:t>maquetación incluye título, metadatos, filtros y la tabla detallada ordenada de mayor a menor uso con las columnas: Numeración, Nombre de plantilla, Usuarios que la usan y Estado.</w:t>
       </w:r>
     </w:p>
     <w:p/>
@@ -38922,13 +45415,13 @@
       <w:pPr>
         <w:pStyle w:val="Ttulo2"/>
       </w:pPr>
-      <w:bookmarkStart w:id="154" w:name="_ck3f4e8fa48m" w:colFirst="0" w:colLast="0"/>
-      <w:bookmarkStart w:id="155" w:name="_Toc231342303"/>
-      <w:bookmarkEnd w:id="154"/>
+      <w:bookmarkStart w:id="194" w:name="_ck3f4e8fa48m" w:colFirst="0" w:colLast="0"/>
+      <w:bookmarkStart w:id="195" w:name="_Toc231892487"/>
+      <w:bookmarkEnd w:id="194"/>
       <w:r>
         <w:t>Visualizar listado de denuncias</w:t>
       </w:r>
-      <w:bookmarkEnd w:id="155"/>
+      <w:bookmarkEnd w:id="195"/>
     </w:p>
     <w:p>
       <w:pPr>
@@ -38977,7 +45470,6 @@
           <w:b/>
           <w:bCs/>
         </w:rPr>
-        <w:lastRenderedPageBreak/>
         <w:t>src/modules/admin/infrastructure/repositories/HttpAdminComplaintRepository.ts:</w:t>
       </w:r>
       <w:r>
@@ -39058,13 +45550,13 @@
       <w:pPr>
         <w:pStyle w:val="Ttulo2"/>
       </w:pPr>
-      <w:bookmarkStart w:id="156" w:name="_v7yfzufqo8s" w:colFirst="0" w:colLast="0"/>
-      <w:bookmarkStart w:id="157" w:name="_Toc231342304"/>
-      <w:bookmarkEnd w:id="156"/>
+      <w:bookmarkStart w:id="196" w:name="_v7yfzufqo8s" w:colFirst="0" w:colLast="0"/>
+      <w:bookmarkStart w:id="197" w:name="_Toc231892488"/>
+      <w:bookmarkEnd w:id="196"/>
       <w:r>
         <w:t>Atender listado de denuncias de un portafolio</w:t>
       </w:r>
-      <w:bookmarkEnd w:id="157"/>
+      <w:bookmarkEnd w:id="197"/>
     </w:p>
     <w:p>
       <w:r>
@@ -39119,11 +45611,7 @@
         <w:t xml:space="preserve">src/modules/admin/infrastructure/repositories/HttpAdminComplaintRepository.ts: </w:t>
       </w:r>
       <w:r>
-        <w:t xml:space="preserve">Contiene los métodos que ejecutan las llamadas HTTP para cada acción resolutiva: </w:t>
-      </w:r>
-      <w:r>
-        <w:lastRenderedPageBreak/>
-        <w:t>updateStatus (para el PATCH de revisión), createSuspension (para suspender) y restrictUser (para restringir).</w:t>
+        <w:t>Contiene los métodos que ejecutan las llamadas HTTP para cada acción resolutiva: updateStatus (para el PATCH de revisión), createSuspension (para suspender) y restrictUser (para restringir).</w:t>
       </w:r>
     </w:p>
     <w:p>
@@ -39189,13 +45677,13 @@
       <w:pPr>
         <w:pStyle w:val="Ttulo2"/>
       </w:pPr>
-      <w:bookmarkStart w:id="158" w:name="_8igjg1n4kagm" w:colFirst="0" w:colLast="0"/>
-      <w:bookmarkStart w:id="159" w:name="_Toc231342305"/>
-      <w:bookmarkEnd w:id="158"/>
+      <w:bookmarkStart w:id="198" w:name="_8igjg1n4kagm" w:colFirst="0" w:colLast="0"/>
+      <w:bookmarkStart w:id="199" w:name="_Toc231892489"/>
+      <w:bookmarkEnd w:id="198"/>
       <w:r>
         <w:t>Reactivar cuenta de un usuario</w:t>
       </w:r>
-      <w:bookmarkEnd w:id="159"/>
+      <w:bookmarkEnd w:id="199"/>
     </w:p>
     <w:p>
       <w:r>
@@ -39280,7 +45768,6 @@
           <w:b/>
           <w:bCs/>
         </w:rPr>
-        <w:lastRenderedPageBreak/>
         <w:t xml:space="preserve">src/main/java/com/portly/service/SuspensionService.java: </w:t>
       </w:r>
       <w:r>
@@ -39346,27 +45833,16 @@
     <w:p>
       <w:pPr>
         <w:pStyle w:val="Ttulo2"/>
-        <w:spacing w:after="0"/>
-      </w:pPr>
-      <w:bookmarkStart w:id="160" w:name="_uw6ods2ov5y6" w:colFirst="0" w:colLast="0"/>
-      <w:bookmarkStart w:id="161" w:name="_Toc231342306"/>
-      <w:bookmarkEnd w:id="160"/>
-      <w:r>
-        <w:t>Reactivar cuenta de un usuario</w:t>
-      </w:r>
-      <w:bookmarkEnd w:id="161"/>
-    </w:p>
-    <w:p>
-      <w:pPr>
-        <w:pStyle w:val="Ttulo2"/>
-      </w:pPr>
-      <w:bookmarkStart w:id="162" w:name="_3931sw7wh7rj" w:colFirst="0" w:colLast="0"/>
-      <w:bookmarkStart w:id="163" w:name="_Toc231342307"/>
-      <w:bookmarkEnd w:id="162"/>
+      </w:pPr>
+      <w:bookmarkStart w:id="200" w:name="_uw6ods2ov5y6" w:colFirst="0" w:colLast="0"/>
+      <w:bookmarkStart w:id="201" w:name="_3931sw7wh7rj" w:colFirst="0" w:colLast="0"/>
+      <w:bookmarkStart w:id="202" w:name="_Toc231892490"/>
+      <w:bookmarkEnd w:id="200"/>
+      <w:bookmarkEnd w:id="201"/>
       <w:r>
         <w:t>Solicitar reactivación de cuenta</w:t>
       </w:r>
-      <w:bookmarkEnd w:id="163"/>
+      <w:bookmarkEnd w:id="202"/>
     </w:p>
     <w:p>
       <w:r>
@@ -39383,7 +45859,11 @@
         <w:t>src/modules/profile/presentation/components/AppealModal.tsx:</w:t>
       </w:r>
       <w:r>
-        <w:t xml:space="preserve"> Es el componente principal (Modal) que se le muestra a un usuario cuando su cuenta ha sido suspendida o restringida. Contiene el formulario donde el usuario puede redactar el motivo de su apelación y realiza directamente la petición HTTP (POST /api/appeal) utilizando el cliente configurado (httpClient). Además, maneja estados visuales como "Apelación en trámite" o "Apelación enviada".</w:t>
+        <w:t xml:space="preserve"> Es el componente principal (Modal) que se le muestra a un usuario cuando su cuenta ha sido suspendida o restringida. Contiene el formulario donde el usuario puede redactar el motivo de su apelación y realiza directamente la petición HTTP (POST /api/appeal) utilizando el cliente configurado </w:t>
+      </w:r>
+      <w:r>
+        <w:lastRenderedPageBreak/>
+        <w:t>(httpClient). Además, maneja estados visuales como "Apelación en trámite" o "Apelación enviada".</w:t>
       </w:r>
     </w:p>
     <w:p/>
@@ -39462,13 +45942,13 @@
       <w:pPr>
         <w:pStyle w:val="Ttulo1"/>
       </w:pPr>
-      <w:bookmarkStart w:id="164" w:name="_tq5bcm8n3421" w:colFirst="0" w:colLast="0"/>
-      <w:bookmarkStart w:id="165" w:name="_Toc231342308"/>
-      <w:bookmarkEnd w:id="164"/>
+      <w:bookmarkStart w:id="203" w:name="_tq5bcm8n3421" w:colFirst="0" w:colLast="0"/>
+      <w:bookmarkStart w:id="204" w:name="_Toc231892491"/>
+      <w:bookmarkEnd w:id="203"/>
       <w:r>
         <w:t>Referencias bibliográficas y estándares</w:t>
       </w:r>
-      <w:bookmarkEnd w:id="165"/>
+      <w:bookmarkEnd w:id="204"/>
     </w:p>
     <w:p>
       <w:pPr>
@@ -39579,6 +46059,7 @@
     <w:p/>
     <w:p>
       <w:r>
+        <w:lastRenderedPageBreak/>
         <w:t xml:space="preserve">Martin, R. C. (2008). </w:t>
       </w:r>
       <w:r>
@@ -39738,13 +46219,13 @@
       <w:pPr>
         <w:pStyle w:val="Ttulo1"/>
       </w:pPr>
-      <w:bookmarkStart w:id="166" w:name="_l545f518dyqd" w:colFirst="0" w:colLast="0"/>
-      <w:bookmarkStart w:id="167" w:name="_Toc231342309"/>
-      <w:bookmarkEnd w:id="166"/>
+      <w:bookmarkStart w:id="205" w:name="_l545f518dyqd" w:colFirst="0" w:colLast="0"/>
+      <w:bookmarkStart w:id="206" w:name="_Toc231892492"/>
+      <w:bookmarkEnd w:id="205"/>
       <w:r>
         <w:t>Anexos</w:t>
       </w:r>
-      <w:bookmarkEnd w:id="167"/>
+      <w:bookmarkEnd w:id="206"/>
     </w:p>
     <w:p/>
     <w:p>
@@ -39754,8 +46235,9 @@
       <w:r>
         <w:rPr>
           <w:noProof/>
-          <w:lang w:eastAsia="es-MX"/>
-        </w:rPr>
+          <w:lang w:val="en-US"/>
+        </w:rPr>
+        <w:lastRenderedPageBreak/>
         <w:drawing>
           <wp:inline distT="114300" distB="114300" distL="114300" distR="114300" wp14:anchorId="64B39855" wp14:editId="58E7E45F">
             <wp:extent cx="5399730" cy="5054600"/>
@@ -39797,8 +46279,8 @@
       <w:pPr>
         <w:pStyle w:val="Descripcin"/>
       </w:pPr>
-      <w:bookmarkStart w:id="168" w:name="_Ref_fig7"/>
-      <w:bookmarkStart w:id="169" w:name="_Toc231340885"/>
+      <w:bookmarkStart w:id="207" w:name="_Ref_fig7"/>
+      <w:bookmarkStart w:id="208" w:name="_Toc231340885"/>
       <w:r>
         <w:t xml:space="preserve">Figura </w:t>
       </w:r>
@@ -39820,14 +46302,14 @@
       <w:r>
         <w:fldChar w:fldCharType="end"/>
       </w:r>
-      <w:bookmarkEnd w:id="168"/>
+      <w:bookmarkEnd w:id="207"/>
       <w:r>
         <w:rPr>
           <w:noProof/>
         </w:rPr>
         <w:t xml:space="preserve"> Diagrama de Base de datos</w:t>
       </w:r>
-      <w:bookmarkEnd w:id="169"/>
+      <w:bookmarkEnd w:id="208"/>
     </w:p>
     <w:p/>
     <w:sectPr>
@@ -39876,7 +46358,7 @@
     <w:r>
       <w:rPr>
         <w:noProof/>
-        <w:lang w:eastAsia="es-MX"/>
+        <w:lang w:val="en-US"/>
       </w:rPr>
       <w:drawing>
         <wp:anchor distT="0" distB="0" distL="0" distR="0" simplePos="0" relativeHeight="251131392" behindDoc="1" locked="0" layoutInCell="1" hidden="0" allowOverlap="1" wp14:anchorId="631681E8" wp14:editId="71829CFC">
@@ -39936,7 +46418,6 @@
         <w:docPartUnique/>
       </w:docPartObj>
     </w:sdtPr>
-    <w:sdtEndPr/>
     <w:sdtContent>
       <w:p>
         <w:pPr>
@@ -39957,7 +46438,7 @@
             <w:noProof/>
             <w:lang w:val="es-ES"/>
           </w:rPr>
-          <w:t>43</w:t>
+          <w:t>50</w:t>
         </w:r>
         <w:r>
           <w:fldChar w:fldCharType="end"/>
@@ -40010,7 +46491,7 @@
     <w:r>
       <w:rPr>
         <w:noProof/>
-        <w:lang w:eastAsia="es-MX"/>
+        <w:lang w:val="en-US"/>
       </w:rPr>
       <w:drawing>
         <wp:anchor distT="0" distB="0" distL="0" distR="0" simplePos="0" relativeHeight="251130368" behindDoc="1" locked="0" layoutInCell="1" hidden="0" allowOverlap="1" wp14:anchorId="7005C13C" wp14:editId="27D31994">
@@ -40062,7 +46543,7 @@
     <w:r>
       <w:rPr>
         <w:noProof/>
-        <w:lang w:eastAsia="es-MX"/>
+        <w:lang w:val="en-US"/>
       </w:rPr>
       <mc:AlternateContent>
         <mc:Choice Requires="wps">
@@ -40156,6 +46637,23 @@
 <file path=word/numbering.xml><?xml version="1.0" encoding="utf-8"?>
 <w:numbering xmlns:wpc="http://schemas.microsoft.com/office/word/2010/wordprocessingCanvas" xmlns:cx="http://schemas.microsoft.com/office/drawing/2014/chartex" xmlns:mc="http://schemas.openxmlformats.org/markup-compatibility/2006" xmlns:o="urn:schemas-microsoft-com:office:office" xmlns:r="http://schemas.openxmlformats.org/officeDocument/2006/relationships" xmlns:m="http://schemas.openxmlformats.org/officeDocument/2006/math" xmlns:v="urn:schemas-microsoft-com:vml" xmlns:wp14="http://schemas.microsoft.com/office/word/2010/wordprocessingDrawing" xmlns:wp="http://schemas.openxmlformats.org/drawingml/2006/wordprocessingDrawing" xmlns:w10="urn:schemas-microsoft-com:office:word" xmlns:w="http://schemas.openxmlformats.org/wordprocessingml/2006/main" xmlns:w14="http://schemas.microsoft.com/office/word/2010/wordml" xmlns:w15="http://schemas.microsoft.com/office/word/2012/wordml" xmlns:w16se="http://schemas.microsoft.com/office/word/2015/wordml/symex" xmlns:wpg="http://schemas.microsoft.com/office/word/2010/wordprocessingGroup" xmlns:wpi="http://schemas.microsoft.com/office/word/2010/wordprocessingInk" xmlns:wne="http://schemas.microsoft.com/office/word/2006/wordml" xmlns:wps="http://schemas.microsoft.com/office/word/2010/wordprocessingShape" mc:Ignorable="w14 w15 w16se wp14">
   <w:abstractNum w:abstractNumId="0" w15:restartNumberingAfterBreak="0">
+    <w:nsid w:val="FFFFFF88"/>
+    <w:multiLevelType w:val="singleLevel"/>
+    <w:tmpl w:val="3856B8EE"/>
+    <w:lvl w:ilvl="0">
+      <w:start w:val="1"/>
+      <w:numFmt w:val="decimal"/>
+      <w:lvlText w:val="%1."/>
+      <w:lvlJc w:val="left"/>
+      <w:pPr>
+        <w:tabs>
+          <w:tab w:val="num" w:pos="360"/>
+        </w:tabs>
+        <w:ind w:left="360" w:hanging="360"/>
+      </w:pPr>
+    </w:lvl>
+  </w:abstractNum>
+  <w:abstractNum w:abstractNumId="1" w15:restartNumberingAfterBreak="0">
     <w:nsid w:val="025945F8"/>
     <w:multiLevelType w:val="multilevel"/>
     <w:tmpl w:val="FDDC6F88"/>
@@ -40268,7 +46766,7 @@
       </w:rPr>
     </w:lvl>
   </w:abstractNum>
-  <w:abstractNum w:abstractNumId="1" w15:restartNumberingAfterBreak="0">
+  <w:abstractNum w:abstractNumId="2" w15:restartNumberingAfterBreak="0">
     <w:nsid w:val="041667D3"/>
     <w:multiLevelType w:val="multilevel"/>
     <w:tmpl w:val="ACBC1B84"/>
@@ -40381,7 +46879,7 @@
       </w:rPr>
     </w:lvl>
   </w:abstractNum>
-  <w:abstractNum w:abstractNumId="2" w15:restartNumberingAfterBreak="0">
+  <w:abstractNum w:abstractNumId="3" w15:restartNumberingAfterBreak="0">
     <w:nsid w:val="04736F80"/>
     <w:multiLevelType w:val="multilevel"/>
     <w:tmpl w:val="DB166F3A"/>
@@ -40525,7 +47023,120 @@
       </w:rPr>
     </w:lvl>
   </w:abstractNum>
-  <w:abstractNum w:abstractNumId="3" w15:restartNumberingAfterBreak="0">
+  <w:abstractNum w:abstractNumId="4" w15:restartNumberingAfterBreak="0">
+    <w:nsid w:val="04BD6AA2"/>
+    <w:multiLevelType w:val="hybridMultilevel"/>
+    <w:tmpl w:val="0AE423F2"/>
+    <w:lvl w:ilvl="0" w:tplc="04090001">
+      <w:start w:val="1"/>
+      <w:numFmt w:val="bullet"/>
+      <w:lvlText w:val=""/>
+      <w:lvlJc w:val="left"/>
+      <w:pPr>
+        <w:ind w:left="720" w:hanging="360"/>
+      </w:pPr>
+      <w:rPr>
+        <w:rFonts w:ascii="Symbol" w:hAnsi="Symbol" w:hint="default"/>
+      </w:rPr>
+    </w:lvl>
+    <w:lvl w:ilvl="1" w:tplc="04090003" w:tentative="1">
+      <w:start w:val="1"/>
+      <w:numFmt w:val="bullet"/>
+      <w:lvlText w:val="o"/>
+      <w:lvlJc w:val="left"/>
+      <w:pPr>
+        <w:ind w:left="1440" w:hanging="360"/>
+      </w:pPr>
+      <w:rPr>
+        <w:rFonts w:ascii="Courier New" w:hAnsi="Courier New" w:cs="Courier New" w:hint="default"/>
+      </w:rPr>
+    </w:lvl>
+    <w:lvl w:ilvl="2" w:tplc="04090005" w:tentative="1">
+      <w:start w:val="1"/>
+      <w:numFmt w:val="bullet"/>
+      <w:lvlText w:val=""/>
+      <w:lvlJc w:val="left"/>
+      <w:pPr>
+        <w:ind w:left="2160" w:hanging="360"/>
+      </w:pPr>
+      <w:rPr>
+        <w:rFonts w:ascii="Wingdings" w:hAnsi="Wingdings" w:hint="default"/>
+      </w:rPr>
+    </w:lvl>
+    <w:lvl w:ilvl="3" w:tplc="04090001" w:tentative="1">
+      <w:start w:val="1"/>
+      <w:numFmt w:val="bullet"/>
+      <w:lvlText w:val=""/>
+      <w:lvlJc w:val="left"/>
+      <w:pPr>
+        <w:ind w:left="2880" w:hanging="360"/>
+      </w:pPr>
+      <w:rPr>
+        <w:rFonts w:ascii="Symbol" w:hAnsi="Symbol" w:hint="default"/>
+      </w:rPr>
+    </w:lvl>
+    <w:lvl w:ilvl="4" w:tplc="04090003" w:tentative="1">
+      <w:start w:val="1"/>
+      <w:numFmt w:val="bullet"/>
+      <w:lvlText w:val="o"/>
+      <w:lvlJc w:val="left"/>
+      <w:pPr>
+        <w:ind w:left="3600" w:hanging="360"/>
+      </w:pPr>
+      <w:rPr>
+        <w:rFonts w:ascii="Courier New" w:hAnsi="Courier New" w:cs="Courier New" w:hint="default"/>
+      </w:rPr>
+    </w:lvl>
+    <w:lvl w:ilvl="5" w:tplc="04090005" w:tentative="1">
+      <w:start w:val="1"/>
+      <w:numFmt w:val="bullet"/>
+      <w:lvlText w:val=""/>
+      <w:lvlJc w:val="left"/>
+      <w:pPr>
+        <w:ind w:left="4320" w:hanging="360"/>
+      </w:pPr>
+      <w:rPr>
+        <w:rFonts w:ascii="Wingdings" w:hAnsi="Wingdings" w:hint="default"/>
+      </w:rPr>
+    </w:lvl>
+    <w:lvl w:ilvl="6" w:tplc="04090001" w:tentative="1">
+      <w:start w:val="1"/>
+      <w:numFmt w:val="bullet"/>
+      <w:lvlText w:val=""/>
+      <w:lvlJc w:val="left"/>
+      <w:pPr>
+        <w:ind w:left="5040" w:hanging="360"/>
+      </w:pPr>
+      <w:rPr>
+        <w:rFonts w:ascii="Symbol" w:hAnsi="Symbol" w:hint="default"/>
+      </w:rPr>
+    </w:lvl>
+    <w:lvl w:ilvl="7" w:tplc="04090003" w:tentative="1">
+      <w:start w:val="1"/>
+      <w:numFmt w:val="bullet"/>
+      <w:lvlText w:val="o"/>
+      <w:lvlJc w:val="left"/>
+      <w:pPr>
+        <w:ind w:left="5760" w:hanging="360"/>
+      </w:pPr>
+      <w:rPr>
+        <w:rFonts w:ascii="Courier New" w:hAnsi="Courier New" w:cs="Courier New" w:hint="default"/>
+      </w:rPr>
+    </w:lvl>
+    <w:lvl w:ilvl="8" w:tplc="04090005" w:tentative="1">
+      <w:start w:val="1"/>
+      <w:numFmt w:val="bullet"/>
+      <w:lvlText w:val=""/>
+      <w:lvlJc w:val="left"/>
+      <w:pPr>
+        <w:ind w:left="6480" w:hanging="360"/>
+      </w:pPr>
+      <w:rPr>
+        <w:rFonts w:ascii="Wingdings" w:hAnsi="Wingdings" w:hint="default"/>
+      </w:rPr>
+    </w:lvl>
+  </w:abstractNum>
+  <w:abstractNum w:abstractNumId="5" w15:restartNumberingAfterBreak="0">
     <w:nsid w:val="0A5626A3"/>
     <w:multiLevelType w:val="multilevel"/>
     <w:tmpl w:val="EFE83D10"/>
@@ -40638,7 +47249,7 @@
       </w:rPr>
     </w:lvl>
   </w:abstractNum>
-  <w:abstractNum w:abstractNumId="4" w15:restartNumberingAfterBreak="0">
+  <w:abstractNum w:abstractNumId="6" w15:restartNumberingAfterBreak="0">
     <w:nsid w:val="10373197"/>
     <w:multiLevelType w:val="multilevel"/>
     <w:tmpl w:val="7A2C4ED8"/>
@@ -40751,7 +47362,7 @@
       </w:rPr>
     </w:lvl>
   </w:abstractNum>
-  <w:abstractNum w:abstractNumId="5" w15:restartNumberingAfterBreak="0">
+  <w:abstractNum w:abstractNumId="7" w15:restartNumberingAfterBreak="0">
     <w:nsid w:val="10DB4DAE"/>
     <w:multiLevelType w:val="multilevel"/>
     <w:tmpl w:val="9850B636"/>
@@ -40864,7 +47475,7 @@
       </w:rPr>
     </w:lvl>
   </w:abstractNum>
-  <w:abstractNum w:abstractNumId="6" w15:restartNumberingAfterBreak="0">
+  <w:abstractNum w:abstractNumId="8" w15:restartNumberingAfterBreak="0">
     <w:nsid w:val="12D34FD5"/>
     <w:multiLevelType w:val="multilevel"/>
     <w:tmpl w:val="AD345392"/>
@@ -40977,7 +47588,7 @@
       </w:rPr>
     </w:lvl>
   </w:abstractNum>
-  <w:abstractNum w:abstractNumId="7" w15:restartNumberingAfterBreak="0">
+  <w:abstractNum w:abstractNumId="9" w15:restartNumberingAfterBreak="0">
     <w:nsid w:val="12F03CC6"/>
     <w:multiLevelType w:val="multilevel"/>
     <w:tmpl w:val="91480DD0"/>
@@ -41090,7 +47701,120 @@
       </w:rPr>
     </w:lvl>
   </w:abstractNum>
-  <w:abstractNum w:abstractNumId="8" w15:restartNumberingAfterBreak="0">
+  <w:abstractNum w:abstractNumId="10" w15:restartNumberingAfterBreak="0">
+    <w:nsid w:val="1AD10042"/>
+    <w:multiLevelType w:val="hybridMultilevel"/>
+    <w:tmpl w:val="21EE09BA"/>
+    <w:lvl w:ilvl="0" w:tplc="04090001">
+      <w:start w:val="1"/>
+      <w:numFmt w:val="bullet"/>
+      <w:lvlText w:val=""/>
+      <w:lvlJc w:val="left"/>
+      <w:pPr>
+        <w:ind w:left="720" w:hanging="360"/>
+      </w:pPr>
+      <w:rPr>
+        <w:rFonts w:ascii="Symbol" w:hAnsi="Symbol" w:hint="default"/>
+      </w:rPr>
+    </w:lvl>
+    <w:lvl w:ilvl="1" w:tplc="04090003" w:tentative="1">
+      <w:start w:val="1"/>
+      <w:numFmt w:val="bullet"/>
+      <w:lvlText w:val="o"/>
+      <w:lvlJc w:val="left"/>
+      <w:pPr>
+        <w:ind w:left="1440" w:hanging="360"/>
+      </w:pPr>
+      <w:rPr>
+        <w:rFonts w:ascii="Courier New" w:hAnsi="Courier New" w:cs="Courier New" w:hint="default"/>
+      </w:rPr>
+    </w:lvl>
+    <w:lvl w:ilvl="2" w:tplc="04090005" w:tentative="1">
+      <w:start w:val="1"/>
+      <w:numFmt w:val="bullet"/>
+      <w:lvlText w:val=""/>
+      <w:lvlJc w:val="left"/>
+      <w:pPr>
+        <w:ind w:left="2160" w:hanging="360"/>
+      </w:pPr>
+      <w:rPr>
+        <w:rFonts w:ascii="Wingdings" w:hAnsi="Wingdings" w:hint="default"/>
+      </w:rPr>
+    </w:lvl>
+    <w:lvl w:ilvl="3" w:tplc="04090001" w:tentative="1">
+      <w:start w:val="1"/>
+      <w:numFmt w:val="bullet"/>
+      <w:lvlText w:val=""/>
+      <w:lvlJc w:val="left"/>
+      <w:pPr>
+        <w:ind w:left="2880" w:hanging="360"/>
+      </w:pPr>
+      <w:rPr>
+        <w:rFonts w:ascii="Symbol" w:hAnsi="Symbol" w:hint="default"/>
+      </w:rPr>
+    </w:lvl>
+    <w:lvl w:ilvl="4" w:tplc="04090003" w:tentative="1">
+      <w:start w:val="1"/>
+      <w:numFmt w:val="bullet"/>
+      <w:lvlText w:val="o"/>
+      <w:lvlJc w:val="left"/>
+      <w:pPr>
+        <w:ind w:left="3600" w:hanging="360"/>
+      </w:pPr>
+      <w:rPr>
+        <w:rFonts w:ascii="Courier New" w:hAnsi="Courier New" w:cs="Courier New" w:hint="default"/>
+      </w:rPr>
+    </w:lvl>
+    <w:lvl w:ilvl="5" w:tplc="04090005" w:tentative="1">
+      <w:start w:val="1"/>
+      <w:numFmt w:val="bullet"/>
+      <w:lvlText w:val=""/>
+      <w:lvlJc w:val="left"/>
+      <w:pPr>
+        <w:ind w:left="4320" w:hanging="360"/>
+      </w:pPr>
+      <w:rPr>
+        <w:rFonts w:ascii="Wingdings" w:hAnsi="Wingdings" w:hint="default"/>
+      </w:rPr>
+    </w:lvl>
+    <w:lvl w:ilvl="6" w:tplc="04090001" w:tentative="1">
+      <w:start w:val="1"/>
+      <w:numFmt w:val="bullet"/>
+      <w:lvlText w:val=""/>
+      <w:lvlJc w:val="left"/>
+      <w:pPr>
+        <w:ind w:left="5040" w:hanging="360"/>
+      </w:pPr>
+      <w:rPr>
+        <w:rFonts w:ascii="Symbol" w:hAnsi="Symbol" w:hint="default"/>
+      </w:rPr>
+    </w:lvl>
+    <w:lvl w:ilvl="7" w:tplc="04090003" w:tentative="1">
+      <w:start w:val="1"/>
+      <w:numFmt w:val="bullet"/>
+      <w:lvlText w:val="o"/>
+      <w:lvlJc w:val="left"/>
+      <w:pPr>
+        <w:ind w:left="5760" w:hanging="360"/>
+      </w:pPr>
+      <w:rPr>
+        <w:rFonts w:ascii="Courier New" w:hAnsi="Courier New" w:cs="Courier New" w:hint="default"/>
+      </w:rPr>
+    </w:lvl>
+    <w:lvl w:ilvl="8" w:tplc="04090005" w:tentative="1">
+      <w:start w:val="1"/>
+      <w:numFmt w:val="bullet"/>
+      <w:lvlText w:val=""/>
+      <w:lvlJc w:val="left"/>
+      <w:pPr>
+        <w:ind w:left="6480" w:hanging="360"/>
+      </w:pPr>
+      <w:rPr>
+        <w:rFonts w:ascii="Wingdings" w:hAnsi="Wingdings" w:hint="default"/>
+      </w:rPr>
+    </w:lvl>
+  </w:abstractNum>
+  <w:abstractNum w:abstractNumId="11" w15:restartNumberingAfterBreak="0">
     <w:nsid w:val="1E5439F9"/>
     <w:multiLevelType w:val="multilevel"/>
     <w:tmpl w:val="8E70C8E8"/>
@@ -41203,7 +47927,120 @@
       </w:rPr>
     </w:lvl>
   </w:abstractNum>
-  <w:abstractNum w:abstractNumId="9" w15:restartNumberingAfterBreak="0">
+  <w:abstractNum w:abstractNumId="12" w15:restartNumberingAfterBreak="0">
+    <w:nsid w:val="26722E27"/>
+    <w:multiLevelType w:val="hybridMultilevel"/>
+    <w:tmpl w:val="9CD2AFD4"/>
+    <w:lvl w:ilvl="0" w:tplc="04090001">
+      <w:start w:val="1"/>
+      <w:numFmt w:val="bullet"/>
+      <w:lvlText w:val=""/>
+      <w:lvlJc w:val="left"/>
+      <w:pPr>
+        <w:ind w:left="720" w:hanging="360"/>
+      </w:pPr>
+      <w:rPr>
+        <w:rFonts w:ascii="Symbol" w:hAnsi="Symbol" w:hint="default"/>
+      </w:rPr>
+    </w:lvl>
+    <w:lvl w:ilvl="1" w:tplc="04090003" w:tentative="1">
+      <w:start w:val="1"/>
+      <w:numFmt w:val="bullet"/>
+      <w:lvlText w:val="o"/>
+      <w:lvlJc w:val="left"/>
+      <w:pPr>
+        <w:ind w:left="1440" w:hanging="360"/>
+      </w:pPr>
+      <w:rPr>
+        <w:rFonts w:ascii="Courier New" w:hAnsi="Courier New" w:cs="Courier New" w:hint="default"/>
+      </w:rPr>
+    </w:lvl>
+    <w:lvl w:ilvl="2" w:tplc="04090005" w:tentative="1">
+      <w:start w:val="1"/>
+      <w:numFmt w:val="bullet"/>
+      <w:lvlText w:val=""/>
+      <w:lvlJc w:val="left"/>
+      <w:pPr>
+        <w:ind w:left="2160" w:hanging="360"/>
+      </w:pPr>
+      <w:rPr>
+        <w:rFonts w:ascii="Wingdings" w:hAnsi="Wingdings" w:hint="default"/>
+      </w:rPr>
+    </w:lvl>
+    <w:lvl w:ilvl="3" w:tplc="04090001" w:tentative="1">
+      <w:start w:val="1"/>
+      <w:numFmt w:val="bullet"/>
+      <w:lvlText w:val=""/>
+      <w:lvlJc w:val="left"/>
+      <w:pPr>
+        <w:ind w:left="2880" w:hanging="360"/>
+      </w:pPr>
+      <w:rPr>
+        <w:rFonts w:ascii="Symbol" w:hAnsi="Symbol" w:hint="default"/>
+      </w:rPr>
+    </w:lvl>
+    <w:lvl w:ilvl="4" w:tplc="04090003" w:tentative="1">
+      <w:start w:val="1"/>
+      <w:numFmt w:val="bullet"/>
+      <w:lvlText w:val="o"/>
+      <w:lvlJc w:val="left"/>
+      <w:pPr>
+        <w:ind w:left="3600" w:hanging="360"/>
+      </w:pPr>
+      <w:rPr>
+        <w:rFonts w:ascii="Courier New" w:hAnsi="Courier New" w:cs="Courier New" w:hint="default"/>
+      </w:rPr>
+    </w:lvl>
+    <w:lvl w:ilvl="5" w:tplc="04090005" w:tentative="1">
+      <w:start w:val="1"/>
+      <w:numFmt w:val="bullet"/>
+      <w:lvlText w:val=""/>
+      <w:lvlJc w:val="left"/>
+      <w:pPr>
+        <w:ind w:left="4320" w:hanging="360"/>
+      </w:pPr>
+      <w:rPr>
+        <w:rFonts w:ascii="Wingdings" w:hAnsi="Wingdings" w:hint="default"/>
+      </w:rPr>
+    </w:lvl>
+    <w:lvl w:ilvl="6" w:tplc="04090001" w:tentative="1">
+      <w:start w:val="1"/>
+      <w:numFmt w:val="bullet"/>
+      <w:lvlText w:val=""/>
+      <w:lvlJc w:val="left"/>
+      <w:pPr>
+        <w:ind w:left="5040" w:hanging="360"/>
+      </w:pPr>
+      <w:rPr>
+        <w:rFonts w:ascii="Symbol" w:hAnsi="Symbol" w:hint="default"/>
+      </w:rPr>
+    </w:lvl>
+    <w:lvl w:ilvl="7" w:tplc="04090003" w:tentative="1">
+      <w:start w:val="1"/>
+      <w:numFmt w:val="bullet"/>
+      <w:lvlText w:val="o"/>
+      <w:lvlJc w:val="left"/>
+      <w:pPr>
+        <w:ind w:left="5760" w:hanging="360"/>
+      </w:pPr>
+      <w:rPr>
+        <w:rFonts w:ascii="Courier New" w:hAnsi="Courier New" w:cs="Courier New" w:hint="default"/>
+      </w:rPr>
+    </w:lvl>
+    <w:lvl w:ilvl="8" w:tplc="04090005" w:tentative="1">
+      <w:start w:val="1"/>
+      <w:numFmt w:val="bullet"/>
+      <w:lvlText w:val=""/>
+      <w:lvlJc w:val="left"/>
+      <w:pPr>
+        <w:ind w:left="6480" w:hanging="360"/>
+      </w:pPr>
+      <w:rPr>
+        <w:rFonts w:ascii="Wingdings" w:hAnsi="Wingdings" w:hint="default"/>
+      </w:rPr>
+    </w:lvl>
+  </w:abstractNum>
+  <w:abstractNum w:abstractNumId="13" w15:restartNumberingAfterBreak="0">
     <w:nsid w:val="26D62415"/>
     <w:multiLevelType w:val="multilevel"/>
     <w:tmpl w:val="FC088382"/>
@@ -41316,7 +48153,7 @@
       </w:rPr>
     </w:lvl>
   </w:abstractNum>
-  <w:abstractNum w:abstractNumId="10" w15:restartNumberingAfterBreak="0">
+  <w:abstractNum w:abstractNumId="14" w15:restartNumberingAfterBreak="0">
     <w:nsid w:val="31787837"/>
     <w:multiLevelType w:val="multilevel"/>
     <w:tmpl w:val="73B2E2F2"/>
@@ -41429,7 +48266,233 @@
       </w:rPr>
     </w:lvl>
   </w:abstractNum>
-  <w:abstractNum w:abstractNumId="11" w15:restartNumberingAfterBreak="0">
+  <w:abstractNum w:abstractNumId="15" w15:restartNumberingAfterBreak="0">
+    <w:nsid w:val="32FB7754"/>
+    <w:multiLevelType w:val="hybridMultilevel"/>
+    <w:tmpl w:val="5874C9B2"/>
+    <w:lvl w:ilvl="0" w:tplc="04090001">
+      <w:start w:val="1"/>
+      <w:numFmt w:val="bullet"/>
+      <w:lvlText w:val=""/>
+      <w:lvlJc w:val="left"/>
+      <w:pPr>
+        <w:ind w:left="720" w:hanging="360"/>
+      </w:pPr>
+      <w:rPr>
+        <w:rFonts w:ascii="Symbol" w:hAnsi="Symbol" w:hint="default"/>
+      </w:rPr>
+    </w:lvl>
+    <w:lvl w:ilvl="1" w:tplc="04090003" w:tentative="1">
+      <w:start w:val="1"/>
+      <w:numFmt w:val="bullet"/>
+      <w:lvlText w:val="o"/>
+      <w:lvlJc w:val="left"/>
+      <w:pPr>
+        <w:ind w:left="1440" w:hanging="360"/>
+      </w:pPr>
+      <w:rPr>
+        <w:rFonts w:ascii="Courier New" w:hAnsi="Courier New" w:cs="Courier New" w:hint="default"/>
+      </w:rPr>
+    </w:lvl>
+    <w:lvl w:ilvl="2" w:tplc="04090005" w:tentative="1">
+      <w:start w:val="1"/>
+      <w:numFmt w:val="bullet"/>
+      <w:lvlText w:val=""/>
+      <w:lvlJc w:val="left"/>
+      <w:pPr>
+        <w:ind w:left="2160" w:hanging="360"/>
+      </w:pPr>
+      <w:rPr>
+        <w:rFonts w:ascii="Wingdings" w:hAnsi="Wingdings" w:hint="default"/>
+      </w:rPr>
+    </w:lvl>
+    <w:lvl w:ilvl="3" w:tplc="04090001" w:tentative="1">
+      <w:start w:val="1"/>
+      <w:numFmt w:val="bullet"/>
+      <w:lvlText w:val=""/>
+      <w:lvlJc w:val="left"/>
+      <w:pPr>
+        <w:ind w:left="2880" w:hanging="360"/>
+      </w:pPr>
+      <w:rPr>
+        <w:rFonts w:ascii="Symbol" w:hAnsi="Symbol" w:hint="default"/>
+      </w:rPr>
+    </w:lvl>
+    <w:lvl w:ilvl="4" w:tplc="04090003" w:tentative="1">
+      <w:start w:val="1"/>
+      <w:numFmt w:val="bullet"/>
+      <w:lvlText w:val="o"/>
+      <w:lvlJc w:val="left"/>
+      <w:pPr>
+        <w:ind w:left="3600" w:hanging="360"/>
+      </w:pPr>
+      <w:rPr>
+        <w:rFonts w:ascii="Courier New" w:hAnsi="Courier New" w:cs="Courier New" w:hint="default"/>
+      </w:rPr>
+    </w:lvl>
+    <w:lvl w:ilvl="5" w:tplc="04090005" w:tentative="1">
+      <w:start w:val="1"/>
+      <w:numFmt w:val="bullet"/>
+      <w:lvlText w:val=""/>
+      <w:lvlJc w:val="left"/>
+      <w:pPr>
+        <w:ind w:left="4320" w:hanging="360"/>
+      </w:pPr>
+      <w:rPr>
+        <w:rFonts w:ascii="Wingdings" w:hAnsi="Wingdings" w:hint="default"/>
+      </w:rPr>
+    </w:lvl>
+    <w:lvl w:ilvl="6" w:tplc="04090001" w:tentative="1">
+      <w:start w:val="1"/>
+      <w:numFmt w:val="bullet"/>
+      <w:lvlText w:val=""/>
+      <w:lvlJc w:val="left"/>
+      <w:pPr>
+        <w:ind w:left="5040" w:hanging="360"/>
+      </w:pPr>
+      <w:rPr>
+        <w:rFonts w:ascii="Symbol" w:hAnsi="Symbol" w:hint="default"/>
+      </w:rPr>
+    </w:lvl>
+    <w:lvl w:ilvl="7" w:tplc="04090003" w:tentative="1">
+      <w:start w:val="1"/>
+      <w:numFmt w:val="bullet"/>
+      <w:lvlText w:val="o"/>
+      <w:lvlJc w:val="left"/>
+      <w:pPr>
+        <w:ind w:left="5760" w:hanging="360"/>
+      </w:pPr>
+      <w:rPr>
+        <w:rFonts w:ascii="Courier New" w:hAnsi="Courier New" w:cs="Courier New" w:hint="default"/>
+      </w:rPr>
+    </w:lvl>
+    <w:lvl w:ilvl="8" w:tplc="04090005" w:tentative="1">
+      <w:start w:val="1"/>
+      <w:numFmt w:val="bullet"/>
+      <w:lvlText w:val=""/>
+      <w:lvlJc w:val="left"/>
+      <w:pPr>
+        <w:ind w:left="6480" w:hanging="360"/>
+      </w:pPr>
+      <w:rPr>
+        <w:rFonts w:ascii="Wingdings" w:hAnsi="Wingdings" w:hint="default"/>
+      </w:rPr>
+    </w:lvl>
+  </w:abstractNum>
+  <w:abstractNum w:abstractNumId="16" w15:restartNumberingAfterBreak="0">
+    <w:nsid w:val="343926C9"/>
+    <w:multiLevelType w:val="hybridMultilevel"/>
+    <w:tmpl w:val="5C909808"/>
+    <w:lvl w:ilvl="0" w:tplc="04090001">
+      <w:start w:val="1"/>
+      <w:numFmt w:val="bullet"/>
+      <w:lvlText w:val=""/>
+      <w:lvlJc w:val="left"/>
+      <w:pPr>
+        <w:ind w:left="720" w:hanging="360"/>
+      </w:pPr>
+      <w:rPr>
+        <w:rFonts w:ascii="Symbol" w:hAnsi="Symbol" w:hint="default"/>
+      </w:rPr>
+    </w:lvl>
+    <w:lvl w:ilvl="1" w:tplc="04090003" w:tentative="1">
+      <w:start w:val="1"/>
+      <w:numFmt w:val="bullet"/>
+      <w:lvlText w:val="o"/>
+      <w:lvlJc w:val="left"/>
+      <w:pPr>
+        <w:ind w:left="1440" w:hanging="360"/>
+      </w:pPr>
+      <w:rPr>
+        <w:rFonts w:ascii="Courier New" w:hAnsi="Courier New" w:cs="Courier New" w:hint="default"/>
+      </w:rPr>
+    </w:lvl>
+    <w:lvl w:ilvl="2" w:tplc="04090005" w:tentative="1">
+      <w:start w:val="1"/>
+      <w:numFmt w:val="bullet"/>
+      <w:lvlText w:val=""/>
+      <w:lvlJc w:val="left"/>
+      <w:pPr>
+        <w:ind w:left="2160" w:hanging="360"/>
+      </w:pPr>
+      <w:rPr>
+        <w:rFonts w:ascii="Wingdings" w:hAnsi="Wingdings" w:hint="default"/>
+      </w:rPr>
+    </w:lvl>
+    <w:lvl w:ilvl="3" w:tplc="04090001" w:tentative="1">
+      <w:start w:val="1"/>
+      <w:numFmt w:val="bullet"/>
+      <w:lvlText w:val=""/>
+      <w:lvlJc w:val="left"/>
+      <w:pPr>
+        <w:ind w:left="2880" w:hanging="360"/>
+      </w:pPr>
+      <w:rPr>
+        <w:rFonts w:ascii="Symbol" w:hAnsi="Symbol" w:hint="default"/>
+      </w:rPr>
+    </w:lvl>
+    <w:lvl w:ilvl="4" w:tplc="04090003" w:tentative="1">
+      <w:start w:val="1"/>
+      <w:numFmt w:val="bullet"/>
+      <w:lvlText w:val="o"/>
+      <w:lvlJc w:val="left"/>
+      <w:pPr>
+        <w:ind w:left="3600" w:hanging="360"/>
+      </w:pPr>
+      <w:rPr>
+        <w:rFonts w:ascii="Courier New" w:hAnsi="Courier New" w:cs="Courier New" w:hint="default"/>
+      </w:rPr>
+    </w:lvl>
+    <w:lvl w:ilvl="5" w:tplc="04090005" w:tentative="1">
+      <w:start w:val="1"/>
+      <w:numFmt w:val="bullet"/>
+      <w:lvlText w:val=""/>
+      <w:lvlJc w:val="left"/>
+      <w:pPr>
+        <w:ind w:left="4320" w:hanging="360"/>
+      </w:pPr>
+      <w:rPr>
+        <w:rFonts w:ascii="Wingdings" w:hAnsi="Wingdings" w:hint="default"/>
+      </w:rPr>
+    </w:lvl>
+    <w:lvl w:ilvl="6" w:tplc="04090001" w:tentative="1">
+      <w:start w:val="1"/>
+      <w:numFmt w:val="bullet"/>
+      <w:lvlText w:val=""/>
+      <w:lvlJc w:val="left"/>
+      <w:pPr>
+        <w:ind w:left="5040" w:hanging="360"/>
+      </w:pPr>
+      <w:rPr>
+        <w:rFonts w:ascii="Symbol" w:hAnsi="Symbol" w:hint="default"/>
+      </w:rPr>
+    </w:lvl>
+    <w:lvl w:ilvl="7" w:tplc="04090003" w:tentative="1">
+      <w:start w:val="1"/>
+      <w:numFmt w:val="bullet"/>
+      <w:lvlText w:val="o"/>
+      <w:lvlJc w:val="left"/>
+      <w:pPr>
+        <w:ind w:left="5760" w:hanging="360"/>
+      </w:pPr>
+      <w:rPr>
+        <w:rFonts w:ascii="Courier New" w:hAnsi="Courier New" w:cs="Courier New" w:hint="default"/>
+      </w:rPr>
+    </w:lvl>
+    <w:lvl w:ilvl="8" w:tplc="04090005" w:tentative="1">
+      <w:start w:val="1"/>
+      <w:numFmt w:val="bullet"/>
+      <w:lvlText w:val=""/>
+      <w:lvlJc w:val="left"/>
+      <w:pPr>
+        <w:ind w:left="6480" w:hanging="360"/>
+      </w:pPr>
+      <w:rPr>
+        <w:rFonts w:ascii="Wingdings" w:hAnsi="Wingdings" w:hint="default"/>
+      </w:rPr>
+    </w:lvl>
+  </w:abstractNum>
+  <w:abstractNum w:abstractNumId="17" w15:restartNumberingAfterBreak="0">
     <w:nsid w:val="3A2302B7"/>
     <w:multiLevelType w:val="multilevel"/>
     <w:tmpl w:val="91888C9A"/>
@@ -41542,7 +48605,7 @@
       </w:rPr>
     </w:lvl>
   </w:abstractNum>
-  <w:abstractNum w:abstractNumId="12" w15:restartNumberingAfterBreak="0">
+  <w:abstractNum w:abstractNumId="18" w15:restartNumberingAfterBreak="0">
     <w:nsid w:val="47A265FA"/>
     <w:multiLevelType w:val="multilevel"/>
     <w:tmpl w:val="F962D6E4"/>
@@ -41655,7 +48718,120 @@
       </w:rPr>
     </w:lvl>
   </w:abstractNum>
-  <w:abstractNum w:abstractNumId="13" w15:restartNumberingAfterBreak="0">
+  <w:abstractNum w:abstractNumId="19" w15:restartNumberingAfterBreak="0">
+    <w:nsid w:val="49050A8C"/>
+    <w:multiLevelType w:val="hybridMultilevel"/>
+    <w:tmpl w:val="AD54F2A8"/>
+    <w:lvl w:ilvl="0" w:tplc="04090001">
+      <w:start w:val="1"/>
+      <w:numFmt w:val="bullet"/>
+      <w:lvlText w:val=""/>
+      <w:lvlJc w:val="left"/>
+      <w:pPr>
+        <w:ind w:left="720" w:hanging="360"/>
+      </w:pPr>
+      <w:rPr>
+        <w:rFonts w:ascii="Symbol" w:hAnsi="Symbol" w:hint="default"/>
+      </w:rPr>
+    </w:lvl>
+    <w:lvl w:ilvl="1" w:tplc="04090003" w:tentative="1">
+      <w:start w:val="1"/>
+      <w:numFmt w:val="bullet"/>
+      <w:lvlText w:val="o"/>
+      <w:lvlJc w:val="left"/>
+      <w:pPr>
+        <w:ind w:left="1440" w:hanging="360"/>
+      </w:pPr>
+      <w:rPr>
+        <w:rFonts w:ascii="Courier New" w:hAnsi="Courier New" w:cs="Courier New" w:hint="default"/>
+      </w:rPr>
+    </w:lvl>
+    <w:lvl w:ilvl="2" w:tplc="04090005" w:tentative="1">
+      <w:start w:val="1"/>
+      <w:numFmt w:val="bullet"/>
+      <w:lvlText w:val=""/>
+      <w:lvlJc w:val="left"/>
+      <w:pPr>
+        <w:ind w:left="2160" w:hanging="360"/>
+      </w:pPr>
+      <w:rPr>
+        <w:rFonts w:ascii="Wingdings" w:hAnsi="Wingdings" w:hint="default"/>
+      </w:rPr>
+    </w:lvl>
+    <w:lvl w:ilvl="3" w:tplc="04090001" w:tentative="1">
+      <w:start w:val="1"/>
+      <w:numFmt w:val="bullet"/>
+      <w:lvlText w:val=""/>
+      <w:lvlJc w:val="left"/>
+      <w:pPr>
+        <w:ind w:left="2880" w:hanging="360"/>
+      </w:pPr>
+      <w:rPr>
+        <w:rFonts w:ascii="Symbol" w:hAnsi="Symbol" w:hint="default"/>
+      </w:rPr>
+    </w:lvl>
+    <w:lvl w:ilvl="4" w:tplc="04090003" w:tentative="1">
+      <w:start w:val="1"/>
+      <w:numFmt w:val="bullet"/>
+      <w:lvlText w:val="o"/>
+      <w:lvlJc w:val="left"/>
+      <w:pPr>
+        <w:ind w:left="3600" w:hanging="360"/>
+      </w:pPr>
+      <w:rPr>
+        <w:rFonts w:ascii="Courier New" w:hAnsi="Courier New" w:cs="Courier New" w:hint="default"/>
+      </w:rPr>
+    </w:lvl>
+    <w:lvl w:ilvl="5" w:tplc="04090005" w:tentative="1">
+      <w:start w:val="1"/>
+      <w:numFmt w:val="bullet"/>
+      <w:lvlText w:val=""/>
+      <w:lvlJc w:val="left"/>
+      <w:pPr>
+        <w:ind w:left="4320" w:hanging="360"/>
+      </w:pPr>
+      <w:rPr>
+        <w:rFonts w:ascii="Wingdings" w:hAnsi="Wingdings" w:hint="default"/>
+      </w:rPr>
+    </w:lvl>
+    <w:lvl w:ilvl="6" w:tplc="04090001" w:tentative="1">
+      <w:start w:val="1"/>
+      <w:numFmt w:val="bullet"/>
+      <w:lvlText w:val=""/>
+      <w:lvlJc w:val="left"/>
+      <w:pPr>
+        <w:ind w:left="5040" w:hanging="360"/>
+      </w:pPr>
+      <w:rPr>
+        <w:rFonts w:ascii="Symbol" w:hAnsi="Symbol" w:hint="default"/>
+      </w:rPr>
+    </w:lvl>
+    <w:lvl w:ilvl="7" w:tplc="04090003" w:tentative="1">
+      <w:start w:val="1"/>
+      <w:numFmt w:val="bullet"/>
+      <w:lvlText w:val="o"/>
+      <w:lvlJc w:val="left"/>
+      <w:pPr>
+        <w:ind w:left="5760" w:hanging="360"/>
+      </w:pPr>
+      <w:rPr>
+        <w:rFonts w:ascii="Courier New" w:hAnsi="Courier New" w:cs="Courier New" w:hint="default"/>
+      </w:rPr>
+    </w:lvl>
+    <w:lvl w:ilvl="8" w:tplc="04090005" w:tentative="1">
+      <w:start w:val="1"/>
+      <w:numFmt w:val="bullet"/>
+      <w:lvlText w:val=""/>
+      <w:lvlJc w:val="left"/>
+      <w:pPr>
+        <w:ind w:left="6480" w:hanging="360"/>
+      </w:pPr>
+      <w:rPr>
+        <w:rFonts w:ascii="Wingdings" w:hAnsi="Wingdings" w:hint="default"/>
+      </w:rPr>
+    </w:lvl>
+  </w:abstractNum>
+  <w:abstractNum w:abstractNumId="20" w15:restartNumberingAfterBreak="0">
     <w:nsid w:val="4A8D51DA"/>
     <w:multiLevelType w:val="multilevel"/>
     <w:tmpl w:val="97E238D2"/>
@@ -41768,7 +48944,7 @@
       </w:rPr>
     </w:lvl>
   </w:abstractNum>
-  <w:abstractNum w:abstractNumId="14" w15:restartNumberingAfterBreak="0">
+  <w:abstractNum w:abstractNumId="21" w15:restartNumberingAfterBreak="0">
     <w:nsid w:val="575B06BD"/>
     <w:multiLevelType w:val="multilevel"/>
     <w:tmpl w:val="3EACA6E6"/>
@@ -41881,10 +49057,10 @@
       </w:rPr>
     </w:lvl>
   </w:abstractNum>
-  <w:abstractNum w:abstractNumId="15" w15:restartNumberingAfterBreak="0">
+  <w:abstractNum w:abstractNumId="22" w15:restartNumberingAfterBreak="0">
     <w:nsid w:val="639F2197"/>
     <w:multiLevelType w:val="multilevel"/>
-    <w:tmpl w:val="D902BC56"/>
+    <w:tmpl w:val="7534E352"/>
     <w:lvl w:ilvl="0">
       <w:start w:val="1"/>
       <w:numFmt w:val="decimal"/>
@@ -42006,7 +49182,7 @@
       </w:rPr>
     </w:lvl>
   </w:abstractNum>
-  <w:abstractNum w:abstractNumId="16" w15:restartNumberingAfterBreak="0">
+  <w:abstractNum w:abstractNumId="23" w15:restartNumberingAfterBreak="0">
     <w:nsid w:val="751A30BB"/>
     <w:multiLevelType w:val="multilevel"/>
     <w:tmpl w:val="78281E46"/>
@@ -42119,7 +49295,7 @@
       </w:rPr>
     </w:lvl>
   </w:abstractNum>
-  <w:abstractNum w:abstractNumId="17" w15:restartNumberingAfterBreak="0">
+  <w:abstractNum w:abstractNumId="24" w15:restartNumberingAfterBreak="0">
     <w:nsid w:val="770416F1"/>
     <w:multiLevelType w:val="multilevel"/>
     <w:tmpl w:val="9716D1DE"/>
@@ -42232,7 +49408,7 @@
       </w:rPr>
     </w:lvl>
   </w:abstractNum>
-  <w:abstractNum w:abstractNumId="18" w15:restartNumberingAfterBreak="0">
+  <w:abstractNum w:abstractNumId="25" w15:restartNumberingAfterBreak="0">
     <w:nsid w:val="7A1E2834"/>
     <w:multiLevelType w:val="multilevel"/>
     <w:tmpl w:val="05F2897E"/>
@@ -42346,61 +49522,82 @@
     </w:lvl>
   </w:abstractNum>
   <w:num w:numId="1">
+    <w:abstractNumId w:val="3"/>
+  </w:num>
+  <w:num w:numId="2">
+    <w:abstractNumId w:val="13"/>
+  </w:num>
+  <w:num w:numId="3">
+    <w:abstractNumId w:val="18"/>
+  </w:num>
+  <w:num w:numId="4">
+    <w:abstractNumId w:val="14"/>
+  </w:num>
+  <w:num w:numId="5">
+    <w:abstractNumId w:val="24"/>
+  </w:num>
+  <w:num w:numId="6">
+    <w:abstractNumId w:val="21"/>
+  </w:num>
+  <w:num w:numId="7">
+    <w:abstractNumId w:val="17"/>
+  </w:num>
+  <w:num w:numId="8">
+    <w:abstractNumId w:val="20"/>
+  </w:num>
+  <w:num w:numId="9">
+    <w:abstractNumId w:val="6"/>
+  </w:num>
+  <w:num w:numId="10">
+    <w:abstractNumId w:val="1"/>
+  </w:num>
+  <w:num w:numId="11">
+    <w:abstractNumId w:val="7"/>
+  </w:num>
+  <w:num w:numId="12">
+    <w:abstractNumId w:val="23"/>
+  </w:num>
+  <w:num w:numId="13">
+    <w:abstractNumId w:val="22"/>
+  </w:num>
+  <w:num w:numId="14">
+    <w:abstractNumId w:val="9"/>
+  </w:num>
+  <w:num w:numId="15">
+    <w:abstractNumId w:val="11"/>
+  </w:num>
+  <w:num w:numId="16">
     <w:abstractNumId w:val="2"/>
   </w:num>
-  <w:num w:numId="2">
-    <w:abstractNumId w:val="9"/>
+  <w:num w:numId="17">
+    <w:abstractNumId w:val="5"/>
   </w:num>
-  <w:num w:numId="3">
+  <w:num w:numId="18">
+    <w:abstractNumId w:val="25"/>
+  </w:num>
+  <w:num w:numId="19">
+    <w:abstractNumId w:val="8"/>
+  </w:num>
+  <w:num w:numId="20">
+    <w:abstractNumId w:val="0"/>
+  </w:num>
+  <w:num w:numId="21">
+    <w:abstractNumId w:val="4"/>
+  </w:num>
+  <w:num w:numId="22">
+    <w:abstractNumId w:val="19"/>
+  </w:num>
+  <w:num w:numId="23">
+    <w:abstractNumId w:val="10"/>
+  </w:num>
+  <w:num w:numId="24">
+    <w:abstractNumId w:val="16"/>
+  </w:num>
+  <w:num w:numId="25">
     <w:abstractNumId w:val="12"/>
   </w:num>
-  <w:num w:numId="4">
-    <w:abstractNumId w:val="10"/>
-  </w:num>
-  <w:num w:numId="5">
-    <w:abstractNumId w:val="17"/>
-  </w:num>
-  <w:num w:numId="6">
-    <w:abstractNumId w:val="14"/>
-  </w:num>
-  <w:num w:numId="7">
-    <w:abstractNumId w:val="11"/>
-  </w:num>
-  <w:num w:numId="8">
-    <w:abstractNumId w:val="13"/>
-  </w:num>
-  <w:num w:numId="9">
-    <w:abstractNumId w:val="4"/>
-  </w:num>
-  <w:num w:numId="10">
-    <w:abstractNumId w:val="0"/>
-  </w:num>
-  <w:num w:numId="11">
-    <w:abstractNumId w:val="5"/>
-  </w:num>
-  <w:num w:numId="12">
-    <w:abstractNumId w:val="16"/>
-  </w:num>
-  <w:num w:numId="13">
+  <w:num w:numId="26">
     <w:abstractNumId w:val="15"/>
-  </w:num>
-  <w:num w:numId="14">
-    <w:abstractNumId w:val="7"/>
-  </w:num>
-  <w:num w:numId="15">
-    <w:abstractNumId w:val="8"/>
-  </w:num>
-  <w:num w:numId="16">
-    <w:abstractNumId w:val="1"/>
-  </w:num>
-  <w:num w:numId="17">
-    <w:abstractNumId w:val="3"/>
-  </w:num>
-  <w:num w:numId="18">
-    <w:abstractNumId w:val="18"/>
-  </w:num>
-  <w:num w:numId="19">
-    <w:abstractNumId w:val="6"/>
   </w:num>
   <w:numIdMacAtCleanup w:val="19"/>
 </w:numbering>
@@ -42825,9 +50022,10 @@
     <w:name w:val="heading 2"/>
     <w:basedOn w:val="Normal"/>
     <w:next w:val="Normal"/>
+    <w:link w:val="Ttulo2Car"/>
     <w:autoRedefine/>
     <w:qFormat/>
-    <w:rsid w:val="006F3E8F"/>
+    <w:rsid w:val="00B17878"/>
     <w:pPr>
       <w:keepNext/>
       <w:keepLines/>
@@ -42837,6 +50035,7 @@
       </w:numPr>
       <w:suppressAutoHyphens w:val="0"/>
       <w:spacing w:after="60" w:line="276" w:lineRule="auto"/>
+      <w:jc w:val="left"/>
       <w:outlineLvl w:val="1"/>
     </w:pPr>
     <w:rPr>
@@ -43948,6 +51147,21 @@
       </w:tblCellMar>
     </w:tblPr>
   </w:style>
+  <w:style w:type="character" w:customStyle="1" w:styleId="Ttulo2Car">
+    <w:name w:val="Título 2 Car"/>
+    <w:basedOn w:val="Fuentedeprrafopredeter"/>
+    <w:link w:val="Ttulo2"/>
+    <w:rsid w:val="00B17878"/>
+    <w:rPr>
+      <w:rFonts w:cs="Arial"/>
+      <w:b/>
+      <w:bCs/>
+      <w:iCs/>
+      <w:sz w:val="28"/>
+      <w:szCs w:val="28"/>
+      <w:lang w:val="es-MX" w:eastAsia="en-US"/>
+    </w:rPr>
+  </w:style>
 </w:styles>
 </file>
 
@@ -44241,7 +51455,7 @@
 </file>
 
 <file path=customXml/itemProps1.xml><?xml version="1.0" encoding="utf-8"?>
-<ds:datastoreItem xmlns:ds="http://schemas.openxmlformats.org/officeDocument/2006/customXml" ds:itemID="{3C86DC61-7B15-4D37-ADE0-77FB1DA1145D}">
+<ds:datastoreItem xmlns:ds="http://schemas.openxmlformats.org/officeDocument/2006/customXml" ds:itemID="{2E4F831D-9516-480E-9482-920279E682D7}">
   <ds:schemaRefs>
     <ds:schemaRef ds:uri="http://schemas.openxmlformats.org/officeDocument/2006/bibliography"/>
   </ds:schemaRefs>

--- a/Documento tecnico.docx
+++ b/Documento tecnico.docx
@@ -40930,13 +40930,7 @@
           <w:b/>
         </w:rPr>
         <w:lastRenderedPageBreak/>
-        <w:t>src/modules/auth/infrastructure/authService.ts:</w:t>
-      </w:r>
-      <w:r>
-        <w:rPr>
-          <w:b/>
-        </w:rPr>
-        <w:t xml:space="preserve"> </w:t>
+        <w:t xml:space="preserve">src/modules/auth/infrastructure/authService.ts: </w:t>
       </w:r>
       <w:r>
         <w:t>Expone completeOAuthProfile que llama a POST /api/complete-profile con el JWT del usuario en el header Authorization.</w:t>
@@ -41004,14 +40998,7 @@
           <w:b/>
           <w:lang w:val="es-BO"/>
         </w:rPr>
-        <w:t>src/main/java/com/portly/service/AuthService.java:</w:t>
-      </w:r>
-      <w:r>
-        <w:rPr>
-          <w:b/>
-          <w:lang w:val="es-BO"/>
-        </w:rPr>
-        <w:t xml:space="preserve"> </w:t>
+        <w:t xml:space="preserve">src/main/java/com/portly/service/AuthService.java: </w:t>
       </w:r>
       <w:r>
         <w:t>En completarPerfilOAuth actualiza titularProfesional y acercaDeMi en PerfilUsuario, establece perfilCompleto: true en Usuario y genera un nuevo token. Todo en una sola transacción (@Transactional).</w:t>
@@ -41379,43 +41366,82 @@
           <w:b/>
           <w:lang w:val="es-BO"/>
         </w:rPr>
-        <w:t>src/main/java/com/</w:t>
-      </w:r>
-      <w:r>
+        <w:t>src/main/java/com/portly/service/JwtService.java:</w:t>
+      </w:r>
+      <w:r>
+        <w:t>Genera el JWT incluyendo el claim perfilCompleto, que determina si el usuario debe completar su perfil antes de acceder al sistema. generateToken(idUsuario, email, rol, perfilCompleto).</w:t>
+      </w:r>
+    </w:p>
+    <w:p/>
+    <w:p>
+      <w:pPr>
+        <w:pStyle w:val="Ttulo2"/>
+      </w:pPr>
+      <w:bookmarkStart w:id="148" w:name="_Toc231892446"/>
+      <w:r>
+        <w:t>Cerrar la sesión de usuario autenticado</w:t>
+      </w:r>
+      <w:bookmarkEnd w:id="148"/>
+    </w:p>
+    <w:p>
+      <w:pPr>
         <w:rPr>
           <w:b/>
           <w:lang w:val="es-BO"/>
         </w:rPr>
-        <w:t>portly/service/JwtService.java:</w:t>
-      </w:r>
-      <w:r>
-        <w:t>Genera el JWT incluyendo el claim perfilCompleto, que determina si el usuario debe completar su perfil antes de acceder al sistema. generateToken(idUsuario, email, rol, perfilCompleto).</w:t>
-      </w:r>
-    </w:p>
-    <w:p/>
-    <w:p>
-      <w:pPr>
-        <w:pStyle w:val="Ttulo2"/>
-      </w:pPr>
-      <w:bookmarkStart w:id="148" w:name="_Toc231892446"/>
-      <w:r>
-        <w:t>Cerrar la sesión de usuario autenticado</w:t>
-      </w:r>
-      <w:bookmarkEnd w:id="148"/>
-    </w:p>
-    <w:p>
-      <w:pPr>
+      </w:pPr>
+      <w:r>
         <w:rPr>
           <w:b/>
           <w:lang w:val="es-BO"/>
         </w:rPr>
-      </w:pPr>
+        <w:t>Fronted:</w:t>
+      </w:r>
+    </w:p>
+    <w:p>
       <w:r>
         <w:rPr>
           <w:b/>
           <w:lang w:val="es-BO"/>
         </w:rPr>
-        <w:t>Fronted:</w:t>
+        <w:t xml:space="preserve">src/infrastructure/storage/storage.ts: </w:t>
+      </w:r>
+      <w:r>
+        <w:t>Contiene la función removeToken() y removeEmail(). Este archivo es el responsable directo de interactuar con el localStorage para eliminar las credenciales guardadas. Al llamar a estas funciones, el usuario queda técnicamente "deslogueado" del navegador.</w:t>
+      </w:r>
+    </w:p>
+    <w:p>
+      <w:r>
+        <w:rPr>
+          <w:b/>
+        </w:rPr>
+        <w:t>src/router/AppRouter.tsx:</w:t>
+      </w:r>
+      <w:r>
+        <w:rPr>
+          <w:b/>
+        </w:rPr>
+        <w:t xml:space="preserve"> </w:t>
+      </w:r>
+      <w:r>
+        <w:t>Gestiona la protección de rutas. Utiliza la lógica de comprobación del token (vía localStorage) para decidir si permite el acceso a rutas privadas o si redirige al usuario automáticamente a la página de /login.</w:t>
+      </w:r>
+    </w:p>
+    <w:p>
+      <w:r>
+        <w:rPr>
+          <w:b/>
+        </w:rPr>
+        <w:t>src/infrastructure/http/httpClient.ts:</w:t>
+      </w:r>
+      <w:r>
+        <w:rPr>
+          <w:b/>
+        </w:rPr>
+        <w:t xml:space="preserve"> </w:t>
+      </w:r>
+      <w:r>
+        <w:t>Este archivo actúa como un interceptor. Recupera el token del almacenamiento para cada petición autenticada. Si el token ha sido eliminado (tras un logout), las peticiones a rutas protegidas (getAuth, postAuth, etc.) dejarán de incluir la cabecera Authorization: Bearer &lt;token&gt;, provocando que el backend las rechace.</w:t>
       </w:r>
     </w:p>
     <w:p>
@@ -41424,108 +41450,41 @@
           <w:b/>
           <w:lang w:val="es-BO"/>
         </w:rPr>
-        <w:t>src/infrastructure/storage/storage.ts:</w:t>
-      </w:r>
-      <w:r>
+        <w:t xml:space="preserve">src/shared/components/Sidebar.tsx: </w:t>
+      </w:r>
+      <w:r>
+        <w:t>Es el lugar estándar (aunque puede variar según tu diseño) donde se colocaría el botón físico de "Cerrar Sesión". Este botón ejecutaría la lógica de limpiar el almacenamiento y redirigir al usuario al inicio.</w:t>
+      </w:r>
+    </w:p>
+    <w:p>
+      <w:pPr>
+        <w:rPr>
+          <w:b/>
+        </w:rPr>
+      </w:pPr>
+    </w:p>
+    <w:p>
+      <w:pPr>
         <w:rPr>
           <w:b/>
           <w:lang w:val="es-BO"/>
         </w:rPr>
-        <w:t xml:space="preserve"> </w:t>
-      </w:r>
-      <w:r>
-        <w:t>Contiene la función removeToken() y removeEmail(). Este archivo es el responsable directo de interactuar con el localStorage para eliminar las credenciales guardadas. Al llamar a estas funciones, el usuario queda técnicamente "deslogueado" del navegador.</w:t>
-      </w:r>
-    </w:p>
-    <w:p>
-      <w:r>
-        <w:rPr>
-          <w:b/>
-        </w:rPr>
-        <w:t>src/router/AppRouter.tsx:</w:t>
-      </w:r>
-      <w:r>
-        <w:rPr>
-          <w:b/>
-        </w:rPr>
-        <w:t xml:space="preserve"> </w:t>
-      </w:r>
-      <w:r>
-        <w:t>Gestiona la protección de rutas. Utiliza la lógica de comprobación del token (vía localStorage) para decidir si permite el acceso a rutas privadas o si redirige al usuario automáticamente a la página de /login.</w:t>
-      </w:r>
-    </w:p>
-    <w:p>
-      <w:r>
-        <w:rPr>
-          <w:b/>
-        </w:rPr>
-        <w:t>src/infrastructure/http/httpClient.ts:</w:t>
-      </w:r>
-      <w:r>
-        <w:rPr>
-          <w:b/>
-        </w:rPr>
-        <w:t xml:space="preserve"> </w:t>
-      </w:r>
-      <w:r>
-        <w:t>Este archivo actúa como un interceptor. Recupera el token del almacenamiento para cada petición autenticada. Si el token ha sido eliminado (tras un logout), las peticiones a rutas protegidas (getAuth, postAuth, etc.) dejarán de incluir la cabecera Authorization: Bearer &lt;token&gt;, provocando que el backend las rechace.</w:t>
-      </w:r>
-    </w:p>
-    <w:p>
+      </w:pPr>
       <w:r>
         <w:rPr>
           <w:b/>
           <w:lang w:val="es-BO"/>
         </w:rPr>
-        <w:t>src/shared/components/Sidebar.tsx:</w:t>
-      </w:r>
+        <w:t>Backend:</w:t>
+      </w:r>
+    </w:p>
+    <w:p>
       <w:r>
         <w:rPr>
           <w:b/>
           <w:lang w:val="es-BO"/>
         </w:rPr>
-        <w:t xml:space="preserve"> </w:t>
-      </w:r>
-      <w:r>
-        <w:t>Es el lugar estándar (aunque puede variar según tu diseño) donde se colocaría el botón físico de "Cerrar Sesión". Este botón ejecutaría la lógica de limpiar el almacenamiento y redirigir al usuario al inicio.</w:t>
-      </w:r>
-    </w:p>
-    <w:p>
-      <w:pPr>
-        <w:rPr>
-          <w:b/>
-        </w:rPr>
-      </w:pPr>
-    </w:p>
-    <w:p>
-      <w:pPr>
-        <w:rPr>
-          <w:b/>
-          <w:lang w:val="es-BO"/>
-        </w:rPr>
-      </w:pPr>
-      <w:r>
-        <w:rPr>
-          <w:b/>
-          <w:lang w:val="es-BO"/>
-        </w:rPr>
-        <w:t>Backend:</w:t>
-      </w:r>
-    </w:p>
-    <w:p>
-      <w:r>
-        <w:rPr>
-          <w:b/>
-          <w:lang w:val="es-BO"/>
-        </w:rPr>
-        <w:t>src/main/java/com/portly/config/SecurityConfig.java:</w:t>
-      </w:r>
-      <w:r>
-        <w:rPr>
-          <w:b/>
-          <w:lang w:val="es-BO"/>
-        </w:rPr>
-        <w:t xml:space="preserve"> </w:t>
+        <w:t xml:space="preserve">src/main/java/com/portly/config/SecurityConfig.java: </w:t>
       </w:r>
       <w:r>
         <w:t xml:space="preserve">Configura la aplicación como SessionCreationPolicy.STATELESS. Esto es crucial para el logout, ya que indica que el servidor no mantiene una sesión activa del usuario; por lo tanto, no existe una función de </w:t>
@@ -41541,17 +41500,158 @@
           <w:b/>
           <w:lang w:val="es-BO"/>
         </w:rPr>
-        <w:t>src/main/java/com/portly/security/JwtAuthFilter.java:</w:t>
-      </w:r>
+        <w:t xml:space="preserve">src/main/java/com/portly/security/JwtAuthFilter.java: </w:t>
+      </w:r>
+      <w:r>
+        <w:t>Es el filtro que intercepta cada petición. Si el cliente ha cerrado sesión (y por tanto no envía el token), este filtro detecta que la cabecera Authorization está vacía o es inválida y bloquea el acceso a cualquier recurso protegido, devolviendo un error 401 (Unauthorized).</w:t>
+      </w:r>
+    </w:p>
+    <w:p>
       <w:r>
         <w:rPr>
           <w:b/>
           <w:lang w:val="es-BO"/>
         </w:rPr>
+        <w:t xml:space="preserve">src/main/java/com/portly/service/JwtService.java: </w:t>
+      </w:r>
+      <w:r>
+        <w:t>Proporciona los métodos para validar los tokens. Si el usuario intenta usar un token que ha expirado o que es estructuralmente inválido después de haber cerrado sesión, este servicio es el que se encarga de invalidar la autenticación.</w:t>
+      </w:r>
+    </w:p>
+    <w:p/>
+    <w:p>
+      <w:pPr>
+        <w:pStyle w:val="Ttulo2"/>
+      </w:pPr>
+      <w:bookmarkStart w:id="149" w:name="_Toc231892447"/>
+      <w:r>
+        <w:t>Recuperar acceso de la cuenta mediante correo electrónico</w:t>
+      </w:r>
+      <w:bookmarkEnd w:id="149"/>
+    </w:p>
+    <w:p>
+      <w:pPr>
+        <w:rPr>
+          <w:b/>
+          <w:lang w:val="es-BO"/>
+        </w:rPr>
+      </w:pPr>
+      <w:r>
+        <w:rPr>
+          <w:b/>
+          <w:lang w:val="es-BO"/>
+        </w:rPr>
+        <w:t>Fronted:</w:t>
+      </w:r>
+    </w:p>
+    <w:p>
+      <w:r>
+        <w:rPr>
+          <w:b/>
+          <w:lang w:val="es-BO"/>
+        </w:rPr>
+        <w:t xml:space="preserve">src/modules/auth/presentation/pages/ForgotPasswordPage.tsx: </w:t>
+      </w:r>
+      <w:r>
+        <w:t>Componente que renderiza el formulario para que el usuario ingrese su correo electrónico y solicite el código de recuperación.</w:t>
+      </w:r>
+    </w:p>
+    <w:p>
+      <w:pPr>
+        <w:jc w:val="left"/>
+      </w:pPr>
+      <w:r>
+        <w:rPr>
+          <w:b/>
+          <w:lang w:val="es-BO"/>
+        </w:rPr>
+        <w:t xml:space="preserve">src/modules/auth/presentation/pages/VerifyCodePage.tsx: </w:t>
+      </w:r>
+      <w:r>
+        <w:t>Página donde el usuario ingresa el código de 6 dígitos enviado a su correo. Maneja la lógica de transición hacia la creación de la nueva contraseña.</w:t>
+      </w:r>
+    </w:p>
+    <w:p>
+      <w:r>
+        <w:rPr>
+          <w:b/>
+          <w:lang w:val="es-BO"/>
+        </w:rPr>
+        <w:t xml:space="preserve">src/modules/auth/presentation/pages/NewPasswordPage.tsx: </w:t>
+      </w:r>
+      <w:r>
+        <w:t>Página final del flujo donde el usuario establece su nueva contraseña tras haber validado el código correctamente.</w:t>
+      </w:r>
+    </w:p>
+    <w:p>
+      <w:r>
+        <w:rPr>
+          <w:b/>
+          <w:lang w:val="es-BO"/>
+        </w:rPr>
+        <w:t xml:space="preserve">src/modules/auth/infrastructure/authService.ts: </w:t>
+      </w:r>
+      <w:r>
+        <w:t>Contiene las llamadas a la API: forgotPassword (solicitar código), verifyCode (validar código) y resetPassword (cambiar contraseña).</w:t>
+      </w:r>
+    </w:p>
+    <w:p>
+      <w:pPr>
+        <w:jc w:val="left"/>
+      </w:pPr>
+      <w:r>
+        <w:rPr>
+          <w:b/>
+          <w:lang w:val="es-BO"/>
+        </w:rPr>
+        <w:t xml:space="preserve">src/modules/auth/presentation/components/VerifyCodeForm.tsx: </w:t>
+      </w:r>
+      <w:r>
+        <w:t>Componente reutilizable que contiene los cuadros de entrada para el código y gestiona el envío automático una vez se completan los dígitos.</w:t>
+      </w:r>
+    </w:p>
+    <w:p/>
+    <w:p>
+      <w:pPr>
+        <w:rPr>
+          <w:b/>
+          <w:lang w:val="en-US"/>
+        </w:rPr>
+      </w:pPr>
+      <w:r>
+        <w:rPr>
+          <w:b/>
+          <w:lang w:val="en-US"/>
+        </w:rPr>
+        <w:t>Backend:</w:t>
+      </w:r>
+    </w:p>
+    <w:p>
+      <w:pPr>
+        <w:jc w:val="left"/>
+        <w:rPr>
+          <w:lang w:val="en-US"/>
+        </w:rPr>
+      </w:pPr>
+      <w:r>
+        <w:rPr>
+          <w:b/>
+          <w:lang w:val="en-US"/>
+        </w:rPr>
+        <w:t>src/main/java/com/portly/controller/AuthController.java:</w:t>
+      </w:r>
+      <w:r>
+        <w:rPr>
+          <w:b/>
+          <w:lang w:val="en-US"/>
+        </w:rPr>
         <w:t xml:space="preserve"> </w:t>
       </w:r>
       <w:r>
-        <w:t>Es el filtro que intercepta cada petición. Si el cliente ha cerrado sesión (y por tanto no envía el token), este filtro detecta que la cabecera Authorization está vacía o es inválida y bloquea el acceso a cualquier recurso protegido, devolviendo un error 401 (Unauthorized).</w:t>
+        <w:rPr>
+          <w:lang w:val="en-US"/>
+        </w:rPr>
+        <w:t>Define los endpoints /auth/forgot-password, /auth/verify-code y /auth/reset-password que reciben las solicitudes del frontend.</w:t>
       </w:r>
     </w:p>
     <w:p>
@@ -41560,17 +41660,56 @@
           <w:b/>
           <w:lang w:val="es-BO"/>
         </w:rPr>
-        <w:t>src/main/java/com/portly/service/JwtService.java:</w:t>
-      </w:r>
+        <w:t xml:space="preserve">src/main/java/com/portly/service/AuthService.java: </w:t>
+      </w:r>
+      <w:r>
+        <w:t>Contiene la lógica central: genera el código aleatorio de 6 dígitos, gestiona su expiración (normalmente 10 minutos) y verifica que el código ingresado coincida con el almacenado.</w:t>
+      </w:r>
+    </w:p>
+    <w:p>
       <w:r>
         <w:rPr>
           <w:b/>
           <w:lang w:val="es-BO"/>
         </w:rPr>
+        <w:t xml:space="preserve">src/main/java/com/portly/service/EmailService.java: </w:t>
+      </w:r>
+      <w:r>
+        <w:t>Se encarga de construir el mensaje de correo electrónico y enviarlo a través del protocolo SMTP (usando JavaMailSender) con el código de recuperación.</w:t>
+      </w:r>
+    </w:p>
+    <w:p>
+      <w:r>
+        <w:rPr>
+          <w:b/>
+        </w:rPr>
+        <w:t>src/main/java/com/portly/domain/entity/CodigoRecuperacion.java:</w:t>
+      </w:r>
+      <w:r>
+        <w:rPr>
+          <w:b/>
+        </w:rPr>
         <w:t xml:space="preserve"> </w:t>
       </w:r>
       <w:r>
-        <w:t>Proporciona los métodos para validar los tokens. Si el usuario intenta usar un token que ha expirado o que es estructuralmente inválido después de haber cerrado sesión, este servicio es el que se encarga de invalidar la autenticación.</w:t>
+        <w:t>Entidad de base de datos que almacena el código temporal, el ID del usuario y la fecha de expiración.</w:t>
+      </w:r>
+    </w:p>
+    <w:p>
+      <w:r>
+        <w:rPr>
+          <w:b/>
+        </w:rPr>
+        <w:t>src/main/java/com/portly/domain/repository/CodigoRecuperacionRepository.java:</w:t>
+      </w:r>
+      <w:r>
+        <w:rPr>
+          <w:b/>
+        </w:rPr>
+        <w:t xml:space="preserve"> </w:t>
+      </w:r>
+      <w:r>
+        <w:t>Interfaz para realizar operaciones de base de datos sobre los códigos (buscar por código, eliminar códigos antiguos del usuario, etc.).</w:t>
       </w:r>
     </w:p>
     <w:p/>
@@ -41578,11 +41717,11 @@
       <w:pPr>
         <w:pStyle w:val="Ttulo2"/>
       </w:pPr>
-      <w:bookmarkStart w:id="149" w:name="_Toc231892447"/>
-      <w:r>
-        <w:t>Recuperar acceso de la cuenta mediante correo electrónico</w:t>
-      </w:r>
-      <w:bookmarkEnd w:id="149"/>
+      <w:bookmarkStart w:id="150" w:name="_Toc231892448"/>
+      <w:r>
+        <w:t>Configurar visibilidad de los elementos de un portafolio</w:t>
+      </w:r>
+      <w:bookmarkEnd w:id="150"/>
     </w:p>
     <w:p>
       <w:pPr>
@@ -41596,7 +41735,7 @@
           <w:b/>
           <w:lang w:val="es-BO"/>
         </w:rPr>
-        <w:t>Fronted:</w:t>
+        <w:t>Frontend:</w:t>
       </w:r>
     </w:p>
     <w:p>
@@ -41605,257 +41744,7 @@
           <w:b/>
           <w:lang w:val="es-BO"/>
         </w:rPr>
-        <w:t>src/modules/auth/presentation/pages/ForgotPasswordPage.tsx:</w:t>
-      </w:r>
-      <w:r>
-        <w:rPr>
-          <w:b/>
-          <w:lang w:val="es-BO"/>
-        </w:rPr>
-        <w:t xml:space="preserve"> </w:t>
-      </w:r>
-      <w:r>
-        <w:t>Componente que renderiza el formulario para que el usuario ingrese su correo electrónico y solicite el código de recuperación.</w:t>
-      </w:r>
-    </w:p>
-    <w:p>
-      <w:pPr>
-        <w:jc w:val="left"/>
-      </w:pPr>
-      <w:r>
-        <w:rPr>
-          <w:b/>
-          <w:lang w:val="es-BO"/>
-        </w:rPr>
-        <w:t>src/modules/auth/presentation/pages/VerifyCodePage.tsx:</w:t>
-      </w:r>
-      <w:r>
-        <w:rPr>
-          <w:b/>
-          <w:lang w:val="es-BO"/>
-        </w:rPr>
-        <w:t xml:space="preserve"> </w:t>
-      </w:r>
-      <w:r>
-        <w:t>Página donde el usuario ingresa el código de 6 dígitos enviado a su correo. Maneja la lógica de transición hacia la creación de la nueva contraseña.</w:t>
-      </w:r>
-    </w:p>
-    <w:p>
-      <w:r>
-        <w:rPr>
-          <w:b/>
-          <w:lang w:val="es-BO"/>
-        </w:rPr>
-        <w:t>src/modules/auth/presentation/pages/NewPasswordPage.tsx:</w:t>
-      </w:r>
-      <w:r>
-        <w:rPr>
-          <w:b/>
-          <w:lang w:val="es-BO"/>
-        </w:rPr>
-        <w:t xml:space="preserve"> </w:t>
-      </w:r>
-      <w:r>
-        <w:t>Página final del flujo donde el usuario establece su nueva contraseña tras haber validado el código correctamente.</w:t>
-      </w:r>
-    </w:p>
-    <w:p>
-      <w:r>
-        <w:rPr>
-          <w:b/>
-          <w:lang w:val="es-BO"/>
-        </w:rPr>
-        <w:t>src/modules/auth/infrastructure/authService.ts:</w:t>
-      </w:r>
-      <w:r>
-        <w:rPr>
-          <w:b/>
-          <w:lang w:val="es-BO"/>
-        </w:rPr>
-        <w:t xml:space="preserve"> </w:t>
-      </w:r>
-      <w:r>
-        <w:t>Contiene las llamadas a la API: forgotPassword (solicitar código), verifyCode (validar código) y resetPassword (cambiar contraseña).</w:t>
-      </w:r>
-    </w:p>
-    <w:p>
-      <w:pPr>
-        <w:jc w:val="left"/>
-      </w:pPr>
-      <w:r>
-        <w:rPr>
-          <w:b/>
-          <w:lang w:val="es-BO"/>
-        </w:rPr>
-        <w:t>src/modules/auth/presentation/components/VerifyCodeForm.tsx:</w:t>
-      </w:r>
-      <w:r>
-        <w:rPr>
-          <w:b/>
-          <w:lang w:val="es-BO"/>
-        </w:rPr>
-        <w:t xml:space="preserve"> </w:t>
-      </w:r>
-      <w:r>
-        <w:t>Componente reutilizable que contiene los cuadros de entrada para el código y gestiona el envío automático una vez se completan los dígitos.</w:t>
-      </w:r>
-    </w:p>
-    <w:p/>
-    <w:p>
-      <w:pPr>
-        <w:rPr>
-          <w:b/>
-          <w:lang w:val="en-US"/>
-        </w:rPr>
-      </w:pPr>
-      <w:r>
-        <w:rPr>
-          <w:b/>
-          <w:lang w:val="en-US"/>
-        </w:rPr>
-        <w:t>Backend:</w:t>
-      </w:r>
-    </w:p>
-    <w:p>
-      <w:pPr>
-        <w:jc w:val="left"/>
-        <w:rPr>
-          <w:lang w:val="en-US"/>
-        </w:rPr>
-      </w:pPr>
-      <w:r>
-        <w:rPr>
-          <w:b/>
-          <w:lang w:val="en-US"/>
-        </w:rPr>
-        <w:t>src/main/java/com/portly/controller/AuthController.java:</w:t>
-      </w:r>
-      <w:r>
-        <w:rPr>
-          <w:b/>
-          <w:lang w:val="en-US"/>
-        </w:rPr>
-        <w:t xml:space="preserve"> </w:t>
-      </w:r>
-      <w:r>
-        <w:rPr>
-          <w:lang w:val="en-US"/>
-        </w:rPr>
-        <w:t>Define los endpoints /auth/forgot-password, /auth/verify-code y /auth/reset-password que reciben las solicitudes del frontend.</w:t>
-      </w:r>
-    </w:p>
-    <w:p>
-      <w:r>
-        <w:rPr>
-          <w:b/>
-          <w:lang w:val="es-BO"/>
-        </w:rPr>
-        <w:t>src/main/java/com/portly/service/AuthService.java:</w:t>
-      </w:r>
-      <w:r>
-        <w:rPr>
-          <w:b/>
-          <w:lang w:val="es-BO"/>
-        </w:rPr>
-        <w:t xml:space="preserve"> </w:t>
-      </w:r>
-      <w:r>
-        <w:t>Contiene la lógica central: genera el código aleatorio de 6 dígitos, gestiona su expiración (normalmente 10 minutos) y verifica que el código ingresado coincida con el almacenado.</w:t>
-      </w:r>
-    </w:p>
-    <w:p>
-      <w:r>
-        <w:rPr>
-          <w:b/>
-          <w:lang w:val="es-BO"/>
-        </w:rPr>
-        <w:t>src/main/java/com/portly/service/EmailService.java:</w:t>
-      </w:r>
-      <w:r>
-        <w:rPr>
-          <w:b/>
-          <w:lang w:val="es-BO"/>
-        </w:rPr>
-        <w:t xml:space="preserve"> </w:t>
-      </w:r>
-      <w:r>
-        <w:t>Se encarga de construir el mensaje de correo electrónico y enviarlo a través del protocolo SMTP (usando JavaMailSender) con el código de recuperación.</w:t>
-      </w:r>
-    </w:p>
-    <w:p>
-      <w:r>
-        <w:rPr>
-          <w:b/>
-        </w:rPr>
-        <w:t>src/main/java/com/portly/domain/entity/CodigoRecuperacion.java:</w:t>
-      </w:r>
-      <w:r>
-        <w:rPr>
-          <w:b/>
-        </w:rPr>
-        <w:t xml:space="preserve"> </w:t>
-      </w:r>
-      <w:r>
-        <w:t>Entidad de base de datos que almacena el código temporal, el ID del usuario y la fecha de expiración.</w:t>
-      </w:r>
-    </w:p>
-    <w:p>
-      <w:r>
-        <w:rPr>
-          <w:b/>
-        </w:rPr>
-        <w:t>src/main/java/com/portly/domain/repository/CodigoRecuperacionRepository.java:</w:t>
-      </w:r>
-      <w:r>
-        <w:rPr>
-          <w:b/>
-        </w:rPr>
-        <w:t xml:space="preserve"> </w:t>
-      </w:r>
-      <w:r>
-        <w:t>Interfaz para realizar operaciones de base de datos sobre los códigos (buscar por código, eliminar códigos antiguos del usuario, etc.).</w:t>
-      </w:r>
-    </w:p>
-    <w:p/>
-    <w:p>
-      <w:pPr>
-        <w:pStyle w:val="Ttulo2"/>
-      </w:pPr>
-      <w:bookmarkStart w:id="150" w:name="_Toc231892448"/>
-      <w:r>
-        <w:t>Configurar visibilidad de los elementos de un portafolio</w:t>
-      </w:r>
-      <w:bookmarkEnd w:id="150"/>
-    </w:p>
-    <w:p>
-      <w:pPr>
-        <w:rPr>
-          <w:b/>
-          <w:lang w:val="es-BO"/>
-        </w:rPr>
-      </w:pPr>
-      <w:r>
-        <w:rPr>
-          <w:b/>
-          <w:lang w:val="es-BO"/>
-        </w:rPr>
-        <w:t>Frontend:</w:t>
-      </w:r>
-    </w:p>
-    <w:p>
-      <w:r>
-        <w:rPr>
-          <w:b/>
-          <w:lang w:val="es-BO"/>
-        </w:rPr>
-        <w:t>src/modules/profile/presentation/pages/VisibilityPage.tsx:</w:t>
-      </w:r>
-      <w:r>
-        <w:rPr>
-          <w:b/>
-          <w:lang w:val="es-BO"/>
-        </w:rPr>
-        <w:t xml:space="preserve"> </w:t>
+        <w:t xml:space="preserve">src/modules/profile/presentation/pages/VisibilityPage.tsx: </w:t>
       </w:r>
       <w:r>
         <w:t xml:space="preserve">Página principal que renderiza el combobox de selección de portafolio (deshabilitado mientras hay selección activa), los </w:t>
@@ -42083,10 +41972,7 @@
         <w:t>src/modules/professional/presentation/components/Skills/TechnicalSkills.tsx:</w:t>
       </w:r>
       <w:r>
-        <w:t xml:space="preserve"> </w:t>
-      </w:r>
-      <w:r>
-        <w:t>Componente que renderiza la lista de habilidades técnicas y el botón "Agregar habilidad".</w:t>
+        <w:t xml:space="preserve"> Componente que renderiza la lista de habilidades técnicas y el botón "Agregar habilidad".</w:t>
       </w:r>
     </w:p>
     <w:p>
@@ -42391,75 +42277,85 @@
           <w:b/>
           <w:lang w:val="es-BO"/>
         </w:rPr>
-        <w:t>src/modules/portfolios/application/usePortfolios.ts:</w:t>
-      </w:r>
+        <w:t xml:space="preserve">src/modules/portfolios/application/usePortfolios.ts: </w:t>
+      </w:r>
+      <w:r>
+        <w:t>Hook que maneja la lógica de negocio del lado del cliente. Expone la función createPortfolio y gestiona el estado de creación (loading, success, error).</w:t>
+      </w:r>
+    </w:p>
+    <w:p>
       <w:r>
         <w:rPr>
           <w:b/>
           <w:lang w:val="es-BO"/>
         </w:rPr>
+        <w:t xml:space="preserve">src/modules/portfolios/application/useTemplates.ts: </w:t>
+      </w:r>
+      <w:r>
+        <w:t>Se encarga de obtener la lista de plantillas disponibles desde el backend para que el usuario pueda elegir una durante la creación.</w:t>
+      </w:r>
+    </w:p>
+    <w:p>
+      <w:r>
+        <w:rPr>
+          <w:b/>
+        </w:rPr>
+        <w:t>src/modules/portfolios/infrastructure/repositories/HttpPortfolioRepository.ts:</w:t>
+      </w:r>
+      <w:r>
+        <w:rPr>
+          <w:b/>
+        </w:rPr>
         <w:t xml:space="preserve"> </w:t>
       </w:r>
       <w:r>
-        <w:t>Hook que maneja la lógica de negocio del lado del cliente. Expone la función createPortfolio y gestiona el estado de creación (loading, success, error).</w:t>
-      </w:r>
-    </w:p>
-    <w:p>
-      <w:r>
+        <w:t>Es el encargado de realizar la comunicación real con la API (petición POST /api/portafolios) enviando el nombre y el ID de la plantilla seleccionada.</w:t>
+      </w:r>
+    </w:p>
+    <w:p>
+      <w:pPr>
+        <w:rPr>
+          <w:b/>
+        </w:rPr>
+      </w:pPr>
+    </w:p>
+    <w:p>
+      <w:pPr>
         <w:rPr>
           <w:b/>
           <w:lang w:val="es-BO"/>
         </w:rPr>
-        <w:t>src/modules/portfolios/application/useTemplates.ts:</w:t>
-      </w:r>
+      </w:pPr>
       <w:r>
         <w:rPr>
           <w:b/>
           <w:lang w:val="es-BO"/>
         </w:rPr>
-        <w:t xml:space="preserve"> </w:t>
-      </w:r>
-      <w:r>
-        <w:t>Se encarga de obtener la lista de plantillas disponibles desde el backend para que el usuario pueda elegir una durante la creación.</w:t>
-      </w:r>
-    </w:p>
-    <w:p>
-      <w:r>
-        <w:rPr>
-          <w:b/>
-        </w:rPr>
-        <w:t>src/modules/portfolios/infrastructure/repositories/HttpPortfolioRepository.ts:</w:t>
-      </w:r>
-      <w:r>
-        <w:rPr>
-          <w:b/>
-        </w:rPr>
-        <w:t xml:space="preserve"> </w:t>
-      </w:r>
-      <w:r>
-        <w:t>Es el encargado de realizar la comunicación real con la API (petición POST /api/portafolios) enviando el nombre y el ID de la plantilla seleccionada.</w:t>
-      </w:r>
-    </w:p>
-    <w:p>
-      <w:pPr>
-        <w:rPr>
-          <w:b/>
-        </w:rPr>
-      </w:pPr>
-    </w:p>
-    <w:p>
-      <w:pPr>
+        <w:t>Backend:</w:t>
+      </w:r>
+    </w:p>
+    <w:p>
+      <w:r>
         <w:rPr>
           <w:b/>
           <w:lang w:val="es-BO"/>
         </w:rPr>
-      </w:pPr>
+        <w:t xml:space="preserve">src/main/java/com/portly/controller/PortafolioController.java: </w:t>
+      </w:r>
+      <w:r>
+        <w:t>Controlador que expone el endpoint “/api/portafolios” con método POST para recibir los datos del nuevo portafolio desde el frontend.</w:t>
+      </w:r>
+    </w:p>
+    <w:p>
       <w:r>
         <w:rPr>
           <w:b/>
           <w:lang w:val="es-BO"/>
         </w:rPr>
-        <w:t>Backend:</w:t>
+        <w:t xml:space="preserve">src/main/java/com/portly/service/PortafolioService.java: </w:t>
+      </w:r>
+      <w:r>
+        <w:t>Contiene la lógica de creación: asocia el portafolio al usuario que tiene la sesión iniciada, asigna valores por defecto (como visibilidad "PRIVADO") y valida que los datos sean correctos.</w:t>
       </w:r>
     </w:p>
     <w:p>
@@ -42468,17 +42364,22 @@
           <w:b/>
           <w:lang w:val="es-BO"/>
         </w:rPr>
-        <w:t>src/main/java/com/portly/controller/PortafolioController.java:</w:t>
-      </w:r>
+        <w:t xml:space="preserve">src/main/java/com/portly/domain/entity/Portafolio.java: </w:t>
+      </w:r>
+      <w:r>
+        <w:t>La entidad que representa el portafolio en la base de datos. Define los campos como nombre, slug, visibilidad y la relación con el usuario.</w:t>
+      </w:r>
+    </w:p>
+    <w:p>
       <w:r>
         <w:rPr>
           <w:b/>
           <w:lang w:val="es-BO"/>
         </w:rPr>
-        <w:t xml:space="preserve"> </w:t>
-      </w:r>
-      <w:r>
-        <w:t>Controlador que expone el endpoint “/api/portafolios” con método POST para recibir los datos del nuevo portafolio desde el frontend.</w:t>
+        <w:t xml:space="preserve">src/main/java/com/portly/domain/repository/PortafolioRepository.java: </w:t>
+      </w:r>
+      <w:r>
+        <w:t>Interfaz que utiliza Spring Data JPA para guardar el nuevo registro del portafolio en la base de datos.</w:t>
       </w:r>
     </w:p>
     <w:p>
@@ -42487,71 +42388,7 @@
           <w:b/>
           <w:lang w:val="es-BO"/>
         </w:rPr>
-        <w:t>src/main/java/com/portly/service/PortafolioService.java:</w:t>
-      </w:r>
-      <w:r>
-        <w:rPr>
-          <w:b/>
-          <w:lang w:val="es-BO"/>
-        </w:rPr>
-        <w:t xml:space="preserve"> </w:t>
-      </w:r>
-      <w:r>
-        <w:t>Contiene la lógica de creación: asocia el portafolio al usuario que tiene la sesión iniciada, asigna valores por defecto (como visibilidad "PRIVADO") y valida que los datos sean correctos.</w:t>
-      </w:r>
-    </w:p>
-    <w:p>
-      <w:r>
-        <w:rPr>
-          <w:b/>
-          <w:lang w:val="es-BO"/>
-        </w:rPr>
-        <w:t>src/main/java/com/portly/domain/entity/Portafolio.java:</w:t>
-      </w:r>
-      <w:r>
-        <w:rPr>
-          <w:b/>
-          <w:lang w:val="es-BO"/>
-        </w:rPr>
-        <w:t xml:space="preserve"> </w:t>
-      </w:r>
-      <w:r>
-        <w:t>La entidad que representa el portafolio en la base de datos. Define los campos como nombre, slug, visibilidad y la relación con el usuario.</w:t>
-      </w:r>
-    </w:p>
-    <w:p>
-      <w:r>
-        <w:rPr>
-          <w:b/>
-          <w:lang w:val="es-BO"/>
-        </w:rPr>
-        <w:t>src/main/java/com/portly/domain/repository/PortafolioRepository.java:</w:t>
-      </w:r>
-      <w:r>
-        <w:rPr>
-          <w:b/>
-          <w:lang w:val="es-BO"/>
-        </w:rPr>
-        <w:t xml:space="preserve"> </w:t>
-      </w:r>
-      <w:r>
-        <w:t>Interfaz que utiliza Spring Data JPA para guardar el nuevo registro del portafolio en la base de datos.</w:t>
-      </w:r>
-    </w:p>
-    <w:p>
-      <w:r>
-        <w:rPr>
-          <w:b/>
-          <w:lang w:val="es-BO"/>
-        </w:rPr>
-        <w:t>src/main/java/com/portly/service/CloudinaryService.java:</w:t>
-      </w:r>
-      <w:r>
-        <w:rPr>
-          <w:b/>
-          <w:lang w:val="es-BO"/>
-        </w:rPr>
-        <w:t xml:space="preserve"> </w:t>
+        <w:t xml:space="preserve">src/main/java/com/portly/service/CloudinaryService.java: </w:t>
       </w:r>
       <w:r>
         <w:t>(Opcional/Futuro) Se utiliza si el sistema genera automáticamente una captura de pantalla (thumbnail) del portafolio recién creado para guardarla en la nube.</w:t>
@@ -43307,10 +43144,7 @@
         <w:t>src/main/java/com/portly/controller/HabilidadBlandaController.java:</w:t>
       </w:r>
       <w:r>
-        <w:t xml:space="preserve"> Controlador que expone el endpoint encargado de recibir la orden de borrado mediante el ident</w:t>
-      </w:r>
-      <w:r>
-        <w:t xml:space="preserve">ificador único de la habilidad. </w:t>
+        <w:t xml:space="preserve"> Controlador que expone el endpoint encargado de recibir la orden de borrado mediante el identificador único de la habilidad. </w:t>
       </w:r>
       <w:r>
         <w:rPr>
@@ -43607,13 +43441,7 @@
         <w:t>src/main/java/com/portly/controller/ProfileProyectoController.java:</w:t>
       </w:r>
       <w:r>
-        <w:t xml:space="preserve"> Controlador de proyectos del perfil que expone el endpoint encargado de recibir la orden de borrado mediante el identifica</w:t>
-      </w:r>
-      <w:r>
-        <w:t>dor único del proyecto. Endpoint:</w:t>
-      </w:r>
-      <w:r>
-        <w:t>DELETE /api/profile/proyectos/{id}</w:t>
+        <w:t xml:space="preserve"> Controlador de proyectos del perfil que expone el endpoint encargado de recibir la orden de borrado mediante el identificador único del proyecto. Endpoint:DELETE /api/profile/proyectos/{id}</w:t>
       </w:r>
     </w:p>
     <w:p>
@@ -43755,34 +43583,60 @@
           <w:b/>
           <w:lang w:val="es-BO"/>
         </w:rPr>
-        <w:t>src/modules/portfolios/presentation/components/PreviewBanner.tsx</w:t>
-      </w:r>
+        <w:t xml:space="preserve">src/modules/portfolios/presentation/components/PreviewBanner.tsx: </w:t>
+      </w:r>
+      <w:r>
+        <w:t>Renderiza el banner superior fijo en la interfaz con el texto "VISTA PREVIA". Contiene el botón "Volver a Portly" que ejecuta la función window.close() para cerrar la pestaña actual y regresar al usuario al listado.</w:t>
+      </w:r>
+    </w:p>
+    <w:p>
+      <w:r>
+        <w:rPr>
+          <w:b/>
+        </w:rPr>
+        <w:t>src/modules/portfolios/presentation/pages/PortfolioPublicPage.tsx</w:t>
+      </w:r>
+      <w:r>
+        <w:rPr>
+          <w:b/>
+        </w:rPr>
+        <w:t xml:space="preserve">: </w:t>
+      </w:r>
+      <w:r>
+        <w:t>Renderiza el contenido del portafolio como lo vería un visitante final, uniendo la información y la plantilla seleccionada. También evalúa si el portafolio está en estado privado para renderizar el componente PreviewBanner en la parte superior.</w:t>
+      </w:r>
+    </w:p>
+    <w:p>
       <w:r>
         <w:rPr>
           <w:b/>
           <w:lang w:val="es-BO"/>
         </w:rPr>
-        <w:t xml:space="preserve">: </w:t>
-      </w:r>
-      <w:r>
-        <w:t>Renderiza el banner superior fijo en la interfaz con el texto "VISTA PREVIA". Contiene el botón "Volver a Portly" que ejecuta la función window.close() para cerrar la pestaña actual y regresar al usuario al listado.</w:t>
-      </w:r>
-    </w:p>
-    <w:p>
-      <w:r>
-        <w:rPr>
-          <w:b/>
-        </w:rPr>
-        <w:t>src/modules/portfolios/presentation/pages/PortfolioPublicPage.tsx</w:t>
-      </w:r>
-      <w:r>
-        <w:rPr>
-          <w:b/>
-        </w:rPr>
-        <w:t xml:space="preserve">: </w:t>
-      </w:r>
-      <w:r>
-        <w:t>Renderiza el contenido del portafolio como lo vería un visitante final, uniendo la información y la plantilla seleccionada. También evalúa si el portafolio está en estado privado para renderizar el componente PreviewBanner en la parte superior.</w:t>
+        <w:t xml:space="preserve">src/modules/portfolios/application/usePortfolioPublic.ts: </w:t>
+      </w:r>
+      <w:r>
+        <w:t>Hook encargado de consumir el endpoint del backend para traer la información pública (o vista previa) del portafolio por su ID, gestionando los estados de carga y error.</w:t>
+      </w:r>
+    </w:p>
+    <w:p>
+      <w:pPr>
+        <w:rPr>
+          <w:b/>
+        </w:rPr>
+      </w:pPr>
+    </w:p>
+    <w:p>
+      <w:pPr>
+        <w:rPr>
+          <w:lang w:val="en-US"/>
+        </w:rPr>
+      </w:pPr>
+      <w:r>
+        <w:rPr>
+          <w:b/>
+          <w:lang w:val="en-US"/>
+        </w:rPr>
+        <w:t>Backend:</w:t>
       </w:r>
     </w:p>
     <w:p>
@@ -43791,54 +43645,7 @@
           <w:b/>
           <w:lang w:val="es-BO"/>
         </w:rPr>
-        <w:t>src/modules/portfolios/application/usePortfolioPublic.ts</w:t>
-      </w:r>
-      <w:r>
-        <w:rPr>
-          <w:b/>
-          <w:lang w:val="es-BO"/>
-        </w:rPr>
-        <w:t xml:space="preserve">: </w:t>
-      </w:r>
-      <w:r>
-        <w:t>Hook encargado de consumir el endpoint del backend para traer la información pública (o vista previa) del portafolio por su ID, gestionando los estados de carga y error.</w:t>
-      </w:r>
-    </w:p>
-    <w:p>
-      <w:pPr>
-        <w:rPr>
-          <w:b/>
-        </w:rPr>
-      </w:pPr>
-    </w:p>
-    <w:p>
-      <w:pPr>
-        <w:rPr>
-          <w:lang w:val="en-US"/>
-        </w:rPr>
-      </w:pPr>
-      <w:r>
-        <w:rPr>
-          <w:b/>
-          <w:lang w:val="en-US"/>
-        </w:rPr>
-        <w:t>Backend:</w:t>
-      </w:r>
-    </w:p>
-    <w:p>
-      <w:r>
-        <w:rPr>
-          <w:b/>
-          <w:lang w:val="es-BO"/>
-        </w:rPr>
-        <w:t>src/main/java/com/portly/controller/PortafolioController.java</w:t>
-      </w:r>
-      <w:r>
-        <w:rPr>
-          <w:b/>
-          <w:lang w:val="es-BO"/>
-        </w:rPr>
-        <w:t xml:space="preserve">: </w:t>
+        <w:t xml:space="preserve">src/main/java/com/portly/controller/PortafolioController.java: </w:t>
       </w:r>
       <w:r>
         <w:t>Controlador que gestiona las peticiones relacionadas con los portafolios. Implementa el endpoint que devuelve la información pública o de previsualización de un portafolio. Recibe también la autenticación para permitir que el dueño visualice su propio portafolio aunque esté marcado como privado.</w:t>
@@ -43995,28 +43802,1582 @@
           <w:b/>
           <w:lang w:val="es-BO"/>
         </w:rPr>
+        <w:t xml:space="preserve">src/main/java/com/portly/domain/repository/FormacionAcademicaRepository.java: </w:t>
+      </w:r>
+      <w:r>
+        <w:t>Interfaz JPA que provee el método save.</w:t>
+      </w:r>
+    </w:p>
+    <w:p>
+      <w:pPr>
+        <w:jc w:val="left"/>
+      </w:pPr>
+      <w:r>
+        <w:rPr>
+          <w:b/>
+        </w:rPr>
+        <w:t>src/main/java/com/portly/dto/FormacionAcademicaRequest.java:</w:t>
+      </w:r>
+      <w:r>
+        <w:rPr>
+          <w:b/>
+        </w:rPr>
+        <w:t xml:space="preserve"> </w:t>
+      </w:r>
+      <w:r>
+        <w:t>DTO de entrada con los campos del formulario.</w:t>
+      </w:r>
+    </w:p>
+    <w:p>
+      <w:pPr>
+        <w:jc w:val="left"/>
+      </w:pPr>
+      <w:r>
+        <w:rPr>
+          <w:b/>
+        </w:rPr>
+        <w:t xml:space="preserve">src/main/java/com/portly/dto/FormacionAcademicaResponse.java: </w:t>
+      </w:r>
+      <w:r>
+        <w:t>DTO de salida devuelto al frontend tras la creación.</w:t>
+      </w:r>
+    </w:p>
+    <w:p>
+      <w:pPr>
+        <w:jc w:val="left"/>
+      </w:pPr>
+    </w:p>
+    <w:p>
+      <w:pPr>
+        <w:pStyle w:val="Ttulo2"/>
+      </w:pPr>
+      <w:bookmarkStart w:id="165" w:name="_Toc231892463"/>
+      <w:r>
+        <w:t>Visualizar listado de portafolios</w:t>
+      </w:r>
+      <w:bookmarkEnd w:id="165"/>
+    </w:p>
+    <w:p>
+      <w:pPr>
+        <w:rPr>
+          <w:b/>
+        </w:rPr>
+      </w:pPr>
+      <w:r>
+        <w:rPr>
+          <w:b/>
+        </w:rPr>
+        <w:t>Fronted:</w:t>
+      </w:r>
+    </w:p>
+    <w:p>
+      <w:r>
+        <w:rPr>
+          <w:b/>
+        </w:rPr>
+        <w:t>src/modules/portfolios/presentation/pages/PortfoliosPage.tsx:</w:t>
+      </w:r>
+      <w:r>
+        <w:rPr>
+          <w:b/>
+        </w:rPr>
+        <w:t xml:space="preserve"> </w:t>
+      </w:r>
+      <w:r>
+        <w:t>Es el contenedor principal que llama al hook para obtener los datos y decide qué mostrar (indicadores de carga, errores o la lista de tarjetas).</w:t>
+      </w:r>
+    </w:p>
+    <w:p>
+      <w:r>
+        <w:rPr>
+          <w:b/>
+        </w:rPr>
+        <w:t>src/modules/portfolios/presentation/components/PortfolioList.tsx:</w:t>
+      </w:r>
+      <w:r>
+        <w:rPr>
+          <w:b/>
+        </w:rPr>
+        <w:t xml:space="preserve"> </w:t>
+      </w:r>
+      <w:r>
+        <w:t>Este componente recibe el array de portafolios y utiliza un .map() para renderizar cada tarjeta individual con su nombre, imagen de previsualización y estado de visibilidad.</w:t>
+      </w:r>
+    </w:p>
+    <w:p>
+      <w:r>
+        <w:rPr>
+          <w:b/>
+          <w:lang w:val="es-BO"/>
+        </w:rPr>
+        <w:t xml:space="preserve">src/modules/portfolios/application/usePortfolios.ts: </w:t>
+      </w:r>
+      <w:r>
+        <w:t>Contiene la lógica para disparar la carga inicial de los portafolios cuando el usuario entra a la página y actualiza el estado global de la lista.</w:t>
+      </w:r>
+    </w:p>
+    <w:p>
+      <w:r>
+        <w:rPr>
+          <w:b/>
+        </w:rPr>
+        <w:t>src/modules/portfolios/infrastructure/repositories/HttpPortfolioRepository.ts:</w:t>
+      </w:r>
+      <w:r>
+        <w:rPr>
+          <w:b/>
+        </w:rPr>
+        <w:t xml:space="preserve"> </w:t>
+      </w:r>
+      <w:r>
+        <w:t>Realiza la petición GET /api/portafolios al backend para obtener la información de todos los portafolios del usuario.</w:t>
+      </w:r>
+    </w:p>
+    <w:p>
+      <w:pPr>
+        <w:rPr>
+          <w:b/>
+        </w:rPr>
+      </w:pPr>
+    </w:p>
+    <w:p>
+      <w:pPr>
+        <w:rPr>
+          <w:b/>
+          <w:lang w:val="en-US"/>
+        </w:rPr>
+      </w:pPr>
+      <w:r>
+        <w:rPr>
+          <w:b/>
+          <w:lang w:val="en-US"/>
+        </w:rPr>
+        <w:t>Backend:</w:t>
+      </w:r>
+    </w:p>
+    <w:p>
+      <w:r>
+        <w:rPr>
+          <w:b/>
+          <w:lang w:val="es-BO"/>
+        </w:rPr>
+        <w:t xml:space="preserve">src/main/java/com/portly/controller/PortafolioController.java: </w:t>
+      </w:r>
+      <w:r>
+        <w:t>Expone el método @GetMapping en la ruta base /api/portafolios. Extrae el ID del usuario del token de autenticación para asegurar que solo vea sus propios portafolios.</w:t>
+      </w:r>
+    </w:p>
+    <w:p>
+      <w:r>
+        <w:rPr>
+          <w:b/>
+          <w:lang w:val="es-BO"/>
+        </w:rPr>
+        <w:t xml:space="preserve">src/main/java/com/portly/service/PortafolioService.java: </w:t>
+      </w:r>
+      <w:r>
+        <w:t>Contiene el método getAll(UUID idUsuario), el cual consulta al repositorio y transforma las entidades de la base de datos en objetos DTO (PortafolioResponse) para enviarlos al frontend.</w:t>
+      </w:r>
+    </w:p>
+    <w:p>
+      <w:r>
+        <w:rPr>
+          <w:b/>
+          <w:lang w:val="es-BO"/>
+        </w:rPr>
+        <w:t xml:space="preserve">src/main/java/com/portly/domain/repository/PortafolioRepository.java: </w:t>
+      </w:r>
+      <w:r>
+        <w:t>Define la consulta findByUsuario_IdUsuarioOrderByFechaCreacionDesc, que busca en la base de datos todos los registros asociados a ese usuario, ordenados del más reciente al más antiguo.</w:t>
+      </w:r>
+    </w:p>
+    <w:p/>
+    <w:p>
+      <w:pPr>
+        <w:pStyle w:val="Ttulo2"/>
+      </w:pPr>
+      <w:bookmarkStart w:id="166" w:name="_Toc231892464"/>
+      <w:r>
+        <w:t>Visualizar listado de experiencias laborales</w:t>
+      </w:r>
+      <w:bookmarkEnd w:id="166"/>
+    </w:p>
+    <w:p>
+      <w:pPr>
+        <w:rPr>
+          <w:b/>
+        </w:rPr>
+      </w:pPr>
+      <w:r>
+        <w:rPr>
+          <w:b/>
+        </w:rPr>
+        <w:t>Frontend:</w:t>
+      </w:r>
+    </w:p>
+    <w:p>
+      <w:r>
+        <w:rPr>
+          <w:b/>
+        </w:rPr>
+        <w:t>src/modules/professional/presentation/components/trajectory/ProfessionalExperienceSection.tsx:</w:t>
+      </w:r>
+      <w:r>
+        <w:t xml:space="preserve"> Componente principal que renderiza la lista de experiencias, el estado de carga y el botón "Agregar experiencia".</w:t>
+      </w:r>
+    </w:p>
+    <w:p>
+      <w:r>
+        <w:rPr>
+          <w:b/>
+        </w:rPr>
+        <w:t>src/modules/professional/application/useExperiences.ts:</w:t>
+      </w:r>
+      <w:r>
+        <w:t xml:space="preserve"> Hook que llama al repositorio para obtener las experiencias y expone el array, el estado de carga y errores.</w:t>
+      </w:r>
+    </w:p>
+    <w:p>
+      <w:r>
+        <w:rPr>
+          <w:b/>
+        </w:rPr>
+        <w:t>src/modules/professional/infrastructure/repositories/HttpExperienceRepository.ts:</w:t>
+      </w:r>
+      <w:r>
+        <w:rPr>
+          <w:b/>
+        </w:rPr>
+        <w:t xml:space="preserve"> </w:t>
+      </w:r>
+      <w:r>
+        <w:t>Implementa la petición HTTP GET /api/profile/experiencia.</w:t>
+      </w:r>
+    </w:p>
+    <w:p/>
+    <w:p>
+      <w:pPr>
+        <w:rPr>
+          <w:b/>
+        </w:rPr>
+      </w:pPr>
+      <w:r>
+        <w:rPr>
+          <w:b/>
+        </w:rPr>
+        <w:lastRenderedPageBreak/>
+        <w:t>Backend:</w:t>
+      </w:r>
+    </w:p>
+    <w:p>
+      <w:r>
+        <w:rPr>
+          <w:b/>
+        </w:rPr>
+        <w:t>src/main/java/com/portly/controller/ProfileExperienciaController.java:</w:t>
+      </w:r>
+      <w:r>
+        <w:t xml:space="preserve"> Endpoint GET /api/profile/experiencia que retorna todas las experiencias del usuario autenticado.</w:t>
+      </w:r>
+    </w:p>
+    <w:p>
+      <w:r>
+        <w:rPr>
+          <w:b/>
+        </w:rPr>
+        <w:t>src/main/java/com/portly/service/ExperienciaLaboralService.java:</w:t>
+      </w:r>
+      <w:r>
+        <w:t xml:space="preserve"> Obtiene las entidades ExperienciaLaboral del repositorio y las convierte a ExperienceResponse.</w:t>
+      </w:r>
+    </w:p>
+    <w:p>
+      <w:r>
+        <w:rPr>
+          <w:b/>
+        </w:rPr>
+        <w:t>src/main/java/com/portly/domain/entity/ExperienciaLaboral.java:</w:t>
+      </w:r>
+      <w:r>
+        <w:t xml:space="preserve"> Entidad principal que almacena los datos de la experiencia (empresa, cargo, fechas, descripción, etc.).</w:t>
+      </w:r>
+    </w:p>
+    <w:p>
+      <w:r>
+        <w:rPr>
+          <w:b/>
+        </w:rPr>
+        <w:t>src/main/java/com/portly/dto/ExperienceResponse.java:</w:t>
+      </w:r>
+      <w:r>
+        <w:t xml:space="preserve"> DTO que incluye todos los campos de la experiencia más las listas anidadas de funciones y logros.</w:t>
+      </w:r>
+    </w:p>
+    <w:p/>
+    <w:p>
+      <w:pPr>
+        <w:pStyle w:val="Ttulo2"/>
+      </w:pPr>
+      <w:bookmarkStart w:id="167" w:name="_Toc231892465"/>
+      <w:r>
+        <w:t>Editar registro de experiencias laborales</w:t>
+      </w:r>
+      <w:bookmarkEnd w:id="167"/>
+    </w:p>
+    <w:p>
+      <w:pPr>
+        <w:rPr>
+          <w:b/>
+        </w:rPr>
+      </w:pPr>
+      <w:r>
+        <w:rPr>
+          <w:b/>
+        </w:rPr>
+        <w:t>Frontend:</w:t>
+      </w:r>
+    </w:p>
+    <w:p>
+      <w:r>
+        <w:rPr>
+          <w:b/>
+        </w:rPr>
+        <w:t>src/modules/professional/presentation/components/trajectory/ProfessionalExperienceSection.tsx:</w:t>
+      </w:r>
+      <w:r>
+        <w:t xml:space="preserve"> Dispara la apertura del modal de edición pasando la experiencia seleccionada.</w:t>
+      </w:r>
+    </w:p>
+    <w:p>
+      <w:r>
+        <w:rPr>
+          <w:b/>
+        </w:rPr>
+        <w:t>src/modules/professional/presentation/components/trajectory/ExperienceFormModal.tsx:</w:t>
+      </w:r>
+      <w:r>
+        <w:t xml:space="preserve"> Modal reutilizable que recibe una experiencia (si existe) para modo edición, precarga los datos y permite modificar todos los campos.</w:t>
+      </w:r>
+    </w:p>
+    <w:p>
+      <w:r>
+        <w:rPr>
+          <w:b/>
+        </w:rPr>
+        <w:t>src/modules/professional/application/useExperiences.ts:</w:t>
+      </w:r>
+      <w:r>
+        <w:t xml:space="preserve"> Hook que expone la función updateExperience(id, updatedData).</w:t>
+      </w:r>
+    </w:p>
+    <w:p>
+      <w:r>
+        <w:rPr>
+          <w:b/>
+        </w:rPr>
+        <w:t>src/modules/professional/infrastructure/repositories/HttpExperienceRepository.ts:</w:t>
+      </w:r>
+      <w:r>
+        <w:t xml:space="preserve"> Implementa la petición HTTP PUT /api/profile/experiencia/{id}.</w:t>
+      </w:r>
+    </w:p>
+    <w:p>
+      <w:pPr>
+        <w:rPr>
+          <w:b/>
+        </w:rPr>
+      </w:pPr>
+    </w:p>
+    <w:p>
+      <w:pPr>
+        <w:rPr>
+          <w:b/>
+        </w:rPr>
+      </w:pPr>
+      <w:r>
+        <w:rPr>
+          <w:b/>
+        </w:rPr>
+        <w:t>Backend:</w:t>
+      </w:r>
+    </w:p>
+    <w:p>
+      <w:r>
+        <w:rPr>
+          <w:b/>
+        </w:rPr>
+        <w:t>src/main/java/com/portly/controller/ProfileExperienciaController.java:</w:t>
+      </w:r>
+      <w:r>
+        <w:t xml:space="preserve"> Endpoint PUT /api/profile/experiencia/{id} que verifica que la experiencia pertenezca al usuario.</w:t>
+      </w:r>
+    </w:p>
+    <w:p>
+      <w:r>
+        <w:rPr>
+          <w:b/>
+        </w:rPr>
+        <w:t>src/main/java/com/portly/service/ExperienciaLaboralService.java:</w:t>
+      </w:r>
+      <w:r>
+        <w:t xml:space="preserve"> Actualiza los campos de la entidad, incluyendo las listas anidadas de funciones y logros (las reemplaza en su totalidad).</w:t>
+      </w:r>
+    </w:p>
+    <w:p>
+      <w:r>
+        <w:rPr>
+          <w:b/>
+        </w:rPr>
+        <w:t>src/main/java/com/portly/domain/entity/ExperienciaLaboral.java:</w:t>
+      </w:r>
+      <w:r>
+        <w:t xml:space="preserve"> Entidad con relaciones @OneToMany(cascade = ALL) hacia FuncionExperiencia y LogroExperiencia.</w:t>
+      </w:r>
+    </w:p>
+    <w:p>
+      <w:r>
+        <w:rPr>
+          <w:b/>
+        </w:rPr>
+        <w:t>src/main/java/com/portly/dto/ExperienceRequest.java:</w:t>
+      </w:r>
+      <w:r>
+        <w:t xml:space="preserve"> DTO que contiene todos los campos editables (incluye listas de funciones y logros).</w:t>
+      </w:r>
+    </w:p>
+    <w:p/>
+    <w:p>
+      <w:pPr>
+        <w:pStyle w:val="Ttulo2"/>
+      </w:pPr>
+      <w:bookmarkStart w:id="168" w:name="_Toc231892466"/>
+      <w:r>
+        <w:t>Visualizar listado de formaciones académicas</w:t>
+      </w:r>
+      <w:bookmarkEnd w:id="168"/>
+    </w:p>
+    <w:p>
+      <w:pPr>
+        <w:rPr>
+          <w:b/>
+        </w:rPr>
+      </w:pPr>
+      <w:r>
+        <w:rPr>
+          <w:b/>
+        </w:rPr>
+        <w:t>Frontend:</w:t>
+      </w:r>
+    </w:p>
+    <w:p>
+      <w:r>
+        <w:rPr>
+          <w:b/>
+        </w:rPr>
+        <w:t xml:space="preserve">src/modules/professional/presentation/components/trajectory/FormacionAcademicaSection.tsx: </w:t>
+      </w:r>
+      <w:r>
+        <w:t>Ejecuta la carga inicial de datos y renderiza una tarjeta por cada registro; muestra el estado vacío si no hay resultados.</w:t>
+      </w:r>
+    </w:p>
+    <w:p>
+      <w:r>
+        <w:rPr>
+          <w:b/>
+          <w:lang w:val="es-BO"/>
+        </w:rPr>
+        <w:t xml:space="preserve">src/modules/professional/domain/entities/FormacionAcademica.ts: </w:t>
+      </w:r>
+      <w:r>
+        <w:t>Tipado de la entidad que se mapea a cada tarjeta.</w:t>
+      </w:r>
+    </w:p>
+    <w:p>
+      <w:r>
+        <w:rPr>
+          <w:b/>
+        </w:rPr>
+        <w:t>src/modules/professional/domain/repositories/FormacionAcademicaRepository.ts:</w:t>
+      </w:r>
+      <w:r>
+        <w:t xml:space="preserve"> Contrato del repositorio (método getAll).</w:t>
+      </w:r>
+    </w:p>
+    <w:p>
+      <w:r>
+        <w:rPr>
+          <w:b/>
+        </w:rPr>
+        <w:t xml:space="preserve">src/modules/professional/infrastructure/repositories/HttpFormacionAcademicaRepository.ts: </w:t>
+      </w:r>
+      <w:r>
+        <w:t>Implementa la petición HTTP GET /api/profile/formacion.</w:t>
+      </w:r>
+    </w:p>
+    <w:p/>
+    <w:p>
+      <w:pPr>
+        <w:rPr>
+          <w:b/>
+        </w:rPr>
+      </w:pPr>
+      <w:r>
+        <w:rPr>
+          <w:b/>
+        </w:rPr>
+        <w:t>Backend:</w:t>
+      </w:r>
+    </w:p>
+    <w:p>
+      <w:pPr>
+        <w:jc w:val="left"/>
+      </w:pPr>
+      <w:r>
+        <w:rPr>
+          <w:b/>
+        </w:rPr>
+        <w:t>src/main/java/com/portly/controller/FormacionAcademicaController.java:</w:t>
+      </w:r>
+      <w:r>
+        <w:rPr>
+          <w:b/>
+        </w:rPr>
+        <w:t xml:space="preserve"> </w:t>
+      </w:r>
+      <w:r>
+        <w:t>Endpoint GET /api/profile/formacion que retorna la lista del usuario autenticado.</w:t>
+      </w:r>
+    </w:p>
+    <w:p>
+      <w:pPr>
+        <w:jc w:val="left"/>
+      </w:pPr>
+      <w:r>
+        <w:rPr>
+          <w:b/>
+        </w:rPr>
+        <w:lastRenderedPageBreak/>
+        <w:t>src/main/java/com/portly/service/FormacionAcademicaService.java:</w:t>
+      </w:r>
+      <w:r>
+        <w:rPr>
+          <w:b/>
+        </w:rPr>
+        <w:t xml:space="preserve"> </w:t>
+      </w:r>
+      <w:r>
+        <w:t>Método listarFormaciones que consulta y mapea los registros del usuario.</w:t>
+      </w:r>
+    </w:p>
+    <w:p>
+      <w:pPr>
+        <w:rPr>
+          <w:b/>
+          <w:lang w:val="en-US"/>
+        </w:rPr>
+      </w:pPr>
+      <w:r>
+        <w:rPr>
+          <w:b/>
+          <w:lang w:val="en-US"/>
+        </w:rPr>
+        <w:t xml:space="preserve">src/main/java/com/portly/domain/repository/FormacionAcademicaRepository.java: </w:t>
+      </w:r>
+    </w:p>
+    <w:p>
+      <w:r>
+        <w:t>Interfaz JPA con el método findByUsuario_IdUsuario.</w:t>
+      </w:r>
+    </w:p>
+    <w:p>
+      <w:r>
+        <w:rPr>
+          <w:b/>
+        </w:rPr>
+        <w:t xml:space="preserve">src/main/java/com/portly/dto/FormacionAcademicaResponse.java: </w:t>
+      </w:r>
+      <w:r>
+        <w:t>DTO de salida mapeado a cada tarjeta visual.</w:t>
+      </w:r>
+    </w:p>
+    <w:p/>
+    <w:p>
+      <w:pPr>
+        <w:pStyle w:val="Ttulo2"/>
+      </w:pPr>
+      <w:bookmarkStart w:id="169" w:name="_Toc231892467"/>
+      <w:r>
+        <w:t>Editar registro de formación académica</w:t>
+      </w:r>
+      <w:bookmarkEnd w:id="169"/>
+    </w:p>
+    <w:p>
+      <w:pPr>
+        <w:rPr>
+          <w:b/>
+        </w:rPr>
+      </w:pPr>
+      <w:r>
+        <w:rPr>
+          <w:b/>
+        </w:rPr>
+        <w:t>Frontend:</w:t>
+      </w:r>
+    </w:p>
+    <w:p>
+      <w:pPr>
+        <w:rPr>
+          <w:b/>
+        </w:rPr>
+      </w:pPr>
+      <w:r>
+        <w:rPr>
+          <w:b/>
+        </w:rPr>
+        <w:t>src/modules/professional/presentation/components/trajectory/</w:t>
+      </w:r>
+      <w:r>
+        <w:rPr>
+          <w:b/>
+        </w:rPr>
+        <w:t xml:space="preserve">FormacionAcademicaSection.tsx: </w:t>
+      </w:r>
+      <w:r>
+        <w:t>Gestiona el modo edición; al hacer clic en una tarjeta en modo edición, abre el modal pasando los datos del registro.</w:t>
+      </w:r>
+    </w:p>
+    <w:p>
+      <w:pPr>
+        <w:rPr>
+          <w:b/>
+          <w:lang w:val="en-US"/>
+        </w:rPr>
+      </w:pPr>
+      <w:r>
+        <w:rPr>
+          <w:b/>
+          <w:lang w:val="en-US"/>
+        </w:rPr>
+        <w:t>src/modules/professional/presentation/components/trajectory/AcademicFormModal.tsx:</w:t>
+      </w:r>
+    </w:p>
+    <w:p>
+      <w:r>
+        <w:t>Formulario con datos precargados, validaciones al submit, detección de duplicados y toast de éxito.</w:t>
+      </w:r>
+    </w:p>
+    <w:p>
+      <w:r>
+        <w:rPr>
+          <w:b/>
+          <w:lang w:val="es-BO"/>
+        </w:rPr>
+        <w:t xml:space="preserve">src/modules/professional/domain/entities/FormacionAcademica.ts: </w:t>
+      </w:r>
+      <w:r>
+        <w:t>Define las interfaces FormacionAcademica y FormacionAcademicaRequest.</w:t>
+      </w:r>
+    </w:p>
+    <w:p>
+      <w:r>
+        <w:rPr>
+          <w:b/>
+        </w:rPr>
+        <w:t>src/modules/professional/domain/repositories/FormacionAcademicaRepository.ts:</w:t>
+      </w:r>
+      <w:r>
+        <w:rPr>
+          <w:b/>
+        </w:rPr>
+        <w:t xml:space="preserve"> </w:t>
+      </w:r>
+      <w:r>
+        <w:t>Contrato del repositorio (método update).</w:t>
+      </w:r>
+    </w:p>
+    <w:p>
+      <w:r>
+        <w:rPr>
+          <w:b/>
+        </w:rPr>
+        <w:t>src/modules/professional/infrastructure/repositories/HttpFormacionAcademicaRepository.ts:</w:t>
+      </w:r>
+      <w:r>
+        <w:rPr>
+          <w:b/>
+        </w:rPr>
+        <w:t xml:space="preserve"> </w:t>
+      </w:r>
+      <w:r>
+        <w:t>Implementa la petición HTTP PUT /api/profile/formacion/{id}.</w:t>
+      </w:r>
+    </w:p>
+    <w:p/>
+    <w:p>
+      <w:pPr>
+        <w:rPr>
+          <w:b/>
+        </w:rPr>
+      </w:pPr>
+      <w:r>
+        <w:rPr>
+          <w:b/>
+        </w:rPr>
+        <w:t>Backend:</w:t>
+      </w:r>
+    </w:p>
+    <w:p>
+      <w:r>
+        <w:rPr>
+          <w:b/>
+        </w:rPr>
+        <w:t>src/main/java/com/portly/controller/FormacionAcademicaController.java:</w:t>
+      </w:r>
+      <w:r>
+        <w:t xml:space="preserve"> Endpoint PUT /api/profile/formacion/{id} que verifica propiedad y delega al servicio.</w:t>
+      </w:r>
+    </w:p>
+    <w:p>
+      <w:pPr>
+        <w:rPr>
+          <w:b/>
+        </w:rPr>
+      </w:pPr>
+      <w:r>
+        <w:rPr>
+          <w:b/>
+        </w:rPr>
+        <w:t>src/main/java/com/portly/service/F</w:t>
+      </w:r>
+      <w:r>
+        <w:rPr>
+          <w:b/>
+        </w:rPr>
+        <w:t xml:space="preserve">ormacionAcademicaService.java: </w:t>
+      </w:r>
+      <w:r>
+        <w:t>Método actualizarFormacion que valida el propietario, actualiza los campos y persiste el cambio.</w:t>
+      </w:r>
+    </w:p>
+    <w:p>
+      <w:r>
+        <w:rPr>
+          <w:b/>
+        </w:rPr>
         <w:t>src/main/java/com/portly/domain/repository/FormacionAcademicaRepository.java:</w:t>
       </w:r>
       <w:r>
         <w:rPr>
           <w:b/>
+        </w:rPr>
+        <w:t xml:space="preserve"> </w:t>
+      </w:r>
+      <w:r>
+        <w:t>Interfaz JPA que provee findById y save.</w:t>
+      </w:r>
+    </w:p>
+    <w:p>
+      <w:r>
+        <w:rPr>
+          <w:b/>
+        </w:rPr>
+        <w:t xml:space="preserve">src/main/java/com/portly/dto/FormacionAcademicaRequest.java: </w:t>
+      </w:r>
+      <w:r>
+        <w:t>DTO de entrada con los campos actualizados.</w:t>
+      </w:r>
+    </w:p>
+    <w:p>
+      <w:r>
+        <w:rPr>
+          <w:b/>
+        </w:rPr>
+        <w:t xml:space="preserve">src/main/java/com/portly/dto/FormacionAcademicaResponse.java: </w:t>
+      </w:r>
+      <w:r>
+        <w:t>DTO de salida devuelto al frontend con el registro actualizado.</w:t>
+      </w:r>
+    </w:p>
+    <w:p/>
+    <w:p>
+      <w:pPr>
+        <w:pStyle w:val="Ttulo2"/>
+      </w:pPr>
+      <w:bookmarkStart w:id="170" w:name="_Toc231892468"/>
+      <w:r>
+        <w:t>Visualizar listado de habilidades técnicas</w:t>
+      </w:r>
+      <w:bookmarkEnd w:id="170"/>
+    </w:p>
+    <w:p>
+      <w:pPr>
+        <w:rPr>
+          <w:b/>
+        </w:rPr>
+      </w:pPr>
+      <w:r>
+        <w:rPr>
+          <w:b/>
+        </w:rPr>
+        <w:t>Frontend:</w:t>
+      </w:r>
+    </w:p>
+    <w:p>
+      <w:r>
+        <w:rPr>
+          <w:b/>
+        </w:rPr>
+        <w:t>src/modules/professional/presentation/components/Skills/TechnicalSkills.tsx:</w:t>
+      </w:r>
+      <w:r>
+        <w:rPr>
+          <w:b/>
+        </w:rPr>
+        <w:t xml:space="preserve"> </w:t>
+      </w:r>
+      <w:r>
+        <w:t>Componente principal que renderiza la lista de habilidades técnicas, el estado de carga y el botón "Agregar habilidad".</w:t>
+      </w:r>
+    </w:p>
+    <w:p>
+      <w:r>
+        <w:rPr>
+          <w:b/>
+        </w:rPr>
+        <w:t>src/modules/professional/presentation/components/Skills/SkillCard.tsx:</w:t>
+      </w:r>
+      <w:r>
+        <w:t xml:space="preserve"> Tarjeta que muestra el nombre y nivel de cada habilidad, con menú contextual para acciones.</w:t>
+      </w:r>
+    </w:p>
+    <w:p>
+      <w:r>
+        <w:rPr>
+          <w:b/>
+        </w:rPr>
+        <w:t>src/modules/professional/application/useSkills.ts:</w:t>
+      </w:r>
+      <w:r>
+        <w:t xml:space="preserve"> Hook que llama al repositorio para obtener las habilidades y expone el array skills, estado de carga y errores.</w:t>
+      </w:r>
+    </w:p>
+    <w:p>
+      <w:r>
+        <w:rPr>
+          <w:b/>
+        </w:rPr>
+        <w:t>src/modules/professional/infrastructure/repositories/HttpSkillRepository.ts:</w:t>
+      </w:r>
+      <w:r>
+        <w:t xml:space="preserve"> Implementa la petición HTTP GET /api/skills para obtener todas las habilidades técnicas del usuario.</w:t>
+      </w:r>
+    </w:p>
+    <w:p/>
+    <w:p>
+      <w:pPr>
+        <w:rPr>
+          <w:b/>
+        </w:rPr>
+      </w:pPr>
+      <w:r>
+        <w:rPr>
+          <w:b/>
+        </w:rPr>
+        <w:t>Backend:</w:t>
+      </w:r>
+    </w:p>
+    <w:p>
+      <w:r>
+        <w:rPr>
+          <w:b/>
+        </w:rPr>
+        <w:lastRenderedPageBreak/>
+        <w:t>src/main/java/com/portly/controller/SkillController.java:</w:t>
+      </w:r>
+      <w:r>
+        <w:t xml:space="preserve"> Endpoint GET /api/skills que retorna todas las habilidades del usuario autenticado.</w:t>
+      </w:r>
+    </w:p>
+    <w:p>
+      <w:r>
+        <w:rPr>
+          <w:b/>
+        </w:rPr>
+        <w:t>src/main/java/com/portly/service/SkillService.java:</w:t>
+      </w:r>
+      <w:r>
+        <w:rPr>
+          <w:b/>
+        </w:rPr>
+        <w:t xml:space="preserve"> </w:t>
+      </w:r>
+      <w:r>
+        <w:t>Obtiene las entidades HabilidadTecnica del repositorio filtrando por usuario y las convierte a SkillResponse.</w:t>
+      </w:r>
+    </w:p>
+    <w:p>
+      <w:r>
+        <w:rPr>
+          <w:b/>
+        </w:rPr>
+        <w:t>src/main/java/com/portly/domain/entity/HabilidadTecnica.java:</w:t>
+      </w:r>
+      <w:r>
+        <w:t xml:space="preserve"> Entidad que almacena nombre y nivel asociada al usuario.</w:t>
+      </w:r>
+    </w:p>
+    <w:p>
+      <w:r>
+        <w:rPr>
+          <w:b/>
+        </w:rPr>
+        <w:t>src/main/java/com/portly/dto/SkillResponse.java:</w:t>
+      </w:r>
+      <w:r>
+        <w:t xml:space="preserve"> DTO de salida con id, nombre y nivel.</w:t>
+      </w:r>
+    </w:p>
+    <w:p/>
+    <w:p>
+      <w:pPr>
+        <w:pStyle w:val="Ttulo2"/>
+      </w:pPr>
+      <w:bookmarkStart w:id="171" w:name="_Toc231892469"/>
+      <w:r>
+        <w:t>Visualizar listado de habilidades blandas</w:t>
+      </w:r>
+      <w:bookmarkEnd w:id="171"/>
+    </w:p>
+    <w:p>
+      <w:pPr>
+        <w:rPr>
+          <w:b/>
+        </w:rPr>
+      </w:pPr>
+      <w:r>
+        <w:rPr>
+          <w:b/>
+        </w:rPr>
+        <w:t>Frontend:</w:t>
+      </w:r>
+    </w:p>
+    <w:p>
+      <w:r>
+        <w:rPr>
+          <w:b/>
+        </w:rPr>
+        <w:t>src/modules/professional/presentation/components/Skills/SoftSkills.tsx:</w:t>
+      </w:r>
+      <w:r>
+        <w:t xml:space="preserve"> Es el componente contenedor responsable de renderizar la sección. Al montarse, solicita los datos al backend (mediante el hook useSoftSkills). Maneja los siguientes estados visuales de acuerdo a los criterios de aceptación:</w:t>
+      </w:r>
+    </w:p>
+    <w:p>
+      <w:r>
+        <w:t>Estado vacío: Si el perfil no tiene habilidades registradas (skills.length === 0), muestra un contenedor amigable con el texto central "No tienes Habilidades Blandas." y una breve descripción para invitar al usuario a agregar.</w:t>
+      </w:r>
+    </w:p>
+    <w:p>
+      <w:r>
+        <w:t>Estado con datos: Si hay datos, itera sobre la lista y renderiza cada habilidad. Busca y muestra de manera automática el ícono representativo de la competencia (getIcon(skill.nombreHabilidad)) junto con el texto correspondiente al nombre de la competencia.</w:t>
+      </w:r>
+    </w:p>
+    <w:p>
+      <w:r>
+        <w:t>Renderizado condicional del botón: Implementa una condición lógica (skills.length &gt; 0) para garantizar que el botón superior "Eliminar" solo sea visible en la interfaz si el usuario tiene al menos una habilidad blanda registrada.</w:t>
+      </w:r>
+    </w:p>
+    <w:p>
+      <w:r>
+        <w:rPr>
+          <w:b/>
+        </w:rPr>
+        <w:t>src/modules/professional/infrastructure/repositories/HttpSoftSkillRepository.ts:</w:t>
+      </w:r>
+      <w:r>
+        <w:t xml:space="preserve"> Clase repositorio encargada de ejecutar la petición HTTP GET para obtener el arreglo de habilidades blandas desde el servidor y entregarlo al estado de la aplicación.</w:t>
+      </w:r>
+    </w:p>
+    <w:p>
+      <w:pPr>
+        <w:rPr>
+          <w:b/>
+        </w:rPr>
+      </w:pPr>
+    </w:p>
+    <w:p>
+      <w:r>
+        <w:rPr>
+          <w:b/>
+        </w:rPr>
+        <w:t>Backend:</w:t>
+      </w:r>
+    </w:p>
+    <w:p>
+      <w:r>
+        <w:rPr>
+          <w:b/>
+        </w:rPr>
+        <w:t>src/main/java/com/portly/controller/HabilidadBlandaController.java:</w:t>
+      </w:r>
+      <w:r>
+        <w:t xml:space="preserve"> Controlador de habilidades que expone el endpoint encargado de recibir la solicitud de lectura para el usuario autenticado. Endpoint GET /api/soft-skills</w:t>
+      </w:r>
+    </w:p>
+    <w:p>
+      <w:r>
+        <w:rPr>
+          <w:b/>
+        </w:rPr>
+        <w:t>src/main/java/com/portly/service/HabilidadBlandaService.java:</w:t>
+      </w:r>
+      <w:r>
+        <w:t xml:space="preserve"> Servicio de lógica de negocio que consulta a la base de datos (HabilidadBlandaRepository) para extraer todas las habilidades blandas que le pertenecen exclusivamente al usuario autenticado, mapeando las entidades a objetos de respuesta (HabilidadBlandaResponse) para ser consumidos por el frontend.</w:t>
+      </w:r>
+    </w:p>
+    <w:p/>
+    <w:p>
+      <w:pPr>
+        <w:pStyle w:val="Ttulo2"/>
+      </w:pPr>
+      <w:bookmarkStart w:id="172" w:name="_Toc231892470"/>
+      <w:r>
+        <w:t>Visualizar listado de proyectos</w:t>
+      </w:r>
+      <w:bookmarkEnd w:id="172"/>
+    </w:p>
+    <w:p>
+      <w:pPr>
+        <w:rPr>
+          <w:b/>
+        </w:rPr>
+      </w:pPr>
+      <w:r>
+        <w:rPr>
+          <w:b/>
+        </w:rPr>
+        <w:t>Frontend:</w:t>
+      </w:r>
+    </w:p>
+    <w:p>
+      <w:r>
+        <w:rPr>
+          <w:b/>
+        </w:rPr>
+        <w:t>src/modules/professional/presentation/components/ProjectsSection.tsx:</w:t>
+      </w:r>
+      <w:r>
+        <w:t xml:space="preserve"> Actúa como el contenedor principal de la sección de proyectos. Es el responsable de solicitar los datos al backend al momento de renderizarse y despliega las tarjetas iterando sobre la lista de proyectos registrados, cumpliendo con el primer criterio de aceptación.</w:t>
+      </w:r>
+    </w:p>
+    <w:p>
+      <w:pPr>
+        <w:rPr>
+          <w:b/>
           <w:lang w:val="es-BO"/>
         </w:rPr>
+      </w:pPr>
+      <w:r>
+        <w:rPr>
+          <w:b/>
+          <w:lang w:val="es-BO"/>
+        </w:rPr>
+        <w:t xml:space="preserve">src/modules/professional/presentation/components/projects/ProjectCard.tsx: </w:t>
+      </w:r>
+    </w:p>
+    <w:p>
+      <w:pPr>
+        <w:pStyle w:val="Prrafodelista"/>
+        <w:numPr>
+          <w:ilvl w:val="0"/>
+          <w:numId w:val="28"/>
+        </w:numPr>
+      </w:pPr>
+      <w:r>
+        <w:t>Componente que renderiza de forma íntegra cada tarjeta individual del proyecto y cumple con el resto de requisitos visuales de la historia de usuario:</w:t>
+      </w:r>
+    </w:p>
+    <w:p>
+      <w:pPr>
+        <w:pStyle w:val="Prrafodelista"/>
+        <w:numPr>
+          <w:ilvl w:val="0"/>
+          <w:numId w:val="27"/>
+        </w:numPr>
+      </w:pPr>
+      <w:r>
+        <w:t>Muestra la información general (Ícono, Nombre, Descripción).</w:t>
+      </w:r>
+    </w:p>
+    <w:p>
+      <w:pPr>
+        <w:pStyle w:val="Prrafodelista"/>
+        <w:numPr>
+          <w:ilvl w:val="0"/>
+          <w:numId w:val="27"/>
+        </w:numPr>
+      </w:pPr>
+      <w:r>
+        <w:lastRenderedPageBreak/>
+        <w:t>Despliega la sección de "Herramientas" renderizando la lista de tecnologías como etiquetas visuales.</w:t>
+      </w:r>
+    </w:p>
+    <w:p>
+      <w:pPr>
+        <w:pStyle w:val="Prrafodelista"/>
+        <w:numPr>
+          <w:ilvl w:val="0"/>
+          <w:numId w:val="27"/>
+        </w:numPr>
+      </w:pPr>
+      <w:r>
+        <w:t xml:space="preserve">Implementa la lógica del contenedor de imágenes con un carrusel navegable por flechas laterales cuando el proyecto contiene más de una evidencia. </w:t>
+      </w:r>
+    </w:p>
+    <w:p>
+      <w:pPr>
+        <w:pStyle w:val="Prrafodelista"/>
+        <w:numPr>
+          <w:ilvl w:val="0"/>
+          <w:numId w:val="27"/>
+        </w:numPr>
+      </w:pPr>
+      <w:r>
+        <w:t>Incluye el comportamiento de ampliación de imagen, abriendo un modal de vista en pantalla completa con soporte para cierre mediante un botón "X" o haciendo clic en el fondo oscuro.</w:t>
+      </w:r>
+    </w:p>
+    <w:p>
+      <w:pPr>
+        <w:pStyle w:val="Prrafodelista"/>
+        <w:numPr>
+          <w:ilvl w:val="0"/>
+          <w:numId w:val="27"/>
+        </w:numPr>
+      </w:pPr>
+      <w:r>
+        <w:t>Despliega los "Enlaces" permitiendo la apertura de los mismos en una nueva pestaña del navegador (target="_blank").</w:t>
+      </w:r>
+    </w:p>
+    <w:p>
+      <w:pPr>
+        <w:pStyle w:val="Prrafodelista"/>
+        <w:numPr>
+          <w:ilvl w:val="0"/>
+          <w:numId w:val="27"/>
+        </w:numPr>
+      </w:pPr>
+      <w:r>
+        <w:t>Muestra la lista de "Documentos", calculando el peso en MB. Aplica la validación para omitir el icono de descarga en los formatos .pdf y configura el enlace para abrir el archivo directamente en una nueva pestaña.</w:t>
+      </w:r>
+    </w:p>
+    <w:p>
+      <w:pPr>
+        <w:rPr>
+          <w:b/>
+        </w:rPr>
+      </w:pPr>
+    </w:p>
+    <w:p>
+      <w:pPr>
+        <w:rPr>
+          <w:b/>
+        </w:rPr>
+      </w:pPr>
+      <w:r>
+        <w:rPr>
+          <w:b/>
+        </w:rPr>
+        <w:t>Backend:</w:t>
+      </w:r>
+    </w:p>
+    <w:p>
+      <w:r>
+        <w:rPr>
+          <w:b/>
+        </w:rPr>
+        <w:t>src/main/java/com/portly/controller/ProyectoController.java:</w:t>
+      </w:r>
+      <w:r>
+        <w:t xml:space="preserve"> Controlador principal de proyectos que expone el endpoint solicitado por el frontend. Recibe la petición del usuario autenticado y retorna la lista completa de sus proyectos asociados, incluyendo sus metadatos (evidencias, tecnologías, documentos y enlaces). Endpoint GET /api/proyectos</w:t>
+      </w:r>
+    </w:p>
+    <w:p/>
+    <w:p>
+      <w:pPr>
+        <w:pStyle w:val="Ttulo2"/>
+      </w:pPr>
+      <w:bookmarkStart w:id="173" w:name="_Toc231892471"/>
+      <w:r>
+        <w:t>Publicar portafolio</w:t>
+      </w:r>
+      <w:bookmarkEnd w:id="173"/>
+    </w:p>
+    <w:p>
+      <w:pPr>
+        <w:rPr>
+          <w:b/>
+        </w:rPr>
+      </w:pPr>
+      <w:r>
+        <w:rPr>
+          <w:b/>
+        </w:rPr>
+        <w:t>Frontend:</w:t>
+      </w:r>
+    </w:p>
+    <w:p>
+      <w:r>
+        <w:rPr>
+          <w:b/>
+        </w:rPr>
+        <w:t>src/modules/portfolios/domain/repositories/PortfolioRepository.ts:</w:t>
+      </w:r>
+      <w:r>
+        <w:rPr>
+          <w:b/>
+        </w:rPr>
         <w:t xml:space="preserve"> </w:t>
       </w:r>
       <w:r>
+        <w:t>Define la interfaz del repositorio de portafolios, incluyendo el método publish(id: string): Promise&lt;Portfolio&gt; que declara el contrato para publicar un portafolio privado.</w:t>
+      </w:r>
+    </w:p>
+    <w:p>
+      <w:r>
+        <w:rPr>
+          <w:b/>
+        </w:rPr>
+        <w:t>src/modules/portfolios/infrastructure/repositories/HttpPortfolioRepository.ts:</w:t>
+      </w:r>
+      <w:r>
+        <w:rPr>
+          <w:b/>
+        </w:rPr>
+        <w:t xml:space="preserve"> </w:t>
+      </w:r>
+      <w:r>
+        <w:t>Implementación concreta del repositorio que realiza la llamada HTTP al backend mediante PUT /api/portafolios/{id}/publicar, enviando el token de autenticación del usuario.</w:t>
+      </w:r>
+    </w:p>
+    <w:p>
+      <w:r>
+        <w:rPr>
+          <w:b/>
+          <w:lang w:val="es-BO"/>
+        </w:rPr>
+        <w:t xml:space="preserve">src/modules/portfolios/application/usePortfolios.ts: </w:t>
+      </w:r>
+      <w:r>
+        <w:t>Hook personalizado que expone el estado publishing y la función publishPortfolio(id), gestionando la lógica de llamada al repositorio y el manejo de errores para el flujo de publicación.</w:t>
+      </w:r>
+    </w:p>
+    <w:p>
+      <w:r>
+        <w:rPr>
+          <w:b/>
+          <w:lang w:val="es-BO"/>
+        </w:rPr>
+        <w:t xml:space="preserve">src/modules/portfolios/presentation/components/PublishSuccessModal.tsx: </w:t>
+      </w:r>
+      <w:r>
+        <w:t>Modal de confirmación de éxito que se muestra tras publicar el portafolio. Presenta el nombre del portafolio, la URL pública generada y un botón de "Copiar" que muestra retroalimentación visual al copiar el enlace al portapapeles.</w:t>
+      </w:r>
+    </w:p>
+    <w:p>
+      <w:r>
+        <w:rPr>
+          <w:b/>
+        </w:rPr>
+        <w:t>src/modules/portfolios/presentation/components/PortfolioList.tsx:</w:t>
+      </w:r>
+      <w:r>
+        <w:rPr>
+          <w:b/>
+        </w:rPr>
+        <w:t xml:space="preserve"> </w:t>
+      </w:r>
+      <w:r>
+        <w:t>Componente de listado de portafolios que soporta el modo publish. En este modo, cada tarjeta muestra un badge pulsante de "Publicar", aplica estilos de borde morado y dispara onPublish al hacer clic sobre la tarjeta.</w:t>
+      </w:r>
+    </w:p>
+    <w:p>
+      <w:r>
+        <w:rPr>
+          <w:b/>
+        </w:rPr>
+        <w:t>src/modules/portfolios/presentation/pages/PortfoliosPage.tsx:</w:t>
+      </w:r>
+      <w:r>
+        <w:rPr>
+          <w:b/>
+        </w:rPr>
+        <w:t xml:space="preserve"> </w:t>
+      </w:r>
+      <w:r>
+        <w:t>Página principal de portafolios que gestiona el flujo completo de publicación: botón "Publicar" visible solo cuando existen portafolios privados, banner de instrucción al activar el modo, filtrado para mostrar únicamente portafolios privados, modal de confirmación previo a la acción y PublishSuccessModal al completarse exitosamente.</w:t>
+      </w:r>
+    </w:p>
+    <w:p>
+      <w:pPr>
+        <w:rPr>
+          <w:b/>
+        </w:rPr>
+      </w:pPr>
+    </w:p>
+    <w:p>
+      <w:pPr>
+        <w:rPr>
+          <w:b/>
+          <w:lang w:val="en-US"/>
+        </w:rPr>
+      </w:pPr>
+      <w:r>
+        <w:rPr>
+          <w:b/>
+          <w:lang w:val="en-US"/>
+        </w:rPr>
+        <w:t>Backend:</w:t>
+      </w:r>
+    </w:p>
+    <w:p>
+      <w:r>
+        <w:rPr>
+          <w:b/>
+          <w:lang w:val="es-BO"/>
+        </w:rPr>
+        <w:t xml:space="preserve">src/main/java/com/portly/controller/PortafolioController.java: </w:t>
+      </w:r>
+      <w:r>
+        <w:t>Define el endpoint PUT /api/portafolios/{id}/publicar que recibe la solicitud del frontend, extrae el ID del usuario autenticado desde el token JWT y delega la operación al servicio.</w:t>
+      </w:r>
+    </w:p>
+    <w:p>
+      <w:r>
+        <w:rPr>
+          <w:b/>
+          <w:lang w:val="es-BO"/>
+        </w:rPr>
+        <w:lastRenderedPageBreak/>
+        <w:t xml:space="preserve">src/main/java/com/portly/service/PortafolioService.java: </w:t>
+      </w:r>
+      <w:r>
+        <w:t>Contiene el método publicar(UUID idUsuario, UUID idPortafolio) que verifica la existencia del portafolio, valida que pertenezca al usuario autenticado, cambia el campo visibilidad de PRIVADO a PUBLICO y persiste el cambio. La URL pública (urlPublica) ya existe desde la creación del portafolio, por lo que publicar únicamente habilita el acceso a dicha URL.</w:t>
+      </w:r>
+    </w:p>
+    <w:p/>
+    <w:p>
+      <w:pPr>
+        <w:pStyle w:val="Ttulo2"/>
+      </w:pPr>
+      <w:bookmarkStart w:id="174" w:name="_Toc231892472"/>
+      <w:r>
+        <w:t>Registrar actualizacion academica</w:t>
+      </w:r>
+      <w:bookmarkEnd w:id="174"/>
+    </w:p>
+    <w:p>
+      <w:pPr>
+        <w:rPr>
+          <w:b/>
+        </w:rPr>
+      </w:pPr>
+      <w:r>
+        <w:rPr>
+          <w:b/>
+        </w:rPr>
+        <w:t>Frontend:</w:t>
+      </w:r>
+    </w:p>
+    <w:p>
+      <w:r>
+        <w:rPr>
+          <w:b/>
+        </w:rPr>
+        <w:t>src/modules/professional/presentation/components/trajectory/ActualizacionAcademicaSection.tsx:</w:t>
+      </w:r>
+      <w:r>
+        <w:rPr>
+          <w:b/>
+        </w:rPr>
+        <w:t xml:space="preserve"> </w:t>
+      </w:r>
+      <w:r>
+        <w:t>Contiene el botón Agregar y abre el modal de registro.</w:t>
+      </w:r>
+    </w:p>
+    <w:p>
+      <w:r>
+        <w:rPr>
+          <w:b/>
+        </w:rPr>
+        <w:t>src/modules/professional/presentation/components/trajectory/ActualizacionAcademicaFormModal.tsx:</w:t>
+      </w:r>
+      <w:r>
+        <w:rPr>
+          <w:b/>
+        </w:rPr>
+        <w:t xml:space="preserve"> </w:t>
+      </w:r>
+      <w:r>
+        <w:t>Formulario con validaciones de campos obligatorios, límite de caracteres, restricciones de fechas, detección de duplicados y toast de éxito.</w:t>
+      </w:r>
+    </w:p>
+    <w:p>
+      <w:r>
+        <w:rPr>
+          <w:b/>
+        </w:rPr>
+        <w:t>src/modules/professional/domain/entities/ActualizacionAcademica.ts:</w:t>
+      </w:r>
+      <w:r>
+        <w:rPr>
+          <w:b/>
+        </w:rPr>
+        <w:t xml:space="preserve"> </w:t>
+      </w:r>
+      <w:r>
+        <w:t>Define las interfaces ActualizacionAcademica y ActualizacionAcademicaRequest.</w:t>
+      </w:r>
+    </w:p>
+    <w:p>
+      <w:r>
+        <w:rPr>
+          <w:b/>
+        </w:rPr>
+        <w:t>src/modules/professional/domain/repositories/ActualizacionAcademicaRepository.ts:</w:t>
+      </w:r>
+      <w:r>
+        <w:rPr>
+          <w:b/>
+        </w:rPr>
+        <w:t xml:space="preserve"> </w:t>
+      </w:r>
+      <w:r>
+        <w:t>Contrato del repositorio (método create).</w:t>
+      </w:r>
+    </w:p>
+    <w:p>
+      <w:r>
+        <w:rPr>
+          <w:b/>
+        </w:rPr>
+        <w:t>src/modules/professional/infrastructure/repositories/HttpActualizacionAcademicaRepository.ts:</w:t>
+      </w:r>
+      <w:r>
+        <w:rPr>
+          <w:b/>
+        </w:rPr>
+        <w:t xml:space="preserve"> </w:t>
+      </w:r>
+      <w:r>
+        <w:t>Implementa la petición HTTP POST /api/profile/actualizacion-academica.</w:t>
+      </w:r>
+    </w:p>
+    <w:p>
+      <w:pPr>
+        <w:rPr>
+          <w:b/>
+        </w:rPr>
+      </w:pPr>
+    </w:p>
+    <w:p>
+      <w:pPr>
+        <w:rPr>
+          <w:b/>
+        </w:rPr>
+      </w:pPr>
+      <w:r>
+        <w:rPr>
+          <w:b/>
+        </w:rPr>
+        <w:t>Backend:</w:t>
+      </w:r>
+    </w:p>
+    <w:p>
+      <w:pPr>
+        <w:rPr>
+          <w:b/>
+        </w:rPr>
+      </w:pPr>
+      <w:r>
+        <w:rPr>
+          <w:b/>
+        </w:rPr>
+        <w:t>src/main/java/com/portly/controller/Actuali</w:t>
+      </w:r>
+      <w:r>
+        <w:rPr>
+          <w:b/>
+        </w:rPr>
+        <w:t xml:space="preserve">zacionAcademicaController.java: </w:t>
+      </w:r>
+      <w:r>
+        <w:t>Endpoint POST /api/profile/actualizacion-academica que recibe el DTO y delega al servicio.</w:t>
+      </w:r>
+    </w:p>
+    <w:p>
+      <w:r>
+        <w:rPr>
+          <w:b/>
+        </w:rPr>
+        <w:t>src/main/java/com/portly/service/ActualizacionAcademicaService.java:</w:t>
+      </w:r>
+      <w:r>
+        <w:rPr>
+          <w:b/>
+        </w:rPr>
+        <w:t xml:space="preserve"> </w:t>
+      </w:r>
+      <w:r>
+        <w:t>Método agregarActualizacion que construye la entidad y la persiste.</w:t>
+      </w:r>
+    </w:p>
+    <w:p>
+      <w:pPr>
+        <w:rPr>
+          <w:b/>
+        </w:rPr>
+      </w:pPr>
+      <w:r>
+        <w:rPr>
+          <w:b/>
+        </w:rPr>
+        <w:t>src/main/java/com/portly/domain/repository/ActualizacionAcademicaRepository.java:</w:t>
+      </w:r>
+    </w:p>
+    <w:p>
+      <w:r>
         <w:t>Interfaz JPA que provee el método save.</w:t>
       </w:r>
     </w:p>
     <w:p>
       <w:pPr>
-        <w:jc w:val="left"/>
-      </w:pPr>
-      <w:r>
-        <w:rPr>
-          <w:b/>
-        </w:rPr>
-        <w:t>src/main/java/com/portly/dto/FormacionAcademicaRequest.java:</w:t>
+        <w:rPr>
+          <w:b/>
+        </w:rPr>
+      </w:pPr>
+      <w:r>
+        <w:rPr>
+          <w:b/>
+        </w:rPr>
+        <w:t>src/main/java/com/portly/dto/Actu</w:t>
+      </w:r>
+      <w:r>
+        <w:rPr>
+          <w:b/>
+        </w:rPr>
+        <w:t xml:space="preserve">alizacionAcademicaRequest.java: </w:t>
+      </w:r>
+      <w:r>
+        <w:t>DTO de entrada con los campos del formulario y sus validaciones (@NotBlank, @NotNull, @Size).</w:t>
+      </w:r>
+    </w:p>
+    <w:p>
+      <w:r>
+        <w:rPr>
+          <w:b/>
+        </w:rPr>
+        <w:t>src/main/java/com/portly/dto/ActualizacionAcademicaResponse.java:</w:t>
       </w:r>
       <w:r>
         <w:rPr>
@@ -44025,47 +45386,544 @@
         <w:t xml:space="preserve"> </w:t>
       </w:r>
       <w:r>
-        <w:t>DTO de entrada con los campos del formulario.</w:t>
-      </w:r>
-    </w:p>
-    <w:p>
-      <w:pPr>
-        <w:jc w:val="left"/>
-      </w:pPr>
-      <w:r>
-        <w:rPr>
-          <w:b/>
-        </w:rPr>
-        <w:t xml:space="preserve">src/main/java/com/portly/dto/FormacionAcademicaResponse.java: </w:t>
-      </w:r>
-      <w:r>
         <w:t>DTO de salida devuelto al frontend tras la creación.</w:t>
       </w:r>
     </w:p>
-    <w:p>
-      <w:pPr>
-        <w:jc w:val="left"/>
-      </w:pPr>
-    </w:p>
+    <w:p/>
     <w:p>
       <w:pPr>
         <w:pStyle w:val="Ttulo2"/>
       </w:pPr>
-      <w:bookmarkStart w:id="165" w:name="_Toc231892463"/>
-      <w:r>
-        <w:t>Visualizar listado de portafolios</w:t>
-      </w:r>
-      <w:bookmarkEnd w:id="165"/>
-    </w:p>
-    <w:p>
-      <w:pPr>
-        <w:rPr>
-          <w:b/>
-        </w:rPr>
-      </w:pPr>
-      <w:r>
-        <w:rPr>
-          <w:b/>
+      <w:bookmarkStart w:id="175" w:name="_Toc231892473"/>
+      <w:r>
+        <w:t>Editar actualizacion academica</w:t>
+      </w:r>
+      <w:bookmarkEnd w:id="175"/>
+    </w:p>
+    <w:p>
+      <w:pPr>
+        <w:rPr>
+          <w:b/>
+        </w:rPr>
+      </w:pPr>
+      <w:r>
+        <w:rPr>
+          <w:b/>
+        </w:rPr>
+        <w:t>Frontend:</w:t>
+      </w:r>
+    </w:p>
+    <w:p>
+      <w:r>
+        <w:rPr>
+          <w:b/>
+        </w:rPr>
+        <w:t>src/modules/professional/presentation/components/trajectory/ActualizacionAcademicaSection.tsx:</w:t>
+      </w:r>
+      <w:r>
+        <w:rPr>
+          <w:b/>
+        </w:rPr>
+        <w:t xml:space="preserve"> </w:t>
+      </w:r>
+      <w:r>
+        <w:t>Contiene el botón Editar con modo de selección, el indicador "Da clic a un ítem para editarlo" y el handler handleSave que actualiza el estado local tras el PUT.</w:t>
+      </w:r>
+    </w:p>
+    <w:p>
+      <w:r>
+        <w:rPr>
+          <w:b/>
+        </w:rPr>
+        <w:t>src/modules/professional/presentation/components/trajectory/ActualizacionAcademicaFormModal.tsx:</w:t>
+      </w:r>
+      <w:r>
+        <w:rPr>
+          <w:b/>
+        </w:rPr>
+        <w:t xml:space="preserve"> </w:t>
+      </w:r>
+      <w:r>
+        <w:t>Mismo formulario del registro, adaptado para edición: precarga los campos desde initialData, muestra el título "Editar actualización académica" y envía el id al handler para diferenciar la operación.</w:t>
+      </w:r>
+    </w:p>
+    <w:p>
+      <w:r>
+        <w:rPr>
+          <w:b/>
+        </w:rPr>
+        <w:t>src/modules/professional/domain/entities/ActualizacionAcademica.ts:</w:t>
+      </w:r>
+      <w:r>
+        <w:rPr>
+          <w:b/>
+        </w:rPr>
+        <w:t xml:space="preserve"> </w:t>
+      </w:r>
+      <w:r>
+        <w:t>Define las interfaces ActualizacionAcademica (con idActualizacionAcademica) y ActualizacionAcademicaRequest.</w:t>
+      </w:r>
+    </w:p>
+    <w:p>
+      <w:r>
+        <w:rPr>
+          <w:b/>
+        </w:rPr>
+        <w:t>src/modules/professional/domain/repositories/ActualizacionAcademicaRepository.ts:</w:t>
+      </w:r>
+      <w:r>
+        <w:rPr>
+          <w:b/>
+        </w:rPr>
+        <w:t xml:space="preserve"> </w:t>
+      </w:r>
+      <w:r>
+        <w:t>Contrato del repositorio (método update).</w:t>
+      </w:r>
+    </w:p>
+    <w:p>
+      <w:r>
+        <w:rPr>
+          <w:b/>
+        </w:rPr>
+        <w:t>src/modules/professional/infrastructure/repositories/HttpActualizacionAcademicaRepository.ts:</w:t>
+      </w:r>
+      <w:r>
+        <w:rPr>
+          <w:b/>
+        </w:rPr>
+        <w:t xml:space="preserve"> </w:t>
+      </w:r>
+      <w:r>
+        <w:t>Implementa la petición HTTP PUT /api/profile/actualizacion-academica/{id}.</w:t>
+      </w:r>
+    </w:p>
+    <w:p/>
+    <w:p>
+      <w:pPr>
+        <w:rPr>
+          <w:b/>
+        </w:rPr>
+      </w:pPr>
+      <w:r>
+        <w:rPr>
+          <w:b/>
+        </w:rPr>
+        <w:t>Backend:</w:t>
+      </w:r>
+    </w:p>
+    <w:p>
+      <w:r>
+        <w:rPr>
+          <w:b/>
+        </w:rPr>
+        <w:t>src/main/java/com/portly/controller/ActualizacionAcademicaController.java:</w:t>
+      </w:r>
+      <w:r>
+        <w:rPr>
+          <w:b/>
+        </w:rPr>
+        <w:t xml:space="preserve"> </w:t>
+      </w:r>
+      <w:r>
+        <w:t>Endpoint PUT /api/profile/actualizacion-academica/{id} que recibe el DTO actualizado y delega al servicio.</w:t>
+      </w:r>
+    </w:p>
+    <w:p>
+      <w:r>
+        <w:rPr>
+          <w:b/>
+        </w:rPr>
+        <w:t>src/main/java/com/portly/service/ActualizacionAcademicaService.java:</w:t>
+      </w:r>
+      <w:r>
+        <w:rPr>
+          <w:b/>
+        </w:rPr>
+        <w:t xml:space="preserve"> </w:t>
+      </w:r>
+      <w:r>
+        <w:t>Método actualizarActualizacion que verifica la propiedad del registro (403 si el usuario no es el dueño), actualiza los campos y persiste los cambios.</w:t>
+      </w:r>
+    </w:p>
+    <w:p>
+      <w:r>
+        <w:rPr>
+          <w:b/>
+        </w:rPr>
+        <w:t>src/main/java/com/portly/domain/repository/ActualizacionAcademicaRepository.java:</w:t>
+      </w:r>
+      <w:r>
+        <w:rPr>
+          <w:b/>
+        </w:rPr>
+        <w:t xml:space="preserve"> </w:t>
+      </w:r>
+      <w:r>
+        <w:t>Interfaz JPA que provee el método save para la actualización.</w:t>
+      </w:r>
+    </w:p>
+    <w:p>
+      <w:r>
+        <w:rPr>
+          <w:b/>
+        </w:rPr>
+        <w:t>src/main/java/com/portly/dto/ActualizacionAcademicaRequest.java:</w:t>
+      </w:r>
+      <w:r>
+        <w:rPr>
+          <w:b/>
+        </w:rPr>
+        <w:t xml:space="preserve"> </w:t>
+      </w:r>
+      <w:r>
+        <w:t>DTO de entrada con los campos modificados y sus validaciones.</w:t>
+      </w:r>
+    </w:p>
+    <w:p>
+      <w:r>
+        <w:rPr>
+          <w:b/>
+        </w:rPr>
+        <w:t>src/main/java/com/portly/dto/ActualizacionAcademicaResponse.java:</w:t>
+      </w:r>
+      <w:r>
+        <w:rPr>
+          <w:b/>
+        </w:rPr>
+        <w:t xml:space="preserve"> </w:t>
+      </w:r>
+      <w:r>
+        <w:t>DTO de salida devuelto al frontend con los datos actualizados.</w:t>
+      </w:r>
+    </w:p>
+    <w:p/>
+    <w:p>
+      <w:pPr>
+        <w:pStyle w:val="Ttulo2"/>
+      </w:pPr>
+      <w:bookmarkStart w:id="176" w:name="_Toc231892474"/>
+      <w:r>
+        <w:t>Visualizar listado de actualizaciones academicas</w:t>
+      </w:r>
+      <w:bookmarkEnd w:id="176"/>
+    </w:p>
+    <w:p>
+      <w:pPr>
+        <w:rPr>
+          <w:b/>
+        </w:rPr>
+      </w:pPr>
+      <w:r>
+        <w:rPr>
+          <w:b/>
+        </w:rPr>
+        <w:t>Frontend:</w:t>
+      </w:r>
+    </w:p>
+    <w:p>
+      <w:r>
+        <w:rPr>
+          <w:b/>
+        </w:rPr>
+        <w:t>src/modules/professional/presentation/components/trajectory/ActualizacionAcademicaSection.tsx:</w:t>
+      </w:r>
+      <w:r>
+        <w:rPr>
+          <w:b/>
+        </w:rPr>
+        <w:t xml:space="preserve"> </w:t>
+      </w:r>
+      <w:r>
+        <w:t>Contiene el botón Visualizar, gestiona el estado showViewModal y pasa los registros al modal.</w:t>
+      </w:r>
+    </w:p>
+    <w:p>
+      <w:r>
+        <w:rPr>
+          <w:b/>
+        </w:rPr>
+        <w:t>src/modules/professional/presentation/components/trajectory/ViewActualizacionAcademicaModal.tsx:</w:t>
+      </w:r>
+      <w:r>
+        <w:rPr>
+          <w:b/>
+        </w:rPr>
+        <w:t xml:space="preserve"> </w:t>
+      </w:r>
+      <w:r>
+        <w:t>Modal de visualización con ordenamiento alfabético por título (A-Z / Z-A), contador de registros y botón de cierre.</w:t>
+      </w:r>
+    </w:p>
+    <w:p>
+      <w:pPr>
+        <w:rPr>
+          <w:b/>
+        </w:rPr>
+      </w:pPr>
+      <w:r>
+        <w:rPr>
+          <w:b/>
+        </w:rPr>
+        <w:t>src/modules/professional/domain/enti</w:t>
+      </w:r>
+      <w:r>
+        <w:rPr>
+          <w:b/>
+        </w:rPr>
+        <w:t xml:space="preserve">ties/ActualizacionAcademica.ts: </w:t>
+      </w:r>
+      <w:r>
+        <w:t>Define la interfaz ActualizacionAcademica usada para tipar los registros mostrados.</w:t>
+      </w:r>
+    </w:p>
+    <w:p>
+      <w:r>
+        <w:rPr>
+          <w:b/>
+        </w:rPr>
+        <w:t>src/modules/professional/infrastructure/repositories/HttpActualizacionAcademicaRepository.ts:</w:t>
+      </w:r>
+      <w:r>
+        <w:rPr>
+          <w:b/>
+        </w:rPr>
+        <w:t xml:space="preserve"> </w:t>
+      </w:r>
+      <w:r>
+        <w:t>Implementa la petición HTTP GET /api/profile/actualizacion-academica para obtener los registros del usuario.</w:t>
+      </w:r>
+    </w:p>
+    <w:p/>
+    <w:p>
+      <w:pPr>
+        <w:rPr>
+          <w:b/>
+        </w:rPr>
+      </w:pPr>
+      <w:r>
+        <w:rPr>
+          <w:b/>
+        </w:rPr>
+        <w:t>Backend:</w:t>
+      </w:r>
+    </w:p>
+    <w:p>
+      <w:r>
+        <w:rPr>
+          <w:b/>
+        </w:rPr>
+        <w:t>src/main/java/com/portly/controller/ActualizacionAcademicaController.java:</w:t>
+      </w:r>
+      <w:r>
+        <w:rPr>
+          <w:b/>
+        </w:rPr>
+        <w:t xml:space="preserve"> </w:t>
+      </w:r>
+      <w:r>
+        <w:t>Endpoint GET /api/profile/actualizacion-academica que retorna la lista de actualizaciones del usuario autenticado.</w:t>
+      </w:r>
+    </w:p>
+    <w:p>
+      <w:r>
+        <w:rPr>
+          <w:b/>
+        </w:rPr>
+        <w:t>src/main/java/com/portly/service/ActualizacionAcademicaService.java:</w:t>
+      </w:r>
+      <w:r>
+        <w:rPr>
+          <w:b/>
+        </w:rPr>
+        <w:t xml:space="preserve"> </w:t>
+      </w:r>
+      <w:r>
+        <w:t>Método listarActualizaciones que consulta los registros por idUsuario y los mapea a DTOs de respuesta.</w:t>
+      </w:r>
+    </w:p>
+    <w:p/>
+    <w:p>
+      <w:pPr>
+        <w:pStyle w:val="Ttulo2"/>
+      </w:pPr>
+      <w:bookmarkStart w:id="177" w:name="_Toc231892475"/>
+      <w:r>
+        <w:t>Eliminar actualizacion academica</w:t>
+      </w:r>
+      <w:bookmarkEnd w:id="177"/>
+    </w:p>
+    <w:p>
+      <w:pPr>
+        <w:rPr>
+          <w:b/>
+        </w:rPr>
+      </w:pPr>
+      <w:r>
+        <w:rPr>
+          <w:b/>
+        </w:rPr>
+        <w:t>Frontend:</w:t>
+      </w:r>
+    </w:p>
+    <w:p>
+      <w:r>
+        <w:rPr>
+          <w:b/>
+        </w:rPr>
+        <w:t>src/modules/professional/presentation/components/trajectory/ActualizacionAcademicaSection.tsx:</w:t>
+      </w:r>
+      <w:r>
+        <w:rPr>
+          <w:b/>
+        </w:rPr>
+        <w:t xml:space="preserve"> </w:t>
+      </w:r>
+      <w:r>
+        <w:t>Contiene el botón Eliminar con modo de selección, el indicador "Da clic a un ítem para eliminarlo", el handler confirmDelete que llama al repositorio y filtra el registro eliminado del estado local.</w:t>
+      </w:r>
+    </w:p>
+    <w:p>
+      <w:r>
+        <w:rPr>
+          <w:b/>
+          <w:lang w:val="es-BO"/>
+        </w:rPr>
+        <w:t>src/modules/professional/presentation/components/trajectory/DeleteConfirmModal.tsx:</w:t>
+      </w:r>
+      <w:r>
+        <w:rPr>
+          <w:b/>
+          <w:lang w:val="es-BO"/>
+        </w:rPr>
+        <w:t xml:space="preserve"> </w:t>
+      </w:r>
+      <w:r>
+        <w:t>Modal de confirmación reutilizable con botones "ELIMINAR PERMANENTEMENTE" y "CANCELAR", estado de carga durante la operación.</w:t>
+      </w:r>
+    </w:p>
+    <w:p>
+      <w:r>
+        <w:rPr>
+          <w:b/>
+        </w:rPr>
+        <w:lastRenderedPageBreak/>
+        <w:t>src/modules/professional/domain/entities/ActualizacionAcademica.ts:</w:t>
+      </w:r>
+      <w:r>
+        <w:rPr>
+          <w:b/>
+        </w:rPr>
+        <w:t xml:space="preserve"> </w:t>
+      </w:r>
+      <w:r>
+        <w:t>Define la interfaz ActualizacionAcademica con el campo idActualizacionAcademica usado para identificar el registro a eliminar.</w:t>
+      </w:r>
+    </w:p>
+    <w:p>
+      <w:r>
+        <w:rPr>
+          <w:b/>
+        </w:rPr>
+        <w:t>src/modules/professional/infrastructure/repositories/HttpActualizacionAcademicaRepository.ts:</w:t>
+      </w:r>
+      <w:r>
+        <w:rPr>
+          <w:b/>
+        </w:rPr>
+        <w:t xml:space="preserve"> </w:t>
+      </w:r>
+      <w:r>
+        <w:t>Implementa la petición HTTP DELETE /api/profile/actualizacion-academica/{id}.</w:t>
+      </w:r>
+    </w:p>
+    <w:p/>
+    <w:p>
+      <w:pPr>
+        <w:rPr>
+          <w:b/>
+        </w:rPr>
+      </w:pPr>
+      <w:r>
+        <w:rPr>
+          <w:b/>
+        </w:rPr>
+        <w:t>Backend:</w:t>
+      </w:r>
+    </w:p>
+    <w:p>
+      <w:r>
+        <w:rPr>
+          <w:b/>
+        </w:rPr>
+        <w:t>src/main/java/com/portly/controller/ActualizacionAcademicaController.java:</w:t>
+      </w:r>
+      <w:r>
+        <w:rPr>
+          <w:b/>
+        </w:rPr>
+        <w:t xml:space="preserve"> </w:t>
+      </w:r>
+      <w:r>
+        <w:t>Endpoint DELETE /api/profile/actualizacion-academica/{id} que delega al servicio y retorna 204 No Content.</w:t>
+      </w:r>
+    </w:p>
+    <w:p>
+      <w:r>
+        <w:rPr>
+          <w:b/>
+        </w:rPr>
+        <w:t>src/main/java/com/portly/service/ActualizacionAcademicaService.java:</w:t>
+      </w:r>
+      <w:r>
+        <w:rPr>
+          <w:b/>
+        </w:rPr>
+        <w:t xml:space="preserve"> </w:t>
+      </w:r>
+      <w:r>
+        <w:t>Método eliminarActualizacion que verifica la propiedad del registro (403 si el usuario no es el dueño) y ejecuta la eliminación.</w:t>
+      </w:r>
+    </w:p>
+    <w:p>
+      <w:r>
+        <w:rPr>
+          <w:b/>
+        </w:rPr>
+        <w:t>src/main/java/com/portly/domain/repository/ActualizacionAcademicaRepository.java:</w:t>
+      </w:r>
+      <w:r>
+        <w:rPr>
+          <w:b/>
+        </w:rPr>
+        <w:t xml:space="preserve"> </w:t>
+      </w:r>
+      <w:r>
+        <w:t>Interfaz JPA que provee el método delete.</w:t>
+      </w:r>
+    </w:p>
+    <w:p/>
+    <w:p>
+      <w:pPr>
+        <w:pStyle w:val="Ttulo2"/>
+      </w:pPr>
+      <w:bookmarkStart w:id="178" w:name="_Toc231892476"/>
+      <w:r>
+        <w:t>Visualizar listado de portafolios que respondan a un criterio de búsqueda</w:t>
+      </w:r>
+      <w:bookmarkEnd w:id="178"/>
+    </w:p>
+    <w:p>
+      <w:pPr>
+        <w:rPr>
+          <w:b/>
+          <w:lang w:val="en-US"/>
+        </w:rPr>
+      </w:pPr>
+      <w:r>
+        <w:rPr>
+          <w:b/>
+          <w:lang w:val="en-US"/>
         </w:rPr>
         <w:t>Fronted:</w:t>
       </w:r>
@@ -44074,17 +45932,276 @@
       <w:r>
         <w:rPr>
           <w:b/>
+          <w:lang w:val="es-BO"/>
+        </w:rPr>
+        <w:t xml:space="preserve">src/modules/explore/presentation/pages/ExplorePage.tsx: </w:t>
+      </w:r>
+      <w:r>
+        <w:t>Orquesta la vista principal de exploración. Lee los filtros desde la URL (query parameters), maneja la lógica de estado condicional (cargando, errores, sin resultados), e incrusta el buscador y la grilla de portafolios (ExplorePortfolioCard).</w:t>
+      </w:r>
+    </w:p>
+    <w:p>
+      <w:r>
+        <w:rPr>
+          <w:b/>
+          <w:lang w:val="es-BO"/>
+        </w:rPr>
+        <w:t xml:space="preserve">src/modules/explore/presentation/components/ExploreSearchBar.tsx: </w:t>
+      </w:r>
+      <w:r>
+        <w:t>Componente puramente visual que contiene la barra de texto y la cuadrícula flex/grid con los menús desplegables (combo boxes) de filtros. Gestiona el evento de limpiarlos y de disparar la búsqueda de inmediato cuando el usuario efectúa o cambia una selección.</w:t>
+      </w:r>
+    </w:p>
+    <w:p>
+      <w:r>
+        <w:rPr>
+          <w:b/>
+          <w:lang w:val="es-BO"/>
+        </w:rPr>
+        <w:t xml:space="preserve">src/modules/explore/domain/entities/ExplorePortfolio.ts: </w:t>
+      </w:r>
+      <w:r>
+        <w:t>Almacena el modelo de datos estricto. Define la estructura “ExploreSearchParams” enumerando cada uno de los parámetros de filtro posibles, asegurando que toda la aplicación sepa qué filtros enviar.</w:t>
+      </w:r>
+    </w:p>
+    <w:p>
+      <w:r>
+        <w:rPr>
+          <w:b/>
+          <w:lang w:val="en-US"/>
+        </w:rPr>
+        <w:t>src/modules/explore/infrastructure/repositories/HttpExploreRepository.ts:</w:t>
+      </w:r>
+      <w:r>
+        <w:rPr>
+          <w:b/>
+          <w:lang w:val="en-US"/>
+        </w:rPr>
+        <w:t xml:space="preserve"> </w:t>
+      </w:r>
+      <w:r>
+        <w:t>Actúa como cliente HTTP. Es el archivo responsable de comunicarse con el servidor, armando la URL hacia el backend (/api/portafolios/search) y adjuntando todos los filtros estructurados que envía el buscador.</w:t>
+      </w:r>
+    </w:p>
+    <w:p>
+      <w:pPr>
+        <w:rPr>
+          <w:b/>
+        </w:rPr>
+      </w:pPr>
+    </w:p>
+    <w:p>
+      <w:pPr>
+        <w:rPr>
+          <w:lang w:val="en-US"/>
+        </w:rPr>
+      </w:pPr>
+      <w:r>
+        <w:rPr>
+          <w:b/>
+          <w:lang w:val="en-US"/>
+        </w:rPr>
+        <w:t>Backend:</w:t>
+      </w:r>
+    </w:p>
+    <w:p>
+      <w:r>
+        <w:rPr>
+          <w:b/>
+          <w:lang w:val="es-BO"/>
+        </w:rPr>
+        <w:t>src/main/java/com/portly/controller/PortafolioController.java:</w:t>
+      </w:r>
+      <w:r>
+        <w:rPr>
+          <w:b/>
+          <w:lang w:val="es-BO"/>
+        </w:rPr>
+        <w:t xml:space="preserve"> </w:t>
+      </w:r>
+      <w:r>
+        <w:t>Controlador REST que recibe la petición. Expone el endpoint /api/portafolios/search y extrae variables de la URL (como @RequestParam String nacionalidad, @RequestParam String gradoAcademico, etc.) para traspasarlas a la capa de servicio.</w:t>
+      </w:r>
+    </w:p>
+    <w:p>
+      <w:r>
+        <w:rPr>
+          <w:b/>
+          <w:lang w:val="es-BO"/>
+        </w:rPr>
+        <w:t>src/main/java/com/portly/service/PortafolioService.java:</w:t>
+      </w:r>
+      <w:r>
+        <w:rPr>
+          <w:b/>
+          <w:lang w:val="es-BO"/>
+        </w:rPr>
+        <w:t xml:space="preserve"> </w:t>
+      </w:r>
+      <w:r>
+        <w:t>El corazón del flujo interno. Recibe los múltiples filtros, consolida la paginación y solicita al Repositorio la data pura. Una vez que la base de datos responde, este servicio se encarga de transformar/formatear esos datos a una lista de objetos resumidos ideales para ser enviados al Frontend.</w:t>
+      </w:r>
+    </w:p>
+    <w:p>
+      <w:r>
+        <w:rPr>
+          <w:b/>
+          <w:lang w:val="es-BO"/>
+        </w:rPr>
+        <w:t>src/main/java/com/portly/domain/repository/PortafolioRepository.java</w:t>
+      </w:r>
+      <w:r>
+        <w:rPr>
+          <w:b/>
+          <w:lang w:val="es-BO"/>
+        </w:rPr>
+        <w:t xml:space="preserve">: </w:t>
+      </w:r>
+      <w:r>
+        <w:t xml:space="preserve">La capa de base de datos. Contiene la función “searchPublicPortafolios” con un macro @Query escrito en JPQL (Java Persistence Query Language). Aquí se valida, mediante uniones internas (JOIN y </w:t>
+      </w:r>
+      <w:r>
+        <w:lastRenderedPageBreak/>
+        <w:t>EXISTS), que el creador del portafolio tenga exactamente los filtros de perfil e insignias (habilidades, profesión, nacionalidad) solicitados antes de retornar los datos.</w:t>
+      </w:r>
+    </w:p>
+    <w:p/>
+    <w:p>
+      <w:pPr>
+        <w:pStyle w:val="Ttulo2"/>
+      </w:pPr>
+      <w:bookmarkStart w:id="179" w:name="_Toc231892477"/>
+      <w:r>
+        <w:t>Compartir Portafolio</w:t>
+      </w:r>
+      <w:bookmarkEnd w:id="179"/>
+    </w:p>
+    <w:p>
+      <w:pPr>
+        <w:rPr>
+          <w:b/>
+        </w:rPr>
+      </w:pPr>
+      <w:r>
+        <w:rPr>
+          <w:b/>
+        </w:rPr>
+        <w:t>Frontend:</w:t>
+      </w:r>
+    </w:p>
+    <w:p>
+      <w:r>
+        <w:rPr>
+          <w:b/>
         </w:rPr>
         <w:t>src/modules/portfolios/presentation/pages/PortfoliosPage.tsx:</w:t>
       </w:r>
       <w:r>
+        <w:t xml:space="preserve"> Contiene el botón “Compartir”, la gestión del modo share, la función handleShareClick (que valida que el portafolio sea público antes de abrir el modal) y el componente SharePortfolioModal definido localmente. También incluye la función getPublicUrl para construir la URL a partir del publicUrl del portafolio o de su id.</w:t>
+      </w:r>
+    </w:p>
+    <w:p>
+      <w:r>
+        <w:rPr>
+          <w:b/>
+        </w:rPr>
+        <w:t>src/modules/portfolios/presentation/components/PortfolioList.tsx:</w:t>
+      </w:r>
+      <w:r>
+        <w:t xml:space="preserve"> Lista de tarjetas que, al recibir el modo 'share', se vuelven interactivas y ejecutan la acción de compartir al hacer clic.</w:t>
+      </w:r>
+    </w:p>
+    <w:p>
+      <w:r>
+        <w:rPr>
+          <w:b/>
+        </w:rPr>
+        <w:t>src/modules/portfolios/domain/entities/Portfolio.ts:</w:t>
+      </w:r>
+      <w:r>
+        <w:t xml:space="preserve"> Define la entidad Portfolio con las propiedades visibilidad ('PUBLICO' / 'PRIVADO'), publicUrl e id, utilizadas para determinar si se puede compartir y para generar el enlace público.</w:t>
+      </w:r>
+    </w:p>
+    <w:p/>
+    <w:p>
+      <w:pPr>
+        <w:rPr>
+          <w:b/>
+        </w:rPr>
+      </w:pPr>
+      <w:r>
+        <w:rPr>
+          <w:b/>
+        </w:rPr>
+        <w:t>Backend:</w:t>
+      </w:r>
+    </w:p>
+    <w:p>
+      <w:r>
+        <w:t>No se añadieron nuevos archivos en el backend para esta historia de usuario. La funcionalidad se apoya completamente en los endpoints y servicios existentes:</w:t>
+      </w:r>
+    </w:p>
+    <w:p>
+      <w:r>
+        <w:rPr>
+          <w:b/>
+        </w:rPr>
+        <w:t>-PortafolioController.java</w:t>
+      </w:r>
+      <w:r>
+        <w:t xml:space="preserve"> y PortafolioService.java gestionan la creación, publicación y consulta de portafolios, incluyendo la generación de la publicUrl.</w:t>
+      </w:r>
+    </w:p>
+    <w:p>
+      <w:r>
+        <w:rPr>
+          <w:b/>
+        </w:rPr>
+        <w:t>-La entidad Portafolio.java</w:t>
+      </w:r>
+      <w:r>
+        <w:t xml:space="preserve"> ya contaba con los campos visibilidad y publicUrl, que son los únicos datos requeridos por el frontend para habilitar la compartición.</w:t>
+      </w:r>
+    </w:p>
+    <w:p/>
+    <w:p>
+      <w:pPr>
+        <w:pStyle w:val="Ttulo2"/>
+      </w:pPr>
+      <w:bookmarkStart w:id="180" w:name="_Toc231892478"/>
+      <w:r>
+        <w:t>Cambiar portafolio a privado</w:t>
+      </w:r>
+      <w:bookmarkEnd w:id="180"/>
+    </w:p>
+    <w:p>
+      <w:pPr>
+        <w:rPr>
+          <w:b/>
+        </w:rPr>
+      </w:pPr>
+      <w:r>
+        <w:rPr>
+          <w:b/>
+        </w:rPr>
+        <w:t>Frontend:</w:t>
+      </w:r>
+    </w:p>
+    <w:p>
+      <w:r>
+        <w:rPr>
+          <w:b/>
+        </w:rPr>
+        <w:t>src/modules/portfolios/presentation/pages/PortfoliosPage.tsx:</w:t>
+      </w:r>
+      <w:r>
         <w:rPr>
           <w:b/>
         </w:rPr>
         <w:t xml:space="preserve"> </w:t>
       </w:r>
       <w:r>
-        <w:t>Es el contenedor principal que llama al hook para obtener los datos y decide qué mostrar (indicadores de carga, errores o la lista de tarjetas).</w:t>
+        <w:t>Pantalla principal de “Mis portafolios”: botón Privatizar, modo de selección sobre portafolios públicos, modal de confirmación y llamada a unpublishPortfolio.</w:t>
       </w:r>
     </w:p>
     <w:p>
@@ -44101,7 +46218,7 @@
         <w:t xml:space="preserve"> </w:t>
       </w:r>
       <w:r>
-        <w:t>Este componente recibe el array de portafolios y utiliza un .map() para renderizar cada tarjeta individual con su nombre, imagen de previsualización y estado de visibilidad.</w:t>
+        <w:t>Listado de portafolios en modo privatize; al hacer clic dispara onPrivatize para abrir la confirmación.</w:t>
       </w:r>
     </w:p>
     <w:p>
@@ -44110,25 +46227,47 @@
           <w:b/>
           <w:lang w:val="es-BO"/>
         </w:rPr>
-        <w:t>src/modules/portfolios/application/usePortfolios.ts:</w:t>
-      </w:r>
+        <w:t xml:space="preserve">src/shared/components/ConfirmModal.tsx: </w:t>
+      </w:r>
+      <w:r>
+        <w:t>Modal reutilizable de confirmación (título, descripción, ACEPTAR/CANCELAR).</w:t>
+      </w:r>
+    </w:p>
+    <w:p>
       <w:r>
         <w:rPr>
           <w:b/>
           <w:lang w:val="es-BO"/>
         </w:rPr>
+        <w:t xml:space="preserve">src/modules/portfolios/application/usePortfolios.ts: </w:t>
+      </w:r>
+      <w:r>
+        <w:t>Hook con estado y función unpublishPortfolio que actualiza la lista tras privatizar.</w:t>
+      </w:r>
+    </w:p>
+    <w:p>
+      <w:r>
+        <w:rPr>
+          <w:b/>
+        </w:rPr>
+        <w:t>src/modules/portfolios/infrastructure/repositories/HttpPortfolioRepository.ts:</w:t>
+      </w:r>
+      <w:r>
+        <w:rPr>
+          <w:b/>
+        </w:rPr>
         <w:t xml:space="preserve"> </w:t>
       </w:r>
       <w:r>
-        <w:t>Contiene la lógica para disparar la carga inicial de los portafolios cuando el usuario entra a la página y actualiza el estado global de la lista.</w:t>
-      </w:r>
-    </w:p>
-    <w:p>
-      <w:r>
-        <w:rPr>
-          <w:b/>
-        </w:rPr>
-        <w:t>src/modules/portfolios/infrastructure/repositories/HttpPortfolioRepository.ts:</w:t>
+        <w:t>Cliente HTTP que ejecuta PUT /api/portafolios/{id}/privatizar.</w:t>
+      </w:r>
+    </w:p>
+    <w:p>
+      <w:r>
+        <w:rPr>
+          <w:b/>
+        </w:rPr>
+        <w:t>src/modules/portfolios/domain/repositories/PortfolioRepository.ts:</w:t>
       </w:r>
       <w:r>
         <w:rPr>
@@ -44137,28 +46276,448 @@
         <w:t xml:space="preserve"> </w:t>
       </w:r>
       <w:r>
-        <w:t>Realiza la petición GET /api/portafolios al backend para obtener la información de todos los portafolios del usuario.</w:t>
-      </w:r>
-    </w:p>
-    <w:p>
-      <w:pPr>
-        <w:rPr>
-          <w:b/>
-        </w:rPr>
-      </w:pPr>
-    </w:p>
-    <w:p>
-      <w:pPr>
+        <w:t>Contrato del repositorio (unpublish).</w:t>
+      </w:r>
+    </w:p>
+    <w:p>
+      <w:r>
+        <w:rPr>
+          <w:b/>
+          <w:lang w:val="es-BO"/>
+        </w:rPr>
+        <w:t xml:space="preserve">src/modules/portfolios/domain/entities/Portfolio.ts: </w:t>
+      </w:r>
+      <w:r>
+        <w:t>Entidad con campo visibilidad: 'PUBLICO' | 'PRIVADO'.</w:t>
+      </w:r>
+    </w:p>
+    <w:p>
+      <w:r>
+        <w:rPr>
+          <w:b/>
+        </w:rPr>
+        <w:t>src/router/AppRouter.tsx:</w:t>
+      </w:r>
+      <w:r>
+        <w:rPr>
+          <w:b/>
+        </w:rPr>
+        <w:t xml:space="preserve"> </w:t>
+      </w:r>
+      <w:r>
+        <w:t>Rutas /portfolios (gestión) y /p/:portfolioId (vista pública).</w:t>
+      </w:r>
+    </w:p>
+    <w:p>
+      <w:r>
+        <w:rPr>
+          <w:b/>
+          <w:lang w:val="es-BO"/>
+        </w:rPr>
+        <w:t xml:space="preserve">src/shared/components/Sidebar.tsx: </w:t>
+      </w:r>
+      <w:r>
+        <w:t>Enlace de navegación “Mis portafolios”.</w:t>
+      </w:r>
+    </w:p>
+    <w:p>
+      <w:r>
+        <w:rPr>
+          <w:b/>
+          <w:lang w:val="es-BO"/>
+        </w:rPr>
+        <w:t xml:space="preserve">src/shared/components/layouts/AuthenticatedLayout.tsx: </w:t>
+      </w:r>
+      <w:r>
+        <w:t>Layout y título de la ruta /portfolios.</w:t>
+      </w:r>
+    </w:p>
+    <w:p>
+      <w:r>
+        <w:rPr>
+          <w:b/>
+        </w:rPr>
+        <w:t>src/modules/portfolios/presentation/pages/PortfolioPublicPage.tsx:</w:t>
+      </w:r>
+      <w:r>
+        <w:rPr>
+          <w:b/>
+        </w:rPr>
+        <w:t xml:space="preserve"> </w:t>
+      </w:r>
+      <w:r>
+        <w:t>Vista del enlace público; deja de mostrarse a terceros cuando el portafolio es privado.</w:t>
+      </w:r>
+    </w:p>
+    <w:p>
+      <w:r>
+        <w:rPr>
+          <w:b/>
+          <w:lang w:val="es-BO"/>
+        </w:rPr>
+        <w:lastRenderedPageBreak/>
+        <w:t xml:space="preserve">src/modules/portfolios/application/usePortfolioPublic.ts: </w:t>
+      </w:r>
+      <w:r>
+        <w:t>Carga datos vía GET /api/portafolios/{id}/publica; devuelve error si el portafolio es privado y el visitante no es el dueño.</w:t>
+      </w:r>
+    </w:p>
+    <w:p>
+      <w:pPr>
+        <w:rPr>
+          <w:b/>
+        </w:rPr>
+      </w:pPr>
+    </w:p>
+    <w:p>
+      <w:r>
+        <w:rPr>
+          <w:b/>
+        </w:rPr>
+        <w:t>Backend:</w:t>
+      </w:r>
+    </w:p>
+    <w:p>
+      <w:r>
         <w:rPr>
           <w:b/>
           <w:lang w:val="en-US"/>
         </w:rPr>
-      </w:pPr>
+        <w:t>src/main/java/com/portly/controller/PortafolioController.java:</w:t>
+      </w:r>
       <w:r>
         <w:rPr>
           <w:b/>
           <w:lang w:val="en-US"/>
         </w:rPr>
+        <w:t xml:space="preserve"> </w:t>
+      </w:r>
+      <w:r>
+        <w:t>Controlador REST de portafolios.</w:t>
+      </w:r>
+    </w:p>
+    <w:p>
+      <w:r>
+        <w:t>Endpoints:</w:t>
+      </w:r>
+    </w:p>
+    <w:p>
+      <w:r>
+        <w:t>GET /api/portafolios — Lista los portafolios del usuario autenticado (incluye estado de visibilidad).</w:t>
+      </w:r>
+    </w:p>
+    <w:p>
+      <w:r>
+        <w:t>PUT /api/portafolios/{id}/privatizar — Cambia el portafolio a PRIVADO (acción principal de la HU).</w:t>
+      </w:r>
+    </w:p>
+    <w:p>
+      <w:r>
+        <w:t>GET /api/portafolios/{id}/publica — Devuelve el portafolio público; responde 403 si es privado y quien consulta no es el propietario.</w:t>
+      </w:r>
+    </w:p>
+    <w:p>
+      <w:r>
+        <w:rPr>
+          <w:b/>
+          <w:lang w:val="es-BO"/>
+        </w:rPr>
+        <w:t xml:space="preserve">src/main/java/com/portly/service/PortafolioService.java: </w:t>
+      </w:r>
+      <w:r>
+        <w:t>Lógica de negocio: privatizar() actualiza visibilidad; getPublico() bloquea acceso externo cuando visibilidad != PUBLICO.</w:t>
+      </w:r>
+    </w:p>
+    <w:p>
+      <w:r>
+        <w:t>Endpoints: (mismos del controlador)</w:t>
+      </w:r>
+    </w:p>
+    <w:p>
+      <w:r>
+        <w:rPr>
+          <w:b/>
+        </w:rPr>
+        <w:t>src/main/java/com/portly/domain/entity/Portafolio.java:</w:t>
+      </w:r>
+      <w:r>
+        <w:rPr>
+          <w:b/>
+        </w:rPr>
+        <w:t xml:space="preserve"> </w:t>
+      </w:r>
+      <w:r>
+        <w:t>Entidad JPA con columna visibilidad (PUBLICO / PRIVADO) y url_publica.</w:t>
+      </w:r>
+    </w:p>
+    <w:p>
+      <w:r>
+        <w:rPr>
+          <w:b/>
+          <w:lang w:val="es-BO"/>
+        </w:rPr>
+        <w:t xml:space="preserve">src/main/java/com/portly/dto/PortafolioResponse.java: </w:t>
+      </w:r>
+      <w:r>
+        <w:t>DTO de respuesta al front con visibilidad, publicUrl, etc.</w:t>
+      </w:r>
+    </w:p>
+    <w:p>
+      <w:r>
+        <w:rPr>
+          <w:b/>
+          <w:lang w:val="es-BO"/>
+        </w:rPr>
+        <w:t xml:space="preserve">src/main/java/com/portly/dto/PortafolioPublicoResponse.java: </w:t>
+      </w:r>
+      <w:r>
+        <w:t>DTO de la vista pública consumida por /publica.</w:t>
+      </w:r>
+    </w:p>
+    <w:p>
+      <w:r>
+        <w:rPr>
+          <w:b/>
+          <w:lang w:val="es-BO"/>
+        </w:rPr>
+        <w:t xml:space="preserve">src/main/java/com/portly/domain/repository/PortafolioRepository.java: </w:t>
+      </w:r>
+      <w:r>
+        <w:t>Acceso a BD; búsqueda en explorar solo incluye visibilidad = 'PUBLICO'.</w:t>
+      </w:r>
+    </w:p>
+    <w:p>
+      <w:r>
+        <w:t>Endpoints:</w:t>
+      </w:r>
+    </w:p>
+    <w:p>
+      <w:r>
+        <w:t>GET /api/portafolios/search — Explorar portafolios (solo públicos; deja de listar el privatizado).</w:t>
+      </w:r>
+    </w:p>
+    <w:p>
+      <w:pPr>
+        <w:rPr>
+          <w:lang w:val="en-US"/>
+        </w:rPr>
+      </w:pPr>
+      <w:r>
+        <w:rPr>
+          <w:lang w:val="en-US"/>
+        </w:rPr>
+        <w:t>src/main/java/com/portly/config/SecurityConfig.java:</w:t>
+      </w:r>
+    </w:p>
+    <w:p>
+      <w:r>
+        <w:t>Permite GET /api/portafolios/*/publica sin auth; exige JWT en PUT /api/portafolios/{id}/privatizar.</w:t>
+      </w:r>
+    </w:p>
+    <w:p>
+      <w:pPr>
+        <w:ind w:left="720" w:hanging="720"/>
+      </w:pPr>
+    </w:p>
+    <w:p>
+      <w:pPr>
+        <w:pStyle w:val="Ttulo2"/>
+      </w:pPr>
+      <w:bookmarkStart w:id="181" w:name="_Toc231892479"/>
+      <w:r>
+        <w:t>Visualizar analíticas individuales de un portafolio</w:t>
+      </w:r>
+      <w:bookmarkEnd w:id="181"/>
+    </w:p>
+    <w:p>
+      <w:pPr>
+        <w:rPr>
+          <w:b/>
+          <w:lang w:val="en-US"/>
+        </w:rPr>
+      </w:pPr>
+      <w:r>
+        <w:rPr>
+          <w:b/>
+          <w:lang w:val="en-US"/>
+        </w:rPr>
+        <w:t>Frontend:</w:t>
+      </w:r>
+    </w:p>
+    <w:p>
+      <w:pPr>
+        <w:rPr>
+          <w:lang w:val="en-US"/>
+        </w:rPr>
+      </w:pPr>
+      <w:r>
+        <w:rPr>
+          <w:b/>
+          <w:lang w:val="en-US"/>
+        </w:rPr>
+        <w:t>src/modules/analytics/domain/entities/PortfolioAnalytics.ts</w:t>
+      </w:r>
+      <w:r>
+        <w:rPr>
+          <w:b/>
+          <w:lang w:val="en-US"/>
+        </w:rPr>
+        <w:t xml:space="preserve">: </w:t>
+      </w:r>
+      <w:r>
+        <w:rPr>
+          <w:lang w:val="en-US"/>
+        </w:rPr>
+        <w:t>Define las interfaces TypeScript del dominio: PortfolioAnalytics, ChartPoint, RankingItem, AnalyticsPeriod y el mapa PERIOD_LABELS con las etiquetas de filtro de tiempo.</w:t>
+      </w:r>
+    </w:p>
+    <w:p>
+      <w:pPr>
+        <w:rPr>
+          <w:lang w:val="en-US"/>
+        </w:rPr>
+      </w:pPr>
+      <w:r>
+        <w:rPr>
+          <w:b/>
+          <w:lang w:val="en-US"/>
+        </w:rPr>
+        <w:t>src/modules/analytics/domain/repositories/AnalyticsRepository.ts</w:t>
+      </w:r>
+      <w:r>
+        <w:rPr>
+          <w:b/>
+          <w:lang w:val="en-US"/>
+        </w:rPr>
+        <w:t xml:space="preserve">: </w:t>
+      </w:r>
+      <w:r>
+        <w:rPr>
+          <w:lang w:val="en-US"/>
+        </w:rPr>
+        <w:t>Contrato (interface) del repositorio de analiticas; declara getPortfolioAnalytics(portfolioId, period) y getGlobalAnalytics(period).</w:t>
+      </w:r>
+    </w:p>
+    <w:p>
+      <w:r>
+        <w:rPr>
+          <w:b/>
+        </w:rPr>
+        <w:t>src/modules/analytics/infrastructure/repositories/HttpAnalyticsRepository.ts</w:t>
+      </w:r>
+      <w:r>
+        <w:t>: Implementación HTTP del repositorio; realiza llamadas GET autenticadas a /api/analytics/portfolio/{id}?period= y /api/analytics/global?period=.</w:t>
+      </w:r>
+    </w:p>
+    <w:p>
+      <w:r>
+        <w:rPr>
+          <w:b/>
+          <w:lang w:val="es-BO"/>
+        </w:rPr>
+        <w:t xml:space="preserve">src/modules/analytics/application/usePortfolioAnalytics.ts: </w:t>
+      </w:r>
+      <w:r>
+        <w:t>Hook que consume getPortfolioAnalytics; gestiona estados de data, loading y error, y reacciona a cambios de portfolioId y period.</w:t>
+      </w:r>
+    </w:p>
+    <w:p>
+      <w:r>
+        <w:rPr>
+          <w:b/>
+          <w:lang w:val="es-BO"/>
+        </w:rPr>
+        <w:t xml:space="preserve">src/modules/analytics/application/usePortfolioTracking.ts: </w:t>
+      </w:r>
+      <w:r>
+        <w:t>Hook de tracking público: registra visitas, envia pings de duración cada 30s, y expone trackProjectClick y trackSectionClick para registrar interacciones desde el portafolio público.</w:t>
+      </w:r>
+    </w:p>
+    <w:p>
+      <w:r>
+        <w:rPr>
+          <w:b/>
+          <w:lang w:val="es-BO"/>
+        </w:rPr>
+        <w:lastRenderedPageBreak/>
+        <w:t xml:space="preserve">src/modules/analytics/presentation/pages/AnalyticsPage.tsx: </w:t>
+      </w:r>
+      <w:r>
+        <w:t>Pagina principal de analiticas; contiene el toggle Global/Individual, los botones de filtro de periodo (Todo, Este Mes, Ultimos 7 dias, Ultimas 24hrs seleccionado por defecto), el PortfolioSelector, y renderiza condicionalmente los KPIs, gráfico y rankings.</w:t>
+      </w:r>
+    </w:p>
+    <w:p>
+      <w:r>
+        <w:rPr>
+          <w:b/>
+          <w:lang w:val="es-BO"/>
+        </w:rPr>
+        <w:t xml:space="preserve">src/modules/analytics/presentation/components/PortfolioSelector.tsx: </w:t>
+      </w:r>
+      <w:r>
+        <w:t>Componente desplegable (select) con opción por defecto "Seleccione un portafolio" y la lista de portafolios del usuario. Al hacer clic fuera, la lista se cierra.</w:t>
+      </w:r>
+    </w:p>
+    <w:p>
+      <w:r>
+        <w:rPr>
+          <w:b/>
+          <w:lang w:val="es-BO"/>
+        </w:rPr>
+        <w:t xml:space="preserve">src/modules/analytics/presentation/components/AnalyticsKpiCard.tsx: </w:t>
+      </w:r>
+      <w:r>
+        <w:t>Tarjeta reutilizable de KPI que muestra icono, etiqueta (VISTAS, VISITANTES ÚNICOS, TIEMPO DE VISUALIZACIÓN) y valor numérico formateado.</w:t>
+      </w:r>
+    </w:p>
+    <w:p>
+      <w:r>
+        <w:rPr>
+          <w:b/>
+          <w:lang w:val="es-BO"/>
+        </w:rPr>
+        <w:t xml:space="preserve">src/modules/analytics/presentation/components/AnalyticsLineChart.tsx: </w:t>
+      </w:r>
+      <w:r>
+        <w:t>Gráfico de líneas nativo con Canvas (sin dependencias externas); dibuja la curva de visitas agrupadas por hora (24h) o por día, mostrando línea plana en 0 cuando no hay datos.</w:t>
+      </w:r>
+    </w:p>
+    <w:p>
+      <w:r>
+        <w:rPr>
+          <w:b/>
+          <w:lang w:val="es-BO"/>
+        </w:rPr>
+        <w:t>src/modules/analytics/presentation/components/AnalyticsRankingTable.tsx:</w:t>
+      </w:r>
+      <w:r>
+        <w:rPr>
+          <w:b/>
+          <w:lang w:val="es-BO"/>
+        </w:rPr>
+        <w:t xml:space="preserve"> </w:t>
+      </w:r>
+      <w:r>
+        <w:t>Panel de ranking reutilizable para los tres paneles inferiores; muestra el mensaje en gris ("Sin interacciones en proyectos", "Sin interacciones en experiencias", "Sin interacciones en redes") cuando ítems están vacíos.</w:t>
+      </w:r>
+    </w:p>
+    <w:p>
+      <w:pPr>
+        <w:rPr>
+          <w:b/>
+        </w:rPr>
+      </w:pPr>
+    </w:p>
+    <w:p>
+      <w:pPr>
+        <w:rPr>
+          <w:b/>
+        </w:rPr>
+      </w:pPr>
+      <w:r>
+        <w:rPr>
+          <w:b/>
+        </w:rPr>
         <w:t>Backend:</w:t>
       </w:r>
     </w:p>
@@ -44166,161 +46725,987 @@
       <w:r>
         <w:rPr>
           <w:b/>
-          <w:lang w:val="es-BO"/>
-        </w:rPr>
-        <w:t>src/main/java/com/portly/controller/PortafolioController.java:</w:t>
-      </w:r>
-      <w:r>
-        <w:rPr>
-          <w:b/>
-          <w:lang w:val="es-BO"/>
+        </w:rPr>
+        <w:t>src/main/java/com/portly/domain/entity/VisitaPortafolio.java</w:t>
+      </w:r>
+      <w:r>
+        <w:rPr>
+          <w:b/>
+        </w:rPr>
+        <w:t>:</w:t>
+      </w:r>
+      <w:r>
+        <w:rPr>
+          <w:b/>
         </w:rPr>
         <w:t xml:space="preserve"> </w:t>
       </w:r>
       <w:r>
-        <w:t>Expone el método @GetMapping en la ruta base /api/portafolios. Extrae el ID del usuario del token de autenticación para asegurar que solo vea sus propios portafolios.</w:t>
-      </w:r>
-    </w:p>
-    <w:p>
-      <w:r>
-        <w:rPr>
-          <w:b/>
-          <w:lang w:val="es-BO"/>
-        </w:rPr>
-        <w:t>src/main/java/com/portly/service/PortafolioService.java:</w:t>
-      </w:r>
-      <w:r>
-        <w:rPr>
-          <w:b/>
-          <w:lang w:val="es-BO"/>
+        <w:t>Entidad JPA que mapea la tabla visita_portafolio; almacena idPortafolio, visitorId, fechaVisita y duracionSegundos.</w:t>
+      </w:r>
+    </w:p>
+    <w:p>
+      <w:r>
+        <w:rPr>
+          <w:b/>
+        </w:rPr>
+        <w:t>src/main/java/com/portly/domain/entity/ClickProyectoPortafolio.java</w:t>
+      </w:r>
+      <w:r>
+        <w:rPr>
+          <w:b/>
+        </w:rPr>
+        <w:t>:</w:t>
+      </w:r>
+      <w:r>
+        <w:rPr>
+          <w:b/>
         </w:rPr>
         <w:t xml:space="preserve"> </w:t>
       </w:r>
       <w:r>
-        <w:t>Contiene el método getAll(UUID idUsuario), el cual consulta al repositorio y transforma las entidades de la base de datos en objetos DTO (PortafolioResponse) para enviarlos al frontend.</w:t>
-      </w:r>
-    </w:p>
-    <w:p>
-      <w:r>
-        <w:rPr>
-          <w:b/>
-          <w:lang w:val="es-BO"/>
-        </w:rPr>
-        <w:t>src/main/java/com/portly/domain/repository/PortafolioRepository.java:</w:t>
-      </w:r>
-      <w:r>
-        <w:rPr>
-          <w:b/>
-          <w:lang w:val="es-BO"/>
+        <w:t>Entidad JPA para la tabla click_proyecto_portafolio; registra clics en proyectos con idPortafolio, idProyecto y fechaClick.</w:t>
+      </w:r>
+    </w:p>
+    <w:p>
+      <w:r>
+        <w:rPr>
+          <w:b/>
+        </w:rPr>
+        <w:t>src/main/java/com/portly/domain/entity/ClickSeccionPortafolio.java</w:t>
+      </w:r>
+      <w:r>
+        <w:rPr>
+          <w:b/>
+        </w:rPr>
+        <w:t xml:space="preserve">: </w:t>
+      </w:r>
+      <w:r>
+        <w:t>Entidad JPA para la tabla click_seccion_portafolio; registra clics en secciones (EXPERIENCIA / RED_SOCIAL) con tipoSeccion, idReferencia, nombreReferencia.</w:t>
+      </w:r>
+    </w:p>
+    <w:p>
+      <w:r>
+        <w:rPr>
+          <w:b/>
+        </w:rPr>
+        <w:t>src/main/java/com/portly/domain/repository/VisitaPortafolioRepository.java</w:t>
+      </w:r>
+      <w:r>
+        <w:rPr>
+          <w:b/>
+        </w:rPr>
+        <w:t xml:space="preserve">: </w:t>
+      </w:r>
+      <w:r>
+        <w:t>Repository JPA con queries JPQL: conteo de visitas, visitantes unicos, suma de duracion, y agrupacion por hora/dia para el grafico.</w:t>
+      </w:r>
+    </w:p>
+    <w:p>
+      <w:r>
+        <w:rPr>
+          <w:b/>
+        </w:rPr>
+        <w:t>src/main/java/com/portly/domain/repository/ClickProyectoPortafolioRepository.java</w:t>
+      </w:r>
+      <w:r>
+        <w:rPr>
+          <w:b/>
+        </w:rPr>
+        <w:t xml:space="preserve">: </w:t>
+      </w:r>
+      <w:r>
+        <w:t>Repository JPA con query de ranking de proyectos por clics (JOIN con Proyecto para obtener el titulo).</w:t>
+      </w:r>
+    </w:p>
+    <w:p>
+      <w:r>
+        <w:rPr>
+          <w:b/>
+        </w:rPr>
+        <w:t>src/main/java/com/portly/domain/repository/ClickSeccionPortafolioRepository.java</w:t>
+      </w:r>
+      <w:r>
+        <w:rPr>
+          <w:b/>
+        </w:rPr>
+        <w:t xml:space="preserve">: </w:t>
+      </w:r>
+      <w:r>
+        <w:t>Repository JPA con query de ranking de secciones por tipo (EXPERIENCIA o RED_SOCIAL) agrupado por referencia.</w:t>
+      </w:r>
+    </w:p>
+    <w:p>
+      <w:r>
+        <w:rPr>
+          <w:b/>
+        </w:rPr>
+        <w:t>src/main/java/com/portly/dto/PortfolioAnalyticsResponse.java</w:t>
+      </w:r>
+      <w:r>
+        <w:rPr>
+          <w:b/>
+        </w:rPr>
+        <w:t xml:space="preserve">: </w:t>
+      </w:r>
+      <w:r>
+        <w:t>DTO de respuesta individual con totalVistas, visitantesUnicos, duracionTotalSegundos, chartData, proyectosRanking, experienciasRanking, redesSocialesRanking.</w:t>
+      </w:r>
+    </w:p>
+    <w:p>
+      <w:r>
+        <w:rPr>
+          <w:b/>
+        </w:rPr>
+        <w:t>src/main/java/com/portly/dto/TrackEventRequest.java</w:t>
+      </w:r>
+      <w:r>
+        <w:rPr>
+          <w:b/>
+        </w:rPr>
+        <w:t xml:space="preserve">: </w:t>
+      </w:r>
+      <w:r>
+        <w:t>DTO generico de entrada para los 4 endpoints de tracking (portfolioId, visitId, durationSeconds, projectId, sectionType, referenceId, referenceName, visitorId).</w:t>
+      </w:r>
+    </w:p>
+    <w:p>
+      <w:r>
+        <w:rPr>
+          <w:b/>
+        </w:rPr>
+        <w:t>src/main/java/com/portly/service/AnalyticsService.java</w:t>
+      </w:r>
+      <w:r>
+        <w:rPr>
+          <w:b/>
+        </w:rPr>
+        <w:t>:</w:t>
+      </w:r>
+      <w:r>
+        <w:rPr>
+          <w:b/>
         </w:rPr>
         <w:t xml:space="preserve"> </w:t>
       </w:r>
       <w:r>
-        <w:t>Define la consulta findByUsuario_IdUsuarioOrderByFechaCreacionDesc, que busca en la base de datos todos los registros asociados a ese usuario, ordenados del más reciente al más antiguo.</w:t>
-      </w:r>
-    </w:p>
-    <w:p>
-      <w:bookmarkStart w:id="166" w:name="_GoBack"/>
-      <w:bookmarkEnd w:id="166"/>
-    </w:p>
+        <w:t>Servicio con logica de negocio: trackVisit, updateVisitDuration, trackProjectClick, trackSectionClick (tracking publico) y getPortfolioAnalytics (consulta autenticada con verificacion de pertenencia, calculo de rango de fechas, KPIs, datos del grafico y rankings).</w:t>
+      </w:r>
+    </w:p>
+    <w:p>
+      <w:r>
+        <w:rPr>
+          <w:b/>
+        </w:rPr>
+        <w:t>src/main/java/com/portly/controller/AnalyticsController.java</w:t>
+      </w:r>
+      <w:r>
+        <w:rPr>
+          <w:b/>
+        </w:rPr>
+        <w:t xml:space="preserve">: </w:t>
+      </w:r>
+      <w:r>
+        <w:t>Controlador REST bajo /api/analytics; expone los endpoints de tracking (públicos) y de consulta (autenticados).</w:t>
+      </w:r>
+    </w:p>
+    <w:p>
+      <w:r>
+        <w:t>Endpoints:</w:t>
+      </w:r>
+    </w:p>
+    <w:p>
+      <w:pPr>
+        <w:pStyle w:val="Prrafodelista"/>
+        <w:numPr>
+          <w:ilvl w:val="0"/>
+          <w:numId w:val="29"/>
+        </w:numPr>
+      </w:pPr>
+      <w:r>
+        <w:lastRenderedPageBreak/>
+        <w:t>POST /api/analytics/track/visit - (público) Registra una visita y devuelve visitId.</w:t>
+      </w:r>
+    </w:p>
+    <w:p>
+      <w:pPr>
+        <w:pStyle w:val="Prrafodelista"/>
+        <w:numPr>
+          <w:ilvl w:val="0"/>
+          <w:numId w:val="29"/>
+        </w:numPr>
+      </w:pPr>
+      <w:r>
+        <w:t>POST /api/analytics/track/visit-duration - (publico) Actualiza la duracion de una visita existente.</w:t>
+      </w:r>
+    </w:p>
+    <w:p>
+      <w:pPr>
+        <w:pStyle w:val="Prrafodelista"/>
+        <w:numPr>
+          <w:ilvl w:val="0"/>
+          <w:numId w:val="29"/>
+        </w:numPr>
+      </w:pPr>
+      <w:r>
+        <w:t>POST /api/analytics/track/project-click - (publico) Registra un clic en un proyecto.</w:t>
+      </w:r>
+    </w:p>
+    <w:p>
+      <w:pPr>
+        <w:pStyle w:val="Prrafodelista"/>
+        <w:numPr>
+          <w:ilvl w:val="0"/>
+          <w:numId w:val="29"/>
+        </w:numPr>
+      </w:pPr>
+      <w:r>
+        <w:t>POST /api/analytics/track/section-click - (publico) Registra un clic en una seccion (experiencia/red social).</w:t>
+      </w:r>
+    </w:p>
+    <w:p>
+      <w:pPr>
+        <w:pStyle w:val="Prrafodelista"/>
+        <w:numPr>
+          <w:ilvl w:val="0"/>
+          <w:numId w:val="29"/>
+        </w:numPr>
+      </w:pPr>
+      <w:r>
+        <w:t>GET /api/analytics/portfolio/{id}?period=24h|7d|30d|all - (autenticado) Devuelve las analiticas individuales del portafolio.</w:t>
+      </w:r>
+    </w:p>
+    <w:p>
+      <w:r>
+        <w:rPr>
+          <w:b/>
+        </w:rPr>
+        <w:t>src/main/java/com/portly/config/SecurityConfig.java</w:t>
+      </w:r>
+      <w:r>
+        <w:rPr>
+          <w:b/>
+        </w:rPr>
+        <w:t xml:space="preserve">: </w:t>
+      </w:r>
+      <w:r>
+        <w:t>Configuracion de seguridad; declara POST /api/analytics/track/ como permitAll() y el resto de /api/analytics/ como autenticado.</w:t>
+      </w:r>
+    </w:p>
+    <w:p/>
     <w:p>
       <w:pPr>
         <w:pStyle w:val="Ttulo2"/>
       </w:pPr>
-      <w:bookmarkStart w:id="167" w:name="_Toc231892464"/>
-      <w:r>
-        <w:t>Visualizar listado de experiencias laborales</w:t>
-      </w:r>
-      <w:bookmarkEnd w:id="167"/>
+      <w:bookmarkStart w:id="182" w:name="_Toc231892480"/>
+      <w:r>
+        <w:t>Visualizar analíticas globales de mis portafolios</w:t>
+      </w:r>
+      <w:bookmarkEnd w:id="182"/>
+    </w:p>
+    <w:p>
+      <w:pPr>
+        <w:rPr>
+          <w:b/>
+        </w:rPr>
+      </w:pPr>
+      <w:r>
+        <w:rPr>
+          <w:b/>
+        </w:rPr>
+        <w:t>Frontend:</w:t>
+      </w:r>
+    </w:p>
+    <w:p>
+      <w:r>
+        <w:rPr>
+          <w:b/>
+        </w:rPr>
+        <w:t>src/modules/analytics/domain</w:t>
+      </w:r>
+      <w:r>
+        <w:rPr>
+          <w:b/>
+        </w:rPr>
+        <w:t xml:space="preserve">/entities/PortfolioAnalytics.ts: </w:t>
+      </w:r>
+      <w:r>
+        <w:t>Define las interfaces del dominio: GlobalAnalytics (con totalVistas, totalClicsProyectos, visitantesUnicos, duracionTotalSegundos, chartSeries), PortfolioChartSeries (con portfolioId, portfolioName, color, data), ChartPoint, AnalyticsPeriod y el mapa PERIOD_LABELS con las etiquetas de los botones de filtro.</w:t>
+      </w:r>
+    </w:p>
+    <w:p>
+      <w:r>
+        <w:rPr>
+          <w:b/>
+        </w:rPr>
+        <w:t>src/modules/analytics/domain/repo</w:t>
+      </w:r>
+      <w:r>
+        <w:rPr>
+          <w:b/>
+        </w:rPr>
+        <w:t>sitories/AnalyticsRepository.ts:</w:t>
+      </w:r>
+      <w:r>
+        <w:t xml:space="preserve"> Contrato (interface) del repositorio; declara getGlobalAnalytics(period) que devuelve Promise&lt;GlobalAnalytics&gt;.</w:t>
+      </w:r>
+    </w:p>
+    <w:p>
+      <w:r>
+        <w:rPr>
+          <w:b/>
+        </w:rPr>
+        <w:t>src/modules/analytics/infrastructure/repositories/HttpAnalyticsRepository.ts</w:t>
+      </w:r>
+      <w:r>
+        <w:rPr>
+          <w:b/>
+        </w:rPr>
+        <w:t xml:space="preserve">: </w:t>
+      </w:r>
+      <w:r>
+        <w:t>Implementacion HTTP del repositorio; realiza llamada GET autenticada a /api/analytics/global?period= y deserializa la respuesta en GlobalAnalytics.</w:t>
+      </w:r>
+    </w:p>
+    <w:p>
+      <w:r>
+        <w:rPr>
+          <w:b/>
+        </w:rPr>
+        <w:t>src/modules/analytics/application/useGlobalAnalytics.ts</w:t>
+      </w:r>
+      <w:r>
+        <w:rPr>
+          <w:b/>
+        </w:rPr>
+        <w:t xml:space="preserve">: </w:t>
+      </w:r>
+      <w:r>
+        <w:t>Hook que consume getGlobalAnalytics; gestiona estados de data, loading y error, y reacciona a cambios de period para recargar automaticamente.</w:t>
+      </w:r>
+    </w:p>
+    <w:p>
+      <w:r>
+        <w:rPr>
+          <w:b/>
+        </w:rPr>
+        <w:t>src/modules/analytics/presentation/pages/AnalyticsPage.tsx</w:t>
+      </w:r>
+      <w:r>
+        <w:rPr>
+          <w:b/>
+        </w:rPr>
+        <w:t>:</w:t>
+      </w:r>
+      <w:r>
+        <w:t xml:space="preserve"> </w:t>
+      </w:r>
+      <w:r>
+        <w:t>Pagina principal de analiticas; contiene el toggle Global/Individual, los botones de filtro de periodo, y en modo "Global" renderiza las 4 tarjetas KPI con AnalyticsKpiCard y el grafico multi-linea con AnalyticsMultiLineChart. Incluye helpers formatDuration() y formatNumber() para formatear los valores.</w:t>
+      </w:r>
+    </w:p>
+    <w:p>
+      <w:r>
+        <w:rPr>
+          <w:b/>
+        </w:rPr>
+        <w:t>src/modules/analytics/presentation/components/AnalyticsKpiCard.tsx</w:t>
+      </w:r>
+      <w:r>
+        <w:rPr>
+          <w:b/>
+        </w:rPr>
+        <w:t xml:space="preserve">: </w:t>
+      </w:r>
+      <w:r>
+        <w:t>Tarjeta reutilizable de KPI que muestra icono con color y valor numérico formateado.</w:t>
+      </w:r>
+    </w:p>
+    <w:p>
+      <w:r>
+        <w:rPr>
+          <w:b/>
+        </w:rPr>
+        <w:t>src/modules/analytics/presentation/components/AnalyticsMultiLineChart.tsx</w:t>
+      </w:r>
+      <w:r>
+        <w:rPr>
+          <w:b/>
+        </w:rPr>
+        <w:t xml:space="preserve">: </w:t>
+      </w:r>
+      <w:r>
+        <w:t>Gráfico de líneas múltiples nativo con Canvas; recibe title ("Visualizaciones totales por día"), subtitle, y un array series (una línea por portafolio con color asignado). Calcula eje Y dinámico, dibuja cada serie con su color, muestra etiquetas X (fechas) y una leyenda inferior con los nombres y colores de cada portafolio. Muestra "Sin datos para mostrar" cuando todas las series están vacías.</w:t>
+      </w:r>
+    </w:p>
+    <w:p>
+      <w:pPr>
+        <w:rPr>
+          <w:b/>
+        </w:rPr>
+      </w:pPr>
+    </w:p>
+    <w:p>
+      <w:pPr>
+        <w:rPr>
+          <w:b/>
+        </w:rPr>
+      </w:pPr>
+      <w:r>
+        <w:rPr>
+          <w:b/>
+        </w:rPr>
+        <w:t>Backend:</w:t>
+      </w:r>
+    </w:p>
+    <w:p>
+      <w:r>
+        <w:rPr>
+          <w:b/>
+        </w:rPr>
+        <w:t>src/main/java/com/portly/domain/entity/VisitaPortafolio.java</w:t>
+      </w:r>
+      <w:r>
+        <w:rPr>
+          <w:b/>
+        </w:rPr>
+        <w:t>:</w:t>
+      </w:r>
+      <w:r>
+        <w:t xml:space="preserve"> Entidad JPA (visita_portafolio); almacena idPortafolio, visitorId, fechaVisita y duracionSegundos. Se usa para calcular vistas totales, visitantes únicos y tiempo de visualización de cada portafolio.</w:t>
+      </w:r>
+    </w:p>
+    <w:p>
+      <w:r>
+        <w:rPr>
+          <w:b/>
+        </w:rPr>
+        <w:t>src/main/java/com/portly/domain/entity/ClickProyectoPortafolio.java</w:t>
+      </w:r>
+      <w:r>
+        <w:rPr>
+          <w:b/>
+        </w:rPr>
+        <w:t xml:space="preserve">: </w:t>
+      </w:r>
+      <w:r>
+        <w:t>Entidad JPA (click_proyecto_portafolio); registra clics en proyectos. Se usa para sumar totalClicsProyectos global.</w:t>
+      </w:r>
+    </w:p>
+    <w:p>
+      <w:r>
+        <w:rPr>
+          <w:b/>
+        </w:rPr>
+        <w:lastRenderedPageBreak/>
+        <w:t>src/main/java/com/portly/domain/repository/VisitaPortafolioRepository.java</w:t>
+      </w:r>
+      <w:r>
+        <w:rPr>
+          <w:b/>
+        </w:rPr>
+        <w:t xml:space="preserve">: </w:t>
+      </w:r>
+      <w:r>
+        <w:t>Repository JPA con queries JPQL: countByIdPortafolioAndFechaVisitaBetween, countDistinctVisitorsByPortafolioAndFecha, sumDuracionByPortafolioAndFecha, countByHour y countByDay para construir los datos del grafico de cada portafolio.</w:t>
+      </w:r>
+    </w:p>
+    <w:p>
+      <w:r>
+        <w:rPr>
+          <w:b/>
+        </w:rPr>
+        <w:t>src/main/java/com/portly/domain/repository/ClickProyectoPortafolioRepository.java</w:t>
+      </w:r>
+      <w:r>
+        <w:rPr>
+          <w:b/>
+        </w:rPr>
+        <w:t xml:space="preserve">: </w:t>
+      </w:r>
+      <w:r>
+        <w:t>Repository JPA con query countByProyecto que agrupa clics por proyecto y devuelve el total para el KPI global de clics.</w:t>
+      </w:r>
+    </w:p>
+    <w:p>
+      <w:r>
+        <w:rPr>
+          <w:b/>
+        </w:rPr>
+        <w:t>src/main/java/com/portly/domain/repository/PortafolioRepository.java</w:t>
+      </w:r>
+      <w:r>
+        <w:rPr>
+          <w:b/>
+        </w:rPr>
+        <w:t xml:space="preserve">: </w:t>
+      </w:r>
+      <w:r>
+        <w:t>Repository JPA; provee findByUsuario_IdUsuarioOrderByFechaCreacionDesc para obtener todos los portafolios del usuario autenticado.</w:t>
+      </w:r>
+    </w:p>
+    <w:p>
+      <w:r>
+        <w:rPr>
+          <w:b/>
+        </w:rPr>
+        <w:t>src/main/java/com/portly/dto/GlobalAnalyticsResponse.java</w:t>
+      </w:r>
+      <w:r>
+        <w:rPr>
+          <w:b/>
+        </w:rPr>
+        <w:t xml:space="preserve">: </w:t>
+      </w:r>
+      <w:r>
+        <w:t>DTO de respuesta global con totalVistas, totalClicsProyectos, visitantesUnicos, duracionTotalSegundos y chartSeries (lista de PortfolioChartSeries con portfolioId, portfolioName, color y data).</w:t>
+      </w:r>
+    </w:p>
+    <w:p>
+      <w:r>
+        <w:rPr>
+          <w:b/>
+        </w:rPr>
+        <w:t>src/main/java/com/portly/service/AnalyticsService.java</w:t>
+      </w:r>
+      <w:r>
+        <w:rPr>
+          <w:b/>
+        </w:rPr>
+        <w:t>:</w:t>
+      </w:r>
+      <w:r>
+        <w:t xml:space="preserve"> Metodo getGlobalAnalytics(userId, period): itera todos los portafolios del usuario, acumula KPIs globales (vistas, visitantes, duración, clics), genera datos de gráfico por portafolio via buildChartData(), y asigna un color de una paleta predefinida a cada serie. Usa calcularDesde() para calcular el rango temporal según el filtro activo.</w:t>
+      </w:r>
+    </w:p>
+    <w:p>
+      <w:r>
+        <w:rPr>
+          <w:b/>
+        </w:rPr>
+        <w:t>src/main/java/com/portly/controller/AnalyticsController.java</w:t>
+      </w:r>
+      <w:r>
+        <w:rPr>
+          <w:b/>
+        </w:rPr>
+        <w:t>:</w:t>
+      </w:r>
+      <w:r>
+        <w:t xml:space="preserve"> Controlador REST bajo /api/analytics; expone el endpoint aute</w:t>
+      </w:r>
+      <w:r>
+        <w:t xml:space="preserve">nticado de analíticas globales. </w:t>
+      </w:r>
+      <w:r>
+        <w:t>Endpoints:</w:t>
+      </w:r>
+      <w:r>
+        <w:t xml:space="preserve"> </w:t>
+      </w:r>
+      <w:r>
+        <w:t>GET /api/analytics/global?period=24h|7d|30d|all - (autenticado) Devuelve las analiticas globales acumuladas de todos los portafolios del usuario, incluyendo KPIs y datos de grafico multi-linea.</w:t>
+      </w:r>
+    </w:p>
+    <w:p>
+      <w:r>
+        <w:rPr>
+          <w:b/>
+        </w:rPr>
+        <w:t>src/main/java/com/portly/config/SecurityConfig.java</w:t>
+      </w:r>
+      <w:r>
+        <w:rPr>
+          <w:b/>
+        </w:rPr>
+        <w:t xml:space="preserve">: </w:t>
+      </w:r>
+      <w:r>
+        <w:t>Configuracion de seguridad;</w:t>
+      </w:r>
+      <w:r>
+        <w:t xml:space="preserve"> </w:t>
+      </w:r>
+      <w:r>
+        <w:t>GET /api/analytics/global requiere autenticación (cae bajo anyRequest().authenticated()).</w:t>
+      </w:r>
     </w:p>
     <w:p/>
     <w:p>
       <w:pPr>
         <w:pStyle w:val="Ttulo2"/>
       </w:pPr>
-      <w:bookmarkStart w:id="168" w:name="_Toc231892465"/>
-      <w:r>
-        <w:t>Editar registro de experiencias laborales</w:t>
-      </w:r>
-      <w:bookmarkEnd w:id="168"/>
+      <w:bookmarkStart w:id="183" w:name="_Toc231892481"/>
+      <w:r>
+        <w:t>Visualizar panel de analiticas generales del sistema</w:t>
+      </w:r>
+      <w:bookmarkEnd w:id="183"/>
+    </w:p>
+    <w:p>
+      <w:pPr>
+        <w:rPr>
+          <w:b/>
+        </w:rPr>
+      </w:pPr>
+      <w:r>
+        <w:rPr>
+          <w:b/>
+        </w:rPr>
+        <w:t>Frontend:</w:t>
+      </w:r>
+    </w:p>
+    <w:p>
+      <w:r>
+        <w:rPr>
+          <w:b/>
+          <w:bCs/>
+        </w:rPr>
+        <w:t xml:space="preserve">src/modules/admin/domain/entities/DashboardStats.ts: </w:t>
+      </w:r>
+      <w:r>
+        <w:t>Define las interfaces TypeScript del dominio: DashboardStats (con los cuatro contadores y las dos listas), PlantillaStats (nombre, cantidad) y ProfesionStats (nombre, cantidad). Sirve como contrato de datos entre las capas de infraestructura y presentación.</w:t>
+      </w:r>
+    </w:p>
+    <w:p>
+      <w:r>
+        <w:rPr>
+          <w:b/>
+          <w:bCs/>
+        </w:rPr>
+        <w:t xml:space="preserve">src/modules/admin/infrastructure/repositories/HttpAdminDashboardRepository.ts: </w:t>
+      </w:r>
+      <w:r>
+        <w:t>Contiene la clase del repositorio HTTP con el método getDashboardStats, que invoca httpClient.getAuth&lt;DashboardStats&gt; al endpoint /api/admin/dashboard adjuntando el Bearer token del administrador y retornando la respuesta tipada.</w:t>
+      </w:r>
+    </w:p>
+    <w:p>
+      <w:r>
+        <w:rPr>
+          <w:b/>
+          <w:bCs/>
+        </w:rPr>
+        <w:t xml:space="preserve">src/modules/admin/applications/useAdminDashboard.ts: </w:t>
+      </w:r>
+      <w:r>
+        <w:t>Custom hook que encapsula la lógica de obtención de datos. Gestiona los estados stats, isLoading y error, expone la función reload para refrescar manualmente, y realiza la carga inicial mediante useEffect.</w:t>
+      </w:r>
+    </w:p>
+    <w:p>
+      <w:r>
+        <w:rPr>
+          <w:b/>
+          <w:bCs/>
+        </w:rPr>
+        <w:t xml:space="preserve">src/modules/admin/presentation/pages/DashboardPage.tsx: </w:t>
+      </w:r>
+      <w:r>
+        <w:t>Página principal de analíticas. Renderiza el botón "Actualizar", cuatro stat cards con sus respectivos íconos y colores (usuarios semana, portafolios semana, denuncias pendientes, cuentas suspendidas), y dos paneles inferiores con barras de progreso proporcionales para el ranking Top 3 de plantillas más usadas y Top 5 de profesiones más registradas. Maneja los estados de carga y error con indicadores visuales consistentes con el panel.</w:t>
+      </w:r>
+    </w:p>
+    <w:p>
+      <w:r>
+        <w:rPr>
+          <w:b/>
+          <w:bCs/>
+        </w:rPr>
+        <w:t xml:space="preserve">src/router/AppRouter.tsx: </w:t>
+      </w:r>
+      <w:r>
+        <w:t>Asocia la ruta /admin/dashboard al componente DashboardPage dentro del layout protegido AdminLayout.</w:t>
+      </w:r>
+    </w:p>
+    <w:p>
+      <w:pPr>
+        <w:rPr>
+          <w:b/>
+        </w:rPr>
+      </w:pPr>
+      <w:r>
+        <w:rPr>
+          <w:b/>
+        </w:rPr>
+        <w:t>Backend:</w:t>
+      </w:r>
+    </w:p>
+    <w:p>
+      <w:r>
+        <w:rPr>
+          <w:b/>
+          <w:bCs/>
+        </w:rPr>
+        <w:lastRenderedPageBreak/>
+        <w:t xml:space="preserve">src/main/java/com/portly/controller/AdminDashboardController.java: </w:t>
+      </w:r>
+      <w:r>
+        <w:t>Controlador REST protegido que expone el endpoint GET /api/admin/dashboard. Delega completamente al servicio y retorna el DashboardStatsResponse. La seguridad está cubierta por la regla global hasRole("ADMIN") definida en SecurityConfig.</w:t>
+      </w:r>
+    </w:p>
+    <w:p>
+      <w:r>
+        <w:rPr>
+          <w:b/>
+          <w:bCs/>
+        </w:rPr>
+        <w:t xml:space="preserve">src/main/java/com/portly/service/AdminDashboardService.java: </w:t>
+      </w:r>
+      <w:r>
+        <w:t>Servicio de negocio que calcula el umbral temporal desde = LocalDateTime.now().minusDays(7), invoca los cuatro queries de conteo y las dos consultas de ranking con paginación (PageRequest.of(0, 3) y PageRequest.of(0, 5)), y ensambla el objeto DashboardStatsResponse. El campo denunciasPendientes retorna 0 hasta que se implemente la entidad de denuncias.</w:t>
+      </w:r>
+    </w:p>
+    <w:p>
+      <w:r>
+        <w:rPr>
+          <w:b/>
+          <w:bCs/>
+        </w:rPr>
+        <w:t xml:space="preserve">src/main/java/com/portly/dto/DashboardStatsResponse.java: </w:t>
+      </w:r>
+      <w:r>
+        <w:t>DTO principal con Lombok @Data @Builder que contiene los cuatro contadores (long) y las dos listas de rankings. Define también las clases estáticas anidadas PlantillaStats y ProfesionStats, cada una con los campos nombre (String) y cantidad (long), necesarias para los constructores JPQL.</w:t>
+      </w:r>
+    </w:p>
+    <w:p>
+      <w:r>
+        <w:rPr>
+          <w:b/>
+          <w:bCs/>
+        </w:rPr>
+        <w:t xml:space="preserve">src/main/java/com/portly/domain/repository/UsuarioRepository.java: </w:t>
+      </w:r>
+      <w:r>
+        <w:t>Repositorio JPA al que se añadieron dos queries: countByFechaCreacionAfter para contar usuarios registrados en los últimos 7 días, y countSuspendidos para contar cuentas con estado = 'suspendido'.</w:t>
+      </w:r>
+    </w:p>
+    <w:p>
+      <w:r>
+        <w:rPr>
+          <w:b/>
+          <w:bCs/>
+        </w:rPr>
+        <w:t xml:space="preserve">src/main/java/com/portly/domain/repository/PortafolioRepository.java: </w:t>
+      </w:r>
+      <w:r>
+        <w:t>Repositorio JPA al que se añadieron dos queries: countPublicosDesde para contar portafolios con visibilidad = 'PUBLICO' creados desde una fecha, y findTopPlantillas con expresión de constructor JPQL new DashboardStatsResponse$PlantillaStats(...) agrupando por nombre de plantilla y ordenando descendentemente.</w:t>
+      </w:r>
+    </w:p>
+    <w:p>
+      <w:r>
+        <w:rPr>
+          <w:b/>
+          <w:bCs/>
+        </w:rPr>
+        <w:t xml:space="preserve">src/main/java/com/portly/domain/repository/PerfilUsuarioRepository.java: </w:t>
+      </w:r>
+      <w:r>
+        <w:t>Repositorio JPA al que se añadió el query findTopProfesiones con expresión de constructor JPQL que agrupa por titularProfesional, filtra nulos y vacíos, y ordena descendentemente por conteo.</w:t>
+      </w:r>
+    </w:p>
+    <w:p>
+      <w:r>
+        <w:rPr>
+          <w:b/>
+          <w:bCs/>
+        </w:rPr>
+        <w:t xml:space="preserve">src/main/java/com/portly/domain/entity/Usuario.java: </w:t>
+      </w:r>
+      <w:r>
+        <w:t>Entidad JPA de la tabla usuario. Los campos relevantes para el dashboard son fechaCreacion (LocalDateTime) para el conteo semanal y estado (String) para el conteo de suspendidos.</w:t>
+      </w:r>
+    </w:p>
+    <w:p>
+      <w:r>
+        <w:rPr>
+          <w:b/>
+          <w:bCs/>
+        </w:rPr>
+        <w:t xml:space="preserve">src/main/java/com/portly/domain/entity/Portafolio.java: </w:t>
+      </w:r>
+      <w:r>
+        <w:t>Entidad JPA de la tabla portafolio. Los campos relevantes son visibilidad (String) y fechaCreacion (LocalDateTime) para el conteo semanal de portafolios públicos, y la relación @ManyToOne con Plantilla para el ranking de uso.</w:t>
+      </w:r>
+    </w:p>
+    <w:p>
+      <w:r>
+        <w:rPr>
+          <w:b/>
+          <w:bCs/>
+        </w:rPr>
+        <w:t xml:space="preserve">src/main/java/com/portly/domain/entity/PerfilUsuario.java: </w:t>
+      </w:r>
+      <w:r>
+        <w:t>Entidad JPA de la tabla perfil_usuario. El campo relevante es titularProfesional (String), utilizado para construir el Top 5 de profesiones más registradas en el sistema.</w:t>
+      </w:r>
+    </w:p>
+    <w:p>
+      <w:r>
+        <w:rPr>
+          <w:b/>
+          <w:bCs/>
+        </w:rPr>
+        <w:t xml:space="preserve">src/main/java/com/portly/domain/entity/Plantilla.java: </w:t>
+      </w:r>
+      <w:r>
+        <w:t>Entidad JPA de la tabla plantilla. El campo nombre (String) es utilizado por el query JPQL de findTopPlantillas para identificar y agrupar los portafolios por plantilla.</w:t>
+      </w:r>
     </w:p>
     <w:p/>
     <w:p>
       <w:pPr>
         <w:pStyle w:val="Ttulo2"/>
       </w:pPr>
-      <w:bookmarkStart w:id="169" w:name="_Toc231892466"/>
-      <w:r>
-        <w:t>Visualizar listado de formaciones académicas</w:t>
-      </w:r>
-      <w:bookmarkEnd w:id="169"/>
+      <w:bookmarkStart w:id="184" w:name="_Toc231892482"/>
+      <w:r>
+        <w:t>Visualizar listado de usuario registrados en el sistema</w:t>
+      </w:r>
+      <w:bookmarkEnd w:id="184"/>
+    </w:p>
+    <w:p>
+      <w:pPr>
+        <w:rPr>
+          <w:b/>
+        </w:rPr>
+      </w:pPr>
+      <w:r>
+        <w:rPr>
+          <w:b/>
+        </w:rPr>
+        <w:t>Frontend:</w:t>
+      </w:r>
+    </w:p>
+    <w:p>
+      <w:r>
+        <w:rPr>
+          <w:b/>
+          <w:bCs/>
+        </w:rPr>
+        <w:t xml:space="preserve">src/modules/admin/domain/userAccountStatus.ts: </w:t>
+      </w:r>
+      <w:r>
+        <w:t>Módulo de dominio que centraliza la lógica de estado de cuenta. Expone las funciones isBlockedAccount (detecta estados suspendido, suspendida, restringido, restringida o flag suspensionActiva), isActiveAccount (negación de la anterior), countBlockedAccounts y getAccountStatusLabel para obtener la etiqueta legible del estado.</w:t>
+      </w:r>
+    </w:p>
+    <w:p>
+      <w:r>
+        <w:rPr>
+          <w:b/>
+          <w:bCs/>
+        </w:rPr>
+        <w:t xml:space="preserve">src/modules/admin/presentation/pages/UsersPage.tsx: </w:t>
+      </w:r>
+      <w:r>
+        <w:t xml:space="preserve">Página principal de gestión de usuarios. Realiza la carga desde GET /api/admin/users con fallback a datos mock ante errores de red. Calcula cuatro métricas locales a partir de la lista completa (total, restringidos, suspendidos, con portafolio publicado) y las muestra en stat cards. Implementa búsqueda por </w:t>
+      </w:r>
+      <w:r>
+        <w:lastRenderedPageBreak/>
+        <w:t>nombre y correo, filtrado por chips ("Todos", "Activos", "Suspendidos", "Restringidos"), ordenamiento por fecha de registro y paginación de 6 ítems por página. Incluye el botón "Actualizar" para recargar datos, y estados de carga y error con opción de reintento.</w:t>
+      </w:r>
+    </w:p>
+    <w:p>
+      <w:r>
+        <w:rPr>
+          <w:b/>
+          <w:bCs/>
+        </w:rPr>
+        <w:t xml:space="preserve">src/router/AppRouter.tsx: </w:t>
+      </w:r>
+      <w:r>
+        <w:t>Asocia la ruta /admin/usuarios al componente UsersPage dentro del layout protegido AdminLayout.</w:t>
+      </w:r>
     </w:p>
     <w:p/>
     <w:p>
       <w:pPr>
-        <w:pStyle w:val="Ttulo2"/>
-      </w:pPr>
-      <w:bookmarkStart w:id="170" w:name="_Toc231892467"/>
-      <w:r>
-        <w:t>Editar registro de formación académica</w:t>
-      </w:r>
-      <w:bookmarkEnd w:id="170"/>
-    </w:p>
-    <w:p/>
-    <w:p>
-      <w:pPr>
-        <w:pStyle w:val="Ttulo2"/>
-      </w:pPr>
-      <w:bookmarkStart w:id="171" w:name="_Toc231892468"/>
-      <w:r>
-        <w:lastRenderedPageBreak/>
-        <w:t>Visualizar listado de habilidades técnicas</w:t>
-      </w:r>
-      <w:bookmarkEnd w:id="171"/>
-    </w:p>
-    <w:p/>
-    <w:p>
-      <w:pPr>
-        <w:pStyle w:val="Ttulo2"/>
-      </w:pPr>
-      <w:bookmarkStart w:id="172" w:name="_Toc231892469"/>
-      <w:r>
-        <w:t>Visualizar listado de habilidades blandas</w:t>
-      </w:r>
-      <w:bookmarkEnd w:id="172"/>
-    </w:p>
-    <w:p/>
-    <w:p>
-      <w:pPr>
-        <w:pStyle w:val="Ttulo2"/>
-      </w:pPr>
-      <w:bookmarkStart w:id="173" w:name="_Toc231892470"/>
-      <w:r>
-        <w:t>Visualizar listado de proyectos</w:t>
-      </w:r>
-      <w:bookmarkEnd w:id="173"/>
-    </w:p>
-    <w:p/>
-    <w:p>
-      <w:pPr>
-        <w:pStyle w:val="Ttulo2"/>
-      </w:pPr>
-      <w:bookmarkStart w:id="174" w:name="_Toc231892471"/>
-      <w:r>
-        <w:t>Publicar portafolio</w:t>
-      </w:r>
-      <w:bookmarkEnd w:id="174"/>
-    </w:p>
-    <w:p/>
-    <w:p>
-      <w:pPr>
-        <w:pStyle w:val="Ttulo2"/>
-      </w:pPr>
-      <w:bookmarkStart w:id="175" w:name="_Toc231892472"/>
-      <w:r>
-        <w:t>Registrar actualizacion academica</w:t>
-      </w:r>
-      <w:bookmarkEnd w:id="175"/>
+        <w:rPr>
+          <w:b/>
+          <w:lang w:val="en-US"/>
+        </w:rPr>
+      </w:pPr>
+      <w:r>
+        <w:rPr>
+          <w:b/>
+          <w:lang w:val="en-US"/>
+        </w:rPr>
+        <w:t>Backend:</w:t>
+      </w:r>
+    </w:p>
+    <w:p>
+      <w:r>
+        <w:rPr>
+          <w:b/>
+          <w:bCs/>
+          <w:lang w:val="en-US"/>
+        </w:rPr>
+        <w:t xml:space="preserve">src/main/java/com/portly/controller/AdminUserController.java: </w:t>
+      </w:r>
+      <w:r>
+        <w:rPr>
+          <w:lang w:val="en-US"/>
+        </w:rPr>
+        <w:t xml:space="preserve">Controlador REST protegido que expone el endpoint GET /api/admin/users. </w:t>
+      </w:r>
+      <w:r>
+        <w:t>Recupera todos los usuarios con findAll(), construye el nombre completo desde el perfil asociado, determina si el usuario tiene portafolio público revisando la lista de portafolios y retorna la lista de AdminUserResponse.</w:t>
+      </w:r>
+    </w:p>
+    <w:p>
+      <w:r>
+        <w:rPr>
+          <w:b/>
+          <w:bCs/>
+        </w:rPr>
+        <w:t xml:space="preserve">src/main/java/com/portly/dto/AdminUserResponse.java: </w:t>
+      </w:r>
+      <w:r>
+        <w:t>DTO con Lombok @Builder que transporta los campos idUsuario (UUID), email, nombreCompleto, fechaCreacion (LocalDateTime), estado y hasPublicPortfolio (boolean) desde el controlador al frontend.</w:t>
+      </w:r>
+    </w:p>
+    <w:p>
+      <w:r>
+        <w:rPr>
+          <w:b/>
+          <w:bCs/>
+        </w:rPr>
+        <w:t xml:space="preserve">src/main/java/com/portly/domain/repository/UsuarioRepository.java: </w:t>
+      </w:r>
+      <w:r>
+        <w:t>Repositorio JPA que provee el método findAll() usado por el controlador para obtener la lista completa de usuarios, cargando en el mismo query las relaciones con PerfilUsuario y Portafolio necesarias para construir el DTO.</w:t>
+      </w:r>
+    </w:p>
+    <w:p>
+      <w:r>
+        <w:rPr>
+          <w:b/>
+          <w:bCs/>
+        </w:rPr>
+        <w:t xml:space="preserve">src/main/java/com/portly/domain/entity/Usuario.java: </w:t>
+      </w:r>
+      <w:r>
+        <w:t>Entidad JPA de la tabla usuario. Los campos mapeados al DTO son idUsuario, email, estado, fechaCreacion, y las relaciones @OneToOne con PerfilUsuario (para el nombre completo) y @OneToMany con Portafolio (para detectar portafolios públicos).</w:t>
+      </w:r>
+    </w:p>
+    <w:p>
+      <w:r>
+        <w:rPr>
+          <w:b/>
+          <w:bCs/>
+        </w:rPr>
+        <w:t xml:space="preserve">src/main/java/com/portly/domain/entity/PerfilUsuario.java: </w:t>
+      </w:r>
+      <w:r>
+        <w:t>Entidad JPA de la tabla perfil_usuario. Los campos nombre y apellido se concatenan en el controlador para construir el nombreCompleto del AdminUserResponse.</w:t>
+      </w:r>
+    </w:p>
+    <w:p>
+      <w:r>
+        <w:rPr>
+          <w:b/>
+          <w:bCs/>
+        </w:rPr>
+        <w:t xml:space="preserve">src/main/java/com/portly/domain/entity/Portafolio.java: </w:t>
+      </w:r>
+      <w:r>
+        <w:t>Entidad JPA de la tabla portafolio. El campo visibilidad es evaluado en el controlador mediante anyMatch(p -&gt; "PUBLICO".equalsIgnoreCase(p.getVisibilidad())) para determinar el valor de hasPublicPortfolio en el DTO.</w:t>
+      </w:r>
     </w:p>
     <w:p/>
     <w:p/>
@@ -44328,683 +47713,435 @@
       <w:pPr>
         <w:pStyle w:val="Ttulo2"/>
       </w:pPr>
-      <w:bookmarkStart w:id="176" w:name="_Toc231892473"/>
-      <w:r>
-        <w:t>Editar actualizacion academica</w:t>
-      </w:r>
-      <w:bookmarkEnd w:id="176"/>
+      <w:bookmarkStart w:id="185" w:name="_ykmrpk3vtdmg" w:colFirst="0" w:colLast="0"/>
+      <w:bookmarkStart w:id="186" w:name="_Toc231892483"/>
+      <w:bookmarkEnd w:id="185"/>
+      <w:r>
+        <w:t>Denunciar Portafolio Público</w:t>
+      </w:r>
+      <w:bookmarkEnd w:id="186"/>
+    </w:p>
+    <w:p>
+      <w:pPr>
+        <w:rPr>
+          <w:b/>
+        </w:rPr>
+      </w:pPr>
+      <w:r>
+        <w:rPr>
+          <w:b/>
+        </w:rPr>
+        <w:t>Fronted:</w:t>
+      </w:r>
+    </w:p>
+    <w:p>
+      <w:r>
+        <w:rPr>
+          <w:b/>
+          <w:bCs/>
+        </w:rPr>
+        <w:t xml:space="preserve">src/modules/portfolios/presentation/components/ReportPortfolioModal.tsx: </w:t>
+      </w:r>
+      <w:r>
+        <w:t>Contiene el modal interactivo para reportar un portafolio, con selección de motivos, un campo de descripción opcional, validaciones y una pantalla de confirmación exitosa.</w:t>
+      </w:r>
     </w:p>
     <w:p/>
+    <w:p>
+      <w:r>
+        <w:rPr>
+          <w:b/>
+          <w:bCs/>
+        </w:rPr>
+        <w:t>src/modules/portfolios/application/useReportPortfolio.ts:</w:t>
+      </w:r>
+      <w:r>
+        <w:t xml:space="preserve"> Custom hook que gestiona el estado de envío (cargando, errores) y hace de intermediario (caso de uso) entre el componente de presentación y la capa de infraestructura.</w:t>
+      </w:r>
+    </w:p>
     <w:p/>
     <w:p>
+      <w:r>
+        <w:rPr>
+          <w:b/>
+          <w:bCs/>
+        </w:rPr>
+        <w:t xml:space="preserve">src/modules/portfolios/infrastructure/repositories/HttpReportRepository.ts: </w:t>
+      </w:r>
+      <w:r>
+        <w:t>Implementación del repositorio que realiza la petición HTTP POST al endpoint público (/api/public/reportar) para registrar la denuncia enviando el JSON.</w:t>
+      </w:r>
+    </w:p>
+    <w:p/>
+    <w:p>
+      <w:r>
+        <w:rPr>
+          <w:b/>
+          <w:bCs/>
+        </w:rPr>
+        <w:t>src/modules/portfolios/domain/entities/ReportSubmission.ts</w:t>
+      </w:r>
+      <w:r>
+        <w:t>: Define la interfaz ReportSubmission con el contrato de los datos requeridos para enviar la denuncia (motivo, descripción, datos del reportante, etc.).</w:t>
+      </w:r>
+    </w:p>
+    <w:p/>
+    <w:p>
+      <w:pPr>
+        <w:rPr>
+          <w:b/>
+        </w:rPr>
+      </w:pPr>
+      <w:r>
+        <w:rPr>
+          <w:b/>
+        </w:rPr>
+        <w:t>Backend:</w:t>
+      </w:r>
+    </w:p>
+    <w:p>
+      <w:r>
+        <w:rPr>
+          <w:b/>
+          <w:bCs/>
+        </w:rPr>
+        <w:t xml:space="preserve">src/main/java/com/portly/controller/PublicReporteController.java: </w:t>
+      </w:r>
+      <w:r>
+        <w:t>Controlador REST público que expone el endpoint POST /api/public/reportar y se encarga de recibir la solicitud de los usuarios (incluso si no están autenticados) para reportar un portafolio.</w:t>
+      </w:r>
+    </w:p>
+    <w:p/>
+    <w:p>
+      <w:r>
+        <w:rPr>
+          <w:b/>
+          <w:bCs/>
+        </w:rPr>
+        <w:t>src/main/java/com/portly/dto/ReportarDenunciaRequest.java:</w:t>
+      </w:r>
+      <w:r>
+        <w:t xml:space="preserve"> DTO (Data Transfer Object) con anotaciones de validación (como @NotBlank o @Size) que mapea y valida los datos que llegan desde el Frontend en el cuerpo de la petición.</w:t>
+      </w:r>
+    </w:p>
+    <w:p/>
+    <w:p>
+      <w:r>
+        <w:rPr>
+          <w:b/>
+          <w:bCs/>
+        </w:rPr>
+        <w:t>src/main/java/com/portly/service/DenunciaService.java:</w:t>
+      </w:r>
+      <w:r>
+        <w:t xml:space="preserve"> Servicio que contiene la lógica de negocio (específicamente en el método reportarPortafolio). Valida que el portafolio sea público, agrupa las denuncias sobre un mismo portafolio y verifica que un mismo usuario no envíe duplicados.</w:t>
+      </w:r>
+    </w:p>
+    <w:p/>
+    <w:p>
+      <w:r>
+        <w:rPr>
+          <w:b/>
+          <w:bCs/>
+        </w:rPr>
+        <w:t xml:space="preserve">src/main/java/com/portly/domain/entity/DenunciaIndividual.java: </w:t>
+      </w:r>
+      <w:r>
+        <w:t>Entidad JPA que representa y mapea la tabla denuncia_individual en la base de datos, almacenando detalles como el motivo, descripción, y quién realizó el reporte.</w:t>
+      </w:r>
+    </w:p>
+    <w:p/>
+    <w:p>
+      <w:r>
+        <w:rPr>
+          <w:b/>
+          <w:bCs/>
+        </w:rPr>
+        <w:t>src/main/java/com/portly/domain/repository/DenunciaIndividualRepository.java:</w:t>
+      </w:r>
+      <w:r>
+        <w:t xml:space="preserve"> Contrato del repositorio Spring Data JPA que se encarga de las operaciones con base de datos, incluyendo el método existsByDenunciaAgrupada_IdAndCreadoPor para detectar si el usuario ya reportó ese portafolio anteriormente.</w:t>
+      </w:r>
+    </w:p>
+    <w:p>
+      <w:r>
+        <w:tab/>
+      </w:r>
+    </w:p>
+    <w:p>
       <w:pPr>
         <w:pStyle w:val="Ttulo2"/>
       </w:pPr>
-      <w:bookmarkStart w:id="177" w:name="_Toc231892474"/>
-      <w:r>
-        <w:t>Visualizar listado de actualizaciones academicas</w:t>
-      </w:r>
-      <w:bookmarkEnd w:id="177"/>
+      <w:bookmarkStart w:id="187" w:name="_ubu5rkz76iy6" w:colFirst="0" w:colLast="0"/>
+      <w:bookmarkStart w:id="188" w:name="_Toc231892484"/>
+      <w:bookmarkEnd w:id="187"/>
+      <w:r>
+        <w:t>Generar reporte de usuarios en PDF</w:t>
+      </w:r>
+      <w:bookmarkEnd w:id="188"/>
+    </w:p>
+    <w:p>
+      <w:pPr>
+        <w:rPr>
+          <w:b/>
+          <w:bCs/>
+        </w:rPr>
+      </w:pPr>
+      <w:r>
+        <w:rPr>
+          <w:b/>
+          <w:bCs/>
+        </w:rPr>
+        <w:t xml:space="preserve">Fronted: </w:t>
+      </w:r>
+    </w:p>
+    <w:p>
+      <w:r>
+        <w:rPr>
+          <w:b/>
+          <w:bCs/>
+        </w:rPr>
+        <w:t>src/modules/admin/presentation/components/UserReportModal.tsx:</w:t>
+      </w:r>
+      <w:r>
+        <w:t xml:space="preserve"> Contiene el modal interactivo de la interfaz para configurar el reporte de usuarios, con selección de filtros de fechas (bloqueando días futuros y habilitando la apertura nativa del calendario al hacer clic en el campo), selección de estado de cuenta ("Todos", "Activos", "Suspendidos"), validaciones en cliente para campos obligatorios y fechas inválidas, control de estados de carga con spinners animados y visualización de errores del servidor.</w:t>
+      </w:r>
     </w:p>
     <w:p/>
+    <w:p>
+      <w:r>
+        <w:rPr>
+          <w:b/>
+          <w:bCs/>
+        </w:rPr>
+        <w:t xml:space="preserve">src/modules/admin/infrastructure/repositories/HttpAdminReportRepository.ts: </w:t>
+      </w:r>
+      <w:r>
+        <w:t>Repositorio HTTP que interactúa con la API del backend mediante fetch, serializando los parámetros en formato query y adjuntando el token JWT para autorización. Gestiona la respuesta exitosa transformando los datos binarios en un Blob para forzar la descarga en el navegador con un enlace temporal (a HTML dinámico) y procesa el código HTTP 204 lanzando el mensaje cuando no hay usuarios coincidentes.</w:t>
+      </w:r>
+    </w:p>
     <w:p/>
     <w:p>
-      <w:pPr>
-        <w:pStyle w:val="Ttulo2"/>
-      </w:pPr>
-      <w:bookmarkStart w:id="178" w:name="_Toc231892475"/>
-      <w:r>
-        <w:t>Eliminar actualizacion academica</w:t>
-      </w:r>
-      <w:bookmarkEnd w:id="178"/>
+      <w:r>
+        <w:rPr>
+          <w:b/>
+          <w:bCs/>
+        </w:rPr>
+        <w:t xml:space="preserve">src/modules/admin/presentation/pages/ReportsPage.tsx: </w:t>
+      </w:r>
+      <w:r>
+        <w:t>Página administrativa del panel de reportes donde se renderizan las tarjetas de opciones disponibles ("Reporte de usuarios registrados", "Reporte de uso de plantillas" y "Reporte de habilidades registradas") y administra el estado de visibilidad del modal de usuarios registrados.</w:t>
+      </w:r>
     </w:p>
     <w:p/>
     <w:p>
-      <w:pPr>
-        <w:pStyle w:val="Ttulo2"/>
-      </w:pPr>
-      <w:bookmarkStart w:id="179" w:name="_Toc231892476"/>
-      <w:r>
-        <w:t>Visualizar listado de portafolios que respondan a un criterio de búsqueda</w:t>
-      </w:r>
-      <w:bookmarkEnd w:id="179"/>
+      <w:r>
+        <w:rPr>
+          <w:b/>
+          <w:bCs/>
+        </w:rPr>
+        <w:t>src/modules/admin/domain/entities/UserReportFilters.ts:</w:t>
+      </w:r>
+      <w:r>
+        <w:t xml:space="preserve"> Interfaz en TypeScript que modela la entidad de dominio de los filtros de reporte de usuario, definiendo el contrato con las propiedades tipadas obligatorias (desde, hasta, estado).</w:t>
+      </w:r>
     </w:p>
     <w:p/>
+    <w:p>
+      <w:r>
+        <w:rPr>
+          <w:b/>
+          <w:bCs/>
+        </w:rPr>
+        <w:lastRenderedPageBreak/>
+        <w:t xml:space="preserve">src/router/AppRouter.tsx: </w:t>
+      </w:r>
+      <w:r>
+        <w:t>Archivo de enrutamiento principal basado en react-router-dom que protege las rutas administrativas bajo el elemento base de diseño común y asocia la ruta /admin/reportes directamente al componente ReportsPage.</w:t>
+      </w:r>
+    </w:p>
     <w:p/>
     <w:p>
       <w:pPr>
-        <w:pStyle w:val="Ttulo2"/>
-      </w:pPr>
-      <w:bookmarkStart w:id="180" w:name="_Toc231892477"/>
-      <w:r>
-        <w:t>Compartir Portafolio</w:t>
-      </w:r>
-      <w:bookmarkEnd w:id="180"/>
-    </w:p>
-    <w:p/>
-    <w:p/>
-    <w:p>
-      <w:pPr>
-        <w:pStyle w:val="Ttulo2"/>
-      </w:pPr>
-      <w:bookmarkStart w:id="181" w:name="_Toc231892478"/>
-      <w:r>
-        <w:t>Cambiar portafolio a privado</w:t>
-      </w:r>
-      <w:bookmarkEnd w:id="181"/>
-    </w:p>
-    <w:p/>
-    <w:p>
-      <w:pPr>
-        <w:ind w:left="720" w:hanging="720"/>
-      </w:pPr>
-    </w:p>
-    <w:p>
-      <w:pPr>
-        <w:pStyle w:val="Ttulo2"/>
-      </w:pPr>
-      <w:bookmarkStart w:id="182" w:name="_Toc231892479"/>
-      <w:r>
-        <w:t>Visualizar analíticas individuales de un portafolio</w:t>
-      </w:r>
-      <w:bookmarkEnd w:id="182"/>
-    </w:p>
-    <w:p/>
-    <w:p/>
-    <w:p>
-      <w:pPr>
-        <w:pStyle w:val="Ttulo2"/>
-      </w:pPr>
-      <w:bookmarkStart w:id="183" w:name="_Toc231892480"/>
-      <w:r>
-        <w:t>Visualizar analíticas globales de mis portafolios</w:t>
-      </w:r>
-      <w:bookmarkEnd w:id="183"/>
-    </w:p>
-    <w:p/>
-    <w:p>
-      <w:pPr>
-        <w:pStyle w:val="Ttulo2"/>
-      </w:pPr>
-      <w:bookmarkStart w:id="184" w:name="_Toc231892481"/>
-      <w:r>
-        <w:t>Visualizar panel de analiticas generales del sistema</w:t>
-      </w:r>
-      <w:bookmarkEnd w:id="184"/>
-    </w:p>
-    <w:p>
-      <w:r>
-        <w:t>Frontend:</w:t>
-      </w:r>
-    </w:p>
-    <w:p>
-      <w:r>
-        <w:rPr>
-          <w:b/>
-          <w:bCs/>
-        </w:rPr>
-        <w:t xml:space="preserve">src/modules/admin/domain/entities/DashboardStats.ts: </w:t>
-      </w:r>
-      <w:r>
-        <w:t>Define las interfaces TypeScript del dominio: DashboardStats (con los cuatro contadores y las dos listas), PlantillaStats (nombre, cantidad) y ProfesionStats (nombre, cantidad). Sirve como contrato de datos entre las capas de infraestructura y presentación.</w:t>
-      </w:r>
-    </w:p>
-    <w:p>
-      <w:r>
-        <w:rPr>
-          <w:b/>
-          <w:bCs/>
-        </w:rPr>
-        <w:lastRenderedPageBreak/>
-        <w:t xml:space="preserve">src/modules/admin/infrastructure/repositories/HttpAdminDashboardRepository.ts: </w:t>
-      </w:r>
-      <w:r>
-        <w:t>Contiene la clase del repositorio HTTP con el método getDashboardStats, que invoca httpClient.getAuth&lt;DashboardStats&gt; al endpoint /api/admin/dashboard adjuntando el Bearer token del administrador y retornando la respuesta tipada.</w:t>
-      </w:r>
-    </w:p>
-    <w:p>
-      <w:r>
-        <w:rPr>
-          <w:b/>
-          <w:bCs/>
-        </w:rPr>
-        <w:t xml:space="preserve">src/modules/admin/applications/useAdminDashboard.ts: </w:t>
-      </w:r>
-      <w:r>
-        <w:t>Custom hook que encapsula la lógica de obtención de datos. Gestiona los estados stats, isLoading y error, expone la función reload para refrescar manualmente, y realiza la carga inicial mediante useEffect.</w:t>
-      </w:r>
-    </w:p>
-    <w:p>
-      <w:r>
-        <w:rPr>
-          <w:b/>
-          <w:bCs/>
-        </w:rPr>
-        <w:t xml:space="preserve">src/modules/admin/presentation/pages/DashboardPage.tsx: </w:t>
-      </w:r>
-      <w:r>
-        <w:t>Página principal de analíticas. Renderiza el botón "Actualizar", cuatro stat cards con sus respectivos íconos y colores (usuarios semana, portafolios semana, denuncias pendientes, cuentas suspendidas), y dos paneles inferiores con barras de progreso proporcionales para el ranking Top 3 de plantillas más usadas y Top 5 de profesiones más registradas. Maneja los estados de carga y error con indicadores visuales consistentes con el panel.</w:t>
-      </w:r>
-    </w:p>
-    <w:p>
-      <w:r>
-        <w:rPr>
-          <w:b/>
-          <w:bCs/>
-        </w:rPr>
-        <w:t xml:space="preserve">src/router/AppRouter.tsx: </w:t>
-      </w:r>
-      <w:r>
-        <w:t>Asocia la ruta /admin/dashboard al componente DashboardPage dentro del layout protegido AdminLayout.</w:t>
-      </w:r>
-    </w:p>
-    <w:p>
-      <w:r>
-        <w:t>Backend:</w:t>
-      </w:r>
-    </w:p>
-    <w:p>
-      <w:r>
-        <w:rPr>
-          <w:b/>
-          <w:bCs/>
-        </w:rPr>
-        <w:t xml:space="preserve">src/main/java/com/portly/controller/AdminDashboardController.java: </w:t>
-      </w:r>
-      <w:r>
-        <w:t>Controlador REST protegido que expone el endpoint GET /api/admin/dashboard. Delega completamente al servicio y retorna el DashboardStatsResponse. La seguridad está cubierta por la regla global hasRole("ADMIN") definida en SecurityConfig.</w:t>
-      </w:r>
-    </w:p>
-    <w:p>
-      <w:r>
-        <w:rPr>
-          <w:b/>
-          <w:bCs/>
-        </w:rPr>
-        <w:t xml:space="preserve">src/main/java/com/portly/service/AdminDashboardService.java: </w:t>
-      </w:r>
-      <w:r>
-        <w:t>Servicio de negocio que calcula el umbral temporal desde = LocalDateTime.now().minusDays(7), invoca los cuatro queries de conteo y las dos consultas de ranking con paginación (PageRequest.of(0, 3) y PageRequest.of(0, 5)), y ensambla el objeto DashboardStatsResponse. El campo denunciasPendientes retorna 0 hasta que se implemente la entidad de denuncias.</w:t>
-      </w:r>
-    </w:p>
-    <w:p>
-      <w:r>
-        <w:rPr>
-          <w:b/>
-          <w:bCs/>
-        </w:rPr>
-        <w:t xml:space="preserve">src/main/java/com/portly/dto/DashboardStatsResponse.java: </w:t>
-      </w:r>
-      <w:r>
-        <w:t>DTO principal con Lombok @Data @Builder que contiene los cuatro contadores (long) y las dos listas de rankings. Define también las clases estáticas anidadas PlantillaStats y ProfesionStats, cada una con los campos nombre (String) y cantidad (long), necesarias para los constructores JPQL.</w:t>
-      </w:r>
-    </w:p>
-    <w:p>
-      <w:r>
-        <w:rPr>
-          <w:b/>
-          <w:bCs/>
-        </w:rPr>
-        <w:t xml:space="preserve">src/main/java/com/portly/domain/repository/UsuarioRepository.java: </w:t>
-      </w:r>
-      <w:r>
-        <w:t>Repositorio JPA al que se añadieron dos queries: countByFechaCreacionAfter para contar usuarios registrados en los últimos 7 días, y countSuspendidos para contar cuentas con estado = 'suspendido'.</w:t>
-      </w:r>
-    </w:p>
-    <w:p>
-      <w:r>
-        <w:rPr>
-          <w:b/>
-          <w:bCs/>
-        </w:rPr>
-        <w:t xml:space="preserve">src/main/java/com/portly/domain/repository/PortafolioRepository.java: </w:t>
-      </w:r>
-      <w:r>
-        <w:t>Repositorio JPA al que se añadieron dos queries: countPublicosDesde para contar portafolios con visibilidad = 'PUBLICO' creados desde una fecha, y findTopPlantillas con expresión de constructor JPQL new DashboardStatsResponse$PlantillaStats(...) agrupando por nombre de plantilla y ordenando descendentemente.</w:t>
-      </w:r>
-    </w:p>
-    <w:p>
-      <w:r>
-        <w:rPr>
-          <w:b/>
-          <w:bCs/>
-        </w:rPr>
-        <w:t xml:space="preserve">src/main/java/com/portly/domain/repository/PerfilUsuarioRepository.java: </w:t>
-      </w:r>
-      <w:r>
-        <w:t>Repositorio JPA al que se añadió el query findTopProfesiones con expresión de constructor JPQL que agrupa por titularProfesional, filtra nulos y vacíos, y ordena descendentemente por conteo.</w:t>
-      </w:r>
-    </w:p>
-    <w:p>
-      <w:r>
-        <w:rPr>
-          <w:b/>
-          <w:bCs/>
-        </w:rPr>
-        <w:t xml:space="preserve">src/main/java/com/portly/domain/entity/Usuario.java: </w:t>
-      </w:r>
-      <w:r>
-        <w:t>Entidad JPA de la tabla usuario. Los campos relevantes para el dashboard son fechaCreacion (LocalDateTime) para el conteo semanal y estado (String) para el conteo de suspendidos.</w:t>
-      </w:r>
-    </w:p>
-    <w:p>
-      <w:r>
-        <w:rPr>
-          <w:b/>
-          <w:bCs/>
-        </w:rPr>
-        <w:t xml:space="preserve">src/main/java/com/portly/domain/entity/Portafolio.java: </w:t>
-      </w:r>
-      <w:r>
-        <w:t>Entidad JPA de la tabla portafolio. Los campos relevantes son visibilidad (String) y fechaCreacion (LocalDateTime) para el conteo semanal de portafolios públicos, y la relación @ManyToOne con Plantilla para el ranking de uso.</w:t>
-      </w:r>
-    </w:p>
-    <w:p>
-      <w:r>
-        <w:rPr>
-          <w:b/>
-          <w:bCs/>
-        </w:rPr>
-        <w:lastRenderedPageBreak/>
-        <w:t xml:space="preserve">src/main/java/com/portly/domain/entity/PerfilUsuario.java: </w:t>
-      </w:r>
-      <w:r>
-        <w:t>Entidad JPA de la tabla perfil_usuario. El campo relevante es titularProfesional (String), utilizado para construir el Top 5 de profesiones más registradas en el sistema.</w:t>
-      </w:r>
-    </w:p>
-    <w:p>
-      <w:r>
-        <w:rPr>
-          <w:b/>
-          <w:bCs/>
-        </w:rPr>
-        <w:t xml:space="preserve">src/main/java/com/portly/domain/entity/Plantilla.java: </w:t>
-      </w:r>
-      <w:r>
-        <w:t>Entidad JPA de la tabla plantilla. El campo nombre (String) es utilizado por el query JPQL de findTopPlantillas para identificar y agrupar los portafolios por plantilla.</w:t>
-      </w:r>
-    </w:p>
-    <w:p/>
-    <w:p>
-      <w:pPr>
-        <w:pStyle w:val="Ttulo2"/>
-      </w:pPr>
-      <w:bookmarkStart w:id="185" w:name="_Toc231892482"/>
-      <w:r>
-        <w:t>Visualizar listado de usuario registrados en el sistema</w:t>
-      </w:r>
-      <w:bookmarkEnd w:id="185"/>
-    </w:p>
-    <w:p>
-      <w:r>
-        <w:t>Frontend:</w:t>
-      </w:r>
-    </w:p>
-    <w:p>
-      <w:r>
-        <w:rPr>
-          <w:b/>
-          <w:bCs/>
-        </w:rPr>
-        <w:t xml:space="preserve">src/modules/admin/domain/userAccountStatus.ts: </w:t>
-      </w:r>
-      <w:r>
-        <w:t>Módulo de dominio que centraliza la lógica de estado de cuenta. Expone las funciones isBlockedAccount (detecta estados suspendido, suspendida, restringido, restringida o flag suspensionActiva), isActiveAccount (negación de la anterior), countBlockedAccounts y getAccountStatusLabel para obtener la etiqueta legible del estado.</w:t>
-      </w:r>
-    </w:p>
-    <w:p>
-      <w:r>
-        <w:rPr>
-          <w:b/>
-          <w:bCs/>
-        </w:rPr>
-        <w:t xml:space="preserve">src/modules/admin/presentation/pages/UsersPage.tsx: </w:t>
-      </w:r>
-      <w:r>
-        <w:t>Página principal de gestión de usuarios. Realiza la carga desde GET /api/admin/users con fallback a datos mock ante errores de red. Calcula cuatro métricas locales a partir de la lista completa (total, restringidos, suspendidos, con portafolio publicado) y las muestra en stat cards. Implementa búsqueda por nombre y correo, filtrado por chips ("Todos", "Activos", "Suspendidos", "Restringidos"), ordenamiento por fecha de registro y paginación de 6 ítems por página. Incluye el botón "Actualizar" para recargar datos, y estados de carga y error con opción de reintento.</w:t>
-      </w:r>
-    </w:p>
-    <w:p>
-      <w:r>
-        <w:rPr>
-          <w:b/>
-          <w:bCs/>
-        </w:rPr>
-        <w:t xml:space="preserve">src/router/AppRouter.tsx: </w:t>
-      </w:r>
-      <w:r>
-        <w:t>Asocia la ruta /admin/usuarios al componente UsersPage dentro del layout protegido AdminLayout.</w:t>
-      </w:r>
-    </w:p>
-    <w:p>
-      <w:pPr>
-        <w:rPr>
-          <w:lang w:val="en-US"/>
-        </w:rPr>
-      </w:pPr>
-      <w:r>
-        <w:rPr>
-          <w:lang w:val="en-US"/>
-        </w:rPr>
-        <w:t>Backend:</w:t>
-      </w:r>
-    </w:p>
-    <w:p>
-      <w:r>
         <w:rPr>
           <w:b/>
           <w:bCs/>
           <w:lang w:val="en-US"/>
         </w:rPr>
-        <w:t xml:space="preserve">src/main/java/com/portly/controller/AdminUserController.java: </w:t>
-      </w:r>
-      <w:r>
-        <w:rPr>
-          <w:lang w:val="en-US"/>
-        </w:rPr>
-        <w:t xml:space="preserve">Controlador REST protegido que expone el endpoint GET /api/admin/users. </w:t>
-      </w:r>
-      <w:r>
-        <w:t>Recupera todos los usuarios con findAll(), construye el nombre completo desde el perfil asociado, determina si el usuario tiene portafolio público revisando la lista de portafolios y retorna la lista de AdminUserResponse.</w:t>
-      </w:r>
-    </w:p>
-    <w:p>
-      <w:r>
-        <w:rPr>
-          <w:b/>
-          <w:bCs/>
-        </w:rPr>
-        <w:t xml:space="preserve">src/main/java/com/portly/dto/AdminUserResponse.java: </w:t>
-      </w:r>
-      <w:r>
-        <w:t>DTO con Lombok @Builder que transporta los campos idUsuario (UUID), email, nombreCompleto, fechaCreacion (LocalDateTime), estado y hasPublicPortfolio (boolean) desde el controlador al frontend.</w:t>
-      </w:r>
-    </w:p>
-    <w:p>
-      <w:r>
-        <w:rPr>
-          <w:b/>
-          <w:bCs/>
-        </w:rPr>
-        <w:t xml:space="preserve">src/main/java/com/portly/domain/repository/UsuarioRepository.java: </w:t>
-      </w:r>
-      <w:r>
-        <w:t>Repositorio JPA que provee el método findAll() usado por el controlador para obtener la lista completa de usuarios, cargando en el mismo query las relaciones con PerfilUsuario y Portafolio necesarias para construir el DTO.</w:t>
-      </w:r>
-    </w:p>
-    <w:p>
-      <w:r>
-        <w:rPr>
-          <w:b/>
-          <w:bCs/>
-        </w:rPr>
-        <w:t xml:space="preserve">src/main/java/com/portly/domain/entity/Usuario.java: </w:t>
-      </w:r>
-      <w:r>
-        <w:t>Entidad JPA de la tabla usuario. Los campos mapeados al DTO son idUsuario, email, estado, fechaCreacion, y las relaciones @OneToOne con PerfilUsuario (para el nombre completo) y @OneToMany con Portafolio (para detectar portafolios públicos).</w:t>
-      </w:r>
-    </w:p>
-    <w:p>
-      <w:r>
-        <w:rPr>
-          <w:b/>
-          <w:bCs/>
-        </w:rPr>
-        <w:t xml:space="preserve">src/main/java/com/portly/domain/entity/PerfilUsuario.java: </w:t>
-      </w:r>
-      <w:r>
-        <w:t>Entidad JPA de la tabla perfil_usuario. Los campos nombre y apellido se concatenan en el controlador para construir el nombreCompleto del AdminUserResponse.</w:t>
-      </w:r>
-    </w:p>
-    <w:p>
-      <w:r>
-        <w:rPr>
-          <w:b/>
-          <w:bCs/>
-        </w:rPr>
-        <w:t xml:space="preserve">src/main/java/com/portly/domain/entity/Portafolio.java: </w:t>
-      </w:r>
-      <w:r>
-        <w:t>Entidad JPA de la tabla portafolio. El campo visibilidad es evaluado en el controlador mediante anyMatch(p -&gt; "PUBLICO".equalsIgnoreCase(p.getVisibilidad())) para determinar el valor de hasPublicPortfolio en el DTO.</w:t>
-      </w:r>
-    </w:p>
-    <w:p/>
-    <w:p/>
-    <w:p>
-      <w:pPr>
-        <w:pStyle w:val="Ttulo2"/>
-      </w:pPr>
-      <w:bookmarkStart w:id="186" w:name="_ykmrpk3vtdmg" w:colFirst="0" w:colLast="0"/>
-      <w:bookmarkStart w:id="187" w:name="_Toc231892483"/>
-      <w:bookmarkEnd w:id="186"/>
-      <w:r>
-        <w:lastRenderedPageBreak/>
-        <w:t>Denunciar Portafolio Público</w:t>
-      </w:r>
-      <w:bookmarkEnd w:id="187"/>
-    </w:p>
-    <w:p>
-      <w:r>
-        <w:t>Fronted:</w:t>
-      </w:r>
-    </w:p>
-    <w:p>
-      <w:r>
-        <w:rPr>
-          <w:b/>
-          <w:bCs/>
-        </w:rPr>
-        <w:t xml:space="preserve">src/modules/portfolios/presentation/components/ReportPortfolioModal.tsx: </w:t>
-      </w:r>
-      <w:r>
-        <w:t>Contiene el modal interactivo para reportar un portafolio, con selección de motivos, un campo de descripción opcional, validaciones y una pantalla de confirmación exitosa.</w:t>
-      </w:r>
-    </w:p>
-    <w:p/>
-    <w:p>
-      <w:r>
-        <w:rPr>
-          <w:b/>
-          <w:bCs/>
-        </w:rPr>
-        <w:t>src/modules/portfolios/application/useReportPortfolio.ts:</w:t>
-      </w:r>
-      <w:r>
-        <w:t xml:space="preserve"> Custom hook que gestiona el estado de envío (cargando, errores) y hace de intermediario (caso de uso) entre el componente de presentación y la capa de infraestructura.</w:t>
-      </w:r>
-    </w:p>
-    <w:p/>
-    <w:p>
-      <w:r>
-        <w:rPr>
-          <w:b/>
-          <w:bCs/>
-        </w:rPr>
-        <w:t xml:space="preserve">src/modules/portfolios/infrastructure/repositories/HttpReportRepository.ts: </w:t>
-      </w:r>
-      <w:r>
-        <w:t>Implementación del repositorio que realiza la petición HTTP POST al endpoint público (/api/public/reportar) para registrar la denuncia enviando el JSON.</w:t>
-      </w:r>
-    </w:p>
-    <w:p/>
-    <w:p>
-      <w:r>
-        <w:rPr>
-          <w:b/>
-          <w:bCs/>
-        </w:rPr>
-        <w:t>src/modules/portfolios/domain/entities/ReportSubmission.ts</w:t>
-      </w:r>
-      <w:r>
-        <w:t>: Define la interfaz ReportSubmission con el contrato de los datos requeridos para enviar la denuncia (motivo, descripción, datos del reportante, etc.).</w:t>
-      </w:r>
-    </w:p>
-    <w:p/>
-    <w:p>
-      <w:r>
-        <w:t>Backend:</w:t>
-      </w:r>
-    </w:p>
-    <w:p>
-      <w:r>
-        <w:rPr>
-          <w:b/>
-          <w:bCs/>
-        </w:rPr>
-        <w:t xml:space="preserve">src/main/java/com/portly/controller/PublicReporteController.java: </w:t>
-      </w:r>
-      <w:r>
-        <w:t>Controlador REST público que expone el endpoint POST /api/public/reportar y se encarga de recibir la solicitud de los usuarios (incluso si no están autenticados) para reportar un portafolio.</w:t>
-      </w:r>
-    </w:p>
-    <w:p/>
-    <w:p>
-      <w:r>
-        <w:rPr>
-          <w:b/>
-          <w:bCs/>
-        </w:rPr>
-        <w:t>src/main/java/com/portly/dto/ReportarDenunciaRequest.java:</w:t>
-      </w:r>
-      <w:r>
-        <w:t xml:space="preserve"> DTO (Data Transfer Object) con anotaciones de validación (como @NotBlank o @Size) que mapea y valida los datos que llegan desde el Frontend en el cuerpo de la petición.</w:t>
-      </w:r>
-    </w:p>
-    <w:p/>
-    <w:p>
-      <w:r>
-        <w:rPr>
-          <w:b/>
-          <w:bCs/>
-        </w:rPr>
-        <w:t>src/main/java/com/portly/service/DenunciaService.java:</w:t>
-      </w:r>
-      <w:r>
-        <w:t xml:space="preserve"> Servicio que contiene la lógica de negocio (específicamente en el método reportarPortafolio). Valida que el portafolio sea público, agrupa las denuncias sobre un mismo portafolio y verifica que un mismo usuario no envíe duplicados.</w:t>
-      </w:r>
-    </w:p>
-    <w:p/>
-    <w:p>
-      <w:r>
-        <w:rPr>
-          <w:b/>
-          <w:bCs/>
-        </w:rPr>
-        <w:t xml:space="preserve">src/main/java/com/portly/domain/entity/DenunciaIndividual.java: </w:t>
-      </w:r>
-      <w:r>
-        <w:t>Entidad JPA que representa y mapea la tabla denuncia_individual en la base de datos, almacenando detalles como el motivo, descripción, y quién realizó el reporte.</w:t>
-      </w:r>
-    </w:p>
-    <w:p/>
-    <w:p>
-      <w:r>
-        <w:rPr>
-          <w:b/>
-          <w:bCs/>
-        </w:rPr>
-        <w:t>src/main/java/com/portly/domain/repository/DenunciaIndividualRepository.java:</w:t>
-      </w:r>
-      <w:r>
-        <w:t xml:space="preserve"> Contrato del repositorio Spring Data JPA que se encarga de las operaciones con base de datos, incluyendo el método existsByDenunciaAgrupada_IdAndCreadoPor para detectar si el usuario ya reportó ese portafolio anteriormente.</w:t>
-      </w:r>
-    </w:p>
-    <w:p>
-      <w:r>
-        <w:tab/>
-      </w:r>
-    </w:p>
-    <w:p>
-      <w:pPr>
-        <w:pStyle w:val="Ttulo2"/>
-      </w:pPr>
-      <w:bookmarkStart w:id="188" w:name="_ubu5rkz76iy6" w:colFirst="0" w:colLast="0"/>
-      <w:bookmarkStart w:id="189" w:name="_Toc231892484"/>
-      <w:bookmarkEnd w:id="188"/>
-      <w:r>
-        <w:t>Generar reporte de usuarios en PDF</w:t>
-      </w:r>
-      <w:bookmarkEnd w:id="189"/>
-    </w:p>
-    <w:p>
-      <w:r>
-        <w:rPr>
-          <w:b/>
-          <w:bCs/>
-        </w:rPr>
-        <w:t>Fronted: src/modules/admin/presentation/components/UserReportModal.tsx:</w:t>
-      </w:r>
-      <w:r>
-        <w:t xml:space="preserve"> Contiene el modal interactivo de la interfaz para configurar el reporte de usuarios, con selección de filtros de fechas (bloqueando días futuros y habilitando la apertura nativa del calendario al hacer clic en el campo), selección de estado de cuenta ("Todos", "Activos", "Suspendidos"), validaciones en cliente para campos obligatorios y fechas inválidas, control de estados de carga con spinners animados y visualización de errores del servidor.</w:t>
-      </w:r>
-    </w:p>
-    <w:p/>
-    <w:p>
-      <w:r>
-        <w:rPr>
-          <w:b/>
-          <w:bCs/>
-        </w:rPr>
-        <w:t xml:space="preserve">src/modules/admin/infrastructure/repositories/HttpAdminReportRepository.ts: </w:t>
-      </w:r>
-      <w:r>
-        <w:t>Repositorio HTTP que interactúa con la API del backend mediante fetch, serializando los parámetros en formato query y adjuntando el token JWT para autorización. Gestiona la respuesta exitosa transformando los datos binarios en un Blob para forzar la descarga en el navegador con un enlace temporal (a HTML dinámico) y procesa el código HTTP 204 lanzando el mensaje cuando no hay usuarios coincidentes.</w:t>
-      </w:r>
-    </w:p>
-    <w:p/>
-    <w:p>
-      <w:r>
-        <w:rPr>
-          <w:b/>
-          <w:bCs/>
-        </w:rPr>
-        <w:t xml:space="preserve">src/modules/admin/presentation/pages/ReportsPage.tsx: </w:t>
-      </w:r>
-      <w:r>
-        <w:t>Página administrativa del panel de reportes donde se renderizan las tarjetas de opciones disponibles ("Reporte de usuarios registrados", "Reporte de uso de plantillas" y "Reporte de habilidades registradas") y administra el estado de visibilidad del modal de usuarios registrados.</w:t>
-      </w:r>
-    </w:p>
-    <w:p/>
-    <w:p>
-      <w:r>
-        <w:rPr>
-          <w:b/>
-          <w:bCs/>
-        </w:rPr>
-        <w:t>src/modules/admin/domain/entities/UserReportFilters.ts:</w:t>
-      </w:r>
-      <w:r>
-        <w:t xml:space="preserve"> Interfaz en TypeScript que modela la entidad de dominio de los filtros de reporte de usuario, definiendo el contrato con las propiedades tipadas obligatorias (desde, hasta, estado).</w:t>
-      </w:r>
-    </w:p>
-    <w:p/>
-    <w:p>
-      <w:r>
-        <w:rPr>
-          <w:b/>
-          <w:bCs/>
-        </w:rPr>
-        <w:t xml:space="preserve">src/router/AppRouter.tsx: </w:t>
-      </w:r>
-      <w:r>
-        <w:t>Archivo de enrutamiento principal basado en react-router-dom que protege las rutas administrativas bajo el elemento base de diseño común y asocia la ruta /admin/reportes directamente al componente ReportsPage.</w:t>
-      </w:r>
-    </w:p>
-    <w:p/>
-    <w:p>
-      <w:pPr>
+      </w:pPr>
+      <w:r>
         <w:rPr>
           <w:b/>
           <w:bCs/>
           <w:lang w:val="en-US"/>
         </w:rPr>
-      </w:pPr>
+        <w:t xml:space="preserve">Backend: </w:t>
+      </w:r>
+    </w:p>
+    <w:p>
       <w:r>
         <w:rPr>
           <w:b/>
           <w:bCs/>
           <w:lang w:val="en-US"/>
         </w:rPr>
+        <w:t xml:space="preserve">src/main/java/com/portly/controller/AdminReportController.java: </w:t>
+      </w:r>
+      <w:r>
+        <w:rPr>
+          <w:lang w:val="en-US"/>
+        </w:rPr>
+        <w:t xml:space="preserve">Controlador REST administrativo que define el endpoint GET /api/admin/reports/users. </w:t>
+      </w:r>
+      <w:r>
+        <w:t>Recibe y valida los parámetros de búsqueda de fecha y estado de cuenta mediante anotaciones de Spring Boot, respondiendo con el stream del PDF generado en cabeceras de tipo application/pdf o retornando código 204 No Content en caso de no hallar usuarios.</w:t>
+      </w:r>
+    </w:p>
+    <w:p/>
+    <w:p>
+      <w:r>
+        <w:rPr>
+          <w:b/>
+          <w:bCs/>
+        </w:rPr>
+        <w:t>src/main/java/com/portly/service/AdminReportService.java:</w:t>
+      </w:r>
+      <w:r>
+        <w:t xml:space="preserve"> Servicio encargado de la lógica de negocio y composición del documento. Adapta las fechas iniciales/finales a los extremos de cada día (00:00:00 y 23:59:59), ejecuta la consulta del repositorio y genera la estructura física del documento PDF en memoria mediante la biblioteca iText 7, insertando títulos, metadatos de los filtros aplicados y la tabla resultante con las columnas de nombre completo (unificado con el perfil), correo, fecha de creación y estado.</w:t>
+      </w:r>
+    </w:p>
+    <w:p/>
+    <w:p>
+      <w:r>
+        <w:rPr>
+          <w:b/>
+          <w:bCs/>
+        </w:rPr>
+        <w:t xml:space="preserve">src/main/java/com/portly/domain/repository/UsuarioRepository.java: </w:t>
+      </w:r>
+      <w:r>
+        <w:t>Repositorio Spring Data JPA que define el método de consulta personalizada findByFechaCreacionBetweenAndEstado con sintaxis JPQL (@Query) para filtrar a los usuarios por rango de fechas de creación y que opcionalmente coincidan con el estado provisto (gestionando la omisión del filtro cuando el parámetro es nulo).</w:t>
+      </w:r>
+    </w:p>
+    <w:p/>
+    <w:p>
+      <w:r>
+        <w:rPr>
+          <w:b/>
+          <w:bCs/>
+        </w:rPr>
+        <w:t>src/main/java/com/portly/domain/entity/Usuario.java:</w:t>
+      </w:r>
+      <w:r>
+        <w:t xml:space="preserve"> Entidad JPA que mapea la tabla usuario en la base de datos, almacenando y exponiendo los atributos de email, estado de la cuenta, fecha de creación y la relación @OneToOne con la información del perfil del usuario.</w:t>
+      </w:r>
+    </w:p>
+    <w:p/>
+    <w:p>
+      <w:r>
+        <w:rPr>
+          <w:b/>
+          <w:bCs/>
+        </w:rPr>
+        <w:t>src/main/java/com/portly/domain/entity/PerfilUsuario.java:</w:t>
+      </w:r>
+      <w:r>
+        <w:t xml:space="preserve"> Entidad JPA que representa la tabla perfil_usuario en la base de datos, conteniendo las columnas de nombre y apellido que el servicio recupera y concatena para generar el nombre completo del usuario dentro de la tabla del PDF.</w:t>
+      </w:r>
+    </w:p>
+    <w:p/>
+    <w:p>
+      <w:pPr>
+        <w:pStyle w:val="Ttulo2"/>
+      </w:pPr>
+      <w:bookmarkStart w:id="189" w:name="_s8tcfjkl7c2c" w:colFirst="0" w:colLast="0"/>
+      <w:bookmarkStart w:id="190" w:name="_Toc231892485"/>
+      <w:bookmarkEnd w:id="189"/>
+      <w:r>
+        <w:t>Generar reporte de habilidades en PDF</w:t>
+      </w:r>
+      <w:bookmarkEnd w:id="190"/>
+    </w:p>
+    <w:p>
+      <w:pPr>
+        <w:rPr>
+          <w:b/>
+          <w:bCs/>
+        </w:rPr>
+      </w:pPr>
+      <w:r>
+        <w:rPr>
+          <w:b/>
+          <w:bCs/>
+        </w:rPr>
+        <w:t xml:space="preserve">Fronted: </w:t>
+      </w:r>
+    </w:p>
+    <w:p>
+      <w:r>
+        <w:rPr>
+          <w:b/>
+          <w:bCs/>
+        </w:rPr>
+        <w:t>src/modules/admin/presentation/components/SkillReportModal.tsx:</w:t>
+      </w:r>
+      <w:r>
+        <w:t xml:space="preserve"> Contiene el modal interactivo de la interfaz que permite al administrador configurar el reporte de habilidades aplicando filtros de rango de fechas ("Fecha desde", "Fecha hasta") y el tipo de habilidad ("Todas", "Técnicas", "Blandas"). Realiza las validaciones de cliente para campos obligatorios y orden cronológico de fechas, restringe la selección de fechas futuras y muestra el indicador de carga y errores de generación correspondientes.</w:t>
+      </w:r>
+    </w:p>
+    <w:p/>
+    <w:p>
+      <w:r>
+        <w:rPr>
+          <w:b/>
+          <w:bCs/>
+        </w:rPr>
+        <w:t xml:space="preserve">src/modules/admin/infrastructure/repositories/HttpAdminReportRepository.ts: </w:t>
+      </w:r>
+      <w:r>
+        <w:t>Contiene la clase del repositorio HTTP y específicamente la función downloadSkillReport, la cual serializa los filtros como parámetros de consulta y llama al endpoint de la API /api/admin/reports/skills. Realiza la conversión del flujo de bytes binarios a un objeto Blob para habilitar la descarga del archivo PDF en el navegador, controlando además el código de estado HTTP 204 para disparar el mensaje de error cuando no hay habilidades coincidentes.</w:t>
+      </w:r>
+    </w:p>
+    <w:p/>
+    <w:p>
+      <w:r>
+        <w:rPr>
+          <w:b/>
+          <w:bCs/>
+        </w:rPr>
+        <w:lastRenderedPageBreak/>
+        <w:t>src/modules/admin/presentation/pages/ReportsPage.tsx:</w:t>
+      </w:r>
+      <w:r>
+        <w:t xml:space="preserve"> Vista administrativa del panel de reportes donde se muestra la tarjeta "Reporte de habilidades registradas" con su descripción breve, administrando la acción de clic en "Generar reporte" para abrir el modal SkillReportModal.</w:t>
+      </w:r>
+    </w:p>
+    <w:p/>
+    <w:p>
+      <w:r>
+        <w:rPr>
+          <w:b/>
+          <w:bCs/>
+        </w:rPr>
+        <w:t xml:space="preserve">src/router/AppRouter.tsx: </w:t>
+      </w:r>
+      <w:r>
+        <w:t>Archivo de enrutamiento principal basado en react-router-dom que asocia la ruta administrativa /admin/reportes directamente al componente ReportsPage.</w:t>
+      </w:r>
+    </w:p>
+    <w:p/>
+    <w:p>
+      <w:pPr>
+        <w:rPr>
+          <w:b/>
+          <w:bCs/>
+        </w:rPr>
+      </w:pPr>
+      <w:r>
+        <w:rPr>
+          <w:b/>
+          <w:bCs/>
+        </w:rPr>
         <w:t xml:space="preserve">Backend: </w:t>
       </w:r>
     </w:p>
@@ -45013,18 +48150,11 @@
         <w:rPr>
           <w:b/>
           <w:bCs/>
-          <w:lang w:val="en-US"/>
         </w:rPr>
         <w:t xml:space="preserve">src/main/java/com/portly/controller/AdminReportController.java: </w:t>
       </w:r>
       <w:r>
-        <w:rPr>
-          <w:lang w:val="en-US"/>
-        </w:rPr>
-        <w:t xml:space="preserve">Controlador REST administrativo que define el endpoint GET /api/admin/reports/users. </w:t>
-      </w:r>
-      <w:r>
-        <w:t>Recibe y valida los parámetros de búsqueda de fecha y estado de cuenta mediante anotaciones de Spring Boot, respondiendo con el stream del PDF generado en cabeceras de tipo application/pdf o retornando código 204 No Content en caso de no hallar usuarios.</w:t>
+        <w:t>Controlador REST administrativo que expone el endpoint GET /api/admin/reports/skills recibiendo los parámetros desde, hasta y skillType (con valor por defecto "Todas"), y retorna la respuesta con las cabeceras HTTP de tipo PDF (application/pdf) o un código 204 No Content si los bytes del PDF están vacíos.</w:t>
       </w:r>
     </w:p>
     <w:p/>
@@ -45037,7 +48167,7 @@
         <w:t>src/main/java/com/portly/service/AdminReportService.java:</w:t>
       </w:r>
       <w:r>
-        <w:t xml:space="preserve"> Servicio encargado de la lógica de negocio y composición del documento. Adapta las fechas iniciales/finales a los extremos de cada día (00:00:00 y 23:59:59), ejecuta la consulta del repositorio y genera la estructura física del documento PDF en memoria mediante la biblioteca iText 7, insertando títulos, metadatos de los filtros aplicados y la tabla resultante con las columnas de nombre completo (unificado con el perfil), correo, fecha de creación y estado.</w:t>
+        <w:t xml:space="preserve"> Servicio de negocio que realiza la lógica de conversión temporal de fechas, invoca a los repositorios correspondientes (habilidadBlandaRepository y habilidadTecnicaRepository), une y ordena de mayor a menor las habilidades en función de la cantidad de usuarios que las registraron, y construye la estructura visual del reporte PDF utilizando la biblioteca iText 7. Dicha maquetación incluye título, metadatos, filtros y la tabla detallada con las columnas: Nombre de Habilidad, Tipo, y Cantidad de Usuarios.</w:t>
       </w:r>
     </w:p>
     <w:p/>
@@ -45047,10 +48177,10 @@
           <w:b/>
           <w:bCs/>
         </w:rPr>
-        <w:t xml:space="preserve">src/main/java/com/portly/domain/repository/UsuarioRepository.java: </w:t>
-      </w:r>
-      <w:r>
-        <w:t>Repositorio Spring Data JPA que define el método de consulta personalizada findByFechaCreacionBetweenAndEstado con sintaxis JPQL (@Query) para filtrar a los usuarios por rango de fechas de creación y que opcionalmente coincidan con el estado provisto (gestionando la omisión del filtro cuando el parámetro es nulo).</w:t>
+        <w:t>src/main/java/com/portly/dto/SkillReportDto.java:</w:t>
+      </w:r>
+      <w:r>
+        <w:t xml:space="preserve"> DTO (Data Transfer Object) con lombok @Data que almacena los campos nombreHabilidad, tipo y cantidadUsuarios retornados por las consultas de base de datos para mapear la información que se mostrará en el reporte.</w:t>
       </w:r>
     </w:p>
     <w:p/>
@@ -45060,10 +48190,10 @@
           <w:b/>
           <w:bCs/>
         </w:rPr>
-        <w:t>src/main/java/com/portly/domain/entity/Usuario.java:</w:t>
-      </w:r>
-      <w:r>
-        <w:t xml:space="preserve"> Entidad JPA que mapea la tabla usuario en la base de datos, almacenando y exponiendo los atributos de email, estado de la cuenta, fecha de creación y la relación @OneToOne con la información del perfil del usuario.</w:t>
+        <w:t>src/main/java/com/portly/domain/repository/HabilidadTecnicaRepository.java</w:t>
+      </w:r>
+      <w:r>
+        <w:t>: Repositorio Spring Data JPA que define el método de consulta personalizada getSkillReport mediante una anotación @Query para retornar una lista de SkillReportDto correspondientes a habilidades técnicas registradas en el rango de fechas establecido.</w:t>
       </w:r>
     </w:p>
     <w:p/>
@@ -45073,24 +48203,49 @@
           <w:b/>
           <w:bCs/>
         </w:rPr>
-        <w:t>src/main/java/com/portly/domain/entity/PerfilUsuario.java:</w:t>
-      </w:r>
-      <w:r>
-        <w:t xml:space="preserve"> Entidad JPA que representa la tabla perfil_usuario en la base de datos, conteniendo las columnas de nombre y apellido que el servicio recupera y concatena para generar el nombre completo del usuario dentro de la tabla del PDF.</w:t>
+        <w:t xml:space="preserve">src/main/java/com/portly/domain/repository/HabilidadBlandaRepository.java: </w:t>
+      </w:r>
+      <w:r>
+        <w:t>Repositorio Spring Data JPA que define el método de consulta personalizada getSkillReport mediante una anotación @Query para retornar una lista de SkillReportDto correspondientes a habilidades blandas registradas en el rango de fechas establecido.</w:t>
       </w:r>
     </w:p>
     <w:p/>
     <w:p>
+      <w:r>
+        <w:rPr>
+          <w:b/>
+          <w:bCs/>
+        </w:rPr>
+        <w:t xml:space="preserve">src/main/java/com/portly/domain/entity/HabilidadTecnica.java: </w:t>
+      </w:r>
+      <w:r>
+        <w:t>Entidad JPA que representa la tabla habilidad_tecnica en la base de datos, mapeando campos como el nombre de la habilidad (nombre), la fecha de creación (fechaCreacion) y la relación con el usuario.</w:t>
+      </w:r>
+    </w:p>
+    <w:p/>
+    <w:p>
+      <w:r>
+        <w:rPr>
+          <w:b/>
+          <w:bCs/>
+        </w:rPr>
+        <w:t xml:space="preserve">src/main/java/com/portly/domain/entity/HabilidadBlanda.java: </w:t>
+      </w:r>
+      <w:r>
+        <w:t>Entidad JPA que representa la tabla habilidad_blanda en la base de datos, mapeando campos como el nombre de la habilidad (nombreHabilidad), la fecha de creación (fechaCreacion) y la relación con el usuario.</w:t>
+      </w:r>
+    </w:p>
+    <w:p>
       <w:pPr>
         <w:pStyle w:val="Ttulo2"/>
       </w:pPr>
-      <w:bookmarkStart w:id="190" w:name="_s8tcfjkl7c2c" w:colFirst="0" w:colLast="0"/>
-      <w:bookmarkStart w:id="191" w:name="_Toc231892485"/>
-      <w:bookmarkEnd w:id="190"/>
-      <w:r>
-        <w:t>Generar reporte de habilidades en PDF</w:t>
-      </w:r>
+      <w:bookmarkStart w:id="191" w:name="_9gu9435jfrix" w:colFirst="0" w:colLast="0"/>
+      <w:bookmarkStart w:id="192" w:name="_Toc231892486"/>
       <w:bookmarkEnd w:id="191"/>
+      <w:r>
+        <w:t>Generar reporte de uso de plantillas de portafolios en PDF</w:t>
+      </w:r>
+      <w:bookmarkEnd w:id="192"/>
     </w:p>
     <w:p>
       <w:pPr>
@@ -45113,10 +48268,11 @@
           <w:b/>
           <w:bCs/>
         </w:rPr>
-        <w:t>src/modules/admin/presentation/components/SkillReportModal.tsx:</w:t>
-      </w:r>
-      <w:r>
-        <w:t xml:space="preserve"> Contiene el modal interactivo de la interfaz que permite al administrador configurar el reporte de habilidades aplicando filtros de rango de fechas ("Fecha desde", "Fecha hasta") y el tipo de habilidad ("Todas", "Técnicas", "Blandas"). Realiza las validaciones de cliente para campos obligatorios y orden cronológico de fechas, restringe la selección de fechas futuras y muestra el indicador de carga y errores de generación correspondientes.</w:t>
+        <w:lastRenderedPageBreak/>
+        <w:t xml:space="preserve">src/modules/admin/presentation/components/TemplateReportModal.tsx: </w:t>
+      </w:r>
+      <w:r>
+        <w:t>Contiene el modal interactivo de la interfaz que permite al administrador configurar el reporte de uso de plantillas aplicando filtros de rango de fechas ("Fecha desde", "Fecha hasta") y el estado de la plantilla ("Todas", "Activas", "Inactivas"). Realiza las validaciones del lado del cliente para campos obligatorios y orden cronológico de fechas, bloquea la selección de fechas futuras al invocar el calendario interactivo y muestra el indicador de carga y errores de generación correspondientes.</w:t>
       </w:r>
     </w:p>
     <w:p/>
@@ -45129,7 +48285,7 @@
         <w:t xml:space="preserve">src/modules/admin/infrastructure/repositories/HttpAdminReportRepository.ts: </w:t>
       </w:r>
       <w:r>
-        <w:t>Contiene la clase del repositorio HTTP y específicamente la función downloadSkillReport, la cual serializa los filtros como parámetros de consulta y llama al endpoint de la API /api/admin/reports/skills. Realiza la conversión del flujo de bytes binarios a un objeto Blob para habilitar la descarga del archivo PDF en el navegador, controlando además el código de estado HTTP 204 para disparar el mensaje de error cuando no hay habilidades coincidentes.</w:t>
+        <w:t>Contiene la clase del repositorio HTTP y específicamente la función downloadTemplateReport, la cual serializa los filtros como parámetros de consulta y llama al endpoint de la API /api/admin/reports/templates. Realiza la conversión del flujo de bytes binarios a un objeto Blob para habilitar la descarga del archivo PDF en el navegador, controlando además el código de estado HTTP 204 para disparar el mensaje de error cuando no hay plantillas coincidentes.</w:t>
       </w:r>
     </w:p>
     <w:p/>
@@ -45142,7 +48298,7 @@
         <w:t>src/modules/admin/presentation/pages/ReportsPage.tsx:</w:t>
       </w:r>
       <w:r>
-        <w:t xml:space="preserve"> Vista administrativa del panel de reportes donde se muestra la tarjeta "Reporte de habilidades registradas" con su descripción breve, administrando la acción de clic en "Generar reporte" para abrir el modal SkillReportModal.</w:t>
+        <w:t xml:space="preserve"> Vista administrativa del panel de reportes donde se muestra la tarjeta "Reporte de uso de plantillas" con su descripción breve, administrando la acción de clic en "Generar reporte" para abrir el modal TemplateReportModal.</w:t>
       </w:r>
     </w:p>
     <w:p/>
@@ -45152,23 +48308,38 @@
           <w:b/>
           <w:bCs/>
         </w:rPr>
-        <w:t xml:space="preserve">src/router/AppRouter.tsx: </w:t>
-      </w:r>
-      <w:r>
-        <w:t>Archivo de enrutamiento principal basado en react-router-dom que asocia la ruta administrativa /admin/reportes directamente al componente ReportsPage.</w:t>
+        <w:t>src/router/AppRouter.tsx:</w:t>
+      </w:r>
+      <w:r>
+        <w:t xml:space="preserve"> Archivo de enrutamiento principal basado en react-router-dom que asocia la ruta administrativa /admin/reportes directamente al componente ReportsPage.</w:t>
       </w:r>
     </w:p>
     <w:p/>
     <w:p>
-      <w:r>
+      <w:pPr>
         <w:rPr>
           <w:b/>
           <w:bCs/>
         </w:rPr>
-        <w:t xml:space="preserve">Backend: src/main/java/com/portly/controller/AdminReportController.java: </w:t>
-      </w:r>
-      <w:r>
-        <w:t>Controlador REST administrativo que expone el endpoint GET /api/admin/reports/skills recibiendo los parámetros desde, hasta y skillType (con valor por defecto "Todas"), y retorna la respuesta con las cabeceras HTTP de tipo PDF (application/pdf) o un código 204 No Content si los bytes del PDF están vacíos.</w:t>
+      </w:pPr>
+      <w:r>
+        <w:rPr>
+          <w:b/>
+          <w:bCs/>
+        </w:rPr>
+        <w:t xml:space="preserve">Backend: </w:t>
+      </w:r>
+    </w:p>
+    <w:p>
+      <w:r>
+        <w:rPr>
+          <w:b/>
+          <w:bCs/>
+        </w:rPr>
+        <w:t xml:space="preserve">src/main/java/com/portly/controller/AdminReportController.java: </w:t>
+      </w:r>
+      <w:r>
+        <w:t>Controlador REST administrativo que expone el endpoint GET /api/admin/reports/templates recibiendo los parámetros desde, hasta y estado (con valor por defecto "Todas"), y retorna la respuesta con las cabeceras HTTP de tipo PDF (application/pdf) o un código 204 No Content si los bytes del PDF están vacíos.</w:t>
       </w:r>
     </w:p>
     <w:p/>
@@ -45181,7 +48352,7 @@
         <w:t>src/main/java/com/portly/service/AdminReportService.java:</w:t>
       </w:r>
       <w:r>
-        <w:t xml:space="preserve"> Servicio de negocio que realiza la lógica de conversión temporal de fechas, invoca a los repositorios correspondientes (habilidadBlandaRepository y habilidadTecnicaRepository), une y ordena de mayor a menor las habilidades en función de la cantidad de usuarios que las registraron, y construye la estructura visual del reporte PDF utilizando la biblioteca iText 7. Dicha maquetación incluye título, metadatos, filtros y la tabla detallada con las columnas: Nombre de Habilidad, Tipo, y Cantidad de Usuarios.</w:t>
+        <w:t xml:space="preserve"> Servicio de negocio que realiza el procesamiento temporal de las fechas (extendiéndolas desde el inicio del día desde hasta el final del día hasta), invoca al repositorio para recuperar las estadísticas de plantillas y construye la estructura visual del reporte PDF utilizando la librería iText 7. Dicha maquetación incluye título, metadatos, filtros y la tabla detallada ordenada de mayor a menor uso con las columnas: Numeración, Nombre de plantilla, Usuarios que la usan y Estado.</w:t>
       </w:r>
     </w:p>
     <w:p/>
@@ -45191,10 +48362,10 @@
           <w:b/>
           <w:bCs/>
         </w:rPr>
-        <w:t>src/main/java/com/portly/dto/SkillReportDto.java:</w:t>
-      </w:r>
-      <w:r>
-        <w:t xml:space="preserve"> DTO (Data Transfer Object) con lombok @Data que almacena los campos nombreHabilidad, tipo y cantidadUsuarios retornados por las consultas de base de datos para mapear la información que se mostrará en el reporte.</w:t>
+        <w:t xml:space="preserve">src/main/java/com/portly/dto/TemplateReportDto.java: </w:t>
+      </w:r>
+      <w:r>
+        <w:t>DTO (Data Transfer Object) con lombok @Data que almacena los campos nombrePlantilla, estadoPlantilla y cantidadUsuarios retornados por la consulta de base de datos para mapear ordenadamente la información que se mostrará en el reporte.</w:t>
       </w:r>
     </w:p>
     <w:p/>
@@ -45204,10 +48375,10 @@
           <w:b/>
           <w:bCs/>
         </w:rPr>
-        <w:t>src/main/java/com/portly/domain/repository/HabilidadTecnicaRepository.java</w:t>
-      </w:r>
-      <w:r>
-        <w:t>: Repositorio Spring Data JPA que define el método de consulta personalizada getSkillReport mediante una anotación @Query para retornar una lista de SkillReportDto correspondientes a habilidades técnicas registradas en el rango de fechas establecido.</w:t>
+        <w:t xml:space="preserve">src/main/java/com/portly/domain/repository/PortafolioRepository.java: </w:t>
+      </w:r>
+      <w:r>
+        <w:t>Repositorio Spring Data JPA que define el método de consulta personalizada getTemplateUsageReport mediante una anotación @Query para retornar una lista de TemplateReportDto ordenados descendentemente por cantidad de usuarios que usan la plantilla en portafolios creados en el rango temporal indicado.</w:t>
       </w:r>
     </w:p>
     <w:p/>
@@ -45218,10 +48389,10 @@
           <w:bCs/>
         </w:rPr>
         <w:lastRenderedPageBreak/>
-        <w:t xml:space="preserve">src/main/java/com/portly/domain/repository/HabilidadBlandaRepository.java: </w:t>
-      </w:r>
-      <w:r>
-        <w:t>Repositorio Spring Data JPA que define el método de consulta personalizada getSkillReport mediante una anotación @Query para retornar una lista de SkillReportDto correspondientes a habilidades blandas registradas en el rango de fechas establecido.</w:t>
+        <w:t>src/main/java/com/portly/domain/entity/Portafolio.java:</w:t>
+      </w:r>
+      <w:r>
+        <w:t xml:space="preserve"> Entidad JPA que representa la tabla portafolio en la base de datos, mapeando atributos clave para el reporte como la fecha de creación (fechaCreacion), la relación con el usuario creador y su relación con la entidad Plantilla asociada al portafolio.</w:t>
       </w:r>
     </w:p>
     <w:p/>
@@ -45231,47 +48402,50 @@
           <w:b/>
           <w:bCs/>
         </w:rPr>
-        <w:t xml:space="preserve">src/main/java/com/portly/domain/entity/HabilidadTecnica.java: </w:t>
-      </w:r>
-      <w:r>
-        <w:t>Entidad JPA que representa la tabla habilidad_tecnica en la base de datos, mapeando campos como el nombre de la habilidad (nombre), la fecha de creación (fechaCreacion) y la relación con el usuario.</w:t>
+        <w:t xml:space="preserve">src/main/java/com/portly/domain/entity/Plantilla.java: </w:t>
+      </w:r>
+      <w:r>
+        <w:t>Entidad JPA que representa la tabla plantilla en la base de datos, mapeando campos críticos para el reporte como el nombre de la plantilla (nombre) y su estado operacional (estado con valor por defecto "ACTIVA").</w:t>
       </w:r>
     </w:p>
     <w:p/>
     <w:p>
-      <w:r>
+      <w:pPr>
+        <w:pStyle w:val="Ttulo2"/>
+      </w:pPr>
+      <w:bookmarkStart w:id="193" w:name="_ck3f4e8fa48m" w:colFirst="0" w:colLast="0"/>
+      <w:bookmarkStart w:id="194" w:name="_Toc231892487"/>
+      <w:bookmarkEnd w:id="193"/>
+      <w:r>
+        <w:t>Visualizar listado de denuncias</w:t>
+      </w:r>
+      <w:bookmarkEnd w:id="194"/>
+    </w:p>
+    <w:p>
+      <w:pPr>
         <w:rPr>
           <w:b/>
           <w:bCs/>
         </w:rPr>
-        <w:t xml:space="preserve">src/main/java/com/portly/domain/entity/HabilidadBlanda.java: </w:t>
-      </w:r>
-      <w:r>
-        <w:t>Entidad JPA que representa la tabla habilidad_blanda en la base de datos, mapeando campos como el nombre de la habilidad (nombreHabilidad), la fecha de creación (fechaCreacion) y la relación con el usuario.</w:t>
-      </w:r>
-    </w:p>
-    <w:p>
-      <w:pPr>
-        <w:pStyle w:val="Ttulo2"/>
-      </w:pPr>
-      <w:bookmarkStart w:id="192" w:name="_9gu9435jfrix" w:colFirst="0" w:colLast="0"/>
-      <w:bookmarkStart w:id="193" w:name="_Toc231892486"/>
-      <w:bookmarkEnd w:id="192"/>
-      <w:r>
-        <w:t>Generar reporte de uso de plantillas de portafolios en PDF</w:t>
-      </w:r>
-      <w:bookmarkEnd w:id="193"/>
-    </w:p>
-    <w:p>
+      </w:pPr>
       <w:r>
         <w:rPr>
           <w:b/>
           <w:bCs/>
         </w:rPr>
-        <w:t xml:space="preserve">Fronted: src/modules/admin/presentation/components/TemplateReportModal.tsx: </w:t>
-      </w:r>
-      <w:r>
-        <w:t>Contiene el modal interactivo de la interfaz que permite al administrador configurar el reporte de uso de plantillas aplicando filtros de rango de fechas ("Fecha desde", "Fecha hasta") y el estado de la plantilla ("Todas", "Activas", "Inactivas"). Realiza las validaciones del lado del cliente para campos obligatorios y orden cronológico de fechas, bloquea la selección de fechas futuras al invocar el calendario interactivo y muestra el indicador de carga y errores de generación correspondientes.</w:t>
+        <w:t>Fronted:</w:t>
+      </w:r>
+    </w:p>
+    <w:p>
+      <w:r>
+        <w:rPr>
+          <w:b/>
+          <w:bCs/>
+        </w:rPr>
+        <w:t>src/modules/admin/presentation/pages/ComplaintPage.tsx:</w:t>
+      </w:r>
+      <w:r>
+        <w:t xml:space="preserve"> Página principal del administrador para visualizar la lista de denuncias agrupadas. Renderiza las tarjetas de denuncias, maneja los estados de carga, la navegación y las diferentes interacciones (como abrir el modal para ver los detalles de los reportes).</w:t>
       </w:r>
     </w:p>
     <w:p/>
@@ -45281,10 +48455,10 @@
           <w:b/>
           <w:bCs/>
         </w:rPr>
-        <w:t xml:space="preserve">src/modules/admin/infrastructure/repositories/HttpAdminReportRepository.ts: </w:t>
-      </w:r>
-      <w:r>
-        <w:t>Contiene la clase del repositorio HTTP y específicamente la función downloadTemplateReport, la cual serializa los filtros como parámetros de consulta y llama al endpoint de la API /api/admin/reports/templates. Realiza la conversión del flujo de bytes binarios a un objeto Blob para habilitar la descarga del archivo PDF en el navegador, controlando además el código de estado HTTP 204 para disparar el mensaje de error cuando no hay plantillas coincidentes.</w:t>
+        <w:t>src/modules/admin/applications/useAdminComplaint.ts</w:t>
+      </w:r>
+      <w:r>
+        <w:t>: Custom hook que encapsula la lógica para obtener la lista de denuncias. Gestiona el estado de carga (isLoading), almacena los datos obtenidos y captura cualquier error durante el proceso de petición.</w:t>
       </w:r>
     </w:p>
     <w:p/>
@@ -45294,182 +48468,6 @@
           <w:b/>
           <w:bCs/>
         </w:rPr>
-        <w:t>src/modules/admin/presentation/pages/ReportsPage.tsx:</w:t>
-      </w:r>
-      <w:r>
-        <w:t xml:space="preserve"> Vista administrativa del panel de reportes donde se muestra la tarjeta "Reporte de uso de plantillas" con su descripción breve, administrando la acción de clic en "Generar reporte" para abrir el modal TemplateReportModal.</w:t>
-      </w:r>
-    </w:p>
-    <w:p/>
-    <w:p>
-      <w:r>
-        <w:rPr>
-          <w:b/>
-          <w:bCs/>
-        </w:rPr>
-        <w:t>src/router/AppRouter.tsx:</w:t>
-      </w:r>
-      <w:r>
-        <w:t xml:space="preserve"> Archivo de enrutamiento principal basado en react-router-dom que asocia la ruta administrativa /admin/reportes directamente al componente ReportsPage.</w:t>
-      </w:r>
-    </w:p>
-    <w:p/>
-    <w:p>
-      <w:pPr>
-        <w:rPr>
-          <w:b/>
-          <w:bCs/>
-        </w:rPr>
-      </w:pPr>
-      <w:r>
-        <w:rPr>
-          <w:b/>
-          <w:bCs/>
-        </w:rPr>
-        <w:t xml:space="preserve">Backend: </w:t>
-      </w:r>
-    </w:p>
-    <w:p>
-      <w:r>
-        <w:rPr>
-          <w:b/>
-          <w:bCs/>
-        </w:rPr>
-        <w:t xml:space="preserve">src/main/java/com/portly/controller/AdminReportController.java: </w:t>
-      </w:r>
-      <w:r>
-        <w:t>Controlador REST administrativo que expone el endpoint GET /api/admin/reports/templates recibiendo los parámetros desde, hasta y estado (con valor por defecto "Todas"), y retorna la respuesta con las cabeceras HTTP de tipo PDF (application/pdf) o un código 204 No Content si los bytes del PDF están vacíos.</w:t>
-      </w:r>
-    </w:p>
-    <w:p/>
-    <w:p>
-      <w:r>
-        <w:rPr>
-          <w:b/>
-          <w:bCs/>
-        </w:rPr>
-        <w:t>src/main/java/com/portly/service/AdminReportService.java:</w:t>
-      </w:r>
-      <w:r>
-        <w:t xml:space="preserve"> Servicio de negocio que realiza el procesamiento temporal de las fechas (extendiéndolas desde el inicio del día desde hasta el final del día hasta), invoca al repositorio para recuperar las estadísticas de plantillas y construye la estructura visual del reporte PDF utilizando la librería iText 7. Dicha </w:t>
-      </w:r>
-      <w:r>
-        <w:lastRenderedPageBreak/>
-        <w:t>maquetación incluye título, metadatos, filtros y la tabla detallada ordenada de mayor a menor uso con las columnas: Numeración, Nombre de plantilla, Usuarios que la usan y Estado.</w:t>
-      </w:r>
-    </w:p>
-    <w:p/>
-    <w:p>
-      <w:r>
-        <w:rPr>
-          <w:b/>
-          <w:bCs/>
-        </w:rPr>
-        <w:t xml:space="preserve">src/main/java/com/portly/dto/TemplateReportDto.java: </w:t>
-      </w:r>
-      <w:r>
-        <w:t>DTO (Data Transfer Object) con lombok @Data que almacena los campos nombrePlantilla, estadoPlantilla y cantidadUsuarios retornados por la consulta de base de datos para mapear ordenadamente la información que se mostrará en el reporte.</w:t>
-      </w:r>
-    </w:p>
-    <w:p/>
-    <w:p>
-      <w:r>
-        <w:rPr>
-          <w:b/>
-          <w:bCs/>
-        </w:rPr>
-        <w:t xml:space="preserve">src/main/java/com/portly/domain/repository/PortafolioRepository.java: </w:t>
-      </w:r>
-      <w:r>
-        <w:t>Repositorio Spring Data JPA que define el método de consulta personalizada getTemplateUsageReport mediante una anotación @Query para retornar una lista de TemplateReportDto ordenados descendentemente por cantidad de usuarios que usan la plantilla en portafolios creados en el rango temporal indicado.</w:t>
-      </w:r>
-    </w:p>
-    <w:p/>
-    <w:p>
-      <w:r>
-        <w:rPr>
-          <w:b/>
-          <w:bCs/>
-        </w:rPr>
-        <w:t>src/main/java/com/portly/domain/entity/Portafolio.java:</w:t>
-      </w:r>
-      <w:r>
-        <w:t xml:space="preserve"> Entidad JPA que representa la tabla portafolio en la base de datos, mapeando atributos clave para el reporte como la fecha de creación (fechaCreacion), la relación con el usuario creador y su relación con la entidad Plantilla asociada al portafolio.</w:t>
-      </w:r>
-    </w:p>
-    <w:p/>
-    <w:p>
-      <w:r>
-        <w:rPr>
-          <w:b/>
-          <w:bCs/>
-        </w:rPr>
-        <w:t xml:space="preserve">src/main/java/com/portly/domain/entity/Plantilla.java: </w:t>
-      </w:r>
-      <w:r>
-        <w:t>Entidad JPA que representa la tabla plantilla en la base de datos, mapeando campos críticos para el reporte como el nombre de la plantilla (nombre) y su estado operacional (estado con valor por defecto "ACTIVA").</w:t>
-      </w:r>
-    </w:p>
-    <w:p/>
-    <w:p>
-      <w:pPr>
-        <w:pStyle w:val="Ttulo2"/>
-      </w:pPr>
-      <w:bookmarkStart w:id="194" w:name="_ck3f4e8fa48m" w:colFirst="0" w:colLast="0"/>
-      <w:bookmarkStart w:id="195" w:name="_Toc231892487"/>
-      <w:bookmarkEnd w:id="194"/>
-      <w:r>
-        <w:t>Visualizar listado de denuncias</w:t>
-      </w:r>
-      <w:bookmarkEnd w:id="195"/>
-    </w:p>
-    <w:p>
-      <w:pPr>
-        <w:rPr>
-          <w:b/>
-          <w:bCs/>
-        </w:rPr>
-      </w:pPr>
-      <w:r>
-        <w:rPr>
-          <w:b/>
-          <w:bCs/>
-        </w:rPr>
-        <w:t>Fronted:</w:t>
-      </w:r>
-    </w:p>
-    <w:p>
-      <w:r>
-        <w:rPr>
-          <w:b/>
-          <w:bCs/>
-        </w:rPr>
-        <w:t>src/modules/admin/presentation/pages/ComplaintPage.tsx:</w:t>
-      </w:r>
-      <w:r>
-        <w:t xml:space="preserve"> Página principal del administrador para visualizar la lista de denuncias agrupadas. Renderiza las tarjetas de denuncias, maneja los estados de carga, la navegación y las diferentes interacciones (como abrir el modal para ver los detalles de los reportes).</w:t>
-      </w:r>
-    </w:p>
-    <w:p/>
-    <w:p>
-      <w:r>
-        <w:rPr>
-          <w:b/>
-          <w:bCs/>
-        </w:rPr>
-        <w:t>src/modules/admin/applications/useAdminComplaint.ts</w:t>
-      </w:r>
-      <w:r>
-        <w:t>: Custom hook que encapsula la lógica para obtener la lista de denuncias. Gestiona el estado de carga (isLoading), almacena los datos obtenidos y captura cualquier error durante el proceso de petición.</w:t>
-      </w:r>
-    </w:p>
-    <w:p/>
-    <w:p>
-      <w:r>
-        <w:rPr>
-          <w:b/>
-          <w:bCs/>
-        </w:rPr>
         <w:t>src/modules/admin/infrastructure/repositories/HttpAdminComplaintRepository.ts:</w:t>
       </w:r>
       <w:r>
@@ -45477,7 +48475,15 @@
       </w:r>
     </w:p>
     <w:p>
-      <w:r>
+      <w:pPr>
+        <w:rPr>
+          <w:b/>
+        </w:rPr>
+      </w:pPr>
+      <w:r>
+        <w:rPr>
+          <w:b/>
+        </w:rPr>
         <w:br/>
         <w:t>Backend:</w:t>
       </w:r>
@@ -45543,24 +48549,48 @@
         <w:t>src/main/java/com/portly/domain/entity/DenunciaAgrupada.java:</w:t>
       </w:r>
       <w:r>
-        <w:t xml:space="preserve"> Entidad de JPA (denuncia_agrupada) que agrupa todas las denuncias individuales sobre un mismo portafolio. Mantiene el estado principal de la revisión (pendiente, revisado) y la información central sobre qué portafolio y usuario están siendo denunciados.</w:t>
+        <w:t xml:space="preserve"> Entidad de JPA (denuncia_agrupada) que agrupa todas las denuncias individuales sobre un mismo portafolio. </w:t>
+      </w:r>
+      <w:r>
+        <w:lastRenderedPageBreak/>
+        <w:t>Mantiene el estado principal de la revisión (pendiente, revisado) y la información central sobre qué portafolio y usuario están siendo denunciados.</w:t>
       </w:r>
     </w:p>
     <w:p>
       <w:pPr>
         <w:pStyle w:val="Ttulo2"/>
       </w:pPr>
-      <w:bookmarkStart w:id="196" w:name="_v7yfzufqo8s" w:colFirst="0" w:colLast="0"/>
-      <w:bookmarkStart w:id="197" w:name="_Toc231892488"/>
+      <w:bookmarkStart w:id="195" w:name="_v7yfzufqo8s" w:colFirst="0" w:colLast="0"/>
+      <w:bookmarkStart w:id="196" w:name="_Toc231892488"/>
+      <w:bookmarkEnd w:id="195"/>
+      <w:r>
+        <w:t>Atender listado de denuncias de un portafolio</w:t>
+      </w:r>
       <w:bookmarkEnd w:id="196"/>
-      <w:r>
-        <w:t>Atender listado de denuncias de un portafolio</w:t>
-      </w:r>
-      <w:bookmarkEnd w:id="197"/>
-    </w:p>
-    <w:p>
-      <w:r>
-        <w:t>Fronted:</w:t>
+    </w:p>
+    <w:p>
+      <w:pPr>
+        <w:rPr>
+          <w:b/>
+        </w:rPr>
+      </w:pPr>
+      <w:r>
+        <w:rPr>
+          <w:b/>
+        </w:rPr>
+        <w:t>Fronte</w:t>
+      </w:r>
+      <w:r>
+        <w:rPr>
+          <w:b/>
+        </w:rPr>
+        <w:t>n</w:t>
+      </w:r>
+      <w:r>
+        <w:rPr>
+          <w:b/>
+        </w:rPr>
+        <w:t>d:</w:t>
       </w:r>
     </w:p>
     <w:p>
@@ -45616,6 +48646,9 @@
     </w:p>
     <w:p>
       <w:r>
+        <w:rPr>
+          <w:b/>
+        </w:rPr>
         <w:br/>
         <w:t>Backend:</w:t>
       </w:r>
@@ -45677,17 +48710,32 @@
       <w:pPr>
         <w:pStyle w:val="Ttulo2"/>
       </w:pPr>
-      <w:bookmarkStart w:id="198" w:name="_8igjg1n4kagm" w:colFirst="0" w:colLast="0"/>
-      <w:bookmarkStart w:id="199" w:name="_Toc231892489"/>
+      <w:bookmarkStart w:id="197" w:name="_8igjg1n4kagm" w:colFirst="0" w:colLast="0"/>
+      <w:bookmarkStart w:id="198" w:name="_Toc231892489"/>
+      <w:bookmarkEnd w:id="197"/>
+      <w:r>
+        <w:t>Reactivar cuenta de un usuario</w:t>
+      </w:r>
       <w:bookmarkEnd w:id="198"/>
-      <w:r>
-        <w:t>Reactivar cuenta de un usuario</w:t>
-      </w:r>
-      <w:bookmarkEnd w:id="199"/>
-    </w:p>
-    <w:p>
-      <w:r>
-        <w:t>Fronted:</w:t>
+    </w:p>
+    <w:p>
+      <w:r>
+        <w:rPr>
+          <w:b/>
+        </w:rPr>
+        <w:t>Fronte</w:t>
+      </w:r>
+      <w:r>
+        <w:rPr>
+          <w:b/>
+        </w:rPr>
+        <w:t>n</w:t>
+      </w:r>
+      <w:r>
+        <w:rPr>
+          <w:b/>
+        </w:rPr>
+        <w:t>d:</w:t>
       </w:r>
       <w:r>
         <w:br/>
@@ -45710,6 +48758,7 @@
           <w:b/>
           <w:bCs/>
         </w:rPr>
+        <w:lastRenderedPageBreak/>
         <w:t xml:space="preserve">src/modules/admin/presentation/components/suspended/ReactivateUserModal.tsx: </w:t>
       </w:r>
       <w:r>
@@ -45742,9 +48791,18 @@
         <w:t xml:space="preserve"> Implementación del repositorio que expone el método reactivateUser(userId). Este método ejecuta la petición HTTP POST /api/admin/usuarios/{userId}/reactivar adjuntando el token de autenticación del administrador.</w:t>
       </w:r>
     </w:p>
-    <w:p/>
-    <w:p>
-      <w:r>
+    <w:p>
+      <w:pPr>
+        <w:rPr>
+          <w:b/>
+        </w:rPr>
+      </w:pPr>
+    </w:p>
+    <w:p>
+      <w:r>
+        <w:rPr>
+          <w:b/>
+        </w:rPr>
         <w:t>Backend:</w:t>
       </w:r>
       <w:r>
@@ -45834,19 +48892,34 @@
       <w:pPr>
         <w:pStyle w:val="Ttulo2"/>
       </w:pPr>
-      <w:bookmarkStart w:id="200" w:name="_uw6ods2ov5y6" w:colFirst="0" w:colLast="0"/>
-      <w:bookmarkStart w:id="201" w:name="_3931sw7wh7rj" w:colFirst="0" w:colLast="0"/>
-      <w:bookmarkStart w:id="202" w:name="_Toc231892490"/>
+      <w:bookmarkStart w:id="199" w:name="_uw6ods2ov5y6" w:colFirst="0" w:colLast="0"/>
+      <w:bookmarkStart w:id="200" w:name="_3931sw7wh7rj" w:colFirst="0" w:colLast="0"/>
+      <w:bookmarkStart w:id="201" w:name="_Toc231892490"/>
+      <w:bookmarkEnd w:id="199"/>
       <w:bookmarkEnd w:id="200"/>
+      <w:r>
+        <w:t>Solicitar reactivación de cuenta</w:t>
+      </w:r>
       <w:bookmarkEnd w:id="201"/>
-      <w:r>
-        <w:t>Solicitar reactivación de cuenta</w:t>
-      </w:r>
-      <w:bookmarkEnd w:id="202"/>
-    </w:p>
-    <w:p>
-      <w:r>
-        <w:t>Fronted:</w:t>
+    </w:p>
+    <w:p>
+      <w:r>
+        <w:rPr>
+          <w:b/>
+        </w:rPr>
+        <w:t>Fronte</w:t>
+      </w:r>
+      <w:r>
+        <w:rPr>
+          <w:b/>
+        </w:rPr>
+        <w:t>n</w:t>
+      </w:r>
+      <w:r>
+        <w:rPr>
+          <w:b/>
+        </w:rPr>
+        <w:t>d:</w:t>
       </w:r>
       <w:r>
         <w:br/>
@@ -45859,51 +48932,64 @@
         <w:t>src/modules/profile/presentation/components/AppealModal.tsx:</w:t>
       </w:r>
       <w:r>
-        <w:t xml:space="preserve"> Es el componente principal (Modal) que se le muestra a un usuario cuando su cuenta ha sido suspendida o restringida. Contiene el formulario donde el usuario puede redactar el motivo de su apelación y realiza directamente la petición HTTP (POST /api/appeal) utilizando el cliente configurado </w:t>
-      </w:r>
-      <w:r>
+        <w:t xml:space="preserve"> Es el componente principal (Modal) que se le muestra a un usuario cuando su cuenta ha sido suspendida o restringida. Contiene el formulario donde el usuario puede redactar el motivo de su apelación y realiza directamente la petición HTTP (POST /api/appeal) utilizando el cliente configurado (httpClient). Además, maneja estados visuales como "Apelación en trámite" o "Apelación enviada".</w:t>
+      </w:r>
+    </w:p>
+    <w:p>
+      <w:pPr>
+        <w:rPr>
+          <w:b/>
+        </w:rPr>
+      </w:pPr>
+      <w:bookmarkStart w:id="202" w:name="_GoBack"/>
+    </w:p>
+    <w:p>
+      <w:pPr>
+        <w:rPr>
+          <w:b/>
+        </w:rPr>
+      </w:pPr>
+      <w:r>
+        <w:rPr>
+          <w:b/>
+        </w:rPr>
+        <w:t>Backend:</w:t>
+      </w:r>
+    </w:p>
+    <w:bookmarkEnd w:id="202"/>
+    <w:p>
+      <w:r>
+        <w:rPr>
+          <w:b/>
+          <w:bCs/>
+        </w:rPr>
+        <w:t>src/main/java/com/portly/controller/ApelacionController.java:</w:t>
+      </w:r>
+      <w:r>
+        <w:t xml:space="preserve"> Controlador REST que expone el endpoint POST /api/appeal. Es el punto de entrada que recibe la solicitud del usuario para que su caso sea revisado.</w:t>
+      </w:r>
+    </w:p>
+    <w:p/>
+    <w:p>
+      <w:r>
+        <w:rPr>
+          <w:b/>
+          <w:bCs/>
+        </w:rPr>
+        <w:t>src/main/java/com/portly/dto/CrearApelacionRequest.java:</w:t>
+      </w:r>
+      <w:r>
+        <w:t xml:space="preserve"> DTO (Data Transfer Object) utilizado para mapear y validar los datos enviados por el frontend (principalmente el email, el motivo detallado por el usuario, y el tipoEstado actual de la cuenta).</w:t>
+      </w:r>
+    </w:p>
+    <w:p/>
+    <w:p>
+      <w:r>
+        <w:rPr>
+          <w:b/>
+          <w:bCs/>
+        </w:rPr>
         <w:lastRenderedPageBreak/>
-        <w:t>(httpClient). Además, maneja estados visuales como "Apelación en trámite" o "Apelación enviada".</w:t>
-      </w:r>
-    </w:p>
-    <w:p/>
-    <w:p>
-      <w:r>
-        <w:t>Backend:</w:t>
-      </w:r>
-    </w:p>
-    <w:p>
-      <w:r>
-        <w:rPr>
-          <w:b/>
-          <w:bCs/>
-        </w:rPr>
-        <w:t>src/main/java/com/portly/controller/ApelacionController.java:</w:t>
-      </w:r>
-      <w:r>
-        <w:t xml:space="preserve"> Controlador REST que expone el endpoint POST /api/appeal. Es el punto de entrada que recibe la solicitud del usuario para que su caso sea revisado.</w:t>
-      </w:r>
-    </w:p>
-    <w:p/>
-    <w:p>
-      <w:r>
-        <w:rPr>
-          <w:b/>
-          <w:bCs/>
-        </w:rPr>
-        <w:t>src/main/java/com/portly/dto/CrearApelacionRequest.java:</w:t>
-      </w:r>
-      <w:r>
-        <w:t xml:space="preserve"> DTO (Data Transfer Object) utilizado para mapear y validar los datos enviados por el frontend (principalmente el email, el motivo detallado por el usuario, y el tipoEstado actual de la cuenta).</w:t>
-      </w:r>
-    </w:p>
-    <w:p/>
-    <w:p>
-      <w:r>
-        <w:rPr>
-          <w:b/>
-          <w:bCs/>
-        </w:rPr>
         <w:t>src/main/java/com/portly/service/ApelacionService.java:</w:t>
       </w:r>
       <w:r>
@@ -46059,7 +49145,6 @@
     <w:p/>
     <w:p>
       <w:r>
-        <w:lastRenderedPageBreak/>
         <w:t xml:space="preserve">Martin, R. C. (2008). </w:t>
       </w:r>
       <w:r>
@@ -46438,7 +49523,7 @@
             <w:noProof/>
             <w:lang w:val="es-ES"/>
           </w:rPr>
-          <w:t>50</w:t>
+          <w:t>73</w:t>
         </w:r>
         <w:r>
           <w:fldChar w:fldCharType="end"/>
@@ -46639,7 +49724,7 @@
   <w:abstractNum w:abstractNumId="0" w15:restartNumberingAfterBreak="0">
     <w:nsid w:val="FFFFFF88"/>
     <w:multiLevelType w:val="singleLevel"/>
-    <w:tmpl w:val="3856B8EE"/>
+    <w:tmpl w:val="28F811FC"/>
     <w:lvl w:ilvl="0">
       <w:start w:val="1"/>
       <w:numFmt w:val="decimal"/>
@@ -47137,6 +50222,119 @@
     </w:lvl>
   </w:abstractNum>
   <w:abstractNum w:abstractNumId="5" w15:restartNumberingAfterBreak="0">
+    <w:nsid w:val="058C6EA9"/>
+    <w:multiLevelType w:val="hybridMultilevel"/>
+    <w:tmpl w:val="47D2D9E0"/>
+    <w:lvl w:ilvl="0" w:tplc="04090001">
+      <w:start w:val="1"/>
+      <w:numFmt w:val="bullet"/>
+      <w:lvlText w:val=""/>
+      <w:lvlJc w:val="left"/>
+      <w:pPr>
+        <w:ind w:left="720" w:hanging="360"/>
+      </w:pPr>
+      <w:rPr>
+        <w:rFonts w:ascii="Symbol" w:hAnsi="Symbol" w:hint="default"/>
+      </w:rPr>
+    </w:lvl>
+    <w:lvl w:ilvl="1" w:tplc="04090003" w:tentative="1">
+      <w:start w:val="1"/>
+      <w:numFmt w:val="bullet"/>
+      <w:lvlText w:val="o"/>
+      <w:lvlJc w:val="left"/>
+      <w:pPr>
+        <w:ind w:left="1440" w:hanging="360"/>
+      </w:pPr>
+      <w:rPr>
+        <w:rFonts w:ascii="Courier New" w:hAnsi="Courier New" w:cs="Courier New" w:hint="default"/>
+      </w:rPr>
+    </w:lvl>
+    <w:lvl w:ilvl="2" w:tplc="04090005" w:tentative="1">
+      <w:start w:val="1"/>
+      <w:numFmt w:val="bullet"/>
+      <w:lvlText w:val=""/>
+      <w:lvlJc w:val="left"/>
+      <w:pPr>
+        <w:ind w:left="2160" w:hanging="360"/>
+      </w:pPr>
+      <w:rPr>
+        <w:rFonts w:ascii="Wingdings" w:hAnsi="Wingdings" w:hint="default"/>
+      </w:rPr>
+    </w:lvl>
+    <w:lvl w:ilvl="3" w:tplc="04090001" w:tentative="1">
+      <w:start w:val="1"/>
+      <w:numFmt w:val="bullet"/>
+      <w:lvlText w:val=""/>
+      <w:lvlJc w:val="left"/>
+      <w:pPr>
+        <w:ind w:left="2880" w:hanging="360"/>
+      </w:pPr>
+      <w:rPr>
+        <w:rFonts w:ascii="Symbol" w:hAnsi="Symbol" w:hint="default"/>
+      </w:rPr>
+    </w:lvl>
+    <w:lvl w:ilvl="4" w:tplc="04090003" w:tentative="1">
+      <w:start w:val="1"/>
+      <w:numFmt w:val="bullet"/>
+      <w:lvlText w:val="o"/>
+      <w:lvlJc w:val="left"/>
+      <w:pPr>
+        <w:ind w:left="3600" w:hanging="360"/>
+      </w:pPr>
+      <w:rPr>
+        <w:rFonts w:ascii="Courier New" w:hAnsi="Courier New" w:cs="Courier New" w:hint="default"/>
+      </w:rPr>
+    </w:lvl>
+    <w:lvl w:ilvl="5" w:tplc="04090005" w:tentative="1">
+      <w:start w:val="1"/>
+      <w:numFmt w:val="bullet"/>
+      <w:lvlText w:val=""/>
+      <w:lvlJc w:val="left"/>
+      <w:pPr>
+        <w:ind w:left="4320" w:hanging="360"/>
+      </w:pPr>
+      <w:rPr>
+        <w:rFonts w:ascii="Wingdings" w:hAnsi="Wingdings" w:hint="default"/>
+      </w:rPr>
+    </w:lvl>
+    <w:lvl w:ilvl="6" w:tplc="04090001" w:tentative="1">
+      <w:start w:val="1"/>
+      <w:numFmt w:val="bullet"/>
+      <w:lvlText w:val=""/>
+      <w:lvlJc w:val="left"/>
+      <w:pPr>
+        <w:ind w:left="5040" w:hanging="360"/>
+      </w:pPr>
+      <w:rPr>
+        <w:rFonts w:ascii="Symbol" w:hAnsi="Symbol" w:hint="default"/>
+      </w:rPr>
+    </w:lvl>
+    <w:lvl w:ilvl="7" w:tplc="04090003" w:tentative="1">
+      <w:start w:val="1"/>
+      <w:numFmt w:val="bullet"/>
+      <w:lvlText w:val="o"/>
+      <w:lvlJc w:val="left"/>
+      <w:pPr>
+        <w:ind w:left="5760" w:hanging="360"/>
+      </w:pPr>
+      <w:rPr>
+        <w:rFonts w:ascii="Courier New" w:hAnsi="Courier New" w:cs="Courier New" w:hint="default"/>
+      </w:rPr>
+    </w:lvl>
+    <w:lvl w:ilvl="8" w:tplc="04090005" w:tentative="1">
+      <w:start w:val="1"/>
+      <w:numFmt w:val="bullet"/>
+      <w:lvlText w:val=""/>
+      <w:lvlJc w:val="left"/>
+      <w:pPr>
+        <w:ind w:left="6480" w:hanging="360"/>
+      </w:pPr>
+      <w:rPr>
+        <w:rFonts w:ascii="Wingdings" w:hAnsi="Wingdings" w:hint="default"/>
+      </w:rPr>
+    </w:lvl>
+  </w:abstractNum>
+  <w:abstractNum w:abstractNumId="6" w15:restartNumberingAfterBreak="0">
     <w:nsid w:val="0A5626A3"/>
     <w:multiLevelType w:val="multilevel"/>
     <w:tmpl w:val="EFE83D10"/>
@@ -47249,7 +50447,7 @@
       </w:rPr>
     </w:lvl>
   </w:abstractNum>
-  <w:abstractNum w:abstractNumId="6" w15:restartNumberingAfterBreak="0">
+  <w:abstractNum w:abstractNumId="7" w15:restartNumberingAfterBreak="0">
     <w:nsid w:val="10373197"/>
     <w:multiLevelType w:val="multilevel"/>
     <w:tmpl w:val="7A2C4ED8"/>
@@ -47362,7 +50560,7 @@
       </w:rPr>
     </w:lvl>
   </w:abstractNum>
-  <w:abstractNum w:abstractNumId="7" w15:restartNumberingAfterBreak="0">
+  <w:abstractNum w:abstractNumId="8" w15:restartNumberingAfterBreak="0">
     <w:nsid w:val="10DB4DAE"/>
     <w:multiLevelType w:val="multilevel"/>
     <w:tmpl w:val="9850B636"/>
@@ -47475,7 +50673,7 @@
       </w:rPr>
     </w:lvl>
   </w:abstractNum>
-  <w:abstractNum w:abstractNumId="8" w15:restartNumberingAfterBreak="0">
+  <w:abstractNum w:abstractNumId="9" w15:restartNumberingAfterBreak="0">
     <w:nsid w:val="12D34FD5"/>
     <w:multiLevelType w:val="multilevel"/>
     <w:tmpl w:val="AD345392"/>
@@ -47588,7 +50786,7 @@
       </w:rPr>
     </w:lvl>
   </w:abstractNum>
-  <w:abstractNum w:abstractNumId="9" w15:restartNumberingAfterBreak="0">
+  <w:abstractNum w:abstractNumId="10" w15:restartNumberingAfterBreak="0">
     <w:nsid w:val="12F03CC6"/>
     <w:multiLevelType w:val="multilevel"/>
     <w:tmpl w:val="91480DD0"/>
@@ -47701,7 +50899,7 @@
       </w:rPr>
     </w:lvl>
   </w:abstractNum>
-  <w:abstractNum w:abstractNumId="10" w15:restartNumberingAfterBreak="0">
+  <w:abstractNum w:abstractNumId="11" w15:restartNumberingAfterBreak="0">
     <w:nsid w:val="1AD10042"/>
     <w:multiLevelType w:val="hybridMultilevel"/>
     <w:tmpl w:val="21EE09BA"/>
@@ -47814,7 +51012,7 @@
       </w:rPr>
     </w:lvl>
   </w:abstractNum>
-  <w:abstractNum w:abstractNumId="11" w15:restartNumberingAfterBreak="0">
+  <w:abstractNum w:abstractNumId="12" w15:restartNumberingAfterBreak="0">
     <w:nsid w:val="1E5439F9"/>
     <w:multiLevelType w:val="multilevel"/>
     <w:tmpl w:val="8E70C8E8"/>
@@ -47927,7 +51125,7 @@
       </w:rPr>
     </w:lvl>
   </w:abstractNum>
-  <w:abstractNum w:abstractNumId="12" w15:restartNumberingAfterBreak="0">
+  <w:abstractNum w:abstractNumId="13" w15:restartNumberingAfterBreak="0">
     <w:nsid w:val="26722E27"/>
     <w:multiLevelType w:val="hybridMultilevel"/>
     <w:tmpl w:val="9CD2AFD4"/>
@@ -48040,7 +51238,7 @@
       </w:rPr>
     </w:lvl>
   </w:abstractNum>
-  <w:abstractNum w:abstractNumId="13" w15:restartNumberingAfterBreak="0">
+  <w:abstractNum w:abstractNumId="14" w15:restartNumberingAfterBreak="0">
     <w:nsid w:val="26D62415"/>
     <w:multiLevelType w:val="multilevel"/>
     <w:tmpl w:val="FC088382"/>
@@ -48153,7 +51351,7 @@
       </w:rPr>
     </w:lvl>
   </w:abstractNum>
-  <w:abstractNum w:abstractNumId="14" w15:restartNumberingAfterBreak="0">
+  <w:abstractNum w:abstractNumId="15" w15:restartNumberingAfterBreak="0">
     <w:nsid w:val="31787837"/>
     <w:multiLevelType w:val="multilevel"/>
     <w:tmpl w:val="73B2E2F2"/>
@@ -48266,7 +51464,7 @@
       </w:rPr>
     </w:lvl>
   </w:abstractNum>
-  <w:abstractNum w:abstractNumId="15" w15:restartNumberingAfterBreak="0">
+  <w:abstractNum w:abstractNumId="16" w15:restartNumberingAfterBreak="0">
     <w:nsid w:val="32FB7754"/>
     <w:multiLevelType w:val="hybridMultilevel"/>
     <w:tmpl w:val="5874C9B2"/>
@@ -48379,7 +51577,7 @@
       </w:rPr>
     </w:lvl>
   </w:abstractNum>
-  <w:abstractNum w:abstractNumId="16" w15:restartNumberingAfterBreak="0">
+  <w:abstractNum w:abstractNumId="17" w15:restartNumberingAfterBreak="0">
     <w:nsid w:val="343926C9"/>
     <w:multiLevelType w:val="hybridMultilevel"/>
     <w:tmpl w:val="5C909808"/>
@@ -48492,7 +51690,7 @@
       </w:rPr>
     </w:lvl>
   </w:abstractNum>
-  <w:abstractNum w:abstractNumId="17" w15:restartNumberingAfterBreak="0">
+  <w:abstractNum w:abstractNumId="18" w15:restartNumberingAfterBreak="0">
     <w:nsid w:val="3A2302B7"/>
     <w:multiLevelType w:val="multilevel"/>
     <w:tmpl w:val="91888C9A"/>
@@ -48605,7 +51803,120 @@
       </w:rPr>
     </w:lvl>
   </w:abstractNum>
-  <w:abstractNum w:abstractNumId="18" w15:restartNumberingAfterBreak="0">
+  <w:abstractNum w:abstractNumId="19" w15:restartNumberingAfterBreak="0">
+    <w:nsid w:val="3F544723"/>
+    <w:multiLevelType w:val="hybridMultilevel"/>
+    <w:tmpl w:val="7C4AA498"/>
+    <w:lvl w:ilvl="0" w:tplc="04090001">
+      <w:start w:val="1"/>
+      <w:numFmt w:val="bullet"/>
+      <w:lvlText w:val=""/>
+      <w:lvlJc w:val="left"/>
+      <w:pPr>
+        <w:ind w:left="720" w:hanging="360"/>
+      </w:pPr>
+      <w:rPr>
+        <w:rFonts w:ascii="Symbol" w:hAnsi="Symbol" w:hint="default"/>
+      </w:rPr>
+    </w:lvl>
+    <w:lvl w:ilvl="1" w:tplc="04090003" w:tentative="1">
+      <w:start w:val="1"/>
+      <w:numFmt w:val="bullet"/>
+      <w:lvlText w:val="o"/>
+      <w:lvlJc w:val="left"/>
+      <w:pPr>
+        <w:ind w:left="1440" w:hanging="360"/>
+      </w:pPr>
+      <w:rPr>
+        <w:rFonts w:ascii="Courier New" w:hAnsi="Courier New" w:cs="Courier New" w:hint="default"/>
+      </w:rPr>
+    </w:lvl>
+    <w:lvl w:ilvl="2" w:tplc="04090005" w:tentative="1">
+      <w:start w:val="1"/>
+      <w:numFmt w:val="bullet"/>
+      <w:lvlText w:val=""/>
+      <w:lvlJc w:val="left"/>
+      <w:pPr>
+        <w:ind w:left="2160" w:hanging="360"/>
+      </w:pPr>
+      <w:rPr>
+        <w:rFonts w:ascii="Wingdings" w:hAnsi="Wingdings" w:hint="default"/>
+      </w:rPr>
+    </w:lvl>
+    <w:lvl w:ilvl="3" w:tplc="04090001" w:tentative="1">
+      <w:start w:val="1"/>
+      <w:numFmt w:val="bullet"/>
+      <w:lvlText w:val=""/>
+      <w:lvlJc w:val="left"/>
+      <w:pPr>
+        <w:ind w:left="2880" w:hanging="360"/>
+      </w:pPr>
+      <w:rPr>
+        <w:rFonts w:ascii="Symbol" w:hAnsi="Symbol" w:hint="default"/>
+      </w:rPr>
+    </w:lvl>
+    <w:lvl w:ilvl="4" w:tplc="04090003" w:tentative="1">
+      <w:start w:val="1"/>
+      <w:numFmt w:val="bullet"/>
+      <w:lvlText w:val="o"/>
+      <w:lvlJc w:val="left"/>
+      <w:pPr>
+        <w:ind w:left="3600" w:hanging="360"/>
+      </w:pPr>
+      <w:rPr>
+        <w:rFonts w:ascii="Courier New" w:hAnsi="Courier New" w:cs="Courier New" w:hint="default"/>
+      </w:rPr>
+    </w:lvl>
+    <w:lvl w:ilvl="5" w:tplc="04090005" w:tentative="1">
+      <w:start w:val="1"/>
+      <w:numFmt w:val="bullet"/>
+      <w:lvlText w:val=""/>
+      <w:lvlJc w:val="left"/>
+      <w:pPr>
+        <w:ind w:left="4320" w:hanging="360"/>
+      </w:pPr>
+      <w:rPr>
+        <w:rFonts w:ascii="Wingdings" w:hAnsi="Wingdings" w:hint="default"/>
+      </w:rPr>
+    </w:lvl>
+    <w:lvl w:ilvl="6" w:tplc="04090001" w:tentative="1">
+      <w:start w:val="1"/>
+      <w:numFmt w:val="bullet"/>
+      <w:lvlText w:val=""/>
+      <w:lvlJc w:val="left"/>
+      <w:pPr>
+        <w:ind w:left="5040" w:hanging="360"/>
+      </w:pPr>
+      <w:rPr>
+        <w:rFonts w:ascii="Symbol" w:hAnsi="Symbol" w:hint="default"/>
+      </w:rPr>
+    </w:lvl>
+    <w:lvl w:ilvl="7" w:tplc="04090003" w:tentative="1">
+      <w:start w:val="1"/>
+      <w:numFmt w:val="bullet"/>
+      <w:lvlText w:val="o"/>
+      <w:lvlJc w:val="left"/>
+      <w:pPr>
+        <w:ind w:left="5760" w:hanging="360"/>
+      </w:pPr>
+      <w:rPr>
+        <w:rFonts w:ascii="Courier New" w:hAnsi="Courier New" w:cs="Courier New" w:hint="default"/>
+      </w:rPr>
+    </w:lvl>
+    <w:lvl w:ilvl="8" w:tplc="04090005" w:tentative="1">
+      <w:start w:val="1"/>
+      <w:numFmt w:val="bullet"/>
+      <w:lvlText w:val=""/>
+      <w:lvlJc w:val="left"/>
+      <w:pPr>
+        <w:ind w:left="6480" w:hanging="360"/>
+      </w:pPr>
+      <w:rPr>
+        <w:rFonts w:ascii="Wingdings" w:hAnsi="Wingdings" w:hint="default"/>
+      </w:rPr>
+    </w:lvl>
+  </w:abstractNum>
+  <w:abstractNum w:abstractNumId="20" w15:restartNumberingAfterBreak="0">
     <w:nsid w:val="47A265FA"/>
     <w:multiLevelType w:val="multilevel"/>
     <w:tmpl w:val="F962D6E4"/>
@@ -48718,7 +52029,7 @@
       </w:rPr>
     </w:lvl>
   </w:abstractNum>
-  <w:abstractNum w:abstractNumId="19" w15:restartNumberingAfterBreak="0">
+  <w:abstractNum w:abstractNumId="21" w15:restartNumberingAfterBreak="0">
     <w:nsid w:val="49050A8C"/>
     <w:multiLevelType w:val="hybridMultilevel"/>
     <w:tmpl w:val="AD54F2A8"/>
@@ -48831,7 +52142,7 @@
       </w:rPr>
     </w:lvl>
   </w:abstractNum>
-  <w:abstractNum w:abstractNumId="20" w15:restartNumberingAfterBreak="0">
+  <w:abstractNum w:abstractNumId="22" w15:restartNumberingAfterBreak="0">
     <w:nsid w:val="4A8D51DA"/>
     <w:multiLevelType w:val="multilevel"/>
     <w:tmpl w:val="97E238D2"/>
@@ -48944,7 +52255,7 @@
       </w:rPr>
     </w:lvl>
   </w:abstractNum>
-  <w:abstractNum w:abstractNumId="21" w15:restartNumberingAfterBreak="0">
+  <w:abstractNum w:abstractNumId="23" w15:restartNumberingAfterBreak="0">
     <w:nsid w:val="575B06BD"/>
     <w:multiLevelType w:val="multilevel"/>
     <w:tmpl w:val="3EACA6E6"/>
@@ -49057,7 +52368,7 @@
       </w:rPr>
     </w:lvl>
   </w:abstractNum>
-  <w:abstractNum w:abstractNumId="22" w15:restartNumberingAfterBreak="0">
+  <w:abstractNum w:abstractNumId="24" w15:restartNumberingAfterBreak="0">
     <w:nsid w:val="639F2197"/>
     <w:multiLevelType w:val="multilevel"/>
     <w:tmpl w:val="7534E352"/>
@@ -49182,7 +52493,7 @@
       </w:rPr>
     </w:lvl>
   </w:abstractNum>
-  <w:abstractNum w:abstractNumId="23" w15:restartNumberingAfterBreak="0">
+  <w:abstractNum w:abstractNumId="25" w15:restartNumberingAfterBreak="0">
     <w:nsid w:val="751A30BB"/>
     <w:multiLevelType w:val="multilevel"/>
     <w:tmpl w:val="78281E46"/>
@@ -49295,7 +52606,7 @@
       </w:rPr>
     </w:lvl>
   </w:abstractNum>
-  <w:abstractNum w:abstractNumId="24" w15:restartNumberingAfterBreak="0">
+  <w:abstractNum w:abstractNumId="26" w15:restartNumberingAfterBreak="0">
     <w:nsid w:val="770416F1"/>
     <w:multiLevelType w:val="multilevel"/>
     <w:tmpl w:val="9716D1DE"/>
@@ -49408,7 +52719,120 @@
       </w:rPr>
     </w:lvl>
   </w:abstractNum>
-  <w:abstractNum w:abstractNumId="25" w15:restartNumberingAfterBreak="0">
+  <w:abstractNum w:abstractNumId="27" w15:restartNumberingAfterBreak="0">
+    <w:nsid w:val="79E80E31"/>
+    <w:multiLevelType w:val="hybridMultilevel"/>
+    <w:tmpl w:val="53AECB50"/>
+    <w:lvl w:ilvl="0" w:tplc="04090001">
+      <w:start w:val="1"/>
+      <w:numFmt w:val="bullet"/>
+      <w:lvlText w:val=""/>
+      <w:lvlJc w:val="left"/>
+      <w:pPr>
+        <w:ind w:left="720" w:hanging="360"/>
+      </w:pPr>
+      <w:rPr>
+        <w:rFonts w:ascii="Symbol" w:hAnsi="Symbol" w:hint="default"/>
+      </w:rPr>
+    </w:lvl>
+    <w:lvl w:ilvl="1" w:tplc="04090003" w:tentative="1">
+      <w:start w:val="1"/>
+      <w:numFmt w:val="bullet"/>
+      <w:lvlText w:val="o"/>
+      <w:lvlJc w:val="left"/>
+      <w:pPr>
+        <w:ind w:left="1440" w:hanging="360"/>
+      </w:pPr>
+      <w:rPr>
+        <w:rFonts w:ascii="Courier New" w:hAnsi="Courier New" w:cs="Courier New" w:hint="default"/>
+      </w:rPr>
+    </w:lvl>
+    <w:lvl w:ilvl="2" w:tplc="04090005" w:tentative="1">
+      <w:start w:val="1"/>
+      <w:numFmt w:val="bullet"/>
+      <w:lvlText w:val=""/>
+      <w:lvlJc w:val="left"/>
+      <w:pPr>
+        <w:ind w:left="2160" w:hanging="360"/>
+      </w:pPr>
+      <w:rPr>
+        <w:rFonts w:ascii="Wingdings" w:hAnsi="Wingdings" w:hint="default"/>
+      </w:rPr>
+    </w:lvl>
+    <w:lvl w:ilvl="3" w:tplc="04090001" w:tentative="1">
+      <w:start w:val="1"/>
+      <w:numFmt w:val="bullet"/>
+      <w:lvlText w:val=""/>
+      <w:lvlJc w:val="left"/>
+      <w:pPr>
+        <w:ind w:left="2880" w:hanging="360"/>
+      </w:pPr>
+      <w:rPr>
+        <w:rFonts w:ascii="Symbol" w:hAnsi="Symbol" w:hint="default"/>
+      </w:rPr>
+    </w:lvl>
+    <w:lvl w:ilvl="4" w:tplc="04090003" w:tentative="1">
+      <w:start w:val="1"/>
+      <w:numFmt w:val="bullet"/>
+      <w:lvlText w:val="o"/>
+      <w:lvlJc w:val="left"/>
+      <w:pPr>
+        <w:ind w:left="3600" w:hanging="360"/>
+      </w:pPr>
+      <w:rPr>
+        <w:rFonts w:ascii="Courier New" w:hAnsi="Courier New" w:cs="Courier New" w:hint="default"/>
+      </w:rPr>
+    </w:lvl>
+    <w:lvl w:ilvl="5" w:tplc="04090005" w:tentative="1">
+      <w:start w:val="1"/>
+      <w:numFmt w:val="bullet"/>
+      <w:lvlText w:val=""/>
+      <w:lvlJc w:val="left"/>
+      <w:pPr>
+        <w:ind w:left="4320" w:hanging="360"/>
+      </w:pPr>
+      <w:rPr>
+        <w:rFonts w:ascii="Wingdings" w:hAnsi="Wingdings" w:hint="default"/>
+      </w:rPr>
+    </w:lvl>
+    <w:lvl w:ilvl="6" w:tplc="04090001" w:tentative="1">
+      <w:start w:val="1"/>
+      <w:numFmt w:val="bullet"/>
+      <w:lvlText w:val=""/>
+      <w:lvlJc w:val="left"/>
+      <w:pPr>
+        <w:ind w:left="5040" w:hanging="360"/>
+      </w:pPr>
+      <w:rPr>
+        <w:rFonts w:ascii="Symbol" w:hAnsi="Symbol" w:hint="default"/>
+      </w:rPr>
+    </w:lvl>
+    <w:lvl w:ilvl="7" w:tplc="04090003" w:tentative="1">
+      <w:start w:val="1"/>
+      <w:numFmt w:val="bullet"/>
+      <w:lvlText w:val="o"/>
+      <w:lvlJc w:val="left"/>
+      <w:pPr>
+        <w:ind w:left="5760" w:hanging="360"/>
+      </w:pPr>
+      <w:rPr>
+        <w:rFonts w:ascii="Courier New" w:hAnsi="Courier New" w:cs="Courier New" w:hint="default"/>
+      </w:rPr>
+    </w:lvl>
+    <w:lvl w:ilvl="8" w:tplc="04090005" w:tentative="1">
+      <w:start w:val="1"/>
+      <w:numFmt w:val="bullet"/>
+      <w:lvlText w:val=""/>
+      <w:lvlJc w:val="left"/>
+      <w:pPr>
+        <w:ind w:left="6480" w:hanging="360"/>
+      </w:pPr>
+      <w:rPr>
+        <w:rFonts w:ascii="Wingdings" w:hAnsi="Wingdings" w:hint="default"/>
+      </w:rPr>
+    </w:lvl>
+  </w:abstractNum>
+  <w:abstractNum w:abstractNumId="28" w15:restartNumberingAfterBreak="0">
     <w:nsid w:val="7A1E2834"/>
     <w:multiLevelType w:val="multilevel"/>
     <w:tmpl w:val="05F2897E"/>
@@ -49525,58 +52949,58 @@
     <w:abstractNumId w:val="3"/>
   </w:num>
   <w:num w:numId="2">
-    <w:abstractNumId w:val="13"/>
+    <w:abstractNumId w:val="14"/>
   </w:num>
   <w:num w:numId="3">
+    <w:abstractNumId w:val="20"/>
+  </w:num>
+  <w:num w:numId="4">
+    <w:abstractNumId w:val="15"/>
+  </w:num>
+  <w:num w:numId="5">
+    <w:abstractNumId w:val="26"/>
+  </w:num>
+  <w:num w:numId="6">
+    <w:abstractNumId w:val="23"/>
+  </w:num>
+  <w:num w:numId="7">
     <w:abstractNumId w:val="18"/>
   </w:num>
-  <w:num w:numId="4">
-    <w:abstractNumId w:val="14"/>
-  </w:num>
-  <w:num w:numId="5">
-    <w:abstractNumId w:val="24"/>
-  </w:num>
-  <w:num w:numId="6">
-    <w:abstractNumId w:val="21"/>
-  </w:num>
-  <w:num w:numId="7">
-    <w:abstractNumId w:val="17"/>
-  </w:num>
   <w:num w:numId="8">
-    <w:abstractNumId w:val="20"/>
+    <w:abstractNumId w:val="22"/>
   </w:num>
   <w:num w:numId="9">
-    <w:abstractNumId w:val="6"/>
+    <w:abstractNumId w:val="7"/>
   </w:num>
   <w:num w:numId="10">
     <w:abstractNumId w:val="1"/>
   </w:num>
   <w:num w:numId="11">
-    <w:abstractNumId w:val="7"/>
+    <w:abstractNumId w:val="8"/>
   </w:num>
   <w:num w:numId="12">
-    <w:abstractNumId w:val="23"/>
+    <w:abstractNumId w:val="25"/>
   </w:num>
   <w:num w:numId="13">
-    <w:abstractNumId w:val="22"/>
+    <w:abstractNumId w:val="24"/>
   </w:num>
   <w:num w:numId="14">
-    <w:abstractNumId w:val="9"/>
+    <w:abstractNumId w:val="10"/>
   </w:num>
   <w:num w:numId="15">
-    <w:abstractNumId w:val="11"/>
+    <w:abstractNumId w:val="12"/>
   </w:num>
   <w:num w:numId="16">
     <w:abstractNumId w:val="2"/>
   </w:num>
   <w:num w:numId="17">
-    <w:abstractNumId w:val="5"/>
+    <w:abstractNumId w:val="6"/>
   </w:num>
   <w:num w:numId="18">
-    <w:abstractNumId w:val="25"/>
+    <w:abstractNumId w:val="28"/>
   </w:num>
   <w:num w:numId="19">
-    <w:abstractNumId w:val="8"/>
+    <w:abstractNumId w:val="9"/>
   </w:num>
   <w:num w:numId="20">
     <w:abstractNumId w:val="0"/>
@@ -49585,19 +53009,28 @@
     <w:abstractNumId w:val="4"/>
   </w:num>
   <w:num w:numId="22">
-    <w:abstractNumId w:val="19"/>
+    <w:abstractNumId w:val="21"/>
   </w:num>
   <w:num w:numId="23">
-    <w:abstractNumId w:val="10"/>
+    <w:abstractNumId w:val="11"/>
   </w:num>
   <w:num w:numId="24">
+    <w:abstractNumId w:val="17"/>
+  </w:num>
+  <w:num w:numId="25">
+    <w:abstractNumId w:val="13"/>
+  </w:num>
+  <w:num w:numId="26">
     <w:abstractNumId w:val="16"/>
   </w:num>
-  <w:num w:numId="25">
-    <w:abstractNumId w:val="12"/>
+  <w:num w:numId="27">
+    <w:abstractNumId w:val="27"/>
   </w:num>
-  <w:num w:numId="26">
-    <w:abstractNumId w:val="15"/>
+  <w:num w:numId="28">
+    <w:abstractNumId w:val="5"/>
+  </w:num>
+  <w:num w:numId="29">
+    <w:abstractNumId w:val="19"/>
   </w:num>
   <w:numIdMacAtCleanup w:val="19"/>
 </w:numbering>
@@ -51455,7 +54888,7 @@
 </file>
 
 <file path=customXml/itemProps1.xml><?xml version="1.0" encoding="utf-8"?>
-<ds:datastoreItem xmlns:ds="http://schemas.openxmlformats.org/officeDocument/2006/customXml" ds:itemID="{2E4F831D-9516-480E-9482-920279E682D7}">
+<ds:datastoreItem xmlns:ds="http://schemas.openxmlformats.org/officeDocument/2006/customXml" ds:itemID="{4538FE68-A2E6-455F-89F7-3F29752E4436}">
   <ds:schemaRefs>
     <ds:schemaRef ds:uri="http://schemas.openxmlformats.org/officeDocument/2006/bibliography"/>
   </ds:schemaRefs>
